--- a/B0510011_Report.docx
+++ b/B0510011_Report.docx
@@ -512,7 +512,6 @@
           <w:color w:val="000000"/>
           <w:sz w:val="24"/>
           <w:szCs w:val="24"/>
-          <w:lang w:val="en-IN"/>
         </w:rPr>
       </w:pPr>
     </w:p>
@@ -524,12 +523,26 @@
         <w:spacing w:after="0" w:line="240" w:lineRule="auto"/>
         <w:rPr>
           <w:rFonts w:ascii="Times New Roman" w:eastAsia="ArialMT" w:hAnsi="Times New Roman" w:cs="Times New Roman"/>
+          <w:b/>
+          <w:bCs/>
           <w:color w:val="000000"/>
           <w:sz w:val="24"/>
           <w:szCs w:val="24"/>
           <w:lang w:val="en-IN"/>
         </w:rPr>
       </w:pPr>
+      <w:r>
+        <w:rPr>
+          <w:rFonts w:ascii="Times New Roman" w:eastAsia="ArialMT" w:hAnsi="Times New Roman" w:cs="Times New Roman"/>
+          <w:b/>
+          <w:bCs/>
+          <w:color w:val="000000"/>
+          <w:sz w:val="24"/>
+          <w:szCs w:val="24"/>
+          <w:lang w:val="en-IN"/>
+        </w:rPr>
+        <w:t>Date</w:t>
+      </w:r>
       <w:r>
         <w:rPr>
           <w:rFonts w:ascii="Times New Roman" w:eastAsia="ArialMT" w:hAnsi="Times New Roman" w:cs="Times New Roman"/>
@@ -538,7 +551,7 @@
           <w:szCs w:val="24"/>
           <w:lang w:val="en-IN"/>
         </w:rPr>
-        <w:t>B0510011</w:t>
+        <w:t>: 11.12.2025</w:t>
       </w:r>
     </w:p>
     <w:p>
@@ -558,12 +571,26 @@
       <w:r>
         <w:rPr>
           <w:rFonts w:ascii="Times New Roman" w:eastAsia="ArialMT" w:hAnsi="Times New Roman" w:cs="Times New Roman"/>
+          <w:b/>
+          <w:bCs/>
           <w:color w:val="000000"/>
           <w:sz w:val="24"/>
           <w:szCs w:val="24"/>
           <w:lang w:val="en-IN"/>
         </w:rPr>
-        <w:t>Turgunbayev Daulet</w:t>
+        <w:t>ID</w:t>
+      </w:r>
+      <w:r>
+        <w:rPr>
+          <w:rFonts w:ascii="Times New Roman" w:eastAsia="ArialMT" w:hAnsi="Times New Roman" w:cs="Times New Roman"/>
+          <w:b/>
+          <w:bCs/>
+          <w:color w:val="000000"/>
+          <w:sz w:val="24"/>
+          <w:szCs w:val="24"/>
+          <w:lang w:val="en-IN"/>
+        </w:rPr>
+        <w:t xml:space="preserve">: </w:t>
       </w:r>
       <w:r>
         <w:rPr>
@@ -573,7 +600,7 @@
           <w:szCs w:val="24"/>
           <w:lang w:val="en-IN"/>
         </w:rPr>
-        <w:t xml:space="preserve"> </w:t>
+        <w:t>B0510011</w:t>
       </w:r>
     </w:p>
     <w:p>
@@ -590,6 +617,85 @@
           <w:lang w:val="en-IN"/>
         </w:rPr>
       </w:pPr>
+      <w:r>
+        <w:rPr>
+          <w:rFonts w:ascii="Times New Roman" w:eastAsia="ArialMT" w:hAnsi="Times New Roman" w:cs="Times New Roman"/>
+          <w:b/>
+          <w:bCs/>
+          <w:color w:val="000000"/>
+          <w:sz w:val="24"/>
+          <w:szCs w:val="24"/>
+          <w:lang w:val="en-IN"/>
+        </w:rPr>
+        <w:t>Name:</w:t>
+      </w:r>
+      <w:r>
+        <w:rPr>
+          <w:rFonts w:ascii="Times New Roman" w:eastAsia="ArialMT" w:hAnsi="Times New Roman" w:cs="Times New Roman"/>
+          <w:color w:val="000000"/>
+          <w:sz w:val="24"/>
+          <w:szCs w:val="24"/>
+          <w:lang w:val="en-IN"/>
+        </w:rPr>
+        <w:t xml:space="preserve"> </w:t>
+      </w:r>
+      <w:r>
+        <w:rPr>
+          <w:rFonts w:ascii="Times New Roman" w:eastAsia="ArialMT" w:hAnsi="Times New Roman" w:cs="Times New Roman"/>
+          <w:color w:val="000000"/>
+          <w:sz w:val="24"/>
+          <w:szCs w:val="24"/>
+          <w:lang w:val="en-IN"/>
+        </w:rPr>
+        <w:t>Turgunbayev Daulet</w:t>
+      </w:r>
+      <w:r>
+        <w:rPr>
+          <w:rFonts w:ascii="Times New Roman" w:eastAsia="ArialMT" w:hAnsi="Times New Roman" w:cs="Times New Roman"/>
+          <w:color w:val="000000"/>
+          <w:sz w:val="24"/>
+          <w:szCs w:val="24"/>
+          <w:lang w:val="en-IN"/>
+        </w:rPr>
+        <w:t xml:space="preserve"> </w:t>
+      </w:r>
+    </w:p>
+    <w:p>
+      <w:pPr>
+        <w:autoSpaceDE w:val="0"/>
+        <w:autoSpaceDN w:val="0"/>
+        <w:adjustRightInd w:val="0"/>
+        <w:spacing w:after="0" w:line="240" w:lineRule="auto"/>
+        <w:rPr>
+          <w:rFonts w:ascii="Times New Roman" w:eastAsia="ArialMT" w:hAnsi="Times New Roman" w:cs="Times New Roman"/>
+          <w:color w:val="000000"/>
+          <w:sz w:val="24"/>
+          <w:szCs w:val="24"/>
+          <w:lang w:val="en-IN"/>
+        </w:rPr>
+      </w:pPr>
+      <w:r>
+        <w:rPr>
+          <w:rFonts w:ascii="Times New Roman" w:eastAsia="ArialMT" w:hAnsi="Times New Roman" w:cs="Times New Roman"/>
+          <w:b/>
+          <w:bCs/>
+          <w:color w:val="000000"/>
+          <w:sz w:val="24"/>
+          <w:szCs w:val="24"/>
+          <w:lang w:val="en-IN"/>
+        </w:rPr>
+        <w:t>Group:</w:t>
+      </w:r>
+      <w:r>
+        <w:rPr>
+          <w:rFonts w:ascii="Times New Roman" w:eastAsia="ArialMT" w:hAnsi="Times New Roman" w:cs="Times New Roman"/>
+          <w:color w:val="000000"/>
+          <w:sz w:val="24"/>
+          <w:szCs w:val="24"/>
+          <w:lang w:val="en-IN"/>
+        </w:rPr>
+        <w:t xml:space="preserve"> </w:t>
+      </w:r>
       <w:r>
         <w:rPr>
           <w:rFonts w:ascii="Times New Roman" w:eastAsia="ArialMT" w:hAnsi="Times New Roman" w:cs="Times New Roman"/>
@@ -765,7 +871,6 @@
           <w:szCs w:val="32"/>
           <w:lang w:val="en-IN"/>
         </w:rPr>
-        <w:lastRenderedPageBreak/>
         <w:t xml:space="preserve">             </w:t>
       </w:r>
     </w:p>
@@ -1833,6 +1938,11 @@
     </w:p>
     <w:p>
       <w:pPr>
+        <w:pStyle w:val="a3"/>
+        <w:numPr>
+          <w:ilvl w:val="0"/>
+          <w:numId w:val="25"/>
+        </w:numPr>
         <w:spacing w:before="100" w:beforeAutospacing="1" w:after="100" w:afterAutospacing="1" w:line="240" w:lineRule="auto"/>
         <w:outlineLvl w:val="0"/>
         <w:rPr>
@@ -1840,49 +1950,19 @@
           <w:b/>
           <w:bCs/>
           <w:kern w:val="36"/>
-          <w:sz w:val="48"/>
-          <w:szCs w:val="48"/>
+          <w:sz w:val="28"/>
+          <w:szCs w:val="28"/>
           <w:lang w:eastAsia="ru-RU"/>
         </w:rPr>
       </w:pPr>
-    </w:p>
-    <w:p>
-      <w:pPr>
-        <w:spacing w:before="100" w:beforeAutospacing="1" w:after="100" w:afterAutospacing="1" w:line="240" w:lineRule="auto"/>
-        <w:outlineLvl w:val="0"/>
+      <w:r>
         <w:rPr>
           <w:rFonts w:ascii="Times New Roman" w:eastAsia="Times New Roman" w:hAnsi="Times New Roman" w:cs="Times New Roman"/>
           <w:b/>
           <w:bCs/>
           <w:kern w:val="36"/>
-          <w:sz w:val="48"/>
-          <w:szCs w:val="48"/>
-          <w:lang w:eastAsia="ru-RU"/>
-        </w:rPr>
-      </w:pPr>
-    </w:p>
-    <w:p>
-      <w:pPr>
-        <w:spacing w:before="100" w:beforeAutospacing="1" w:after="100" w:afterAutospacing="1" w:line="240" w:lineRule="auto"/>
-        <w:outlineLvl w:val="0"/>
-        <w:rPr>
-          <w:rFonts w:ascii="Times New Roman" w:eastAsia="Times New Roman" w:hAnsi="Times New Roman" w:cs="Times New Roman"/>
-          <w:b/>
-          <w:bCs/>
-          <w:kern w:val="36"/>
-          <w:sz w:val="48"/>
-          <w:szCs w:val="48"/>
-          <w:lang w:eastAsia="ru-RU"/>
-        </w:rPr>
-      </w:pPr>
-      <w:r>
-        <w:rPr>
-          <w:rFonts w:ascii="Times New Roman" w:eastAsia="Times New Roman" w:hAnsi="Times New Roman" w:cs="Times New Roman"/>
-          <w:b/>
-          <w:bCs/>
-          <w:kern w:val="36"/>
-          <w:sz w:val="48"/>
-          <w:szCs w:val="48"/>
+          <w:sz w:val="28"/>
+          <w:szCs w:val="28"/>
           <w:lang w:eastAsia="ru-RU"/>
         </w:rPr>
         <w:t>Problem Description</w:t>
@@ -2086,31 +2166,57 @@
     <w:p>
       <w:pPr>
         <w:pStyle w:val="1"/>
-      </w:pPr>
-      <w:proofErr w:type="spellStart"/>
-      <w:r>
         <w:rPr>
           <w:rStyle w:val="a6"/>
           <w:b/>
           <w:bCs/>
-        </w:rPr>
-        <w:t>Requirement</w:t>
-      </w:r>
-      <w:proofErr w:type="spellEnd"/>
+          <w:sz w:val="28"/>
+          <w:szCs w:val="28"/>
+        </w:rPr>
+      </w:pPr>
+    </w:p>
+    <w:p>
+      <w:pPr>
+        <w:pStyle w:val="1"/>
+        <w:numPr>
+          <w:ilvl w:val="0"/>
+          <w:numId w:val="25"/>
+        </w:numPr>
+        <w:rPr>
+          <w:sz w:val="28"/>
+          <w:szCs w:val="28"/>
+        </w:rPr>
+      </w:pPr>
+      <w:proofErr w:type="spellStart"/>
       <w:r>
         <w:rPr>
           <w:rStyle w:val="a6"/>
           <w:b/>
           <w:bCs/>
-        </w:rPr>
-        <w:t xml:space="preserve"> </w:t>
-      </w:r>
-      <w:proofErr w:type="spellStart"/>
+          <w:sz w:val="28"/>
+          <w:szCs w:val="28"/>
+        </w:rPr>
+        <w:t>Requirement</w:t>
+      </w:r>
+      <w:proofErr w:type="spellEnd"/>
       <w:r>
         <w:rPr>
           <w:rStyle w:val="a6"/>
           <w:b/>
           <w:bCs/>
+          <w:sz w:val="28"/>
+          <w:szCs w:val="28"/>
+        </w:rPr>
+        <w:t xml:space="preserve"> </w:t>
+      </w:r>
+      <w:proofErr w:type="spellStart"/>
+      <w:r>
+        <w:rPr>
+          <w:rStyle w:val="a6"/>
+          <w:b/>
+          <w:bCs/>
+          <w:sz w:val="28"/>
+          <w:szCs w:val="28"/>
         </w:rPr>
         <w:t>Gathering</w:t>
       </w:r>
@@ -2399,6 +2505,4816 @@
           <w:lang w:val="en-US"/>
         </w:rPr>
         <w:t>The program should run on any device that supports Python 3.9 or higher.</w:t>
+      </w:r>
+    </w:p>
+    <w:p>
+      <w:pPr>
+        <w:rPr>
+          <w:rFonts w:ascii="Times New Roman" w:hAnsi="Times New Roman" w:cs="Times New Roman"/>
+          <w:sz w:val="24"/>
+          <w:szCs w:val="24"/>
+        </w:rPr>
+      </w:pPr>
+    </w:p>
+    <w:p>
+      <w:pPr>
+        <w:rPr>
+          <w:rFonts w:ascii="Times New Roman" w:hAnsi="Times New Roman" w:cs="Times New Roman"/>
+          <w:sz w:val="24"/>
+          <w:szCs w:val="24"/>
+        </w:rPr>
+      </w:pPr>
+    </w:p>
+    <w:p>
+      <w:pPr>
+        <w:rPr>
+          <w:rFonts w:ascii="Times New Roman" w:hAnsi="Times New Roman" w:cs="Times New Roman"/>
+          <w:sz w:val="24"/>
+          <w:szCs w:val="24"/>
+        </w:rPr>
+      </w:pPr>
+    </w:p>
+    <w:p>
+      <w:pPr>
+        <w:rPr>
+          <w:rFonts w:ascii="Times New Roman" w:hAnsi="Times New Roman" w:cs="Times New Roman"/>
+          <w:sz w:val="24"/>
+          <w:szCs w:val="24"/>
+        </w:rPr>
+      </w:pPr>
+    </w:p>
+    <w:p>
+      <w:pPr>
+        <w:rPr>
+          <w:rFonts w:ascii="Times New Roman" w:hAnsi="Times New Roman" w:cs="Times New Roman"/>
+          <w:sz w:val="24"/>
+          <w:szCs w:val="24"/>
+        </w:rPr>
+      </w:pPr>
+    </w:p>
+    <w:p>
+      <w:pPr>
+        <w:rPr>
+          <w:rFonts w:ascii="Times New Roman" w:hAnsi="Times New Roman" w:cs="Times New Roman"/>
+          <w:sz w:val="24"/>
+          <w:szCs w:val="24"/>
+        </w:rPr>
+      </w:pPr>
+    </w:p>
+    <w:p>
+      <w:pPr>
+        <w:pStyle w:val="1"/>
+        <w:rPr>
+          <w:rStyle w:val="a6"/>
+          <w:b/>
+          <w:bCs/>
+          <w:sz w:val="28"/>
+          <w:szCs w:val="28"/>
+          <w:lang w:val="en-US"/>
+        </w:rPr>
+      </w:pPr>
+    </w:p>
+    <w:p>
+      <w:pPr>
+        <w:pStyle w:val="1"/>
+        <w:rPr>
+          <w:rStyle w:val="a6"/>
+          <w:b/>
+          <w:bCs/>
+          <w:sz w:val="28"/>
+          <w:szCs w:val="28"/>
+          <w:lang w:val="en-US"/>
+        </w:rPr>
+      </w:pPr>
+    </w:p>
+    <w:p>
+      <w:pPr>
+        <w:pStyle w:val="1"/>
+        <w:rPr>
+          <w:rStyle w:val="a6"/>
+          <w:b/>
+          <w:bCs/>
+          <w:sz w:val="28"/>
+          <w:szCs w:val="28"/>
+          <w:lang w:val="en-US"/>
+        </w:rPr>
+      </w:pPr>
+    </w:p>
+    <w:p>
+      <w:pPr>
+        <w:pStyle w:val="1"/>
+        <w:rPr>
+          <w:sz w:val="28"/>
+          <w:szCs w:val="28"/>
+          <w:lang w:val="en-US"/>
+        </w:rPr>
+      </w:pPr>
+      <w:r>
+        <w:rPr>
+          <w:rStyle w:val="a6"/>
+          <w:b/>
+          <w:bCs/>
+          <w:sz w:val="28"/>
+          <w:szCs w:val="28"/>
+          <w:lang w:val="en-US"/>
+        </w:rPr>
+        <w:t xml:space="preserve">3. </w:t>
+      </w:r>
+      <w:r>
+        <w:rPr>
+          <w:rStyle w:val="a6"/>
+          <w:b/>
+          <w:bCs/>
+          <w:sz w:val="28"/>
+          <w:szCs w:val="28"/>
+          <w:lang w:val="en-US"/>
+        </w:rPr>
+        <w:t>Graphical Representation (UI Design)</w:t>
+      </w:r>
+    </w:p>
+    <w:p>
+      <w:pPr>
+        <w:pStyle w:val="3"/>
+      </w:pPr>
+      <w:r>
+        <w:rPr>
+          <w:rStyle w:val="a6"/>
+          <w:b w:val="0"/>
+          <w:bCs w:val="0"/>
+        </w:rPr>
+        <w:t>1. User Interface Menu Structure</w:t>
+      </w:r>
+    </w:p>
+    <w:p>
+      <w:pPr>
+        <w:pStyle w:val="a5"/>
+        <w:rPr>
+          <w:lang w:val="en-US"/>
+        </w:rPr>
+      </w:pPr>
+      <w:r>
+        <w:rPr>
+          <w:lang w:val="en-US"/>
+        </w:rPr>
+        <w:t>The application uses a simple console-based menu that allows the user to navigate through different operations. The menu appears each time after an action is completed.</w:t>
+      </w:r>
+    </w:p>
+    <w:p>
+      <w:pPr>
+        <w:pStyle w:val="HTML"/>
+        <w:rPr>
+          <w:rStyle w:val="HTML1"/>
+          <w:lang w:val="en-US"/>
+        </w:rPr>
+      </w:pPr>
+      <w:r>
+        <w:rPr>
+          <w:rStyle w:val="HTML1"/>
+          <w:lang w:val="en-US"/>
+        </w:rPr>
+        <w:t>=== Library System ===</w:t>
+      </w:r>
+    </w:p>
+    <w:p>
+      <w:pPr>
+        <w:pStyle w:val="HTML"/>
+        <w:rPr>
+          <w:rStyle w:val="HTML1"/>
+          <w:lang w:val="en-US"/>
+        </w:rPr>
+      </w:pPr>
+      <w:r>
+        <w:rPr>
+          <w:rStyle w:val="hljs-bullet"/>
+          <w:lang w:val="en-US"/>
+        </w:rPr>
+        <w:t>1.</w:t>
+      </w:r>
+      <w:r>
+        <w:rPr>
+          <w:rStyle w:val="HTML1"/>
+          <w:lang w:val="en-US"/>
+        </w:rPr>
+        <w:t xml:space="preserve"> Add Book</w:t>
+      </w:r>
+    </w:p>
+    <w:p>
+      <w:pPr>
+        <w:pStyle w:val="HTML"/>
+        <w:rPr>
+          <w:rStyle w:val="HTML1"/>
+          <w:lang w:val="en-US"/>
+        </w:rPr>
+      </w:pPr>
+      <w:r>
+        <w:rPr>
+          <w:rStyle w:val="hljs-bullet"/>
+          <w:lang w:val="en-US"/>
+        </w:rPr>
+        <w:t>2.</w:t>
+      </w:r>
+      <w:r>
+        <w:rPr>
+          <w:rStyle w:val="HTML1"/>
+          <w:lang w:val="en-US"/>
+        </w:rPr>
+        <w:t xml:space="preserve"> Remove Book</w:t>
+      </w:r>
+    </w:p>
+    <w:p>
+      <w:pPr>
+        <w:pStyle w:val="HTML"/>
+        <w:rPr>
+          <w:rStyle w:val="HTML1"/>
+          <w:lang w:val="en-US"/>
+        </w:rPr>
+      </w:pPr>
+      <w:r>
+        <w:rPr>
+          <w:rStyle w:val="hljs-bullet"/>
+          <w:lang w:val="en-US"/>
+        </w:rPr>
+        <w:t>3.</w:t>
+      </w:r>
+      <w:r>
+        <w:rPr>
+          <w:rStyle w:val="HTML1"/>
+          <w:lang w:val="en-US"/>
+        </w:rPr>
+        <w:t xml:space="preserve"> Find Book</w:t>
+      </w:r>
+    </w:p>
+    <w:p>
+      <w:pPr>
+        <w:pStyle w:val="HTML"/>
+        <w:rPr>
+          <w:rStyle w:val="HTML1"/>
+          <w:lang w:val="en-US"/>
+        </w:rPr>
+      </w:pPr>
+      <w:r>
+        <w:rPr>
+          <w:rStyle w:val="hljs-bullet"/>
+          <w:lang w:val="en-US"/>
+        </w:rPr>
+        <w:t>4.</w:t>
+      </w:r>
+      <w:r>
+        <w:rPr>
+          <w:rStyle w:val="HTML1"/>
+          <w:lang w:val="en-US"/>
+        </w:rPr>
+        <w:t xml:space="preserve"> List All Books</w:t>
+      </w:r>
+    </w:p>
+    <w:p>
+      <w:pPr>
+        <w:pStyle w:val="HTML"/>
+        <w:rPr>
+          <w:rStyle w:val="HTML1"/>
+          <w:lang w:val="en-US"/>
+        </w:rPr>
+      </w:pPr>
+      <w:r>
+        <w:rPr>
+          <w:rStyle w:val="hljs-bullet"/>
+          <w:lang w:val="en-US"/>
+        </w:rPr>
+        <w:t>5.</w:t>
+      </w:r>
+      <w:r>
+        <w:rPr>
+          <w:rStyle w:val="HTML1"/>
+          <w:lang w:val="en-US"/>
+        </w:rPr>
+        <w:t xml:space="preserve"> Add Member</w:t>
+      </w:r>
+    </w:p>
+    <w:p>
+      <w:pPr>
+        <w:pStyle w:val="HTML"/>
+        <w:rPr>
+          <w:rStyle w:val="HTML1"/>
+          <w:lang w:val="en-US"/>
+        </w:rPr>
+      </w:pPr>
+      <w:r>
+        <w:rPr>
+          <w:rStyle w:val="hljs-bullet"/>
+          <w:lang w:val="en-US"/>
+        </w:rPr>
+        <w:t>6.</w:t>
+      </w:r>
+      <w:r>
+        <w:rPr>
+          <w:rStyle w:val="HTML1"/>
+          <w:lang w:val="en-US"/>
+        </w:rPr>
+        <w:t xml:space="preserve"> Borrow Book</w:t>
+      </w:r>
+    </w:p>
+    <w:p>
+      <w:pPr>
+        <w:pStyle w:val="HTML"/>
+        <w:rPr>
+          <w:rStyle w:val="HTML1"/>
+          <w:lang w:val="en-US"/>
+        </w:rPr>
+      </w:pPr>
+      <w:r>
+        <w:rPr>
+          <w:rStyle w:val="hljs-bullet"/>
+          <w:lang w:val="en-US"/>
+        </w:rPr>
+        <w:t>7.</w:t>
+      </w:r>
+      <w:r>
+        <w:rPr>
+          <w:rStyle w:val="HTML1"/>
+          <w:lang w:val="en-US"/>
+        </w:rPr>
+        <w:t xml:space="preserve"> Return Book</w:t>
+      </w:r>
+    </w:p>
+    <w:p>
+      <w:pPr>
+        <w:pStyle w:val="HTML"/>
+        <w:rPr>
+          <w:rStyle w:val="HTML1"/>
+          <w:lang w:val="en-US"/>
+        </w:rPr>
+      </w:pPr>
+      <w:r>
+        <w:rPr>
+          <w:rStyle w:val="hljs-bullet"/>
+          <w:lang w:val="en-US"/>
+        </w:rPr>
+        <w:t>8.</w:t>
+      </w:r>
+      <w:r>
+        <w:rPr>
+          <w:rStyle w:val="HTML1"/>
+          <w:lang w:val="en-US"/>
+        </w:rPr>
+        <w:t xml:space="preserve"> Save to File</w:t>
+      </w:r>
+    </w:p>
+    <w:p>
+      <w:pPr>
+        <w:pStyle w:val="HTML"/>
+        <w:rPr>
+          <w:rStyle w:val="HTML1"/>
+          <w:lang w:val="en-US"/>
+        </w:rPr>
+      </w:pPr>
+      <w:r>
+        <w:rPr>
+          <w:rStyle w:val="hljs-bullet"/>
+          <w:lang w:val="en-US"/>
+        </w:rPr>
+        <w:t>9.</w:t>
+      </w:r>
+      <w:r>
+        <w:rPr>
+          <w:rStyle w:val="HTML1"/>
+          <w:lang w:val="en-US"/>
+        </w:rPr>
+        <w:t xml:space="preserve"> Load from File</w:t>
+      </w:r>
+    </w:p>
+    <w:p>
+      <w:pPr>
+        <w:pStyle w:val="HTML"/>
+        <w:rPr>
+          <w:rStyle w:val="HTML1"/>
+          <w:lang w:val="en-US"/>
+        </w:rPr>
+      </w:pPr>
+      <w:r>
+        <w:rPr>
+          <w:rStyle w:val="hljs-bullet"/>
+          <w:lang w:val="en-US"/>
+        </w:rPr>
+        <w:t>0.</w:t>
+      </w:r>
+      <w:r>
+        <w:rPr>
+          <w:rStyle w:val="HTML1"/>
+          <w:lang w:val="en-US"/>
+        </w:rPr>
+        <w:t xml:space="preserve"> Exit</w:t>
+      </w:r>
+    </w:p>
+    <w:p>
+      <w:pPr>
+        <w:pStyle w:val="a5"/>
+        <w:rPr>
+          <w:lang w:val="en-US"/>
+        </w:rPr>
+      </w:pPr>
+      <w:r>
+        <w:rPr>
+          <w:lang w:val="en-US"/>
+        </w:rPr>
+        <w:t>The user selects an option by entering the corresponding number.</w:t>
+      </w:r>
+      <w:r>
+        <w:rPr>
+          <w:lang w:val="en-US"/>
+        </w:rPr>
+        <w:br/>
+        <w:t>Input validation ensures that incorrect choices do not cause the program to crash.</w:t>
+      </w:r>
+    </w:p>
+    <w:p>
+      <w:pPr>
+        <w:pStyle w:val="3"/>
+      </w:pPr>
+      <w:r>
+        <w:rPr>
+          <w:rStyle w:val="a6"/>
+          <w:b w:val="0"/>
+          <w:bCs w:val="0"/>
+        </w:rPr>
+        <w:t>2. Flowchart of Application Logic</w:t>
+      </w:r>
+    </w:p>
+    <w:p>
+      <w:pPr>
+        <w:pStyle w:val="HTML"/>
+        <w:rPr>
+          <w:rStyle w:val="HTML1"/>
+          <w:lang w:val="en-US"/>
+        </w:rPr>
+      </w:pPr>
+      <w:r>
+        <w:rPr>
+          <w:rStyle w:val="HTML1"/>
+          <w:lang w:val="en-US"/>
+        </w:rPr>
+        <w:t xml:space="preserve">            ┌──────────────────┐</w:t>
+      </w:r>
+    </w:p>
+    <w:p>
+      <w:pPr>
+        <w:pStyle w:val="HTML"/>
+        <w:rPr>
+          <w:rStyle w:val="HTML1"/>
+          <w:lang w:val="en-US"/>
+        </w:rPr>
+      </w:pPr>
+      <w:r>
+        <w:rPr>
+          <w:rStyle w:val="HTML1"/>
+          <w:lang w:val="en-US"/>
+        </w:rPr>
+        <w:t xml:space="preserve">            │   </w:t>
+      </w:r>
+      <w:r>
+        <w:rPr>
+          <w:rStyle w:val="hljs-variable"/>
+          <w:lang w:val="en-US"/>
+        </w:rPr>
+        <w:t>Start</w:t>
+      </w:r>
+      <w:r>
+        <w:rPr>
+          <w:rStyle w:val="HTML1"/>
+          <w:lang w:val="en-US"/>
+        </w:rPr>
+        <w:t xml:space="preserve"> </w:t>
+      </w:r>
+      <w:r>
+        <w:rPr>
+          <w:rStyle w:val="hljs-variable"/>
+          <w:lang w:val="en-US"/>
+        </w:rPr>
+        <w:t>Program</w:t>
+      </w:r>
+      <w:r>
+        <w:rPr>
+          <w:rStyle w:val="HTML1"/>
+          <w:lang w:val="en-US"/>
+        </w:rPr>
+        <w:t xml:space="preserve">  │</w:t>
+      </w:r>
+    </w:p>
+    <w:p>
+      <w:pPr>
+        <w:pStyle w:val="HTML"/>
+        <w:rPr>
+          <w:rStyle w:val="HTML1"/>
+          <w:lang w:val="en-US"/>
+        </w:rPr>
+      </w:pPr>
+      <w:r>
+        <w:rPr>
+          <w:rStyle w:val="HTML1"/>
+          <w:lang w:val="en-US"/>
+        </w:rPr>
+        <w:t xml:space="preserve">            └───────┬──────────┘</w:t>
+      </w:r>
+    </w:p>
+    <w:p>
+      <w:pPr>
+        <w:pStyle w:val="HTML"/>
+        <w:rPr>
+          <w:rStyle w:val="HTML1"/>
+          <w:lang w:val="en-US"/>
+        </w:rPr>
+      </w:pPr>
+      <w:r>
+        <w:rPr>
+          <w:rStyle w:val="HTML1"/>
+          <w:lang w:val="en-US"/>
+        </w:rPr>
+        <w:t xml:space="preserve">                    │</w:t>
+      </w:r>
+    </w:p>
+    <w:p>
+      <w:pPr>
+        <w:pStyle w:val="HTML"/>
+        <w:rPr>
+          <w:rStyle w:val="HTML1"/>
+          <w:lang w:val="en-US"/>
+        </w:rPr>
+      </w:pPr>
+      <w:r>
+        <w:rPr>
+          <w:rStyle w:val="HTML1"/>
+          <w:lang w:val="en-US"/>
+        </w:rPr>
+        <w:t xml:space="preserve">            ┌───────▼──────────┐</w:t>
+      </w:r>
+    </w:p>
+    <w:p>
+      <w:pPr>
+        <w:pStyle w:val="HTML"/>
+        <w:rPr>
+          <w:rStyle w:val="HTML1"/>
+          <w:lang w:val="en-US"/>
+        </w:rPr>
+      </w:pPr>
+      <w:r>
+        <w:rPr>
+          <w:rStyle w:val="HTML1"/>
+          <w:lang w:val="en-US"/>
+        </w:rPr>
+        <w:t xml:space="preserve">            │ </w:t>
+      </w:r>
+      <w:r>
+        <w:rPr>
+          <w:rStyle w:val="hljs-builtin"/>
+          <w:lang w:val="en-US"/>
+        </w:rPr>
+        <w:t>Display</w:t>
+      </w:r>
+      <w:r>
+        <w:rPr>
+          <w:rStyle w:val="HTML1"/>
+          <w:lang w:val="en-US"/>
+        </w:rPr>
+        <w:t xml:space="preserve"> </w:t>
+      </w:r>
+      <w:r>
+        <w:rPr>
+          <w:rStyle w:val="hljs-variable"/>
+          <w:lang w:val="en-US"/>
+        </w:rPr>
+        <w:t>Main</w:t>
+      </w:r>
+      <w:r>
+        <w:rPr>
+          <w:rStyle w:val="HTML1"/>
+          <w:lang w:val="en-US"/>
+        </w:rPr>
+        <w:t xml:space="preserve"> </w:t>
+      </w:r>
+      <w:r>
+        <w:rPr>
+          <w:rStyle w:val="hljs-builtin"/>
+          <w:lang w:val="en-US"/>
+        </w:rPr>
+        <w:t>Menu</w:t>
+      </w:r>
+      <w:r>
+        <w:rPr>
+          <w:rStyle w:val="HTML1"/>
+          <w:lang w:val="en-US"/>
+        </w:rPr>
+        <w:t>│</w:t>
+      </w:r>
+    </w:p>
+    <w:p>
+      <w:pPr>
+        <w:pStyle w:val="HTML"/>
+        <w:rPr>
+          <w:rStyle w:val="HTML1"/>
+          <w:lang w:val="en-US"/>
+        </w:rPr>
+      </w:pPr>
+      <w:r>
+        <w:rPr>
+          <w:rStyle w:val="HTML1"/>
+          <w:lang w:val="en-US"/>
+        </w:rPr>
+        <w:t xml:space="preserve">            └───────┬──────────┘</w:t>
+      </w:r>
+    </w:p>
+    <w:p>
+      <w:pPr>
+        <w:pStyle w:val="HTML"/>
+        <w:rPr>
+          <w:rStyle w:val="HTML1"/>
+          <w:lang w:val="en-US"/>
+        </w:rPr>
+      </w:pPr>
+      <w:r>
+        <w:rPr>
+          <w:rStyle w:val="HTML1"/>
+          <w:lang w:val="en-US"/>
+        </w:rPr>
+        <w:t xml:space="preserve">                    │</w:t>
+      </w:r>
+    </w:p>
+    <w:p>
+      <w:pPr>
+        <w:pStyle w:val="HTML"/>
+        <w:rPr>
+          <w:rStyle w:val="HTML1"/>
+          <w:lang w:val="en-US"/>
+        </w:rPr>
+      </w:pPr>
+      <w:r>
+        <w:rPr>
+          <w:rStyle w:val="HTML1"/>
+          <w:lang w:val="en-US"/>
+        </w:rPr>
+        <w:t xml:space="preserve">        ┌───────────┼──────────────────────────────</w:t>
+      </w:r>
+      <w:r>
+        <w:rPr>
+          <w:rStyle w:val="HTML1"/>
+          <w:lang w:val="en-US"/>
+        </w:rPr>
+        <w:t>─</w:t>
+      </w:r>
+      <w:r>
+        <w:rPr>
+          <w:rStyle w:val="HTML1"/>
+          <w:lang w:val="en-US"/>
+        </w:rPr>
+        <w:t>──┐</w:t>
+      </w:r>
+    </w:p>
+    <w:p>
+      <w:pPr>
+        <w:pStyle w:val="HTML"/>
+        <w:rPr>
+          <w:rStyle w:val="HTML1"/>
+          <w:lang w:val="en-US"/>
+        </w:rPr>
+      </w:pPr>
+      <w:r>
+        <w:rPr>
+          <w:rStyle w:val="HTML1"/>
+          <w:lang w:val="en-US"/>
+        </w:rPr>
+        <w:t xml:space="preserve">        │           │                 │               │</w:t>
+      </w:r>
+    </w:p>
+    <w:p>
+      <w:pPr>
+        <w:pStyle w:val="HTML"/>
+        <w:rPr>
+          <w:rStyle w:val="HTML1"/>
+          <w:lang w:val="en-US"/>
+        </w:rPr>
+      </w:pPr>
+      <w:r>
+        <w:rPr>
+          <w:rStyle w:val="HTML1"/>
+          <w:lang w:val="en-US"/>
+        </w:rPr>
+        <w:t>┌───────▼──────┐ ┌──▼───────────┐ ┌────▼───────</w:t>
+      </w:r>
+      <w:r>
+        <w:rPr>
+          <w:rStyle w:val="HTML1"/>
+          <w:lang w:val="en-US"/>
+        </w:rPr>
+        <w:t>─</w:t>
+      </w:r>
+      <w:r>
+        <w:rPr>
+          <w:rStyle w:val="HTML1"/>
+          <w:lang w:val="en-US"/>
+        </w:rPr>
+        <w:t>─┐ ┌──▼──────────</w:t>
+      </w:r>
+      <w:r>
+        <w:rPr>
+          <w:rStyle w:val="HTML1"/>
+          <w:lang w:val="en-US"/>
+        </w:rPr>
+        <w:t>─</w:t>
+      </w:r>
+      <w:r>
+        <w:rPr>
+          <w:rStyle w:val="HTML1"/>
+          <w:lang w:val="en-US"/>
+        </w:rPr>
+        <w:t>─┐</w:t>
+      </w:r>
+    </w:p>
+    <w:p>
+      <w:pPr>
+        <w:pStyle w:val="HTML"/>
+        <w:rPr>
+          <w:rStyle w:val="HTML1"/>
+          <w:lang w:val="en-US"/>
+        </w:rPr>
+      </w:pPr>
+      <w:r>
+        <w:rPr>
+          <w:rStyle w:val="HTML1"/>
+          <w:lang w:val="en-US"/>
+        </w:rPr>
+        <w:t xml:space="preserve">│ </w:t>
+      </w:r>
+      <w:r>
+        <w:rPr>
+          <w:rStyle w:val="hljs-variable"/>
+          <w:lang w:val="en-US"/>
+        </w:rPr>
+        <w:t>Add</w:t>
+      </w:r>
+      <w:r>
+        <w:rPr>
+          <w:rStyle w:val="HTML1"/>
+          <w:lang w:val="en-US"/>
+        </w:rPr>
+        <w:t xml:space="preserve"> </w:t>
+      </w:r>
+      <w:r>
+        <w:rPr>
+          <w:rStyle w:val="hljs-operator"/>
+          <w:lang w:val="en-US"/>
+        </w:rPr>
+        <w:t>/</w:t>
+      </w:r>
+      <w:r>
+        <w:rPr>
+          <w:rStyle w:val="HTML1"/>
+          <w:lang w:val="en-US"/>
+        </w:rPr>
+        <w:t xml:space="preserve"> </w:t>
+      </w:r>
+      <w:r>
+        <w:rPr>
+          <w:rStyle w:val="hljs-builtin"/>
+          <w:lang w:val="en-US"/>
+        </w:rPr>
+        <w:t>Remove</w:t>
+      </w:r>
+      <w:r>
+        <w:rPr>
+          <w:rStyle w:val="HTML1"/>
+          <w:lang w:val="en-US"/>
+        </w:rPr>
+        <w:t xml:space="preserve"> │ │  </w:t>
+      </w:r>
+      <w:r>
+        <w:rPr>
+          <w:rStyle w:val="hljs-variable"/>
+          <w:lang w:val="en-US"/>
+        </w:rPr>
+        <w:t>Search</w:t>
+      </w:r>
+      <w:r>
+        <w:rPr>
+          <w:rStyle w:val="HTML1"/>
+          <w:lang w:val="en-US"/>
+        </w:rPr>
+        <w:t xml:space="preserve"> </w:t>
+      </w:r>
+      <w:r>
+        <w:rPr>
+          <w:rStyle w:val="hljs-variable"/>
+          <w:lang w:val="en-US"/>
+        </w:rPr>
+        <w:t>Book</w:t>
+      </w:r>
+      <w:r>
+        <w:rPr>
+          <w:rStyle w:val="HTML1"/>
+          <w:lang w:val="en-US"/>
+        </w:rPr>
+        <w:t xml:space="preserve"> │ │ </w:t>
+      </w:r>
+      <w:r>
+        <w:rPr>
+          <w:rStyle w:val="hljs-builtin"/>
+          <w:lang w:val="en-US"/>
+        </w:rPr>
+        <w:t>List</w:t>
+      </w:r>
+      <w:r>
+        <w:rPr>
+          <w:rStyle w:val="HTML1"/>
+          <w:lang w:val="en-US"/>
+        </w:rPr>
+        <w:t xml:space="preserve"> </w:t>
+      </w:r>
+      <w:r>
+        <w:rPr>
+          <w:rStyle w:val="hljs-variable"/>
+          <w:lang w:val="en-US"/>
+        </w:rPr>
+        <w:t>Books</w:t>
+      </w:r>
+      <w:r>
+        <w:rPr>
+          <w:rStyle w:val="HTML1"/>
+          <w:lang w:val="en-US"/>
+        </w:rPr>
+        <w:t xml:space="preserve"> </w:t>
+      </w:r>
+      <w:r>
+        <w:rPr>
+          <w:rStyle w:val="HTML1"/>
+          <w:lang w:val="en-US"/>
+        </w:rPr>
+        <w:t xml:space="preserve"> </w:t>
+      </w:r>
+      <w:r>
+        <w:rPr>
+          <w:rStyle w:val="HTML1"/>
+          <w:lang w:val="en-US"/>
+        </w:rPr>
+        <w:t xml:space="preserve"> │ │ </w:t>
+      </w:r>
+      <w:r>
+        <w:rPr>
+          <w:rStyle w:val="hljs-variable"/>
+          <w:lang w:val="en-US"/>
+        </w:rPr>
+        <w:t>Borrow</w:t>
+      </w:r>
+      <w:r>
+        <w:rPr>
+          <w:rStyle w:val="hljs-operator"/>
+          <w:lang w:val="en-US"/>
+        </w:rPr>
+        <w:t>/</w:t>
+      </w:r>
+      <w:r>
+        <w:rPr>
+          <w:rStyle w:val="hljs-builtin"/>
+          <w:lang w:val="en-US"/>
+        </w:rPr>
+        <w:t>Return</w:t>
+      </w:r>
+      <w:r>
+        <w:rPr>
+          <w:rStyle w:val="HTML1"/>
+          <w:lang w:val="en-US"/>
+        </w:rPr>
+        <w:t xml:space="preserve"> │</w:t>
+      </w:r>
+    </w:p>
+    <w:p>
+      <w:pPr>
+        <w:pStyle w:val="HTML"/>
+        <w:rPr>
+          <w:rStyle w:val="HTML1"/>
+          <w:lang w:val="en-US"/>
+        </w:rPr>
+      </w:pPr>
+      <w:r>
+        <w:rPr>
+          <w:rStyle w:val="HTML1"/>
+          <w:lang w:val="en-US"/>
+        </w:rPr>
+        <w:t xml:space="preserve">│     </w:t>
+      </w:r>
+      <w:r>
+        <w:rPr>
+          <w:rStyle w:val="hljs-variable"/>
+          <w:lang w:val="en-US"/>
+        </w:rPr>
+        <w:t>Book</w:t>
+      </w:r>
+      <w:r>
+        <w:rPr>
+          <w:rStyle w:val="HTML1"/>
+          <w:lang w:val="en-US"/>
+        </w:rPr>
+        <w:t xml:space="preserve">     │ │ </w:t>
+      </w:r>
+      <w:r>
+        <w:rPr>
+          <w:rStyle w:val="hljs-variable"/>
+          <w:lang w:val="en-US"/>
+        </w:rPr>
+        <w:t>by</w:t>
+      </w:r>
+      <w:r>
+        <w:rPr>
+          <w:rStyle w:val="HTML1"/>
+          <w:lang w:val="en-US"/>
+        </w:rPr>
+        <w:t xml:space="preserve"> </w:t>
+      </w:r>
+      <w:r>
+        <w:rPr>
+          <w:rStyle w:val="hljs-variable"/>
+          <w:lang w:val="en-US"/>
+        </w:rPr>
+        <w:t>ID</w:t>
+      </w:r>
+      <w:r>
+        <w:rPr>
+          <w:rStyle w:val="hljs-operator"/>
+          <w:lang w:val="en-US"/>
+        </w:rPr>
+        <w:t>/</w:t>
+      </w:r>
+      <w:r>
+        <w:rPr>
+          <w:rStyle w:val="hljs-variable"/>
+          <w:lang w:val="en-US"/>
+        </w:rPr>
+        <w:t>Title</w:t>
+      </w:r>
+      <w:r>
+        <w:rPr>
+          <w:rStyle w:val="HTML1"/>
+          <w:lang w:val="en-US"/>
+        </w:rPr>
+        <w:t xml:space="preserve">  │ │  </w:t>
+      </w:r>
+      <w:r>
+        <w:rPr>
+          <w:rStyle w:val="hljs-builtin"/>
+          <w:lang w:val="en-US"/>
+        </w:rPr>
+        <w:t>All</w:t>
+      </w:r>
+      <w:r>
+        <w:rPr>
+          <w:rStyle w:val="HTML1"/>
+          <w:lang w:val="en-US"/>
+        </w:rPr>
+        <w:t xml:space="preserve"> </w:t>
+      </w:r>
+      <w:r>
+        <w:rPr>
+          <w:rStyle w:val="hljs-variable"/>
+          <w:lang w:val="en-US"/>
+        </w:rPr>
+        <w:t>Books</w:t>
+      </w:r>
+      <w:r>
+        <w:rPr>
+          <w:rStyle w:val="HTML1"/>
+          <w:lang w:val="en-US"/>
+        </w:rPr>
+        <w:t xml:space="preserve">  </w:t>
+      </w:r>
+      <w:r>
+        <w:rPr>
+          <w:rStyle w:val="HTML1"/>
+          <w:lang w:val="en-US"/>
+        </w:rPr>
+        <w:t xml:space="preserve"> </w:t>
+      </w:r>
+      <w:r>
+        <w:rPr>
+          <w:rStyle w:val="HTML1"/>
+          <w:lang w:val="en-US"/>
+        </w:rPr>
+        <w:t xml:space="preserve">│ │    </w:t>
+      </w:r>
+      <w:r>
+        <w:rPr>
+          <w:rStyle w:val="hljs-variable"/>
+          <w:lang w:val="en-US"/>
+        </w:rPr>
+        <w:t>Book</w:t>
+      </w:r>
+      <w:r>
+        <w:rPr>
+          <w:rStyle w:val="HTML1"/>
+          <w:lang w:val="en-US"/>
+        </w:rPr>
+        <w:t xml:space="preserve">       │</w:t>
+      </w:r>
+    </w:p>
+    <w:p>
+      <w:pPr>
+        <w:pStyle w:val="HTML"/>
+        <w:rPr>
+          <w:rStyle w:val="HTML1"/>
+          <w:lang w:val="en-US"/>
+        </w:rPr>
+      </w:pPr>
+      <w:r>
+        <w:rPr>
+          <w:rStyle w:val="HTML1"/>
+          <w:lang w:val="en-US"/>
+        </w:rPr>
+        <w:t>└───────┬──────┘ └──────┬───────┘ └─────┬────────┘ └──────┬────────┘</w:t>
+      </w:r>
+    </w:p>
+    <w:p>
+      <w:pPr>
+        <w:pStyle w:val="HTML"/>
+        <w:rPr>
+          <w:rStyle w:val="HTML1"/>
+          <w:lang w:val="en-US"/>
+        </w:rPr>
+      </w:pPr>
+      <w:r>
+        <w:rPr>
+          <w:rStyle w:val="HTML1"/>
+          <w:lang w:val="en-US"/>
+        </w:rPr>
+        <w:t xml:space="preserve">        │               │               │                 │</w:t>
+      </w:r>
+    </w:p>
+    <w:p>
+      <w:pPr>
+        <w:pStyle w:val="HTML"/>
+        <w:rPr>
+          <w:rStyle w:val="HTML1"/>
+          <w:lang w:val="en-US"/>
+        </w:rPr>
+      </w:pPr>
+      <w:r>
+        <w:rPr>
+          <w:rStyle w:val="HTML1"/>
+          <w:lang w:val="en-US"/>
+        </w:rPr>
+        <w:t xml:space="preserve">        └──────────────┼───────────────┼───────────────</w:t>
+      </w:r>
+      <w:r>
+        <w:rPr>
+          <w:rStyle w:val="HTML1"/>
+          <w:lang w:val="en-US"/>
+        </w:rPr>
+        <w:t>─</w:t>
+      </w:r>
+      <w:r>
+        <w:rPr>
+          <w:rStyle w:val="HTML1"/>
+          <w:lang w:val="en-US"/>
+        </w:rPr>
+        <w:t>──┘</w:t>
+      </w:r>
+    </w:p>
+    <w:p>
+      <w:pPr>
+        <w:pStyle w:val="HTML"/>
+        <w:rPr>
+          <w:rStyle w:val="HTML1"/>
+          <w:lang w:val="en-US"/>
+        </w:rPr>
+      </w:pPr>
+      <w:r>
+        <w:rPr>
+          <w:rStyle w:val="HTML1"/>
+          <w:lang w:val="en-US"/>
+        </w:rPr>
+        <w:t xml:space="preserve">                       │</w:t>
+      </w:r>
+    </w:p>
+    <w:p>
+      <w:pPr>
+        <w:pStyle w:val="HTML"/>
+        <w:rPr>
+          <w:rStyle w:val="HTML1"/>
+          <w:lang w:val="en-US"/>
+        </w:rPr>
+      </w:pPr>
+      <w:r>
+        <w:rPr>
+          <w:rStyle w:val="HTML1"/>
+          <w:lang w:val="en-US"/>
+        </w:rPr>
+        <w:t xml:space="preserve">                ┌──────▼──────┐</w:t>
+      </w:r>
+    </w:p>
+    <w:p>
+      <w:pPr>
+        <w:pStyle w:val="HTML"/>
+        <w:rPr>
+          <w:rStyle w:val="HTML1"/>
+          <w:lang w:val="en-US"/>
+        </w:rPr>
+      </w:pPr>
+      <w:r>
+        <w:rPr>
+          <w:rStyle w:val="HTML1"/>
+          <w:lang w:val="en-US"/>
+        </w:rPr>
+        <w:t xml:space="preserve">                │ </w:t>
+      </w:r>
+      <w:r>
+        <w:rPr>
+          <w:rStyle w:val="hljs-builtin"/>
+          <w:lang w:val="en-US"/>
+        </w:rPr>
+        <w:t>Save</w:t>
+      </w:r>
+      <w:r>
+        <w:rPr>
+          <w:rStyle w:val="HTML1"/>
+          <w:lang w:val="en-US"/>
+        </w:rPr>
+        <w:t xml:space="preserve"> </w:t>
+      </w:r>
+      <w:r>
+        <w:rPr>
+          <w:rStyle w:val="hljs-operator"/>
+          <w:lang w:val="en-US"/>
+        </w:rPr>
+        <w:t>/</w:t>
+      </w:r>
+      <w:r>
+        <w:rPr>
+          <w:rStyle w:val="HTML1"/>
+          <w:lang w:val="en-US"/>
+        </w:rPr>
+        <w:t xml:space="preserve"> </w:t>
+      </w:r>
+      <w:r>
+        <w:rPr>
+          <w:rStyle w:val="hljs-variable"/>
+          <w:lang w:val="en-US"/>
+        </w:rPr>
+        <w:t>Load</w:t>
+      </w:r>
+      <w:r>
+        <w:rPr>
+          <w:rStyle w:val="HTML1"/>
+          <w:lang w:val="en-US"/>
+        </w:rPr>
+        <w:t xml:space="preserve"> │</w:t>
+      </w:r>
+    </w:p>
+    <w:p>
+      <w:pPr>
+        <w:pStyle w:val="HTML"/>
+        <w:rPr>
+          <w:rStyle w:val="HTML1"/>
+          <w:lang w:val="en-US"/>
+        </w:rPr>
+      </w:pPr>
+      <w:r>
+        <w:rPr>
+          <w:rStyle w:val="HTML1"/>
+          <w:lang w:val="en-US"/>
+        </w:rPr>
+        <w:t xml:space="preserve">                │    </w:t>
+      </w:r>
+      <w:r>
+        <w:rPr>
+          <w:rStyle w:val="hljs-variable"/>
+          <w:lang w:val="en-US"/>
+        </w:rPr>
+        <w:t>Data</w:t>
+      </w:r>
+      <w:r>
+        <w:rPr>
+          <w:rStyle w:val="HTML1"/>
+          <w:lang w:val="en-US"/>
+        </w:rPr>
+        <w:t xml:space="preserve">     │</w:t>
+      </w:r>
+    </w:p>
+    <w:p>
+      <w:pPr>
+        <w:pStyle w:val="HTML"/>
+        <w:rPr>
+          <w:rStyle w:val="HTML1"/>
+          <w:lang w:val="en-US"/>
+        </w:rPr>
+      </w:pPr>
+      <w:r>
+        <w:rPr>
+          <w:rStyle w:val="HTML1"/>
+          <w:lang w:val="en-US"/>
+        </w:rPr>
+        <w:t xml:space="preserve">                └──────┬──────┘</w:t>
+      </w:r>
+    </w:p>
+    <w:p>
+      <w:pPr>
+        <w:pStyle w:val="HTML"/>
+        <w:rPr>
+          <w:rStyle w:val="HTML1"/>
+          <w:lang w:val="en-US"/>
+        </w:rPr>
+      </w:pPr>
+      <w:r>
+        <w:rPr>
+          <w:rStyle w:val="HTML1"/>
+          <w:lang w:val="en-US"/>
+        </w:rPr>
+        <w:t xml:space="preserve">                       │</w:t>
+      </w:r>
+    </w:p>
+    <w:p>
+      <w:pPr>
+        <w:pStyle w:val="HTML"/>
+        <w:rPr>
+          <w:rStyle w:val="HTML1"/>
+          <w:lang w:val="en-US"/>
+        </w:rPr>
+      </w:pPr>
+      <w:r>
+        <w:rPr>
+          <w:rStyle w:val="HTML1"/>
+          <w:lang w:val="en-US"/>
+        </w:rPr>
+        <w:t xml:space="preserve">                ┌──────▼──────┐</w:t>
+      </w:r>
+    </w:p>
+    <w:p>
+      <w:pPr>
+        <w:pStyle w:val="HTML"/>
+        <w:rPr>
+          <w:rStyle w:val="HTML1"/>
+          <w:lang w:val="en-US"/>
+        </w:rPr>
+      </w:pPr>
+      <w:r>
+        <w:rPr>
+          <w:rStyle w:val="HTML1"/>
+          <w:lang w:val="en-US"/>
+        </w:rPr>
+        <w:t xml:space="preserve">                │   </w:t>
+      </w:r>
+      <w:r>
+        <w:rPr>
+          <w:rStyle w:val="hljs-builtin"/>
+          <w:lang w:val="en-US"/>
+        </w:rPr>
+        <w:t>Return</w:t>
+      </w:r>
+      <w:r>
+        <w:rPr>
+          <w:rStyle w:val="HTML1"/>
+          <w:lang w:val="en-US"/>
+        </w:rPr>
+        <w:t xml:space="preserve"> </w:t>
+      </w:r>
+      <w:r>
+        <w:rPr>
+          <w:rStyle w:val="hljs-variable"/>
+          <w:lang w:val="en-US"/>
+        </w:rPr>
+        <w:t>to</w:t>
+      </w:r>
+      <w:r>
+        <w:rPr>
+          <w:rStyle w:val="HTML1"/>
+          <w:lang w:val="en-US"/>
+        </w:rPr>
+        <w:t xml:space="preserve"> │</w:t>
+      </w:r>
+    </w:p>
+    <w:p>
+      <w:pPr>
+        <w:pStyle w:val="HTML"/>
+        <w:rPr>
+          <w:rStyle w:val="HTML1"/>
+          <w:lang w:val="en-US"/>
+        </w:rPr>
+      </w:pPr>
+      <w:r>
+        <w:rPr>
+          <w:rStyle w:val="HTML1"/>
+          <w:lang w:val="en-US"/>
+        </w:rPr>
+        <w:t xml:space="preserve">                │   </w:t>
+      </w:r>
+      <w:r>
+        <w:rPr>
+          <w:rStyle w:val="hljs-variable"/>
+          <w:lang w:val="en-US"/>
+        </w:rPr>
+        <w:t>Main</w:t>
+      </w:r>
+      <w:r>
+        <w:rPr>
+          <w:rStyle w:val="HTML1"/>
+          <w:lang w:val="en-US"/>
+        </w:rPr>
+        <w:t xml:space="preserve"> </w:t>
+      </w:r>
+      <w:r>
+        <w:rPr>
+          <w:rStyle w:val="hljs-builtin"/>
+          <w:lang w:val="en-US"/>
+        </w:rPr>
+        <w:t>Menu</w:t>
+      </w:r>
+      <w:r>
+        <w:rPr>
+          <w:rStyle w:val="HTML1"/>
+          <w:lang w:val="en-US"/>
+        </w:rPr>
+        <w:t xml:space="preserve"> │</w:t>
+      </w:r>
+    </w:p>
+    <w:p>
+      <w:pPr>
+        <w:pStyle w:val="HTML"/>
+        <w:rPr>
+          <w:rStyle w:val="HTML1"/>
+          <w:lang w:val="en-US"/>
+        </w:rPr>
+      </w:pPr>
+      <w:r>
+        <w:rPr>
+          <w:rStyle w:val="HTML1"/>
+          <w:lang w:val="en-US"/>
+        </w:rPr>
+        <w:t xml:space="preserve">                └──────┬──────┘</w:t>
+      </w:r>
+    </w:p>
+    <w:p>
+      <w:pPr>
+        <w:pStyle w:val="HTML"/>
+        <w:rPr>
+          <w:rStyle w:val="HTML1"/>
+          <w:lang w:val="en-US"/>
+        </w:rPr>
+      </w:pPr>
+      <w:r>
+        <w:rPr>
+          <w:rStyle w:val="HTML1"/>
+          <w:lang w:val="en-US"/>
+        </w:rPr>
+        <w:t xml:space="preserve">                       │</w:t>
+      </w:r>
+    </w:p>
+    <w:p>
+      <w:pPr>
+        <w:pStyle w:val="HTML"/>
+        <w:rPr>
+          <w:rStyle w:val="HTML1"/>
+          <w:lang w:val="en-US"/>
+        </w:rPr>
+      </w:pPr>
+      <w:r>
+        <w:rPr>
+          <w:rStyle w:val="HTML1"/>
+          <w:lang w:val="en-US"/>
+        </w:rPr>
+        <w:t xml:space="preserve">                       ▼</w:t>
+      </w:r>
+    </w:p>
+    <w:p>
+      <w:pPr>
+        <w:pStyle w:val="HTML"/>
+        <w:rPr>
+          <w:rStyle w:val="HTML1"/>
+          <w:lang w:val="en-US"/>
+        </w:rPr>
+      </w:pPr>
+      <w:r>
+        <w:rPr>
+          <w:rStyle w:val="HTML1"/>
+          <w:lang w:val="en-US"/>
+        </w:rPr>
+        <w:t xml:space="preserve">                  </w:t>
+      </w:r>
+      <w:r>
+        <w:rPr>
+          <w:rStyle w:val="hljs-punctuation"/>
+          <w:lang w:val="en-US"/>
+        </w:rPr>
+        <w:t>(</w:t>
+      </w:r>
+      <w:r>
+        <w:rPr>
+          <w:rStyle w:val="hljs-variable"/>
+          <w:lang w:val="en-US"/>
+        </w:rPr>
+        <w:t>Program</w:t>
+      </w:r>
+      <w:r>
+        <w:rPr>
+          <w:rStyle w:val="HTML1"/>
+          <w:lang w:val="en-US"/>
+        </w:rPr>
+        <w:t xml:space="preserve"> </w:t>
+      </w:r>
+      <w:r>
+        <w:rPr>
+          <w:rStyle w:val="hljs-builtin"/>
+          <w:lang w:val="en-US"/>
+        </w:rPr>
+        <w:t>End</w:t>
+      </w:r>
+      <w:r>
+        <w:rPr>
+          <w:rStyle w:val="hljs-punctuation"/>
+          <w:lang w:val="en-US"/>
+        </w:rPr>
+        <w:t>)</w:t>
+      </w:r>
+    </w:p>
+    <w:p>
+      <w:pPr>
+        <w:pStyle w:val="3"/>
+      </w:pPr>
+      <w:r>
+        <w:rPr>
+          <w:rStyle w:val="a6"/>
+          <w:b w:val="0"/>
+          <w:bCs w:val="0"/>
+        </w:rPr>
+        <w:lastRenderedPageBreak/>
+        <w:t>3. User Interaction Overview</w:t>
+      </w:r>
+    </w:p>
+    <w:p>
+      <w:pPr>
+        <w:pStyle w:val="a5"/>
+        <w:numPr>
+          <w:ilvl w:val="0"/>
+          <w:numId w:val="7"/>
+        </w:numPr>
+        <w:rPr>
+          <w:lang w:val="en-US"/>
+        </w:rPr>
+      </w:pPr>
+      <w:r>
+        <w:rPr>
+          <w:lang w:val="en-US"/>
+        </w:rPr>
+        <w:t>The user always starts from the main menu.</w:t>
+      </w:r>
+    </w:p>
+    <w:p>
+      <w:pPr>
+        <w:pStyle w:val="a5"/>
+        <w:numPr>
+          <w:ilvl w:val="0"/>
+          <w:numId w:val="7"/>
+        </w:numPr>
+        <w:rPr>
+          <w:lang w:val="en-US"/>
+        </w:rPr>
+      </w:pPr>
+      <w:r>
+        <w:rPr>
+          <w:lang w:val="en-US"/>
+        </w:rPr>
+        <w:t>After choosing an operation, the system requests the necessary input (e.g., book ID, title).</w:t>
+      </w:r>
+    </w:p>
+    <w:p>
+      <w:pPr>
+        <w:pStyle w:val="a5"/>
+        <w:numPr>
+          <w:ilvl w:val="0"/>
+          <w:numId w:val="7"/>
+        </w:numPr>
+        <w:rPr>
+          <w:lang w:val="en-US"/>
+        </w:rPr>
+      </w:pPr>
+      <w:r>
+        <w:rPr>
+          <w:lang w:val="en-US"/>
+        </w:rPr>
+        <w:t>When the operation is completed, a confirmation message is shown.</w:t>
+      </w:r>
+    </w:p>
+    <w:p>
+      <w:pPr>
+        <w:pStyle w:val="a5"/>
+        <w:numPr>
+          <w:ilvl w:val="0"/>
+          <w:numId w:val="7"/>
+        </w:numPr>
+        <w:rPr>
+          <w:lang w:val="en-US"/>
+        </w:rPr>
+      </w:pPr>
+      <w:r>
+        <w:rPr>
+          <w:lang w:val="en-US"/>
+        </w:rPr>
+        <w:t xml:space="preserve">The user is returned to the main menu until they choose option </w:t>
+      </w:r>
+      <w:r>
+        <w:rPr>
+          <w:rStyle w:val="a6"/>
+          <w:lang w:val="en-US"/>
+        </w:rPr>
+        <w:t>0</w:t>
+      </w:r>
+      <w:r>
+        <w:rPr>
+          <w:lang w:val="en-US"/>
+        </w:rPr>
+        <w:t xml:space="preserve"> to exit the program.</w:t>
+      </w:r>
+    </w:p>
+    <w:p>
+      <w:pPr>
+        <w:rPr>
+          <w:rFonts w:ascii="Times New Roman" w:hAnsi="Times New Roman" w:cs="Times New Roman"/>
+          <w:sz w:val="24"/>
+          <w:szCs w:val="24"/>
+        </w:rPr>
+      </w:pPr>
+    </w:p>
+    <w:p>
+      <w:pPr>
+        <w:rPr>
+          <w:rFonts w:ascii="Times New Roman" w:hAnsi="Times New Roman" w:cs="Times New Roman"/>
+          <w:sz w:val="24"/>
+          <w:szCs w:val="24"/>
+        </w:rPr>
+      </w:pPr>
+    </w:p>
+    <w:p>
+      <w:pPr>
+        <w:rPr>
+          <w:rFonts w:ascii="Times New Roman" w:hAnsi="Times New Roman" w:cs="Times New Roman"/>
+          <w:sz w:val="24"/>
+          <w:szCs w:val="24"/>
+        </w:rPr>
+      </w:pPr>
+    </w:p>
+    <w:p>
+      <w:pPr>
+        <w:rPr>
+          <w:rFonts w:ascii="Times New Roman" w:hAnsi="Times New Roman" w:cs="Times New Roman"/>
+          <w:sz w:val="24"/>
+          <w:szCs w:val="24"/>
+        </w:rPr>
+      </w:pPr>
+    </w:p>
+    <w:p>
+      <w:pPr>
+        <w:rPr>
+          <w:rFonts w:ascii="Times New Roman" w:hAnsi="Times New Roman" w:cs="Times New Roman"/>
+          <w:sz w:val="24"/>
+          <w:szCs w:val="24"/>
+        </w:rPr>
+      </w:pPr>
+    </w:p>
+    <w:p>
+      <w:pPr>
+        <w:rPr>
+          <w:rFonts w:ascii="Times New Roman" w:hAnsi="Times New Roman" w:cs="Times New Roman"/>
+          <w:sz w:val="24"/>
+          <w:szCs w:val="24"/>
+        </w:rPr>
+      </w:pPr>
+    </w:p>
+    <w:p>
+      <w:pPr>
+        <w:rPr>
+          <w:rFonts w:ascii="Times New Roman" w:hAnsi="Times New Roman" w:cs="Times New Roman"/>
+          <w:sz w:val="24"/>
+          <w:szCs w:val="24"/>
+        </w:rPr>
+      </w:pPr>
+    </w:p>
+    <w:p>
+      <w:pPr>
+        <w:rPr>
+          <w:rFonts w:ascii="Times New Roman" w:hAnsi="Times New Roman" w:cs="Times New Roman"/>
+          <w:sz w:val="24"/>
+          <w:szCs w:val="24"/>
+        </w:rPr>
+      </w:pPr>
+    </w:p>
+    <w:p>
+      <w:pPr>
+        <w:rPr>
+          <w:rFonts w:ascii="Times New Roman" w:hAnsi="Times New Roman" w:cs="Times New Roman"/>
+          <w:sz w:val="24"/>
+          <w:szCs w:val="24"/>
+        </w:rPr>
+      </w:pPr>
+    </w:p>
+    <w:p>
+      <w:pPr>
+        <w:rPr>
+          <w:rFonts w:ascii="Times New Roman" w:hAnsi="Times New Roman" w:cs="Times New Roman"/>
+          <w:sz w:val="24"/>
+          <w:szCs w:val="24"/>
+        </w:rPr>
+      </w:pPr>
+    </w:p>
+    <w:p>
+      <w:pPr>
+        <w:rPr>
+          <w:rFonts w:ascii="Times New Roman" w:hAnsi="Times New Roman" w:cs="Times New Roman"/>
+          <w:sz w:val="24"/>
+          <w:szCs w:val="24"/>
+        </w:rPr>
+      </w:pPr>
+    </w:p>
+    <w:p>
+      <w:pPr>
+        <w:rPr>
+          <w:rFonts w:ascii="Times New Roman" w:hAnsi="Times New Roman" w:cs="Times New Roman"/>
+          <w:sz w:val="24"/>
+          <w:szCs w:val="24"/>
+        </w:rPr>
+      </w:pPr>
+    </w:p>
+    <w:p>
+      <w:pPr>
+        <w:rPr>
+          <w:rFonts w:ascii="Times New Roman" w:hAnsi="Times New Roman" w:cs="Times New Roman"/>
+          <w:sz w:val="24"/>
+          <w:szCs w:val="24"/>
+        </w:rPr>
+      </w:pPr>
+    </w:p>
+    <w:p>
+      <w:pPr>
+        <w:rPr>
+          <w:rFonts w:ascii="Times New Roman" w:hAnsi="Times New Roman" w:cs="Times New Roman"/>
+          <w:sz w:val="24"/>
+          <w:szCs w:val="24"/>
+        </w:rPr>
+      </w:pPr>
+    </w:p>
+    <w:p>
+      <w:pPr>
+        <w:rPr>
+          <w:rFonts w:ascii="Times New Roman" w:hAnsi="Times New Roman" w:cs="Times New Roman"/>
+          <w:sz w:val="24"/>
+          <w:szCs w:val="24"/>
+        </w:rPr>
+      </w:pPr>
+    </w:p>
+    <w:p>
+      <w:pPr>
+        <w:rPr>
+          <w:rFonts w:ascii="Times New Roman" w:hAnsi="Times New Roman" w:cs="Times New Roman"/>
+          <w:sz w:val="24"/>
+          <w:szCs w:val="24"/>
+        </w:rPr>
+      </w:pPr>
+    </w:p>
+    <w:p>
+      <w:pPr>
+        <w:rPr>
+          <w:rFonts w:ascii="Times New Roman" w:hAnsi="Times New Roman" w:cs="Times New Roman"/>
+          <w:sz w:val="24"/>
+          <w:szCs w:val="24"/>
+        </w:rPr>
+      </w:pPr>
+    </w:p>
+    <w:p>
+      <w:pPr>
+        <w:rPr>
+          <w:rFonts w:ascii="Times New Roman" w:hAnsi="Times New Roman" w:cs="Times New Roman"/>
+          <w:sz w:val="24"/>
+          <w:szCs w:val="24"/>
+        </w:rPr>
+      </w:pPr>
+    </w:p>
+    <w:p>
+      <w:pPr>
+        <w:rPr>
+          <w:rFonts w:ascii="Times New Roman" w:hAnsi="Times New Roman" w:cs="Times New Roman"/>
+          <w:sz w:val="24"/>
+          <w:szCs w:val="24"/>
+        </w:rPr>
+      </w:pPr>
+    </w:p>
+    <w:p>
+      <w:pPr>
+        <w:rPr>
+          <w:rFonts w:ascii="Times New Roman" w:hAnsi="Times New Roman" w:cs="Times New Roman"/>
+          <w:sz w:val="24"/>
+          <w:szCs w:val="24"/>
+        </w:rPr>
+      </w:pPr>
+    </w:p>
+    <w:p>
+      <w:pPr>
+        <w:rPr>
+          <w:rFonts w:ascii="Times New Roman" w:hAnsi="Times New Roman" w:cs="Times New Roman"/>
+          <w:sz w:val="24"/>
+          <w:szCs w:val="24"/>
+        </w:rPr>
+      </w:pPr>
+    </w:p>
+    <w:p>
+      <w:pPr>
+        <w:rPr>
+          <w:rFonts w:ascii="Times New Roman" w:hAnsi="Times New Roman" w:cs="Times New Roman"/>
+          <w:sz w:val="24"/>
+          <w:szCs w:val="24"/>
+        </w:rPr>
+      </w:pPr>
+    </w:p>
+    <w:p>
+      <w:pPr>
+        <w:rPr>
+          <w:rFonts w:ascii="Times New Roman" w:hAnsi="Times New Roman" w:cs="Times New Roman"/>
+          <w:sz w:val="24"/>
+          <w:szCs w:val="24"/>
+        </w:rPr>
+      </w:pPr>
+    </w:p>
+    <w:p>
+      <w:pPr>
+        <w:rPr>
+          <w:rFonts w:ascii="Times New Roman" w:hAnsi="Times New Roman" w:cs="Times New Roman"/>
+          <w:sz w:val="24"/>
+          <w:szCs w:val="24"/>
+        </w:rPr>
+      </w:pPr>
+    </w:p>
+    <w:p>
+      <w:pPr>
+        <w:rPr>
+          <w:rFonts w:ascii="Times New Roman" w:hAnsi="Times New Roman" w:cs="Times New Roman"/>
+          <w:sz w:val="24"/>
+          <w:szCs w:val="24"/>
+        </w:rPr>
+      </w:pPr>
+    </w:p>
+    <w:p>
+      <w:pPr>
+        <w:rPr>
+          <w:rFonts w:ascii="Times New Roman" w:hAnsi="Times New Roman" w:cs="Times New Roman"/>
+          <w:sz w:val="24"/>
+          <w:szCs w:val="24"/>
+        </w:rPr>
+      </w:pPr>
+    </w:p>
+    <w:p>
+      <w:pPr>
+        <w:rPr>
+          <w:rFonts w:ascii="Times New Roman" w:hAnsi="Times New Roman" w:cs="Times New Roman"/>
+          <w:sz w:val="24"/>
+          <w:szCs w:val="24"/>
+        </w:rPr>
+      </w:pPr>
+    </w:p>
+    <w:p>
+      <w:pPr>
+        <w:pStyle w:val="1"/>
+        <w:rPr>
+          <w:rStyle w:val="a6"/>
+          <w:b/>
+          <w:bCs/>
+          <w:sz w:val="28"/>
+          <w:szCs w:val="28"/>
+          <w:lang w:val="en-US"/>
+        </w:rPr>
+      </w:pPr>
+    </w:p>
+    <w:p>
+      <w:pPr>
+        <w:pStyle w:val="1"/>
+        <w:rPr>
+          <w:sz w:val="28"/>
+          <w:szCs w:val="28"/>
+          <w:lang w:val="en-US"/>
+        </w:rPr>
+      </w:pPr>
+      <w:r>
+        <w:rPr>
+          <w:rStyle w:val="a6"/>
+          <w:b/>
+          <w:bCs/>
+          <w:sz w:val="28"/>
+          <w:szCs w:val="28"/>
+          <w:lang w:val="en-US"/>
+        </w:rPr>
+        <w:t xml:space="preserve">4. </w:t>
+      </w:r>
+      <w:r>
+        <w:rPr>
+          <w:rStyle w:val="a6"/>
+          <w:b/>
+          <w:bCs/>
+          <w:sz w:val="28"/>
+          <w:szCs w:val="28"/>
+          <w:lang w:val="en-US"/>
+        </w:rPr>
+        <w:t>Scope of the Application</w:t>
+      </w:r>
+    </w:p>
+    <w:p>
+      <w:pPr>
+        <w:pStyle w:val="a5"/>
+        <w:rPr>
+          <w:lang w:val="en-US"/>
+        </w:rPr>
+      </w:pPr>
+      <w:r>
+        <w:rPr>
+          <w:lang w:val="en-US"/>
+        </w:rPr>
+        <w:t>The scope of this project is limited to implementing a basic library management system that handles essential operations needed for maintaining a small book collection. The application focuses on providing the following core features:</w:t>
+      </w:r>
+    </w:p>
+    <w:p>
+      <w:pPr>
+        <w:pStyle w:val="3"/>
+      </w:pPr>
+      <w:r>
+        <w:rPr>
+          <w:rStyle w:val="a6"/>
+          <w:b w:val="0"/>
+          <w:bCs w:val="0"/>
+        </w:rPr>
+        <w:t>In-Scope Features</w:t>
+      </w:r>
+    </w:p>
+    <w:p>
+      <w:pPr>
+        <w:pStyle w:val="a5"/>
+        <w:numPr>
+          <w:ilvl w:val="0"/>
+          <w:numId w:val="8"/>
+        </w:numPr>
+        <w:rPr>
+          <w:lang w:val="en-US"/>
+        </w:rPr>
+      </w:pPr>
+      <w:r>
+        <w:rPr>
+          <w:lang w:val="en-US"/>
+        </w:rPr>
+        <w:t>Adding new books to the library.</w:t>
+      </w:r>
+    </w:p>
+    <w:p>
+      <w:pPr>
+        <w:pStyle w:val="a5"/>
+        <w:numPr>
+          <w:ilvl w:val="0"/>
+          <w:numId w:val="8"/>
+        </w:numPr>
+        <w:rPr>
+          <w:lang w:val="en-US"/>
+        </w:rPr>
+      </w:pPr>
+      <w:r>
+        <w:rPr>
+          <w:lang w:val="en-US"/>
+        </w:rPr>
+        <w:t>Removing existing books that are not currently borrowed.</w:t>
+      </w:r>
+    </w:p>
+    <w:p>
+      <w:pPr>
+        <w:pStyle w:val="a5"/>
+        <w:numPr>
+          <w:ilvl w:val="0"/>
+          <w:numId w:val="8"/>
+        </w:numPr>
+        <w:rPr>
+          <w:lang w:val="en-US"/>
+        </w:rPr>
+      </w:pPr>
+      <w:r>
+        <w:rPr>
+          <w:lang w:val="en-US"/>
+        </w:rPr>
+        <w:t>Searching for books by ID, title, or author.</w:t>
+      </w:r>
+    </w:p>
+    <w:p>
+      <w:pPr>
+        <w:pStyle w:val="a5"/>
+        <w:numPr>
+          <w:ilvl w:val="0"/>
+          <w:numId w:val="8"/>
+        </w:numPr>
+        <w:rPr>
+          <w:lang w:val="en-US"/>
+        </w:rPr>
+      </w:pPr>
+      <w:r>
+        <w:rPr>
+          <w:lang w:val="en-US"/>
+        </w:rPr>
+        <w:t>Displaying a complete list of all books stored in the system.</w:t>
+      </w:r>
+    </w:p>
+    <w:p>
+      <w:pPr>
+        <w:pStyle w:val="a5"/>
+        <w:numPr>
+          <w:ilvl w:val="0"/>
+          <w:numId w:val="8"/>
+        </w:numPr>
+        <w:rPr>
+          <w:lang w:val="en-US"/>
+        </w:rPr>
+      </w:pPr>
+      <w:r>
+        <w:rPr>
+          <w:lang w:val="en-US"/>
+        </w:rPr>
+        <w:t>Managing registered members of the library.</w:t>
+      </w:r>
+    </w:p>
+    <w:p>
+      <w:pPr>
+        <w:pStyle w:val="a5"/>
+        <w:numPr>
+          <w:ilvl w:val="0"/>
+          <w:numId w:val="8"/>
+        </w:numPr>
+        <w:rPr>
+          <w:lang w:val="en-US"/>
+        </w:rPr>
+      </w:pPr>
+      <w:r>
+        <w:rPr>
+          <w:lang w:val="en-US"/>
+        </w:rPr>
+        <w:t>Borrowing and returning books with status updates.</w:t>
+      </w:r>
+    </w:p>
+    <w:p>
+      <w:pPr>
+        <w:pStyle w:val="a5"/>
+        <w:numPr>
+          <w:ilvl w:val="0"/>
+          <w:numId w:val="8"/>
+        </w:numPr>
+        <w:rPr>
+          <w:lang w:val="en-US"/>
+        </w:rPr>
+      </w:pPr>
+      <w:r>
+        <w:rPr>
+          <w:lang w:val="en-US"/>
+        </w:rPr>
+        <w:t>Saving and loading all data from an external JSON file.</w:t>
+      </w:r>
+    </w:p>
+    <w:p>
+      <w:pPr>
+        <w:pStyle w:val="a5"/>
+        <w:numPr>
+          <w:ilvl w:val="0"/>
+          <w:numId w:val="8"/>
+        </w:numPr>
+        <w:rPr>
+          <w:lang w:val="en-US"/>
+        </w:rPr>
+      </w:pPr>
+      <w:r>
+        <w:rPr>
+          <w:lang w:val="en-US"/>
+        </w:rPr>
+        <w:t>Validating user input to prevent errors.</w:t>
+      </w:r>
+    </w:p>
+    <w:p>
+      <w:pPr>
+        <w:pStyle w:val="3"/>
+      </w:pPr>
+      <w:r>
+        <w:rPr>
+          <w:rStyle w:val="a6"/>
+          <w:b w:val="0"/>
+          <w:bCs w:val="0"/>
+        </w:rPr>
+        <w:t>Out-of-Scope Features</w:t>
+      </w:r>
+    </w:p>
+    <w:p>
+      <w:pPr>
+        <w:pStyle w:val="a5"/>
+        <w:rPr>
+          <w:lang w:val="en-US"/>
+        </w:rPr>
+      </w:pPr>
+      <w:r>
+        <w:rPr>
+          <w:lang w:val="en-US"/>
+        </w:rPr>
+        <w:t>The following features are not included in this version of the project:</w:t>
+      </w:r>
+    </w:p>
+    <w:p>
+      <w:pPr>
+        <w:pStyle w:val="a5"/>
+        <w:numPr>
+          <w:ilvl w:val="0"/>
+          <w:numId w:val="9"/>
+        </w:numPr>
+      </w:pPr>
+      <w:r>
+        <w:t>Graphical User Interface (GUI).</w:t>
+      </w:r>
+    </w:p>
+    <w:p>
+      <w:pPr>
+        <w:pStyle w:val="a5"/>
+        <w:numPr>
+          <w:ilvl w:val="0"/>
+          <w:numId w:val="9"/>
+        </w:numPr>
+        <w:rPr>
+          <w:lang w:val="en-US"/>
+        </w:rPr>
+      </w:pPr>
+      <w:r>
+        <w:rPr>
+          <w:lang w:val="en-US"/>
+        </w:rPr>
+        <w:t>Online or cloud-based library system.</w:t>
+      </w:r>
+    </w:p>
+    <w:p>
+      <w:pPr>
+        <w:pStyle w:val="a5"/>
+        <w:numPr>
+          <w:ilvl w:val="0"/>
+          <w:numId w:val="9"/>
+        </w:numPr>
+        <w:rPr>
+          <w:lang w:val="en-US"/>
+        </w:rPr>
+      </w:pPr>
+      <w:r>
+        <w:rPr>
+          <w:lang w:val="en-US"/>
+        </w:rPr>
+        <w:t>Integration with databases (SQL/NoSQL).</w:t>
+      </w:r>
+    </w:p>
+    <w:p>
+      <w:pPr>
+        <w:pStyle w:val="a5"/>
+        <w:numPr>
+          <w:ilvl w:val="0"/>
+          <w:numId w:val="9"/>
+        </w:numPr>
+        <w:rPr>
+          <w:lang w:val="en-US"/>
+        </w:rPr>
+      </w:pPr>
+      <w:r>
+        <w:rPr>
+          <w:lang w:val="en-US"/>
+        </w:rPr>
+        <w:t>User authentication or admin accounts.</w:t>
+      </w:r>
+    </w:p>
+    <w:p>
+      <w:pPr>
+        <w:pStyle w:val="a5"/>
+        <w:numPr>
+          <w:ilvl w:val="0"/>
+          <w:numId w:val="9"/>
+        </w:numPr>
+      </w:pPr>
+      <w:r>
+        <w:t>Advanced reporting or analytics.</w:t>
+      </w:r>
+    </w:p>
+    <w:p>
+      <w:pPr>
+        <w:pStyle w:val="a5"/>
+        <w:numPr>
+          <w:ilvl w:val="0"/>
+          <w:numId w:val="9"/>
+        </w:numPr>
+        <w:rPr>
+          <w:lang w:val="en-US"/>
+        </w:rPr>
+      </w:pPr>
+      <w:r>
+        <w:rPr>
+          <w:lang w:val="en-US"/>
+        </w:rPr>
+        <w:t>Mobile or web application support.</w:t>
+      </w:r>
+    </w:p>
+    <w:p>
+      <w:pPr>
+        <w:pStyle w:val="a5"/>
+        <w:rPr>
+          <w:lang w:val="en-US"/>
+        </w:rPr>
+      </w:pPr>
+      <w:r>
+        <w:rPr>
+          <w:lang w:val="en-US"/>
+        </w:rPr>
+        <w:t>This scope ensures the project remains simple, functional, and manageable while still demonstrating the core concepts of object-oriented programming.</w:t>
+      </w:r>
+    </w:p>
+    <w:p>
+      <w:pPr>
+        <w:rPr>
+          <w:rFonts w:ascii="Times New Roman" w:hAnsi="Times New Roman" w:cs="Times New Roman"/>
+          <w:sz w:val="24"/>
+          <w:szCs w:val="24"/>
+        </w:rPr>
+      </w:pPr>
+    </w:p>
+    <w:p>
+      <w:pPr>
+        <w:rPr>
+          <w:rFonts w:ascii="Times New Roman" w:hAnsi="Times New Roman" w:cs="Times New Roman"/>
+          <w:sz w:val="24"/>
+          <w:szCs w:val="24"/>
+        </w:rPr>
+      </w:pPr>
+    </w:p>
+    <w:p>
+      <w:pPr>
+        <w:rPr>
+          <w:rFonts w:ascii="Times New Roman" w:hAnsi="Times New Roman" w:cs="Times New Roman"/>
+          <w:sz w:val="24"/>
+          <w:szCs w:val="24"/>
+        </w:rPr>
+      </w:pPr>
+    </w:p>
+    <w:p>
+      <w:pPr>
+        <w:rPr>
+          <w:rFonts w:ascii="Times New Roman" w:hAnsi="Times New Roman" w:cs="Times New Roman"/>
+          <w:sz w:val="24"/>
+          <w:szCs w:val="24"/>
+        </w:rPr>
+      </w:pPr>
+    </w:p>
+    <w:p>
+      <w:pPr>
+        <w:rPr>
+          <w:rFonts w:ascii="Times New Roman" w:hAnsi="Times New Roman" w:cs="Times New Roman"/>
+          <w:sz w:val="24"/>
+          <w:szCs w:val="24"/>
+        </w:rPr>
+      </w:pPr>
+    </w:p>
+    <w:p>
+      <w:pPr>
+        <w:rPr>
+          <w:rFonts w:ascii="Times New Roman" w:hAnsi="Times New Roman" w:cs="Times New Roman"/>
+          <w:sz w:val="24"/>
+          <w:szCs w:val="24"/>
+        </w:rPr>
+      </w:pPr>
+    </w:p>
+    <w:p>
+      <w:pPr>
+        <w:rPr>
+          <w:rFonts w:ascii="Times New Roman" w:hAnsi="Times New Roman" w:cs="Times New Roman"/>
+          <w:sz w:val="24"/>
+          <w:szCs w:val="24"/>
+        </w:rPr>
+      </w:pPr>
+    </w:p>
+    <w:p>
+      <w:pPr>
+        <w:rPr>
+          <w:rFonts w:ascii="Times New Roman" w:hAnsi="Times New Roman" w:cs="Times New Roman"/>
+          <w:sz w:val="24"/>
+          <w:szCs w:val="24"/>
+        </w:rPr>
+      </w:pPr>
+    </w:p>
+    <w:p>
+      <w:pPr>
+        <w:rPr>
+          <w:rFonts w:ascii="Times New Roman" w:hAnsi="Times New Roman" w:cs="Times New Roman"/>
+          <w:sz w:val="24"/>
+          <w:szCs w:val="24"/>
+        </w:rPr>
+      </w:pPr>
+    </w:p>
+    <w:p>
+      <w:pPr>
+        <w:rPr>
+          <w:rFonts w:ascii="Times New Roman" w:hAnsi="Times New Roman" w:cs="Times New Roman"/>
+          <w:sz w:val="24"/>
+          <w:szCs w:val="24"/>
+        </w:rPr>
+      </w:pPr>
+    </w:p>
+    <w:p>
+      <w:pPr>
+        <w:pStyle w:val="1"/>
+        <w:rPr>
+          <w:rStyle w:val="a6"/>
+          <w:b/>
+          <w:bCs/>
+          <w:sz w:val="28"/>
+          <w:szCs w:val="28"/>
+          <w:lang w:val="en-US"/>
+        </w:rPr>
+      </w:pPr>
+    </w:p>
+    <w:p>
+      <w:pPr>
+        <w:pStyle w:val="1"/>
+        <w:rPr>
+          <w:lang w:val="en-US"/>
+        </w:rPr>
+      </w:pPr>
+      <w:r>
+        <w:rPr>
+          <w:rStyle w:val="a6"/>
+          <w:b/>
+          <w:bCs/>
+          <w:sz w:val="28"/>
+          <w:szCs w:val="28"/>
+          <w:lang w:val="en-US"/>
+        </w:rPr>
+        <w:t xml:space="preserve">5. </w:t>
+      </w:r>
+      <w:r>
+        <w:rPr>
+          <w:rStyle w:val="a6"/>
+          <w:b/>
+          <w:bCs/>
+          <w:sz w:val="28"/>
+          <w:szCs w:val="28"/>
+          <w:lang w:val="en-US"/>
+        </w:rPr>
+        <w:t>Implementation</w:t>
+      </w:r>
+    </w:p>
+    <w:p>
+      <w:pPr>
+        <w:pStyle w:val="a5"/>
+        <w:rPr>
+          <w:lang w:val="en-US"/>
+        </w:rPr>
+      </w:pPr>
+      <w:r>
+        <w:rPr>
+          <w:lang w:val="en-US"/>
+        </w:rPr>
+        <w:t xml:space="preserve">The Library Management System was developed using Python and follows the principles of object-oriented programming. The program is organized into three main files: </w:t>
+      </w:r>
+      <w:r>
+        <w:rPr>
+          <w:rStyle w:val="HTML1"/>
+          <w:lang w:val="en-US"/>
+        </w:rPr>
+        <w:t>models.py</w:t>
+      </w:r>
+      <w:r>
+        <w:rPr>
+          <w:lang w:val="en-US"/>
+        </w:rPr>
+        <w:t xml:space="preserve">, </w:t>
+      </w:r>
+      <w:r>
+        <w:rPr>
+          <w:rStyle w:val="HTML1"/>
+          <w:lang w:val="en-US"/>
+        </w:rPr>
+        <w:t>library.py</w:t>
+      </w:r>
+      <w:r>
+        <w:rPr>
+          <w:lang w:val="en-US"/>
+        </w:rPr>
+        <w:t xml:space="preserve">, and </w:t>
+      </w:r>
+      <w:r>
+        <w:rPr>
+          <w:rStyle w:val="HTML1"/>
+          <w:lang w:val="en-US"/>
+        </w:rPr>
+        <w:t>main.py</w:t>
+      </w:r>
+      <w:r>
+        <w:rPr>
+          <w:lang w:val="en-US"/>
+        </w:rPr>
+        <w:t>. Each file contains a specific part of the system logic, making the application modular, readable, and easy to maintain.</w:t>
+      </w:r>
+    </w:p>
+    <w:p>
+      <w:r>
+        <w:pict w14:anchorId="2A62FE5C">
+          <v:rect id="_x0000_i1026" style="width:0;height:1.5pt" o:hralign="center" o:hrstd="t" o:hr="t" fillcolor="#a0a0a0" stroked="f"/>
+        </w:pict>
+      </w:r>
+    </w:p>
+    <w:p>
+      <w:pPr>
+        <w:pStyle w:val="3"/>
+      </w:pPr>
+      <w:r>
+        <w:rPr>
+          <w:rStyle w:val="a6"/>
+          <w:b w:val="0"/>
+          <w:bCs w:val="0"/>
+        </w:rPr>
+        <w:t>1. Class Design</w:t>
+      </w:r>
+    </w:p>
+    <w:p>
+      <w:pPr>
+        <w:pStyle w:val="a5"/>
+        <w:rPr>
+          <w:lang w:val="en-US"/>
+        </w:rPr>
+      </w:pPr>
+      <w:r>
+        <w:rPr>
+          <w:lang w:val="en-US"/>
+        </w:rPr>
+        <w:t xml:space="preserve">The system uses three classes: </w:t>
+      </w:r>
+      <w:r>
+        <w:rPr>
+          <w:rStyle w:val="HTML1"/>
+          <w:lang w:val="en-US"/>
+        </w:rPr>
+        <w:t>Book</w:t>
+      </w:r>
+      <w:r>
+        <w:rPr>
+          <w:lang w:val="en-US"/>
+        </w:rPr>
+        <w:t xml:space="preserve">, </w:t>
+      </w:r>
+      <w:r>
+        <w:rPr>
+          <w:rStyle w:val="HTML1"/>
+          <w:lang w:val="en-US"/>
+        </w:rPr>
+        <w:t>Member</w:t>
+      </w:r>
+      <w:r>
+        <w:rPr>
+          <w:lang w:val="en-US"/>
+        </w:rPr>
+        <w:t xml:space="preserve">, and </w:t>
+      </w:r>
+      <w:r>
+        <w:rPr>
+          <w:rStyle w:val="HTML1"/>
+          <w:lang w:val="en-US"/>
+        </w:rPr>
+        <w:t>Library</w:t>
+      </w:r>
+      <w:r>
+        <w:rPr>
+          <w:lang w:val="en-US"/>
+        </w:rPr>
+        <w:t>.</w:t>
+      </w:r>
+    </w:p>
+    <w:p>
+      <w:pPr>
+        <w:pStyle w:val="4"/>
+      </w:pPr>
+      <w:r>
+        <w:rPr>
+          <w:rStyle w:val="a6"/>
+          <w:b w:val="0"/>
+          <w:bCs w:val="0"/>
+        </w:rPr>
+        <w:t>Book Class</w:t>
+      </w:r>
+    </w:p>
+    <w:p>
+      <w:pPr>
+        <w:pStyle w:val="a5"/>
+      </w:pPr>
+      <w:r>
+        <w:rPr>
+          <w:lang w:val="en-US"/>
+        </w:rPr>
+        <w:t xml:space="preserve">The </w:t>
+      </w:r>
+      <w:r>
+        <w:rPr>
+          <w:rStyle w:val="HTML1"/>
+          <w:lang w:val="en-US"/>
+        </w:rPr>
+        <w:t>Book</w:t>
+      </w:r>
+      <w:r>
+        <w:rPr>
+          <w:lang w:val="en-US"/>
+        </w:rPr>
+        <w:t xml:space="preserve"> class stores information about each book, such as ID, title, author, year, and availability status.</w:t>
+      </w:r>
+      <w:r>
+        <w:rPr>
+          <w:lang w:val="en-US"/>
+        </w:rPr>
+        <w:br/>
+      </w:r>
+      <w:r>
+        <w:t>It includes:</w:t>
+      </w:r>
+    </w:p>
+    <w:p>
+      <w:pPr>
+        <w:pStyle w:val="a5"/>
+        <w:numPr>
+          <w:ilvl w:val="0"/>
+          <w:numId w:val="10"/>
+        </w:numPr>
+      </w:pPr>
+      <w:r>
+        <w:t>Book attributes</w:t>
+      </w:r>
+    </w:p>
+    <w:p>
+      <w:pPr>
+        <w:pStyle w:val="a5"/>
+        <w:numPr>
+          <w:ilvl w:val="0"/>
+          <w:numId w:val="10"/>
+        </w:numPr>
+        <w:rPr>
+          <w:lang w:val="en-US"/>
+        </w:rPr>
+      </w:pPr>
+      <w:r>
+        <w:rPr>
+          <w:lang w:val="en-US"/>
+        </w:rPr>
+        <w:t>A method for converting the object to a dictionary</w:t>
+      </w:r>
+    </w:p>
+    <w:p>
+      <w:pPr>
+        <w:pStyle w:val="a5"/>
+        <w:numPr>
+          <w:ilvl w:val="0"/>
+          <w:numId w:val="10"/>
+        </w:numPr>
+        <w:rPr>
+          <w:lang w:val="en-US"/>
+        </w:rPr>
+      </w:pPr>
+      <w:r>
+        <w:rPr>
+          <w:lang w:val="en-US"/>
+        </w:rPr>
+        <w:t>A static method for loading book data from a dictionary</w:t>
+      </w:r>
+    </w:p>
+    <w:p>
+      <w:pPr>
+        <w:pStyle w:val="a5"/>
+        <w:rPr>
+          <w:lang w:val="en-US"/>
+        </w:rPr>
+      </w:pPr>
+      <w:r>
+        <w:rPr>
+          <w:lang w:val="en-US"/>
+        </w:rPr>
+        <w:t>This allows all book data to be saved and restored easily.</w:t>
+      </w:r>
+    </w:p>
+    <w:p>
+      <w:pPr>
+        <w:pStyle w:val="4"/>
+      </w:pPr>
+      <w:r>
+        <w:rPr>
+          <w:rStyle w:val="a6"/>
+          <w:b w:val="0"/>
+          <w:bCs w:val="0"/>
+        </w:rPr>
+        <w:t>Member Class</w:t>
+      </w:r>
+    </w:p>
+    <w:p>
+      <w:pPr>
+        <w:pStyle w:val="a5"/>
+      </w:pPr>
+      <w:r>
+        <w:rPr>
+          <w:lang w:val="en-US"/>
+        </w:rPr>
+        <w:t xml:space="preserve">The </w:t>
+      </w:r>
+      <w:r>
+        <w:rPr>
+          <w:rStyle w:val="HTML1"/>
+          <w:lang w:val="en-US"/>
+        </w:rPr>
+        <w:t>Member</w:t>
+      </w:r>
+      <w:r>
+        <w:rPr>
+          <w:lang w:val="en-US"/>
+        </w:rPr>
+        <w:t xml:space="preserve"> class represents a library member.</w:t>
+      </w:r>
+      <w:r>
+        <w:rPr>
+          <w:lang w:val="en-US"/>
+        </w:rPr>
+        <w:br/>
+      </w:r>
+      <w:r>
+        <w:t>It stores:</w:t>
+      </w:r>
+    </w:p>
+    <w:p>
+      <w:pPr>
+        <w:pStyle w:val="a5"/>
+        <w:numPr>
+          <w:ilvl w:val="0"/>
+          <w:numId w:val="11"/>
+        </w:numPr>
+      </w:pPr>
+      <w:r>
+        <w:t>Member ID</w:t>
+      </w:r>
+    </w:p>
+    <w:p>
+      <w:pPr>
+        <w:pStyle w:val="a5"/>
+        <w:numPr>
+          <w:ilvl w:val="0"/>
+          <w:numId w:val="11"/>
+        </w:numPr>
+      </w:pPr>
+      <w:r>
+        <w:t>Member name</w:t>
+      </w:r>
+    </w:p>
+    <w:p>
+      <w:pPr>
+        <w:pStyle w:val="a5"/>
+        <w:numPr>
+          <w:ilvl w:val="0"/>
+          <w:numId w:val="11"/>
+        </w:numPr>
+        <w:rPr>
+          <w:lang w:val="en-US"/>
+        </w:rPr>
+      </w:pPr>
+      <w:r>
+        <w:rPr>
+          <w:lang w:val="en-US"/>
+        </w:rPr>
+        <w:t>A list of borrowed book IDs</w:t>
+      </w:r>
+    </w:p>
+    <w:p>
+      <w:pPr>
+        <w:pStyle w:val="a5"/>
+        <w:rPr>
+          <w:lang w:val="en-US"/>
+        </w:rPr>
+      </w:pPr>
+      <w:r>
+        <w:rPr>
+          <w:lang w:val="en-US"/>
+        </w:rPr>
+        <w:t>It also supports converting member data to and from a dictionary.</w:t>
+      </w:r>
+    </w:p>
+    <w:p>
+      <w:pPr>
+        <w:pStyle w:val="4"/>
+      </w:pPr>
+      <w:r>
+        <w:rPr>
+          <w:rStyle w:val="a6"/>
+          <w:b w:val="0"/>
+          <w:bCs w:val="0"/>
+        </w:rPr>
+        <w:t>Library Class</w:t>
+      </w:r>
+    </w:p>
+    <w:p>
+      <w:pPr>
+        <w:pStyle w:val="a5"/>
+      </w:pPr>
+      <w:r>
+        <w:rPr>
+          <w:lang w:val="en-US"/>
+        </w:rPr>
+        <w:t xml:space="preserve">The </w:t>
+      </w:r>
+      <w:r>
+        <w:rPr>
+          <w:rStyle w:val="HTML1"/>
+          <w:lang w:val="en-US"/>
+        </w:rPr>
+        <w:t>Library</w:t>
+      </w:r>
+      <w:r>
+        <w:rPr>
+          <w:lang w:val="en-US"/>
+        </w:rPr>
+        <w:t xml:space="preserve"> class manages all operations in the system.</w:t>
+      </w:r>
+      <w:r>
+        <w:rPr>
+          <w:lang w:val="en-US"/>
+        </w:rPr>
+        <w:br/>
+      </w:r>
+      <w:r>
+        <w:t>It contains:</w:t>
+      </w:r>
+    </w:p>
+    <w:p>
+      <w:pPr>
+        <w:pStyle w:val="a5"/>
+        <w:numPr>
+          <w:ilvl w:val="0"/>
+          <w:numId w:val="12"/>
+        </w:numPr>
+      </w:pPr>
+      <w:r>
+        <w:t>A list of all books</w:t>
+      </w:r>
+    </w:p>
+    <w:p>
+      <w:pPr>
+        <w:pStyle w:val="a5"/>
+        <w:numPr>
+          <w:ilvl w:val="0"/>
+          <w:numId w:val="12"/>
+        </w:numPr>
+      </w:pPr>
+      <w:r>
+        <w:t>A list of all members</w:t>
+      </w:r>
+    </w:p>
+    <w:p>
+      <w:pPr>
+        <w:pStyle w:val="a5"/>
+        <w:numPr>
+          <w:ilvl w:val="0"/>
+          <w:numId w:val="12"/>
+        </w:numPr>
+        <w:rPr>
+          <w:lang w:val="en-US"/>
+        </w:rPr>
+      </w:pPr>
+      <w:r>
+        <w:rPr>
+          <w:lang w:val="en-US"/>
+        </w:rPr>
+        <w:lastRenderedPageBreak/>
+        <w:t>Methods for adding, removing, searching, borrowing, and returning books</w:t>
+      </w:r>
+    </w:p>
+    <w:p>
+      <w:pPr>
+        <w:pStyle w:val="a5"/>
+        <w:numPr>
+          <w:ilvl w:val="0"/>
+          <w:numId w:val="12"/>
+        </w:numPr>
+        <w:rPr>
+          <w:lang w:val="en-US"/>
+        </w:rPr>
+      </w:pPr>
+      <w:r>
+        <w:rPr>
+          <w:lang w:val="en-US"/>
+        </w:rPr>
+        <w:t>Methods for saving and loading data from a JSON file</w:t>
+      </w:r>
+    </w:p>
+    <w:p>
+      <w:pPr>
+        <w:pStyle w:val="a5"/>
+        <w:rPr>
+          <w:lang w:val="en-US"/>
+        </w:rPr>
+      </w:pPr>
+      <w:r>
+        <w:rPr>
+          <w:lang w:val="en-US"/>
+        </w:rPr>
+        <w:t>This structure keeps all core logic inside a single class.</w:t>
+      </w:r>
+    </w:p>
+    <w:p>
+      <w:r>
+        <w:pict w14:anchorId="32C4E06C">
+          <v:rect id="_x0000_i1027" style="width:0;height:1.5pt" o:hralign="center" o:hrstd="t" o:hr="t" fillcolor="#a0a0a0" stroked="f"/>
+        </w:pict>
+      </w:r>
+    </w:p>
+    <w:p>
+      <w:pPr>
+        <w:pStyle w:val="3"/>
+      </w:pPr>
+      <w:r>
+        <w:rPr>
+          <w:rStyle w:val="a6"/>
+          <w:b w:val="0"/>
+          <w:bCs w:val="0"/>
+        </w:rPr>
+        <w:t>2. File Structure</w:t>
+      </w:r>
+    </w:p>
+    <w:p>
+      <w:pPr>
+        <w:pStyle w:val="a5"/>
+        <w:rPr>
+          <w:lang w:val="en-US"/>
+        </w:rPr>
+      </w:pPr>
+      <w:r>
+        <w:rPr>
+          <w:lang w:val="en-US"/>
+        </w:rPr>
+        <w:t>The application is divided into the following Python files:</w:t>
+      </w:r>
+    </w:p>
+    <w:p>
+      <w:pPr>
+        <w:pStyle w:val="HTML"/>
+        <w:rPr>
+          <w:rStyle w:val="HTML1"/>
+          <w:lang w:val="en-US"/>
+        </w:rPr>
+      </w:pPr>
+      <w:r>
+        <w:rPr>
+          <w:rStyle w:val="HTML1"/>
+          <w:lang w:val="en-US"/>
+        </w:rPr>
+        <w:t xml:space="preserve">models.py     → defines Book and Member classes  </w:t>
+      </w:r>
+    </w:p>
+    <w:p>
+      <w:pPr>
+        <w:pStyle w:val="HTML"/>
+        <w:rPr>
+          <w:rStyle w:val="HTML1"/>
+          <w:lang w:val="en-US"/>
+        </w:rPr>
+      </w:pPr>
+      <w:r>
+        <w:rPr>
+          <w:rStyle w:val="HTML1"/>
+          <w:lang w:val="en-US"/>
+        </w:rPr>
+        <w:t xml:space="preserve">library.py    → manages library operations and file storage  </w:t>
+      </w:r>
+    </w:p>
+    <w:p>
+      <w:pPr>
+        <w:pStyle w:val="HTML"/>
+        <w:rPr>
+          <w:rStyle w:val="HTML1"/>
+          <w:lang w:val="en-US"/>
+        </w:rPr>
+      </w:pPr>
+      <w:r>
+        <w:rPr>
+          <w:rStyle w:val="HTML1"/>
+          <w:lang w:val="en-US"/>
+        </w:rPr>
+        <w:t xml:space="preserve">main.py       → user </w:t>
+      </w:r>
+      <w:r>
+        <w:rPr>
+          <w:rStyle w:val="hljs-keyword"/>
+          <w:lang w:val="en-US"/>
+        </w:rPr>
+        <w:t>interface</w:t>
+      </w:r>
+      <w:r>
+        <w:rPr>
+          <w:rStyle w:val="HTML1"/>
+          <w:lang w:val="en-US"/>
+        </w:rPr>
+        <w:t xml:space="preserve"> </w:t>
+      </w:r>
+      <w:r>
+        <w:rPr>
+          <w:rStyle w:val="hljs-title"/>
+          <w:lang w:val="en-US"/>
+        </w:rPr>
+        <w:t>and</w:t>
+      </w:r>
+      <w:r>
+        <w:rPr>
+          <w:rStyle w:val="HTML1"/>
+          <w:lang w:val="en-US"/>
+        </w:rPr>
+        <w:t xml:space="preserve"> </w:t>
+      </w:r>
+      <w:r>
+        <w:rPr>
+          <w:rStyle w:val="hljs-title"/>
+          <w:lang w:val="en-US"/>
+        </w:rPr>
+        <w:t>menu</w:t>
+      </w:r>
+      <w:r>
+        <w:rPr>
+          <w:rStyle w:val="HTML1"/>
+          <w:lang w:val="en-US"/>
+        </w:rPr>
+        <w:t xml:space="preserve"> </w:t>
+      </w:r>
+      <w:r>
+        <w:rPr>
+          <w:rStyle w:val="hljs-title"/>
+          <w:lang w:val="en-US"/>
+        </w:rPr>
+        <w:t>navigation</w:t>
+      </w:r>
+      <w:r>
+        <w:rPr>
+          <w:rStyle w:val="HTML1"/>
+          <w:lang w:val="en-US"/>
+        </w:rPr>
+        <w:t xml:space="preserve">  </w:t>
+      </w:r>
+    </w:p>
+    <w:p>
+      <w:pPr>
+        <w:pStyle w:val="HTML"/>
+        <w:rPr>
+          <w:rStyle w:val="HTML1"/>
+          <w:lang w:val="en-US"/>
+        </w:rPr>
+      </w:pPr>
+      <w:r>
+        <w:rPr>
+          <w:rStyle w:val="hljs-keyword"/>
+          <w:lang w:val="en-US"/>
+        </w:rPr>
+        <w:t>data</w:t>
+      </w:r>
+      <w:r>
+        <w:rPr>
+          <w:rStyle w:val="HTML1"/>
+          <w:lang w:val="en-US"/>
+        </w:rPr>
+        <w:t xml:space="preserve">.json     → stores saved </w:t>
+      </w:r>
+      <w:r>
+        <w:rPr>
+          <w:rStyle w:val="hljs-keyword"/>
+          <w:lang w:val="en-US"/>
+        </w:rPr>
+        <w:t>data</w:t>
+      </w:r>
+      <w:r>
+        <w:rPr>
+          <w:rStyle w:val="HTML1"/>
+          <w:lang w:val="en-US"/>
+        </w:rPr>
+        <w:t xml:space="preserve"> (created automatically)</w:t>
+      </w:r>
+    </w:p>
+    <w:p>
+      <w:pPr>
+        <w:pStyle w:val="a5"/>
+        <w:rPr>
+          <w:lang w:val="en-US"/>
+        </w:rPr>
+      </w:pPr>
+      <w:r>
+        <w:rPr>
+          <w:lang w:val="en-US"/>
+        </w:rPr>
+        <w:t>This separation makes the code clean and modular.</w:t>
+      </w:r>
+    </w:p>
+    <w:p>
+      <w:r>
+        <w:pict w14:anchorId="45E25046">
+          <v:rect id="_x0000_i1028" style="width:0;height:1.5pt" o:hralign="center" o:hrstd="t" o:hr="t" fillcolor="#a0a0a0" stroked="f"/>
+        </w:pict>
+      </w:r>
+    </w:p>
+    <w:p>
+      <w:pPr>
+        <w:pStyle w:val="3"/>
+      </w:pPr>
+      <w:r>
+        <w:rPr>
+          <w:rStyle w:val="a6"/>
+          <w:b w:val="0"/>
+          <w:bCs w:val="0"/>
+        </w:rPr>
+        <w:t>3. Data Storage</w:t>
+      </w:r>
+    </w:p>
+    <w:p>
+      <w:pPr>
+        <w:pStyle w:val="a5"/>
+        <w:rPr>
+          <w:lang w:val="en-US"/>
+        </w:rPr>
+      </w:pPr>
+      <w:r>
+        <w:rPr>
+          <w:lang w:val="en-US"/>
+        </w:rPr>
+        <w:t xml:space="preserve">All data is stored in </w:t>
+      </w:r>
+      <w:r>
+        <w:rPr>
+          <w:rStyle w:val="HTML1"/>
+          <w:lang w:val="en-US"/>
+        </w:rPr>
+        <w:t>data.json</w:t>
+      </w:r>
+      <w:r>
+        <w:rPr>
+          <w:lang w:val="en-US"/>
+        </w:rPr>
+        <w:t>.</w:t>
+      </w:r>
+      <w:r>
+        <w:rPr>
+          <w:lang w:val="en-US"/>
+        </w:rPr>
+        <w:br/>
+        <w:t>The application saves:</w:t>
+      </w:r>
+    </w:p>
+    <w:p>
+      <w:pPr>
+        <w:pStyle w:val="a5"/>
+        <w:numPr>
+          <w:ilvl w:val="0"/>
+          <w:numId w:val="13"/>
+        </w:numPr>
+      </w:pPr>
+      <w:r>
+        <w:t>The list of books</w:t>
+      </w:r>
+    </w:p>
+    <w:p>
+      <w:pPr>
+        <w:pStyle w:val="a5"/>
+        <w:numPr>
+          <w:ilvl w:val="0"/>
+          <w:numId w:val="13"/>
+        </w:numPr>
+      </w:pPr>
+      <w:r>
+        <w:t>The list of library members</w:t>
+      </w:r>
+    </w:p>
+    <w:p>
+      <w:pPr>
+        <w:pStyle w:val="a5"/>
+        <w:numPr>
+          <w:ilvl w:val="0"/>
+          <w:numId w:val="13"/>
+        </w:numPr>
+      </w:pPr>
+      <w:r>
+        <w:t>Book availability and borrower information</w:t>
+      </w:r>
+    </w:p>
+    <w:p>
+      <w:pPr>
+        <w:pStyle w:val="a5"/>
+        <w:rPr>
+          <w:lang w:val="en-US"/>
+        </w:rPr>
+      </w:pPr>
+      <w:r>
+        <w:rPr>
+          <w:lang w:val="en-US"/>
+        </w:rPr>
+        <w:t>The JSON file is automatically created if it does not exist.</w:t>
+      </w:r>
+      <w:r>
+        <w:rPr>
+          <w:lang w:val="en-US"/>
+        </w:rPr>
+        <w:br/>
+        <w:t>When the program starts, the data is loaded into memory.</w:t>
+      </w:r>
+    </w:p>
+    <w:p>
+      <w:r>
+        <w:pict w14:anchorId="162E5A62">
+          <v:rect id="_x0000_i1029" style="width:0;height:1.5pt" o:hralign="center" o:hrstd="t" o:hr="t" fillcolor="#a0a0a0" stroked="f"/>
+        </w:pict>
+      </w:r>
+    </w:p>
+    <w:p>
+      <w:pPr>
+        <w:pStyle w:val="3"/>
+      </w:pPr>
+      <w:r>
+        <w:rPr>
+          <w:rStyle w:val="a6"/>
+          <w:b w:val="0"/>
+          <w:bCs w:val="0"/>
+        </w:rPr>
+        <w:t>4. Menu-Based User Interface</w:t>
+      </w:r>
+    </w:p>
+    <w:p>
+      <w:pPr>
+        <w:pStyle w:val="a5"/>
+        <w:rPr>
+          <w:lang w:val="en-US"/>
+        </w:rPr>
+      </w:pPr>
+      <w:r>
+        <w:rPr>
+          <w:lang w:val="en-US"/>
+        </w:rPr>
+        <w:t>The user interacts with the system through a console menu.</w:t>
+      </w:r>
+      <w:r>
+        <w:rPr>
+          <w:lang w:val="en-US"/>
+        </w:rPr>
+        <w:br/>
+        <w:t>The menu allows the user to:</w:t>
+      </w:r>
+    </w:p>
+    <w:p>
+      <w:pPr>
+        <w:pStyle w:val="a5"/>
+        <w:numPr>
+          <w:ilvl w:val="0"/>
+          <w:numId w:val="14"/>
+        </w:numPr>
+      </w:pPr>
+      <w:r>
+        <w:t>Add a book</w:t>
+      </w:r>
+    </w:p>
+    <w:p>
+      <w:pPr>
+        <w:pStyle w:val="a5"/>
+        <w:numPr>
+          <w:ilvl w:val="0"/>
+          <w:numId w:val="14"/>
+        </w:numPr>
+      </w:pPr>
+      <w:r>
+        <w:t>Remove a book</w:t>
+      </w:r>
+    </w:p>
+    <w:p>
+      <w:pPr>
+        <w:pStyle w:val="a5"/>
+        <w:numPr>
+          <w:ilvl w:val="0"/>
+          <w:numId w:val="14"/>
+        </w:numPr>
+      </w:pPr>
+      <w:r>
+        <w:t>Search for a book</w:t>
+      </w:r>
+    </w:p>
+    <w:p>
+      <w:pPr>
+        <w:pStyle w:val="a5"/>
+        <w:numPr>
+          <w:ilvl w:val="0"/>
+          <w:numId w:val="14"/>
+        </w:numPr>
+      </w:pPr>
+      <w:r>
+        <w:t>Display all books</w:t>
+      </w:r>
+    </w:p>
+    <w:p>
+      <w:pPr>
+        <w:pStyle w:val="a5"/>
+        <w:numPr>
+          <w:ilvl w:val="0"/>
+          <w:numId w:val="14"/>
+        </w:numPr>
+      </w:pPr>
+      <w:r>
+        <w:t>Add a member</w:t>
+      </w:r>
+    </w:p>
+    <w:p>
+      <w:pPr>
+        <w:pStyle w:val="a5"/>
+        <w:numPr>
+          <w:ilvl w:val="0"/>
+          <w:numId w:val="14"/>
+        </w:numPr>
+      </w:pPr>
+      <w:r>
+        <w:t>Borrow a book</w:t>
+      </w:r>
+    </w:p>
+    <w:p>
+      <w:pPr>
+        <w:pStyle w:val="a5"/>
+        <w:numPr>
+          <w:ilvl w:val="0"/>
+          <w:numId w:val="14"/>
+        </w:numPr>
+      </w:pPr>
+      <w:r>
+        <w:t>Return a book</w:t>
+      </w:r>
+    </w:p>
+    <w:p>
+      <w:pPr>
+        <w:pStyle w:val="a5"/>
+        <w:numPr>
+          <w:ilvl w:val="0"/>
+          <w:numId w:val="14"/>
+        </w:numPr>
+      </w:pPr>
+      <w:r>
+        <w:t>Save data to file</w:t>
+      </w:r>
+    </w:p>
+    <w:p>
+      <w:pPr>
+        <w:pStyle w:val="a5"/>
+        <w:numPr>
+          <w:ilvl w:val="0"/>
+          <w:numId w:val="14"/>
+        </w:numPr>
+      </w:pPr>
+      <w:r>
+        <w:t>Load data from file</w:t>
+      </w:r>
+    </w:p>
+    <w:p>
+      <w:pPr>
+        <w:pStyle w:val="a5"/>
+        <w:rPr>
+          <w:lang w:val="en-US"/>
+        </w:rPr>
+      </w:pPr>
+      <w:r>
+        <w:rPr>
+          <w:lang w:val="en-US"/>
+        </w:rPr>
+        <w:t xml:space="preserve">Each menu option triggers a specific method inside the </w:t>
+      </w:r>
+      <w:r>
+        <w:rPr>
+          <w:rStyle w:val="HTML1"/>
+          <w:lang w:val="en-US"/>
+        </w:rPr>
+        <w:t>Library</w:t>
+      </w:r>
+      <w:r>
+        <w:rPr>
+          <w:lang w:val="en-US"/>
+        </w:rPr>
+        <w:t xml:space="preserve"> class.</w:t>
+      </w:r>
+    </w:p>
+    <w:p>
+      <w:r>
+        <w:lastRenderedPageBreak/>
+        <w:pict w14:anchorId="0B4E29FC">
+          <v:rect id="_x0000_i1030" style="width:0;height:1.5pt" o:hralign="center" o:hrstd="t" o:hr="t" fillcolor="#a0a0a0" stroked="f"/>
+        </w:pict>
+      </w:r>
+    </w:p>
+    <w:p>
+      <w:pPr>
+        <w:pStyle w:val="3"/>
+      </w:pPr>
+      <w:r>
+        <w:rPr>
+          <w:rStyle w:val="a6"/>
+          <w:b w:val="0"/>
+          <w:bCs w:val="0"/>
+        </w:rPr>
+        <w:t>5. Input Validation</w:t>
+      </w:r>
+    </w:p>
+    <w:p>
+      <w:pPr>
+        <w:pStyle w:val="a5"/>
+        <w:rPr>
+          <w:lang w:val="en-US"/>
+        </w:rPr>
+      </w:pPr>
+      <w:r>
+        <w:rPr>
+          <w:lang w:val="en-US"/>
+        </w:rPr>
+        <w:t>The program includes several validation checks:</w:t>
+      </w:r>
+    </w:p>
+    <w:p>
+      <w:pPr>
+        <w:pStyle w:val="a5"/>
+        <w:numPr>
+          <w:ilvl w:val="0"/>
+          <w:numId w:val="15"/>
+        </w:numPr>
+      </w:pPr>
+      <w:r>
+        <w:t>IDs must be numbers</w:t>
+      </w:r>
+    </w:p>
+    <w:p>
+      <w:pPr>
+        <w:pStyle w:val="a5"/>
+        <w:numPr>
+          <w:ilvl w:val="0"/>
+          <w:numId w:val="15"/>
+        </w:numPr>
+      </w:pPr>
+      <w:r>
+        <w:t>Year must be a number</w:t>
+      </w:r>
+    </w:p>
+    <w:p>
+      <w:pPr>
+        <w:pStyle w:val="a5"/>
+        <w:numPr>
+          <w:ilvl w:val="0"/>
+          <w:numId w:val="15"/>
+        </w:numPr>
+        <w:rPr>
+          <w:lang w:val="en-US"/>
+        </w:rPr>
+      </w:pPr>
+      <w:r>
+        <w:rPr>
+          <w:lang w:val="en-US"/>
+        </w:rPr>
+        <w:t>Title and author cannot be empty</w:t>
+      </w:r>
+    </w:p>
+    <w:p>
+      <w:pPr>
+        <w:pStyle w:val="a5"/>
+        <w:numPr>
+          <w:ilvl w:val="0"/>
+          <w:numId w:val="15"/>
+        </w:numPr>
+        <w:rPr>
+          <w:lang w:val="en-US"/>
+        </w:rPr>
+      </w:pPr>
+      <w:r>
+        <w:rPr>
+          <w:lang w:val="en-US"/>
+        </w:rPr>
+        <w:t>A book cannot be removed if it is borrowed</w:t>
+      </w:r>
+    </w:p>
+    <w:p>
+      <w:pPr>
+        <w:pStyle w:val="a5"/>
+        <w:numPr>
+          <w:ilvl w:val="0"/>
+          <w:numId w:val="15"/>
+        </w:numPr>
+        <w:rPr>
+          <w:lang w:val="en-US"/>
+        </w:rPr>
+      </w:pPr>
+      <w:r>
+        <w:rPr>
+          <w:lang w:val="en-US"/>
+        </w:rPr>
+        <w:t>A book cannot be borrowed if already issued</w:t>
+      </w:r>
+    </w:p>
+    <w:p>
+      <w:pPr>
+        <w:pStyle w:val="a5"/>
+        <w:numPr>
+          <w:ilvl w:val="0"/>
+          <w:numId w:val="15"/>
+        </w:numPr>
+        <w:rPr>
+          <w:lang w:val="en-US"/>
+        </w:rPr>
+      </w:pPr>
+      <w:r>
+        <w:rPr>
+          <w:lang w:val="en-US"/>
+        </w:rPr>
+        <w:t>A book cannot be returned by the wrong member</w:t>
+      </w:r>
+    </w:p>
+    <w:p>
+      <w:pPr>
+        <w:pStyle w:val="a5"/>
+        <w:rPr>
+          <w:lang w:val="en-US"/>
+        </w:rPr>
+      </w:pPr>
+      <w:r>
+        <w:rPr>
+          <w:lang w:val="en-US"/>
+        </w:rPr>
+        <w:t>These checks ensure that invalid or incomplete data cannot break the system.</w:t>
+      </w:r>
+    </w:p>
+    <w:p>
+      <w:r>
+        <w:pict w14:anchorId="50AD6DDB">
+          <v:rect id="_x0000_i1031" style="width:0;height:1.5pt" o:hralign="center" o:hrstd="t" o:hr="t" fillcolor="#a0a0a0" stroked="f"/>
+        </w:pict>
+      </w:r>
+    </w:p>
+    <w:p>
+      <w:pPr>
+        <w:pStyle w:val="3"/>
+      </w:pPr>
+      <w:r>
+        <w:rPr>
+          <w:rStyle w:val="a6"/>
+          <w:b w:val="0"/>
+          <w:bCs w:val="0"/>
+        </w:rPr>
+        <w:t>6. Object-Oriented Programming Concepts Used</w:t>
+      </w:r>
+    </w:p>
+    <w:p>
+      <w:pPr>
+        <w:pStyle w:val="a5"/>
+        <w:rPr>
+          <w:lang w:val="en-US"/>
+        </w:rPr>
+      </w:pPr>
+      <w:r>
+        <w:rPr>
+          <w:lang w:val="en-US"/>
+        </w:rPr>
+        <w:t>The project demonstrates several OOP concepts:</w:t>
+      </w:r>
+    </w:p>
+    <w:p>
+      <w:pPr>
+        <w:pStyle w:val="a5"/>
+        <w:numPr>
+          <w:ilvl w:val="0"/>
+          <w:numId w:val="16"/>
+        </w:numPr>
+        <w:rPr>
+          <w:lang w:val="en-US"/>
+        </w:rPr>
+      </w:pPr>
+      <w:r>
+        <w:rPr>
+          <w:rStyle w:val="a6"/>
+          <w:lang w:val="en-US"/>
+        </w:rPr>
+        <w:t>Classes and Objects:</w:t>
+      </w:r>
+      <w:r>
+        <w:rPr>
+          <w:lang w:val="en-US"/>
+        </w:rPr>
+        <w:t xml:space="preserve"> Book, Member, Library</w:t>
+      </w:r>
+    </w:p>
+    <w:p>
+      <w:pPr>
+        <w:pStyle w:val="a5"/>
+        <w:numPr>
+          <w:ilvl w:val="0"/>
+          <w:numId w:val="16"/>
+        </w:numPr>
+        <w:rPr>
+          <w:lang w:val="en-US"/>
+        </w:rPr>
+      </w:pPr>
+      <w:r>
+        <w:rPr>
+          <w:rStyle w:val="a6"/>
+          <w:lang w:val="en-US"/>
+        </w:rPr>
+        <w:t>Constructors:</w:t>
+      </w:r>
+      <w:r>
+        <w:rPr>
+          <w:lang w:val="en-US"/>
+        </w:rPr>
+        <w:t xml:space="preserve"> used to initialize class objects</w:t>
+      </w:r>
+    </w:p>
+    <w:p>
+      <w:pPr>
+        <w:pStyle w:val="a5"/>
+        <w:numPr>
+          <w:ilvl w:val="0"/>
+          <w:numId w:val="16"/>
+        </w:numPr>
+        <w:rPr>
+          <w:lang w:val="en-US"/>
+        </w:rPr>
+      </w:pPr>
+      <w:r>
+        <w:rPr>
+          <w:rStyle w:val="a6"/>
+          <w:lang w:val="en-US"/>
+        </w:rPr>
+        <w:t>Encapsulation:</w:t>
+      </w:r>
+      <w:r>
+        <w:rPr>
+          <w:lang w:val="en-US"/>
+        </w:rPr>
+        <w:t xml:space="preserve"> library operations are grouped inside the Library class</w:t>
+      </w:r>
+    </w:p>
+    <w:p>
+      <w:pPr>
+        <w:pStyle w:val="a5"/>
+        <w:numPr>
+          <w:ilvl w:val="0"/>
+          <w:numId w:val="16"/>
+        </w:numPr>
+        <w:rPr>
+          <w:lang w:val="en-US"/>
+        </w:rPr>
+      </w:pPr>
+      <w:r>
+        <w:rPr>
+          <w:rStyle w:val="a6"/>
+          <w:lang w:val="en-US"/>
+        </w:rPr>
+        <w:t>Modularity:</w:t>
+      </w:r>
+      <w:r>
+        <w:rPr>
+          <w:lang w:val="en-US"/>
+        </w:rPr>
+        <w:t xml:space="preserve"> code split across multiple files</w:t>
+      </w:r>
+    </w:p>
+    <w:p>
+      <w:pPr>
+        <w:pStyle w:val="a5"/>
+        <w:numPr>
+          <w:ilvl w:val="0"/>
+          <w:numId w:val="16"/>
+        </w:numPr>
+        <w:rPr>
+          <w:lang w:val="en-US"/>
+        </w:rPr>
+      </w:pPr>
+      <w:r>
+        <w:rPr>
+          <w:rStyle w:val="a6"/>
+          <w:lang w:val="en-US"/>
+        </w:rPr>
+        <w:t>Data abstraction:</w:t>
+      </w:r>
+      <w:r>
+        <w:rPr>
+          <w:lang w:val="en-US"/>
+        </w:rPr>
+        <w:t xml:space="preserve"> user interacts only through the menu, not the internal logic</w:t>
+      </w:r>
+    </w:p>
+    <w:p>
+      <w:pPr>
+        <w:pStyle w:val="a5"/>
+        <w:rPr>
+          <w:lang w:val="en-US"/>
+        </w:rPr>
+      </w:pPr>
+    </w:p>
+    <w:p>
+      <w:pPr>
+        <w:pStyle w:val="a5"/>
+        <w:rPr>
+          <w:lang w:val="en-US"/>
+        </w:rPr>
+      </w:pPr>
+    </w:p>
+    <w:p>
+      <w:pPr>
+        <w:pStyle w:val="a5"/>
+        <w:rPr>
+          <w:lang w:val="en-US"/>
+        </w:rPr>
+      </w:pPr>
+    </w:p>
+    <w:p>
+      <w:pPr>
+        <w:pStyle w:val="a5"/>
+        <w:rPr>
+          <w:lang w:val="en-US"/>
+        </w:rPr>
+      </w:pPr>
+    </w:p>
+    <w:p>
+      <w:pPr>
+        <w:pStyle w:val="a5"/>
+        <w:rPr>
+          <w:lang w:val="en-US"/>
+        </w:rPr>
+      </w:pPr>
+    </w:p>
+    <w:p>
+      <w:pPr>
+        <w:pStyle w:val="a5"/>
+        <w:rPr>
+          <w:lang w:val="en-US"/>
+        </w:rPr>
+      </w:pPr>
+    </w:p>
+    <w:p>
+      <w:pPr>
+        <w:pStyle w:val="a5"/>
+        <w:rPr>
+          <w:lang w:val="en-US"/>
+        </w:rPr>
+      </w:pPr>
+    </w:p>
+    <w:p>
+      <w:pPr>
+        <w:pStyle w:val="a5"/>
+        <w:rPr>
+          <w:lang w:val="en-US"/>
+        </w:rPr>
+      </w:pPr>
+    </w:p>
+    <w:p>
+      <w:pPr>
+        <w:pStyle w:val="a5"/>
+        <w:rPr>
+          <w:lang w:val="en-US"/>
+        </w:rPr>
+      </w:pPr>
+    </w:p>
+    <w:p>
+      <w:pPr>
+        <w:pStyle w:val="a5"/>
+        <w:rPr>
+          <w:lang w:val="en-US"/>
+        </w:rPr>
+      </w:pPr>
+    </w:p>
+    <w:p>
+      <w:pPr>
+        <w:pStyle w:val="a5"/>
+        <w:rPr>
+          <w:lang w:val="en-US"/>
+        </w:rPr>
+      </w:pPr>
+    </w:p>
+    <w:p>
+      <w:pPr>
+        <w:pStyle w:val="a5"/>
+        <w:rPr>
+          <w:lang w:val="en-US"/>
+        </w:rPr>
+      </w:pPr>
+    </w:p>
+    <w:p>
+      <w:pPr>
+        <w:pStyle w:val="a5"/>
+        <w:rPr>
+          <w:lang w:val="en-US"/>
+        </w:rPr>
+      </w:pPr>
+    </w:p>
+    <w:p>
+      <w:pPr>
+        <w:pStyle w:val="a5"/>
+        <w:rPr>
+          <w:lang w:val="en-US"/>
+        </w:rPr>
+      </w:pPr>
+    </w:p>
+    <w:p>
+      <w:pPr>
+        <w:pStyle w:val="1"/>
+        <w:rPr>
+          <w:sz w:val="28"/>
+          <w:szCs w:val="28"/>
+          <w:lang w:val="en-US"/>
+        </w:rPr>
+      </w:pPr>
+      <w:r>
+        <w:rPr>
+          <w:rStyle w:val="a6"/>
+          <w:b/>
+          <w:bCs/>
+          <w:sz w:val="28"/>
+          <w:szCs w:val="28"/>
+          <w:lang w:val="en-US"/>
+        </w:rPr>
+        <w:t>6.</w:t>
+      </w:r>
+      <w:r>
+        <w:rPr>
+          <w:rStyle w:val="a6"/>
+          <w:b/>
+          <w:bCs/>
+          <w:sz w:val="28"/>
+          <w:szCs w:val="28"/>
+          <w:lang w:val="en-US"/>
+        </w:rPr>
+        <w:t>Sample Screenshots of the Application</w:t>
+      </w:r>
+    </w:p>
+    <w:p>
+      <w:pPr>
+        <w:pStyle w:val="a5"/>
+        <w:rPr>
+          <w:lang w:val="en-US"/>
+        </w:rPr>
+      </w:pPr>
+      <w:r>
+        <w:rPr>
+          <w:lang w:val="en-US"/>
+        </w:rPr>
+        <w:t>This section presents sample screenshots of the Library Management System while running in the console. The images demonstrate how the user interacts with the application and how different operations are performed.</w:t>
+      </w:r>
+    </w:p>
+    <w:p>
+      <w:pPr>
+        <w:pStyle w:val="3"/>
+      </w:pPr>
+      <w:r>
+        <w:rPr>
+          <w:rStyle w:val="a6"/>
+          <w:b w:val="0"/>
+          <w:bCs w:val="0"/>
+        </w:rPr>
+        <w:t>1. Main Menu</w:t>
+      </w:r>
+    </w:p>
+    <w:p>
+      <w:pPr>
+        <w:pStyle w:val="a5"/>
+        <w:rPr>
+          <w:lang w:val="en-US"/>
+        </w:rPr>
+      </w:pPr>
+      <w:r>
+        <w:rPr>
+          <w:lang w:val="en-US"/>
+        </w:rPr>
+        <w:t>This screenshot shows the main menu displayed when the application starts.</w:t>
+      </w:r>
+      <w:r>
+        <w:rPr>
+          <w:lang w:val="en-US"/>
+        </w:rPr>
+        <w:br/>
+        <w:t>It allows the user to choose any operation such as adding books, searching, borrowing, or saving data.</w:t>
+      </w:r>
+    </w:p>
+    <w:p>
+      <w:pPr>
+        <w:pStyle w:val="a5"/>
+      </w:pPr>
+      <w:r>
+        <w:rPr>
+          <w:rStyle w:val="a7"/>
+          <w:rFonts w:eastAsiaTheme="majorEastAsia"/>
+        </w:rPr>
+        <w:t>(Insert Screenshot Here)</w:t>
+      </w:r>
+    </w:p>
+    <w:p>
+      <w:r>
+        <w:pict w14:anchorId="723350DF">
+          <v:rect id="_x0000_i1032" style="width:0;height:1.5pt" o:hralign="center" o:hrstd="t" o:hr="t" fillcolor="#a0a0a0" stroked="f"/>
+        </w:pict>
+      </w:r>
+    </w:p>
+    <w:p>
+      <w:pPr>
+        <w:pStyle w:val="3"/>
+      </w:pPr>
+      <w:r>
+        <w:rPr>
+          <w:rStyle w:val="a6"/>
+          <w:b w:val="0"/>
+          <w:bCs w:val="0"/>
+        </w:rPr>
+        <w:t>2. Adding a New Book</w:t>
+      </w:r>
+    </w:p>
+    <w:p>
+      <w:pPr>
+        <w:pStyle w:val="a5"/>
+        <w:rPr>
+          <w:lang w:val="en-US"/>
+        </w:rPr>
+      </w:pPr>
+      <w:r>
+        <w:rPr>
+          <w:lang w:val="en-US"/>
+        </w:rPr>
+        <w:t>The following screenshot shows the process of adding a new book to the library.</w:t>
+      </w:r>
+      <w:r>
+        <w:rPr>
+          <w:lang w:val="en-US"/>
+        </w:rPr>
+        <w:br/>
+        <w:t>The system asks for the book ID, title, author, and year of publication.</w:t>
+      </w:r>
+    </w:p>
+    <w:p>
+      <w:pPr>
+        <w:pStyle w:val="a5"/>
+      </w:pPr>
+      <w:r>
+        <w:rPr>
+          <w:rStyle w:val="a7"/>
+          <w:rFonts w:eastAsiaTheme="majorEastAsia"/>
+        </w:rPr>
+        <w:t>(Insert Screenshot Here)</w:t>
+      </w:r>
+    </w:p>
+    <w:p>
+      <w:r>
+        <w:pict w14:anchorId="35B27692">
+          <v:rect id="_x0000_i1033" style="width:0;height:1.5pt" o:hralign="center" o:hrstd="t" o:hr="t" fillcolor="#a0a0a0" stroked="f"/>
+        </w:pict>
+      </w:r>
+    </w:p>
+    <w:p>
+      <w:pPr>
+        <w:pStyle w:val="3"/>
+      </w:pPr>
+      <w:r>
+        <w:rPr>
+          <w:rStyle w:val="a6"/>
+          <w:b w:val="0"/>
+          <w:bCs w:val="0"/>
+        </w:rPr>
+        <w:t>3. Listing All Books</w:t>
+      </w:r>
+    </w:p>
+    <w:p>
+      <w:pPr>
+        <w:pStyle w:val="a5"/>
+        <w:rPr>
+          <w:lang w:val="en-US"/>
+        </w:rPr>
+      </w:pPr>
+      <w:r>
+        <w:rPr>
+          <w:lang w:val="en-US"/>
+        </w:rPr>
+        <w:t>This screenshot displays the list of all books currently stored in the system.</w:t>
+      </w:r>
+      <w:r>
+        <w:rPr>
+          <w:lang w:val="en-US"/>
+        </w:rPr>
+        <w:br/>
+        <w:t>Each book entry includes its ID, title, author, year, and availability status.</w:t>
+      </w:r>
+    </w:p>
+    <w:p>
+      <w:pPr>
+        <w:pStyle w:val="a5"/>
+      </w:pPr>
+      <w:r>
+        <w:rPr>
+          <w:rStyle w:val="a7"/>
+          <w:rFonts w:eastAsiaTheme="majorEastAsia"/>
+        </w:rPr>
+        <w:t>(Insert Screenshot Here)</w:t>
+      </w:r>
+    </w:p>
+    <w:p>
+      <w:r>
+        <w:pict w14:anchorId="1A7B86C0">
+          <v:rect id="_x0000_i1034" style="width:0;height:1.5pt" o:hralign="center" o:hrstd="t" o:hr="t" fillcolor="#a0a0a0" stroked="f"/>
+        </w:pict>
+      </w:r>
+    </w:p>
+    <w:p>
+      <w:pPr>
+        <w:pStyle w:val="3"/>
+      </w:pPr>
+      <w:r>
+        <w:rPr>
+          <w:rStyle w:val="a6"/>
+          <w:b w:val="0"/>
+          <w:bCs w:val="0"/>
+        </w:rPr>
+        <w:t>4. Borrowing and Returning Books</w:t>
+      </w:r>
+    </w:p>
+    <w:p>
+      <w:pPr>
+        <w:pStyle w:val="a5"/>
+        <w:rPr>
+          <w:lang w:val="en-US"/>
+        </w:rPr>
+      </w:pPr>
+      <w:r>
+        <w:rPr>
+          <w:lang w:val="en-US"/>
+        </w:rPr>
+        <w:t>This screenshot demonstrates how a book is borrowed by a member and how its status changes from “Available” to “Borrowed”.</w:t>
+      </w:r>
+    </w:p>
+    <w:p>
+      <w:pPr>
+        <w:pStyle w:val="a5"/>
+        <w:rPr>
+          <w:lang w:val="en-US"/>
+        </w:rPr>
+      </w:pPr>
+      <w:r>
+        <w:rPr>
+          <w:rStyle w:val="a7"/>
+          <w:rFonts w:eastAsiaTheme="majorEastAsia"/>
+          <w:lang w:val="en-US"/>
+        </w:rPr>
+        <w:t>(Insert Screenshot Here)</w:t>
+      </w:r>
+    </w:p>
+    <w:p>
+      <w:pPr>
+        <w:rPr>
+          <w:rFonts w:ascii="Times New Roman" w:hAnsi="Times New Roman" w:cs="Times New Roman"/>
+          <w:sz w:val="24"/>
+          <w:szCs w:val="24"/>
+        </w:rPr>
+      </w:pPr>
+    </w:p>
+    <w:p>
+      <w:pPr>
+        <w:rPr>
+          <w:rFonts w:ascii="Times New Roman" w:hAnsi="Times New Roman" w:cs="Times New Roman"/>
+          <w:sz w:val="24"/>
+          <w:szCs w:val="24"/>
+        </w:rPr>
+      </w:pPr>
+    </w:p>
+    <w:p>
+      <w:pPr>
+        <w:rPr>
+          <w:rFonts w:ascii="Times New Roman" w:hAnsi="Times New Roman" w:cs="Times New Roman"/>
+          <w:sz w:val="24"/>
+          <w:szCs w:val="24"/>
+        </w:rPr>
+      </w:pPr>
+    </w:p>
+    <w:p>
+      <w:pPr>
+        <w:rPr>
+          <w:rFonts w:ascii="Times New Roman" w:hAnsi="Times New Roman" w:cs="Times New Roman"/>
+          <w:sz w:val="24"/>
+          <w:szCs w:val="24"/>
+        </w:rPr>
+      </w:pPr>
+    </w:p>
+    <w:p>
+      <w:pPr>
+        <w:rPr>
+          <w:rFonts w:ascii="Times New Roman" w:hAnsi="Times New Roman" w:cs="Times New Roman"/>
+          <w:sz w:val="24"/>
+          <w:szCs w:val="24"/>
+        </w:rPr>
+      </w:pPr>
+    </w:p>
+    <w:p>
+      <w:pPr>
+        <w:pStyle w:val="1"/>
+        <w:numPr>
+          <w:ilvl w:val="0"/>
+          <w:numId w:val="9"/>
+        </w:numPr>
+        <w:rPr>
+          <w:sz w:val="28"/>
+          <w:szCs w:val="28"/>
+          <w:lang w:val="en-US"/>
+        </w:rPr>
+      </w:pPr>
+      <w:r>
+        <w:rPr>
+          <w:rStyle w:val="a6"/>
+          <w:b/>
+          <w:bCs/>
+          <w:sz w:val="28"/>
+          <w:szCs w:val="28"/>
+          <w:lang w:val="en-US"/>
+        </w:rPr>
+        <w:t>Validations Handled</w:t>
+      </w:r>
+    </w:p>
+    <w:p>
+      <w:pPr>
+        <w:pStyle w:val="a5"/>
+        <w:rPr>
+          <w:lang w:val="en-US"/>
+        </w:rPr>
+      </w:pPr>
+      <w:r>
+        <w:rPr>
+          <w:lang w:val="en-US"/>
+        </w:rPr>
+        <w:t>The application includes several validation mechanisms to ensure that the data entered by the user is correct and does not cause system errors. These validations help maintain data integrity and prevent invalid operations during program execution.</w:t>
+      </w:r>
+    </w:p>
+    <w:p>
+      <w:pPr>
+        <w:pStyle w:val="3"/>
+      </w:pPr>
+      <w:r>
+        <w:rPr>
+          <w:rStyle w:val="a6"/>
+          <w:b w:val="0"/>
+          <w:bCs w:val="0"/>
+        </w:rPr>
+        <w:t>1. Numeric Input Validation</w:t>
+      </w:r>
+    </w:p>
+    <w:p>
+      <w:pPr>
+        <w:pStyle w:val="a5"/>
+        <w:numPr>
+          <w:ilvl w:val="0"/>
+          <w:numId w:val="17"/>
+        </w:numPr>
+        <w:rPr>
+          <w:lang w:val="en-US"/>
+        </w:rPr>
+      </w:pPr>
+      <w:r>
+        <w:rPr>
+          <w:lang w:val="en-US"/>
+        </w:rPr>
+        <w:t>Book IDs and Member IDs must be positive integers.</w:t>
+      </w:r>
+    </w:p>
+    <w:p>
+      <w:pPr>
+        <w:pStyle w:val="a5"/>
+        <w:numPr>
+          <w:ilvl w:val="0"/>
+          <w:numId w:val="17"/>
+        </w:numPr>
+        <w:rPr>
+          <w:lang w:val="en-US"/>
+        </w:rPr>
+      </w:pPr>
+      <w:r>
+        <w:rPr>
+          <w:lang w:val="en-US"/>
+        </w:rPr>
+        <w:t>The system checks whether the input contains only digits.</w:t>
+      </w:r>
+    </w:p>
+    <w:p>
+      <w:pPr>
+        <w:pStyle w:val="a5"/>
+        <w:numPr>
+          <w:ilvl w:val="0"/>
+          <w:numId w:val="17"/>
+        </w:numPr>
+        <w:rPr>
+          <w:lang w:val="en-US"/>
+        </w:rPr>
+      </w:pPr>
+      <w:r>
+        <w:rPr>
+          <w:lang w:val="en-US"/>
+        </w:rPr>
+        <w:t>If the input is not a valid number, the user is prompted to enter it again.</w:t>
+      </w:r>
+    </w:p>
+    <w:p>
+      <w:pPr>
+        <w:pStyle w:val="3"/>
+      </w:pPr>
+      <w:r>
+        <w:rPr>
+          <w:rStyle w:val="a6"/>
+          <w:b w:val="0"/>
+          <w:bCs w:val="0"/>
+        </w:rPr>
+        <w:t>2. Non-Empty Text Fields</w:t>
+      </w:r>
+    </w:p>
+    <w:p>
+      <w:pPr>
+        <w:pStyle w:val="a5"/>
+        <w:numPr>
+          <w:ilvl w:val="0"/>
+          <w:numId w:val="18"/>
+        </w:numPr>
+        <w:rPr>
+          <w:lang w:val="en-US"/>
+        </w:rPr>
+      </w:pPr>
+      <w:r>
+        <w:rPr>
+          <w:lang w:val="en-US"/>
+        </w:rPr>
+        <w:t>Fields such as book title, author name, and member name cannot be empty.</w:t>
+      </w:r>
+    </w:p>
+    <w:p>
+      <w:pPr>
+        <w:pStyle w:val="a5"/>
+        <w:numPr>
+          <w:ilvl w:val="0"/>
+          <w:numId w:val="18"/>
+        </w:numPr>
+        <w:rPr>
+          <w:lang w:val="en-US"/>
+        </w:rPr>
+      </w:pPr>
+      <w:r>
+        <w:rPr>
+          <w:lang w:val="en-US"/>
+        </w:rPr>
+        <w:t>The program displays an error message if the user submits an empty value.</w:t>
+      </w:r>
+    </w:p>
+    <w:p>
+      <w:pPr>
+        <w:pStyle w:val="3"/>
+      </w:pPr>
+      <w:r>
+        <w:rPr>
+          <w:rStyle w:val="a6"/>
+          <w:b w:val="0"/>
+          <w:bCs w:val="0"/>
+        </w:rPr>
+        <w:t>3. Valid Book Removal</w:t>
+      </w:r>
+    </w:p>
+    <w:p>
+      <w:pPr>
+        <w:pStyle w:val="a5"/>
+        <w:numPr>
+          <w:ilvl w:val="0"/>
+          <w:numId w:val="19"/>
+        </w:numPr>
+        <w:rPr>
+          <w:lang w:val="en-US"/>
+        </w:rPr>
+      </w:pPr>
+      <w:r>
+        <w:rPr>
+          <w:lang w:val="en-US"/>
+        </w:rPr>
+        <w:t>A book cannot be removed from the system if it is currently borrowed by a member.</w:t>
+      </w:r>
+    </w:p>
+    <w:p>
+      <w:pPr>
+        <w:pStyle w:val="a5"/>
+        <w:numPr>
+          <w:ilvl w:val="0"/>
+          <w:numId w:val="19"/>
+        </w:numPr>
+        <w:rPr>
+          <w:lang w:val="en-US"/>
+        </w:rPr>
+      </w:pPr>
+      <w:r>
+        <w:rPr>
+          <w:lang w:val="en-US"/>
+        </w:rPr>
+        <w:t>The system prevents accidental deletion of active books.</w:t>
+      </w:r>
+    </w:p>
+    <w:p>
+      <w:pPr>
+        <w:pStyle w:val="3"/>
+      </w:pPr>
+      <w:r>
+        <w:rPr>
+          <w:rStyle w:val="a6"/>
+          <w:b w:val="0"/>
+          <w:bCs w:val="0"/>
+        </w:rPr>
+        <w:t>4. Borrowing Restrictions</w:t>
+      </w:r>
+    </w:p>
+    <w:p>
+      <w:pPr>
+        <w:pStyle w:val="a5"/>
+        <w:numPr>
+          <w:ilvl w:val="0"/>
+          <w:numId w:val="20"/>
+        </w:numPr>
+        <w:rPr>
+          <w:lang w:val="en-US"/>
+        </w:rPr>
+      </w:pPr>
+      <w:r>
+        <w:rPr>
+          <w:lang w:val="en-US"/>
+        </w:rPr>
+        <w:t>A book cannot be borrowed if it is already marked as unavailable.</w:t>
+      </w:r>
+    </w:p>
+    <w:p>
+      <w:pPr>
+        <w:pStyle w:val="a5"/>
+        <w:numPr>
+          <w:ilvl w:val="0"/>
+          <w:numId w:val="20"/>
+        </w:numPr>
+        <w:rPr>
+          <w:lang w:val="en-US"/>
+        </w:rPr>
+      </w:pPr>
+      <w:r>
+        <w:rPr>
+          <w:lang w:val="en-US"/>
+        </w:rPr>
+        <w:t>The system checks whether the book exists and whether it is available before allowing the borrow action.</w:t>
+      </w:r>
+    </w:p>
+    <w:p>
+      <w:pPr>
+        <w:pStyle w:val="3"/>
+      </w:pPr>
+      <w:r>
+        <w:rPr>
+          <w:rStyle w:val="a6"/>
+          <w:b w:val="0"/>
+          <w:bCs w:val="0"/>
+        </w:rPr>
+        <w:t>5. Returning Restrictions</w:t>
+      </w:r>
+    </w:p>
+    <w:p>
+      <w:pPr>
+        <w:pStyle w:val="a5"/>
+        <w:numPr>
+          <w:ilvl w:val="0"/>
+          <w:numId w:val="21"/>
+        </w:numPr>
+        <w:rPr>
+          <w:lang w:val="en-US"/>
+        </w:rPr>
+      </w:pPr>
+      <w:r>
+        <w:rPr>
+          <w:lang w:val="en-US"/>
+        </w:rPr>
+        <w:t>A book cannot be returned if it is not borrowed.</w:t>
+      </w:r>
+    </w:p>
+    <w:p>
+      <w:pPr>
+        <w:pStyle w:val="a5"/>
+        <w:numPr>
+          <w:ilvl w:val="0"/>
+          <w:numId w:val="21"/>
+        </w:numPr>
+        <w:rPr>
+          <w:lang w:val="en-US"/>
+        </w:rPr>
+      </w:pPr>
+      <w:r>
+        <w:rPr>
+          <w:lang w:val="en-US"/>
+        </w:rPr>
+        <w:t>A book cannot be returned by a member who did not borrow it.</w:t>
+      </w:r>
+    </w:p>
+    <w:p>
+      <w:pPr>
+        <w:pStyle w:val="a5"/>
+        <w:numPr>
+          <w:ilvl w:val="0"/>
+          <w:numId w:val="21"/>
+        </w:numPr>
+        <w:rPr>
+          <w:lang w:val="en-US"/>
+        </w:rPr>
+      </w:pPr>
+      <w:r>
+        <w:rPr>
+          <w:lang w:val="en-US"/>
+        </w:rPr>
+        <w:t>These checks ensure correct tracking of borrowing history.</w:t>
+      </w:r>
+    </w:p>
+    <w:p>
+      <w:pPr>
+        <w:pStyle w:val="3"/>
+      </w:pPr>
+      <w:r>
+        <w:rPr>
+          <w:rStyle w:val="a6"/>
+          <w:b w:val="0"/>
+          <w:bCs w:val="0"/>
+        </w:rPr>
+        <w:t>6. File Handling Validation</w:t>
+      </w:r>
+    </w:p>
+    <w:p>
+      <w:pPr>
+        <w:pStyle w:val="a5"/>
+        <w:numPr>
+          <w:ilvl w:val="0"/>
+          <w:numId w:val="22"/>
+        </w:numPr>
+        <w:rPr>
+          <w:lang w:val="en-US"/>
+        </w:rPr>
+      </w:pPr>
+      <w:r>
+        <w:rPr>
+          <w:lang w:val="en-US"/>
+        </w:rPr>
+        <w:t>When loading data from the JSON file, the system checks for format errors.</w:t>
+      </w:r>
+    </w:p>
+    <w:p>
+      <w:pPr>
+        <w:pStyle w:val="a5"/>
+        <w:numPr>
+          <w:ilvl w:val="0"/>
+          <w:numId w:val="22"/>
+        </w:numPr>
+        <w:rPr>
+          <w:lang w:val="en-US"/>
+        </w:rPr>
+      </w:pPr>
+      <w:r>
+        <w:rPr>
+          <w:lang w:val="en-US"/>
+        </w:rPr>
+        <w:t>If the file is missing or corrupted, the application safely initializes a new empty file instead of crashing.</w:t>
+      </w:r>
+    </w:p>
+    <w:p>
+      <w:pPr>
+        <w:pStyle w:val="a5"/>
+        <w:rPr>
+          <w:lang w:val="en-US"/>
+        </w:rPr>
+      </w:pPr>
+      <w:r>
+        <w:rPr>
+          <w:lang w:val="en-US"/>
+        </w:rPr>
+        <w:t>These validations ensure that the program behaves reliably and prevents incorrect data from being stored or processed.</w:t>
+      </w:r>
+    </w:p>
+    <w:p>
+      <w:pPr>
+        <w:rPr>
+          <w:rFonts w:ascii="Times New Roman" w:hAnsi="Times New Roman" w:cs="Times New Roman"/>
+          <w:sz w:val="24"/>
+          <w:szCs w:val="24"/>
+        </w:rPr>
+      </w:pPr>
+    </w:p>
+    <w:p>
+      <w:pPr>
+        <w:rPr>
+          <w:rFonts w:ascii="Times New Roman" w:hAnsi="Times New Roman" w:cs="Times New Roman"/>
+          <w:sz w:val="24"/>
+          <w:szCs w:val="24"/>
+        </w:rPr>
+      </w:pPr>
+    </w:p>
+    <w:p>
+      <w:pPr>
+        <w:rPr>
+          <w:rFonts w:ascii="Times New Roman" w:hAnsi="Times New Roman" w:cs="Times New Roman"/>
+          <w:sz w:val="24"/>
+          <w:szCs w:val="24"/>
+        </w:rPr>
+      </w:pPr>
+    </w:p>
+    <w:p>
+      <w:pPr>
+        <w:pStyle w:val="1"/>
+        <w:numPr>
+          <w:ilvl w:val="0"/>
+          <w:numId w:val="9"/>
+        </w:numPr>
+        <w:rPr>
+          <w:sz w:val="28"/>
+          <w:szCs w:val="28"/>
+          <w:lang w:val="en-US"/>
+        </w:rPr>
+      </w:pPr>
+      <w:r>
+        <w:rPr>
+          <w:rStyle w:val="a6"/>
+          <w:b/>
+          <w:bCs/>
+          <w:sz w:val="28"/>
+          <w:szCs w:val="28"/>
+          <w:lang w:val="en-US"/>
+        </w:rPr>
+        <w:t>Limitations</w:t>
+      </w:r>
+    </w:p>
+    <w:p>
+      <w:pPr>
+        <w:pStyle w:val="a5"/>
+        <w:rPr>
+          <w:lang w:val="en-US"/>
+        </w:rPr>
+      </w:pPr>
+      <w:r>
+        <w:rPr>
+          <w:lang w:val="en-US"/>
+        </w:rPr>
+        <w:t>Although the Library Management System fulfills the basic requirements of book and member management, it has several limitations in its current version:</w:t>
+      </w:r>
+    </w:p>
+    <w:p>
+      <w:pPr>
+        <w:pStyle w:val="3"/>
+      </w:pPr>
+      <w:r>
+        <w:rPr>
+          <w:rStyle w:val="a6"/>
+          <w:b w:val="0"/>
+          <w:bCs w:val="0"/>
+        </w:rPr>
+        <w:t>1. Console-Based Interface</w:t>
+      </w:r>
+    </w:p>
+    <w:p>
+      <w:pPr>
+        <w:pStyle w:val="a5"/>
+        <w:rPr>
+          <w:lang w:val="en-US"/>
+        </w:rPr>
+      </w:pPr>
+      <w:r>
+        <w:rPr>
+          <w:lang w:val="en-US"/>
+        </w:rPr>
+        <w:t>The application uses a text-based console interface, which may not be as user-friendly as a graphical interface. Users must navigate using numbers instead of buttons or visual elements.</w:t>
+      </w:r>
+    </w:p>
+    <w:p>
+      <w:pPr>
+        <w:pStyle w:val="3"/>
+      </w:pPr>
+      <w:r>
+        <w:rPr>
+          <w:rStyle w:val="a6"/>
+          <w:b w:val="0"/>
+          <w:bCs w:val="0"/>
+        </w:rPr>
+        <w:t>2. No Database Integration</w:t>
+      </w:r>
+    </w:p>
+    <w:p>
+      <w:pPr>
+        <w:pStyle w:val="a5"/>
+        <w:rPr>
+          <w:lang w:val="en-US"/>
+        </w:rPr>
+      </w:pPr>
+      <w:r>
+        <w:rPr>
+          <w:lang w:val="en-US"/>
+        </w:rPr>
+        <w:t>All data is stored in a JSON file.</w:t>
+      </w:r>
+      <w:r>
+        <w:rPr>
+          <w:lang w:val="en-US"/>
+        </w:rPr>
+        <w:br/>
+        <w:t>This method is suitable for small projects but may become inefficient for large libraries with thousands of records.</w:t>
+      </w:r>
+    </w:p>
+    <w:p>
+      <w:pPr>
+        <w:pStyle w:val="3"/>
+      </w:pPr>
+      <w:r>
+        <w:rPr>
+          <w:rStyle w:val="a6"/>
+          <w:b w:val="0"/>
+          <w:bCs w:val="0"/>
+        </w:rPr>
+        <w:t>3. No User Authentication</w:t>
+      </w:r>
+    </w:p>
+    <w:p>
+      <w:pPr>
+        <w:pStyle w:val="a5"/>
+        <w:rPr>
+          <w:lang w:val="en-US"/>
+        </w:rPr>
+      </w:pPr>
+      <w:r>
+        <w:rPr>
+          <w:lang w:val="en-US"/>
+        </w:rPr>
+        <w:t>The system does not include login or access control.</w:t>
+      </w:r>
+      <w:r>
+        <w:rPr>
+          <w:lang w:val="en-US"/>
+        </w:rPr>
+        <w:br/>
+        <w:t>Any user running the program has full access to all operations, including adding or removing books.</w:t>
+      </w:r>
+    </w:p>
+    <w:p>
+      <w:pPr>
+        <w:pStyle w:val="3"/>
+      </w:pPr>
+      <w:r>
+        <w:rPr>
+          <w:rStyle w:val="a6"/>
+          <w:b w:val="0"/>
+          <w:bCs w:val="0"/>
+        </w:rPr>
+        <w:t>4. No Advanced Search Features</w:t>
+      </w:r>
+    </w:p>
+    <w:p>
+      <w:pPr>
+        <w:pStyle w:val="a5"/>
+        <w:rPr>
+          <w:lang w:val="en-US"/>
+        </w:rPr>
+      </w:pPr>
+      <w:r>
+        <w:rPr>
+          <w:lang w:val="en-US"/>
+        </w:rPr>
+        <w:t>Search is limited to simple queries by ID, title, or author.</w:t>
+      </w:r>
+      <w:r>
+        <w:rPr>
+          <w:lang w:val="en-US"/>
+        </w:rPr>
+        <w:br/>
+        <w:t>It does not support filters, categories, or advanced search options.</w:t>
+      </w:r>
+    </w:p>
+    <w:p>
+      <w:pPr>
+        <w:pStyle w:val="3"/>
+      </w:pPr>
+      <w:r>
+        <w:rPr>
+          <w:rStyle w:val="a6"/>
+          <w:b w:val="0"/>
+          <w:bCs w:val="0"/>
+        </w:rPr>
+        <w:t>5. No Error Logging</w:t>
+      </w:r>
+    </w:p>
+    <w:p>
+      <w:pPr>
+        <w:pStyle w:val="a5"/>
+        <w:rPr>
+          <w:lang w:val="en-US"/>
+        </w:rPr>
+      </w:pPr>
+      <w:r>
+        <w:rPr>
+          <w:lang w:val="en-US"/>
+        </w:rPr>
+        <w:t>The application displays errors to the user but does not save errors or actions into logs for administrative analysis.</w:t>
+      </w:r>
+    </w:p>
+    <w:p>
+      <w:pPr>
+        <w:pStyle w:val="3"/>
+      </w:pPr>
+      <w:r>
+        <w:rPr>
+          <w:rStyle w:val="a6"/>
+          <w:b w:val="0"/>
+          <w:bCs w:val="0"/>
+        </w:rPr>
+        <w:t>6. Single-User Environment</w:t>
+      </w:r>
+    </w:p>
+    <w:p>
+      <w:pPr>
+        <w:pStyle w:val="a5"/>
+        <w:rPr>
+          <w:lang w:val="en-US"/>
+        </w:rPr>
+      </w:pPr>
+      <w:r>
+        <w:rPr>
+          <w:lang w:val="en-US"/>
+        </w:rPr>
+        <w:t>The system is designed to run locally on one device.</w:t>
+      </w:r>
+      <w:r>
+        <w:rPr>
+          <w:lang w:val="en-US"/>
+        </w:rPr>
+        <w:br/>
+        <w:t>It does not support multiple users accessing the library simultaneously.</w:t>
+      </w:r>
+    </w:p>
+    <w:p>
+      <w:pPr>
+        <w:rPr>
+          <w:rFonts w:ascii="Times New Roman" w:hAnsi="Times New Roman" w:cs="Times New Roman"/>
+          <w:sz w:val="24"/>
+          <w:szCs w:val="24"/>
+        </w:rPr>
+      </w:pPr>
+    </w:p>
+    <w:p>
+      <w:pPr>
+        <w:rPr>
+          <w:rFonts w:ascii="Times New Roman" w:hAnsi="Times New Roman" w:cs="Times New Roman"/>
+          <w:sz w:val="24"/>
+          <w:szCs w:val="24"/>
+        </w:rPr>
+      </w:pPr>
+    </w:p>
+    <w:p>
+      <w:pPr>
+        <w:rPr>
+          <w:rFonts w:ascii="Times New Roman" w:hAnsi="Times New Roman" w:cs="Times New Roman"/>
+          <w:sz w:val="24"/>
+          <w:szCs w:val="24"/>
+        </w:rPr>
+      </w:pPr>
+    </w:p>
+    <w:p>
+      <w:pPr>
+        <w:rPr>
+          <w:rFonts w:ascii="Times New Roman" w:hAnsi="Times New Roman" w:cs="Times New Roman"/>
+          <w:sz w:val="24"/>
+          <w:szCs w:val="24"/>
+        </w:rPr>
+      </w:pPr>
+    </w:p>
+    <w:p>
+      <w:pPr>
+        <w:rPr>
+          <w:rFonts w:ascii="Times New Roman" w:hAnsi="Times New Roman" w:cs="Times New Roman"/>
+          <w:sz w:val="24"/>
+          <w:szCs w:val="24"/>
+        </w:rPr>
+      </w:pPr>
+    </w:p>
+    <w:p>
+      <w:pPr>
+        <w:rPr>
+          <w:rFonts w:ascii="Times New Roman" w:hAnsi="Times New Roman" w:cs="Times New Roman"/>
+          <w:sz w:val="24"/>
+          <w:szCs w:val="24"/>
+        </w:rPr>
+      </w:pPr>
+    </w:p>
+    <w:p>
+      <w:pPr>
+        <w:pStyle w:val="1"/>
+        <w:rPr>
+          <w:rStyle w:val="a6"/>
+          <w:b/>
+          <w:bCs/>
+          <w:sz w:val="28"/>
+          <w:szCs w:val="28"/>
+          <w:lang w:val="en-US"/>
+        </w:rPr>
+      </w:pPr>
+    </w:p>
+    <w:p>
+      <w:pPr>
+        <w:pStyle w:val="1"/>
+        <w:rPr>
+          <w:lang w:val="en-US"/>
+        </w:rPr>
+      </w:pPr>
+      <w:r>
+        <w:rPr>
+          <w:rStyle w:val="a6"/>
+          <w:b/>
+          <w:bCs/>
+          <w:sz w:val="28"/>
+          <w:szCs w:val="28"/>
+          <w:lang w:val="en-US"/>
+        </w:rPr>
+        <w:t>References</w:t>
+      </w:r>
+    </w:p>
+    <w:p>
+      <w:pPr>
+        <w:pStyle w:val="a5"/>
+        <w:rPr>
+          <w:lang w:val="en-US"/>
+        </w:rPr>
+      </w:pPr>
+      <w:r>
+        <w:rPr>
+          <w:lang w:val="en-US"/>
+        </w:rPr>
+        <w:t>The following sources were used for understanding Python concepts, JSON file handling, and general programming practices:</w:t>
+      </w:r>
+    </w:p>
+    <w:p>
+      <w:pPr>
+        <w:pStyle w:val="a5"/>
+        <w:numPr>
+          <w:ilvl w:val="0"/>
+          <w:numId w:val="23"/>
+        </w:numPr>
+      </w:pPr>
+      <w:r>
+        <w:rPr>
+          <w:lang w:val="en-US"/>
+        </w:rPr>
+        <w:t xml:space="preserve">Python Software Foundation. </w:t>
+      </w:r>
+      <w:r>
+        <w:rPr>
+          <w:rStyle w:val="a7"/>
+          <w:lang w:val="en-US"/>
+        </w:rPr>
+        <w:t>Python Documentation</w:t>
+      </w:r>
+      <w:r>
+        <w:rPr>
+          <w:lang w:val="en-US"/>
+        </w:rPr>
+        <w:t xml:space="preserve">. </w:t>
+      </w:r>
+      <w:hyperlink r:id="rId6" w:tgtFrame="_new" w:history="1">
+        <w:r>
+          <w:rPr>
+            <w:rStyle w:val="a8"/>
+            <w:rFonts w:eastAsiaTheme="majorEastAsia"/>
+          </w:rPr>
+          <w:t>https://docs.python.org</w:t>
+        </w:r>
+      </w:hyperlink>
+    </w:p>
+    <w:p>
+      <w:pPr>
+        <w:pStyle w:val="a5"/>
+        <w:numPr>
+          <w:ilvl w:val="0"/>
+          <w:numId w:val="23"/>
+        </w:numPr>
+      </w:pPr>
+      <w:r>
+        <w:rPr>
+          <w:lang w:val="en-US"/>
+        </w:rPr>
+        <w:t xml:space="preserve">Real Python. </w:t>
+      </w:r>
+      <w:r>
+        <w:rPr>
+          <w:rStyle w:val="a7"/>
+          <w:lang w:val="en-US"/>
+        </w:rPr>
+        <w:t>Object-Oriented Programming in Python</w:t>
+      </w:r>
+      <w:r>
+        <w:rPr>
+          <w:lang w:val="en-US"/>
+        </w:rPr>
+        <w:t xml:space="preserve">. </w:t>
+      </w:r>
+      <w:hyperlink r:id="rId7" w:tgtFrame="_new" w:history="1">
+        <w:r>
+          <w:rPr>
+            <w:rStyle w:val="a8"/>
+            <w:rFonts w:eastAsiaTheme="majorEastAsia"/>
+          </w:rPr>
+          <w:t>https://realpython.com</w:t>
+        </w:r>
+      </w:hyperlink>
+    </w:p>
+    <w:p>
+      <w:pPr>
+        <w:pStyle w:val="a5"/>
+        <w:numPr>
+          <w:ilvl w:val="0"/>
+          <w:numId w:val="23"/>
+        </w:numPr>
+      </w:pPr>
+      <w:r>
+        <w:rPr>
+          <w:lang w:val="en-US"/>
+        </w:rPr>
+        <w:t xml:space="preserve">W3Schools. </w:t>
+      </w:r>
+      <w:r>
+        <w:rPr>
+          <w:rStyle w:val="a7"/>
+          <w:lang w:val="en-US"/>
+        </w:rPr>
+        <w:t>Python File Handling Tutorial</w:t>
+      </w:r>
+      <w:r>
+        <w:rPr>
+          <w:lang w:val="en-US"/>
+        </w:rPr>
+        <w:t xml:space="preserve">. </w:t>
+      </w:r>
+      <w:hyperlink r:id="rId8" w:tgtFrame="_new" w:history="1">
+        <w:r>
+          <w:rPr>
+            <w:rStyle w:val="a8"/>
+            <w:rFonts w:eastAsiaTheme="majorEastAsia"/>
+          </w:rPr>
+          <w:t>https://www.w3schools.com/python</w:t>
+        </w:r>
+      </w:hyperlink>
+    </w:p>
+    <w:p>
+      <w:pPr>
+        <w:pStyle w:val="a5"/>
+        <w:numPr>
+          <w:ilvl w:val="0"/>
+          <w:numId w:val="23"/>
+        </w:numPr>
+      </w:pPr>
+      <w:r>
+        <w:rPr>
+          <w:lang w:val="en-US"/>
+        </w:rPr>
+        <w:t xml:space="preserve">GeeksforGeeks. </w:t>
+      </w:r>
+      <w:r>
+        <w:rPr>
+          <w:rStyle w:val="a7"/>
+          <w:lang w:val="en-US"/>
+        </w:rPr>
+        <w:t>Python Classes and Objects</w:t>
+      </w:r>
+      <w:r>
+        <w:rPr>
+          <w:lang w:val="en-US"/>
+        </w:rPr>
+        <w:t xml:space="preserve">. </w:t>
+      </w:r>
+      <w:hyperlink r:id="rId9" w:tgtFrame="_new" w:history="1">
+        <w:r>
+          <w:rPr>
+            <w:rStyle w:val="a8"/>
+            <w:rFonts w:eastAsiaTheme="majorEastAsia"/>
+          </w:rPr>
+          <w:t>https://www.geeksforgeeks.org</w:t>
+        </w:r>
+      </w:hyperlink>
+    </w:p>
+    <w:p>
+      <w:pPr>
+        <w:pStyle w:val="a5"/>
+        <w:numPr>
+          <w:ilvl w:val="0"/>
+          <w:numId w:val="23"/>
+        </w:numPr>
+        <w:rPr>
+          <w:lang w:val="en-US"/>
+        </w:rPr>
+      </w:pPr>
+      <w:r>
+        <w:rPr>
+          <w:lang w:val="en-US"/>
+        </w:rPr>
+        <w:t>Stack Overflow discussions on Python coding practices and error handling.</w:t>
+      </w:r>
+    </w:p>
+    <w:p>
+      <w:pPr>
+        <w:pStyle w:val="a5"/>
+        <w:rPr>
+          <w:lang w:val="en-US"/>
+        </w:rPr>
+      </w:pPr>
+      <w:r>
+        <w:rPr>
+          <w:lang w:val="en-US"/>
+        </w:rPr>
+        <w:t>These references helped in understanding the structure, implementation, and optimization of the Library Management System.</w:t>
       </w:r>
     </w:p>
     <w:p>
@@ -2625,6 +7541,562 @@
     </w:lvl>
   </w:abstractNum>
   <w:abstractNum w:abstractNumId="2" w15:restartNumberingAfterBreak="0">
+    <w:nsid w:val="074A4DAD"/>
+    <w:multiLevelType w:val="multilevel"/>
+    <w:tmpl w:val="3E1AD2AA"/>
+    <w:lvl w:ilvl="0">
+      <w:start w:val="1"/>
+      <w:numFmt w:val="bullet"/>
+      <w:lvlText w:val=""/>
+      <w:lvlJc w:val="left"/>
+      <w:pPr>
+        <w:tabs>
+          <w:tab w:val="num" w:pos="720"/>
+        </w:tabs>
+        <w:ind w:left="720" w:hanging="360"/>
+      </w:pPr>
+      <w:rPr>
+        <w:rFonts w:ascii="Symbol" w:hAnsi="Symbol" w:hint="default"/>
+        <w:sz w:val="20"/>
+      </w:rPr>
+    </w:lvl>
+    <w:lvl w:ilvl="1" w:tentative="1">
+      <w:start w:val="1"/>
+      <w:numFmt w:val="bullet"/>
+      <w:lvlText w:val="o"/>
+      <w:lvlJc w:val="left"/>
+      <w:pPr>
+        <w:tabs>
+          <w:tab w:val="num" w:pos="1440"/>
+        </w:tabs>
+        <w:ind w:left="1440" w:hanging="360"/>
+      </w:pPr>
+      <w:rPr>
+        <w:rFonts w:ascii="Courier New" w:hAnsi="Courier New" w:hint="default"/>
+        <w:sz w:val="20"/>
+      </w:rPr>
+    </w:lvl>
+    <w:lvl w:ilvl="2" w:tentative="1">
+      <w:start w:val="1"/>
+      <w:numFmt w:val="bullet"/>
+      <w:lvlText w:val=""/>
+      <w:lvlJc w:val="left"/>
+      <w:pPr>
+        <w:tabs>
+          <w:tab w:val="num" w:pos="2160"/>
+        </w:tabs>
+        <w:ind w:left="2160" w:hanging="360"/>
+      </w:pPr>
+      <w:rPr>
+        <w:rFonts w:ascii="Wingdings" w:hAnsi="Wingdings" w:hint="default"/>
+        <w:sz w:val="20"/>
+      </w:rPr>
+    </w:lvl>
+    <w:lvl w:ilvl="3" w:tentative="1">
+      <w:start w:val="1"/>
+      <w:numFmt w:val="bullet"/>
+      <w:lvlText w:val=""/>
+      <w:lvlJc w:val="left"/>
+      <w:pPr>
+        <w:tabs>
+          <w:tab w:val="num" w:pos="2880"/>
+        </w:tabs>
+        <w:ind w:left="2880" w:hanging="360"/>
+      </w:pPr>
+      <w:rPr>
+        <w:rFonts w:ascii="Wingdings" w:hAnsi="Wingdings" w:hint="default"/>
+        <w:sz w:val="20"/>
+      </w:rPr>
+    </w:lvl>
+    <w:lvl w:ilvl="4" w:tentative="1">
+      <w:start w:val="1"/>
+      <w:numFmt w:val="bullet"/>
+      <w:lvlText w:val=""/>
+      <w:lvlJc w:val="left"/>
+      <w:pPr>
+        <w:tabs>
+          <w:tab w:val="num" w:pos="3600"/>
+        </w:tabs>
+        <w:ind w:left="3600" w:hanging="360"/>
+      </w:pPr>
+      <w:rPr>
+        <w:rFonts w:ascii="Wingdings" w:hAnsi="Wingdings" w:hint="default"/>
+        <w:sz w:val="20"/>
+      </w:rPr>
+    </w:lvl>
+    <w:lvl w:ilvl="5" w:tentative="1">
+      <w:start w:val="1"/>
+      <w:numFmt w:val="bullet"/>
+      <w:lvlText w:val=""/>
+      <w:lvlJc w:val="left"/>
+      <w:pPr>
+        <w:tabs>
+          <w:tab w:val="num" w:pos="4320"/>
+        </w:tabs>
+        <w:ind w:left="4320" w:hanging="360"/>
+      </w:pPr>
+      <w:rPr>
+        <w:rFonts w:ascii="Wingdings" w:hAnsi="Wingdings" w:hint="default"/>
+        <w:sz w:val="20"/>
+      </w:rPr>
+    </w:lvl>
+    <w:lvl w:ilvl="6" w:tentative="1">
+      <w:start w:val="1"/>
+      <w:numFmt w:val="bullet"/>
+      <w:lvlText w:val=""/>
+      <w:lvlJc w:val="left"/>
+      <w:pPr>
+        <w:tabs>
+          <w:tab w:val="num" w:pos="5040"/>
+        </w:tabs>
+        <w:ind w:left="5040" w:hanging="360"/>
+      </w:pPr>
+      <w:rPr>
+        <w:rFonts w:ascii="Wingdings" w:hAnsi="Wingdings" w:hint="default"/>
+        <w:sz w:val="20"/>
+      </w:rPr>
+    </w:lvl>
+    <w:lvl w:ilvl="7" w:tentative="1">
+      <w:start w:val="1"/>
+      <w:numFmt w:val="bullet"/>
+      <w:lvlText w:val=""/>
+      <w:lvlJc w:val="left"/>
+      <w:pPr>
+        <w:tabs>
+          <w:tab w:val="num" w:pos="5760"/>
+        </w:tabs>
+        <w:ind w:left="5760" w:hanging="360"/>
+      </w:pPr>
+      <w:rPr>
+        <w:rFonts w:ascii="Wingdings" w:hAnsi="Wingdings" w:hint="default"/>
+        <w:sz w:val="20"/>
+      </w:rPr>
+    </w:lvl>
+    <w:lvl w:ilvl="8" w:tentative="1">
+      <w:start w:val="1"/>
+      <w:numFmt w:val="bullet"/>
+      <w:lvlText w:val=""/>
+      <w:lvlJc w:val="left"/>
+      <w:pPr>
+        <w:tabs>
+          <w:tab w:val="num" w:pos="6480"/>
+        </w:tabs>
+        <w:ind w:left="6480" w:hanging="360"/>
+      </w:pPr>
+      <w:rPr>
+        <w:rFonts w:ascii="Wingdings" w:hAnsi="Wingdings" w:hint="default"/>
+        <w:sz w:val="20"/>
+      </w:rPr>
+    </w:lvl>
+  </w:abstractNum>
+  <w:abstractNum w:abstractNumId="3" w15:restartNumberingAfterBreak="0">
+    <w:nsid w:val="07C4244E"/>
+    <w:multiLevelType w:val="multilevel"/>
+    <w:tmpl w:val="1DC69460"/>
+    <w:lvl w:ilvl="0">
+      <w:start w:val="1"/>
+      <w:numFmt w:val="bullet"/>
+      <w:lvlText w:val=""/>
+      <w:lvlJc w:val="left"/>
+      <w:pPr>
+        <w:tabs>
+          <w:tab w:val="num" w:pos="720"/>
+        </w:tabs>
+        <w:ind w:left="720" w:hanging="360"/>
+      </w:pPr>
+      <w:rPr>
+        <w:rFonts w:ascii="Symbol" w:hAnsi="Symbol" w:hint="default"/>
+        <w:sz w:val="20"/>
+      </w:rPr>
+    </w:lvl>
+    <w:lvl w:ilvl="1" w:tentative="1">
+      <w:start w:val="1"/>
+      <w:numFmt w:val="bullet"/>
+      <w:lvlText w:val="o"/>
+      <w:lvlJc w:val="left"/>
+      <w:pPr>
+        <w:tabs>
+          <w:tab w:val="num" w:pos="1440"/>
+        </w:tabs>
+        <w:ind w:left="1440" w:hanging="360"/>
+      </w:pPr>
+      <w:rPr>
+        <w:rFonts w:ascii="Courier New" w:hAnsi="Courier New" w:hint="default"/>
+        <w:sz w:val="20"/>
+      </w:rPr>
+    </w:lvl>
+    <w:lvl w:ilvl="2" w:tentative="1">
+      <w:start w:val="1"/>
+      <w:numFmt w:val="bullet"/>
+      <w:lvlText w:val=""/>
+      <w:lvlJc w:val="left"/>
+      <w:pPr>
+        <w:tabs>
+          <w:tab w:val="num" w:pos="2160"/>
+        </w:tabs>
+        <w:ind w:left="2160" w:hanging="360"/>
+      </w:pPr>
+      <w:rPr>
+        <w:rFonts w:ascii="Wingdings" w:hAnsi="Wingdings" w:hint="default"/>
+        <w:sz w:val="20"/>
+      </w:rPr>
+    </w:lvl>
+    <w:lvl w:ilvl="3" w:tentative="1">
+      <w:start w:val="1"/>
+      <w:numFmt w:val="bullet"/>
+      <w:lvlText w:val=""/>
+      <w:lvlJc w:val="left"/>
+      <w:pPr>
+        <w:tabs>
+          <w:tab w:val="num" w:pos="2880"/>
+        </w:tabs>
+        <w:ind w:left="2880" w:hanging="360"/>
+      </w:pPr>
+      <w:rPr>
+        <w:rFonts w:ascii="Wingdings" w:hAnsi="Wingdings" w:hint="default"/>
+        <w:sz w:val="20"/>
+      </w:rPr>
+    </w:lvl>
+    <w:lvl w:ilvl="4" w:tentative="1">
+      <w:start w:val="1"/>
+      <w:numFmt w:val="bullet"/>
+      <w:lvlText w:val=""/>
+      <w:lvlJc w:val="left"/>
+      <w:pPr>
+        <w:tabs>
+          <w:tab w:val="num" w:pos="3600"/>
+        </w:tabs>
+        <w:ind w:left="3600" w:hanging="360"/>
+      </w:pPr>
+      <w:rPr>
+        <w:rFonts w:ascii="Wingdings" w:hAnsi="Wingdings" w:hint="default"/>
+        <w:sz w:val="20"/>
+      </w:rPr>
+    </w:lvl>
+    <w:lvl w:ilvl="5" w:tentative="1">
+      <w:start w:val="1"/>
+      <w:numFmt w:val="bullet"/>
+      <w:lvlText w:val=""/>
+      <w:lvlJc w:val="left"/>
+      <w:pPr>
+        <w:tabs>
+          <w:tab w:val="num" w:pos="4320"/>
+        </w:tabs>
+        <w:ind w:left="4320" w:hanging="360"/>
+      </w:pPr>
+      <w:rPr>
+        <w:rFonts w:ascii="Wingdings" w:hAnsi="Wingdings" w:hint="default"/>
+        <w:sz w:val="20"/>
+      </w:rPr>
+    </w:lvl>
+    <w:lvl w:ilvl="6" w:tentative="1">
+      <w:start w:val="1"/>
+      <w:numFmt w:val="bullet"/>
+      <w:lvlText w:val=""/>
+      <w:lvlJc w:val="left"/>
+      <w:pPr>
+        <w:tabs>
+          <w:tab w:val="num" w:pos="5040"/>
+        </w:tabs>
+        <w:ind w:left="5040" w:hanging="360"/>
+      </w:pPr>
+      <w:rPr>
+        <w:rFonts w:ascii="Wingdings" w:hAnsi="Wingdings" w:hint="default"/>
+        <w:sz w:val="20"/>
+      </w:rPr>
+    </w:lvl>
+    <w:lvl w:ilvl="7" w:tentative="1">
+      <w:start w:val="1"/>
+      <w:numFmt w:val="bullet"/>
+      <w:lvlText w:val=""/>
+      <w:lvlJc w:val="left"/>
+      <w:pPr>
+        <w:tabs>
+          <w:tab w:val="num" w:pos="5760"/>
+        </w:tabs>
+        <w:ind w:left="5760" w:hanging="360"/>
+      </w:pPr>
+      <w:rPr>
+        <w:rFonts w:ascii="Wingdings" w:hAnsi="Wingdings" w:hint="default"/>
+        <w:sz w:val="20"/>
+      </w:rPr>
+    </w:lvl>
+    <w:lvl w:ilvl="8" w:tentative="1">
+      <w:start w:val="1"/>
+      <w:numFmt w:val="bullet"/>
+      <w:lvlText w:val=""/>
+      <w:lvlJc w:val="left"/>
+      <w:pPr>
+        <w:tabs>
+          <w:tab w:val="num" w:pos="6480"/>
+        </w:tabs>
+        <w:ind w:left="6480" w:hanging="360"/>
+      </w:pPr>
+      <w:rPr>
+        <w:rFonts w:ascii="Wingdings" w:hAnsi="Wingdings" w:hint="default"/>
+        <w:sz w:val="20"/>
+      </w:rPr>
+    </w:lvl>
+  </w:abstractNum>
+  <w:abstractNum w:abstractNumId="4" w15:restartNumberingAfterBreak="0">
+    <w:nsid w:val="0D9F3323"/>
+    <w:multiLevelType w:val="multilevel"/>
+    <w:tmpl w:val="05B68084"/>
+    <w:lvl w:ilvl="0">
+      <w:start w:val="1"/>
+      <w:numFmt w:val="decimal"/>
+      <w:lvlText w:val="%1."/>
+      <w:lvlJc w:val="left"/>
+      <w:pPr>
+        <w:tabs>
+          <w:tab w:val="num" w:pos="720"/>
+        </w:tabs>
+        <w:ind w:left="720" w:hanging="360"/>
+      </w:pPr>
+    </w:lvl>
+    <w:lvl w:ilvl="1" w:tentative="1">
+      <w:start w:val="1"/>
+      <w:numFmt w:val="decimal"/>
+      <w:lvlText w:val="%2."/>
+      <w:lvlJc w:val="left"/>
+      <w:pPr>
+        <w:tabs>
+          <w:tab w:val="num" w:pos="1440"/>
+        </w:tabs>
+        <w:ind w:left="1440" w:hanging="360"/>
+      </w:pPr>
+    </w:lvl>
+    <w:lvl w:ilvl="2" w:tentative="1">
+      <w:start w:val="1"/>
+      <w:numFmt w:val="decimal"/>
+      <w:lvlText w:val="%3."/>
+      <w:lvlJc w:val="left"/>
+      <w:pPr>
+        <w:tabs>
+          <w:tab w:val="num" w:pos="2160"/>
+        </w:tabs>
+        <w:ind w:left="2160" w:hanging="360"/>
+      </w:pPr>
+    </w:lvl>
+    <w:lvl w:ilvl="3" w:tentative="1">
+      <w:start w:val="1"/>
+      <w:numFmt w:val="decimal"/>
+      <w:lvlText w:val="%4."/>
+      <w:lvlJc w:val="left"/>
+      <w:pPr>
+        <w:tabs>
+          <w:tab w:val="num" w:pos="2880"/>
+        </w:tabs>
+        <w:ind w:left="2880" w:hanging="360"/>
+      </w:pPr>
+    </w:lvl>
+    <w:lvl w:ilvl="4" w:tentative="1">
+      <w:start w:val="1"/>
+      <w:numFmt w:val="decimal"/>
+      <w:lvlText w:val="%5."/>
+      <w:lvlJc w:val="left"/>
+      <w:pPr>
+        <w:tabs>
+          <w:tab w:val="num" w:pos="3600"/>
+        </w:tabs>
+        <w:ind w:left="3600" w:hanging="360"/>
+      </w:pPr>
+    </w:lvl>
+    <w:lvl w:ilvl="5" w:tentative="1">
+      <w:start w:val="1"/>
+      <w:numFmt w:val="decimal"/>
+      <w:lvlText w:val="%6."/>
+      <w:lvlJc w:val="left"/>
+      <w:pPr>
+        <w:tabs>
+          <w:tab w:val="num" w:pos="4320"/>
+        </w:tabs>
+        <w:ind w:left="4320" w:hanging="360"/>
+      </w:pPr>
+    </w:lvl>
+    <w:lvl w:ilvl="6" w:tentative="1">
+      <w:start w:val="1"/>
+      <w:numFmt w:val="decimal"/>
+      <w:lvlText w:val="%7."/>
+      <w:lvlJc w:val="left"/>
+      <w:pPr>
+        <w:tabs>
+          <w:tab w:val="num" w:pos="5040"/>
+        </w:tabs>
+        <w:ind w:left="5040" w:hanging="360"/>
+      </w:pPr>
+    </w:lvl>
+    <w:lvl w:ilvl="7" w:tentative="1">
+      <w:start w:val="1"/>
+      <w:numFmt w:val="decimal"/>
+      <w:lvlText w:val="%8."/>
+      <w:lvlJc w:val="left"/>
+      <w:pPr>
+        <w:tabs>
+          <w:tab w:val="num" w:pos="5760"/>
+        </w:tabs>
+        <w:ind w:left="5760" w:hanging="360"/>
+      </w:pPr>
+    </w:lvl>
+    <w:lvl w:ilvl="8" w:tentative="1">
+      <w:start w:val="1"/>
+      <w:numFmt w:val="decimal"/>
+      <w:lvlText w:val="%9."/>
+      <w:lvlJc w:val="left"/>
+      <w:pPr>
+        <w:tabs>
+          <w:tab w:val="num" w:pos="6480"/>
+        </w:tabs>
+        <w:ind w:left="6480" w:hanging="360"/>
+      </w:pPr>
+    </w:lvl>
+  </w:abstractNum>
+  <w:abstractNum w:abstractNumId="5" w15:restartNumberingAfterBreak="0">
+    <w:nsid w:val="0E934057"/>
+    <w:multiLevelType w:val="multilevel"/>
+    <w:tmpl w:val="D55E11F6"/>
+    <w:lvl w:ilvl="0">
+      <w:start w:val="1"/>
+      <w:numFmt w:val="bullet"/>
+      <w:lvlText w:val=""/>
+      <w:lvlJc w:val="left"/>
+      <w:pPr>
+        <w:tabs>
+          <w:tab w:val="num" w:pos="720"/>
+        </w:tabs>
+        <w:ind w:left="720" w:hanging="360"/>
+      </w:pPr>
+      <w:rPr>
+        <w:rFonts w:ascii="Symbol" w:hAnsi="Symbol" w:hint="default"/>
+        <w:sz w:val="20"/>
+      </w:rPr>
+    </w:lvl>
+    <w:lvl w:ilvl="1">
+      <w:start w:val="4"/>
+      <w:numFmt w:val="decimal"/>
+      <w:lvlText w:val="%2."/>
+      <w:lvlJc w:val="left"/>
+      <w:pPr>
+        <w:ind w:left="1440" w:hanging="360"/>
+      </w:pPr>
+      <w:rPr>
+        <w:rFonts w:hint="default"/>
+      </w:rPr>
+    </w:lvl>
+    <w:lvl w:ilvl="2" w:tentative="1">
+      <w:start w:val="1"/>
+      <w:numFmt w:val="bullet"/>
+      <w:lvlText w:val=""/>
+      <w:lvlJc w:val="left"/>
+      <w:pPr>
+        <w:tabs>
+          <w:tab w:val="num" w:pos="2160"/>
+        </w:tabs>
+        <w:ind w:left="2160" w:hanging="360"/>
+      </w:pPr>
+      <w:rPr>
+        <w:rFonts w:ascii="Wingdings" w:hAnsi="Wingdings" w:hint="default"/>
+        <w:sz w:val="20"/>
+      </w:rPr>
+    </w:lvl>
+    <w:lvl w:ilvl="3" w:tentative="1">
+      <w:start w:val="1"/>
+      <w:numFmt w:val="bullet"/>
+      <w:lvlText w:val=""/>
+      <w:lvlJc w:val="left"/>
+      <w:pPr>
+        <w:tabs>
+          <w:tab w:val="num" w:pos="2880"/>
+        </w:tabs>
+        <w:ind w:left="2880" w:hanging="360"/>
+      </w:pPr>
+      <w:rPr>
+        <w:rFonts w:ascii="Wingdings" w:hAnsi="Wingdings" w:hint="default"/>
+        <w:sz w:val="20"/>
+      </w:rPr>
+    </w:lvl>
+    <w:lvl w:ilvl="4" w:tentative="1">
+      <w:start w:val="1"/>
+      <w:numFmt w:val="bullet"/>
+      <w:lvlText w:val=""/>
+      <w:lvlJc w:val="left"/>
+      <w:pPr>
+        <w:tabs>
+          <w:tab w:val="num" w:pos="3600"/>
+        </w:tabs>
+        <w:ind w:left="3600" w:hanging="360"/>
+      </w:pPr>
+      <w:rPr>
+        <w:rFonts w:ascii="Wingdings" w:hAnsi="Wingdings" w:hint="default"/>
+        <w:sz w:val="20"/>
+      </w:rPr>
+    </w:lvl>
+    <w:lvl w:ilvl="5" w:tentative="1">
+      <w:start w:val="1"/>
+      <w:numFmt w:val="bullet"/>
+      <w:lvlText w:val=""/>
+      <w:lvlJc w:val="left"/>
+      <w:pPr>
+        <w:tabs>
+          <w:tab w:val="num" w:pos="4320"/>
+        </w:tabs>
+        <w:ind w:left="4320" w:hanging="360"/>
+      </w:pPr>
+      <w:rPr>
+        <w:rFonts w:ascii="Wingdings" w:hAnsi="Wingdings" w:hint="default"/>
+        <w:sz w:val="20"/>
+      </w:rPr>
+    </w:lvl>
+    <w:lvl w:ilvl="6" w:tentative="1">
+      <w:start w:val="1"/>
+      <w:numFmt w:val="bullet"/>
+      <w:lvlText w:val=""/>
+      <w:lvlJc w:val="left"/>
+      <w:pPr>
+        <w:tabs>
+          <w:tab w:val="num" w:pos="5040"/>
+        </w:tabs>
+        <w:ind w:left="5040" w:hanging="360"/>
+      </w:pPr>
+      <w:rPr>
+        <w:rFonts w:ascii="Wingdings" w:hAnsi="Wingdings" w:hint="default"/>
+        <w:sz w:val="20"/>
+      </w:rPr>
+    </w:lvl>
+    <w:lvl w:ilvl="7" w:tentative="1">
+      <w:start w:val="1"/>
+      <w:numFmt w:val="bullet"/>
+      <w:lvlText w:val=""/>
+      <w:lvlJc w:val="left"/>
+      <w:pPr>
+        <w:tabs>
+          <w:tab w:val="num" w:pos="5760"/>
+        </w:tabs>
+        <w:ind w:left="5760" w:hanging="360"/>
+      </w:pPr>
+      <w:rPr>
+        <w:rFonts w:ascii="Wingdings" w:hAnsi="Wingdings" w:hint="default"/>
+        <w:sz w:val="20"/>
+      </w:rPr>
+    </w:lvl>
+    <w:lvl w:ilvl="8" w:tentative="1">
+      <w:start w:val="1"/>
+      <w:numFmt w:val="bullet"/>
+      <w:lvlText w:val=""/>
+      <w:lvlJc w:val="left"/>
+      <w:pPr>
+        <w:tabs>
+          <w:tab w:val="num" w:pos="6480"/>
+        </w:tabs>
+        <w:ind w:left="6480" w:hanging="360"/>
+      </w:pPr>
+      <w:rPr>
+        <w:rFonts w:ascii="Wingdings" w:hAnsi="Wingdings" w:hint="default"/>
+        <w:sz w:val="20"/>
+      </w:rPr>
+    </w:lvl>
+  </w:abstractNum>
+  <w:abstractNum w:abstractNumId="6" w15:restartNumberingAfterBreak="0">
     <w:nsid w:val="165A35B3"/>
     <w:multiLevelType w:val="hybridMultilevel"/>
     <w:tmpl w:val="92A67036"/>
@@ -2737,7 +8209,394 @@
       </w:rPr>
     </w:lvl>
   </w:abstractNum>
-  <w:abstractNum w:abstractNumId="3" w15:restartNumberingAfterBreak="0">
+  <w:abstractNum w:abstractNumId="7" w15:restartNumberingAfterBreak="0">
+    <w:nsid w:val="18CC02A2"/>
+    <w:multiLevelType w:val="hybridMultilevel"/>
+    <w:tmpl w:val="1636910C"/>
+    <w:lvl w:ilvl="0" w:tplc="0419000F">
+      <w:start w:val="1"/>
+      <w:numFmt w:val="decimal"/>
+      <w:lvlText w:val="%1."/>
+      <w:lvlJc w:val="left"/>
+      <w:pPr>
+        <w:ind w:left="720" w:hanging="360"/>
+      </w:pPr>
+      <w:rPr>
+        <w:rFonts w:hint="default"/>
+      </w:rPr>
+    </w:lvl>
+    <w:lvl w:ilvl="1" w:tplc="04190019" w:tentative="1">
+      <w:start w:val="1"/>
+      <w:numFmt w:val="lowerLetter"/>
+      <w:lvlText w:val="%2."/>
+      <w:lvlJc w:val="left"/>
+      <w:pPr>
+        <w:ind w:left="1440" w:hanging="360"/>
+      </w:pPr>
+    </w:lvl>
+    <w:lvl w:ilvl="2" w:tplc="0419001B" w:tentative="1">
+      <w:start w:val="1"/>
+      <w:numFmt w:val="lowerRoman"/>
+      <w:lvlText w:val="%3."/>
+      <w:lvlJc w:val="right"/>
+      <w:pPr>
+        <w:ind w:left="2160" w:hanging="180"/>
+      </w:pPr>
+    </w:lvl>
+    <w:lvl w:ilvl="3" w:tplc="0419000F" w:tentative="1">
+      <w:start w:val="1"/>
+      <w:numFmt w:val="decimal"/>
+      <w:lvlText w:val="%4."/>
+      <w:lvlJc w:val="left"/>
+      <w:pPr>
+        <w:ind w:left="2880" w:hanging="360"/>
+      </w:pPr>
+    </w:lvl>
+    <w:lvl w:ilvl="4" w:tplc="04190019" w:tentative="1">
+      <w:start w:val="1"/>
+      <w:numFmt w:val="lowerLetter"/>
+      <w:lvlText w:val="%5."/>
+      <w:lvlJc w:val="left"/>
+      <w:pPr>
+        <w:ind w:left="3600" w:hanging="360"/>
+      </w:pPr>
+    </w:lvl>
+    <w:lvl w:ilvl="5" w:tplc="0419001B" w:tentative="1">
+      <w:start w:val="1"/>
+      <w:numFmt w:val="lowerRoman"/>
+      <w:lvlText w:val="%6."/>
+      <w:lvlJc w:val="right"/>
+      <w:pPr>
+        <w:ind w:left="4320" w:hanging="180"/>
+      </w:pPr>
+    </w:lvl>
+    <w:lvl w:ilvl="6" w:tplc="0419000F" w:tentative="1">
+      <w:start w:val="1"/>
+      <w:numFmt w:val="decimal"/>
+      <w:lvlText w:val="%7."/>
+      <w:lvlJc w:val="left"/>
+      <w:pPr>
+        <w:ind w:left="5040" w:hanging="360"/>
+      </w:pPr>
+    </w:lvl>
+    <w:lvl w:ilvl="7" w:tplc="04190019" w:tentative="1">
+      <w:start w:val="1"/>
+      <w:numFmt w:val="lowerLetter"/>
+      <w:lvlText w:val="%8."/>
+      <w:lvlJc w:val="left"/>
+      <w:pPr>
+        <w:ind w:left="5760" w:hanging="360"/>
+      </w:pPr>
+    </w:lvl>
+    <w:lvl w:ilvl="8" w:tplc="0419001B" w:tentative="1">
+      <w:start w:val="1"/>
+      <w:numFmt w:val="lowerRoman"/>
+      <w:lvlText w:val="%9."/>
+      <w:lvlJc w:val="right"/>
+      <w:pPr>
+        <w:ind w:left="6480" w:hanging="180"/>
+      </w:pPr>
+    </w:lvl>
+  </w:abstractNum>
+  <w:abstractNum w:abstractNumId="8" w15:restartNumberingAfterBreak="0">
+    <w:nsid w:val="18FD4E66"/>
+    <w:multiLevelType w:val="multilevel"/>
+    <w:tmpl w:val="DF22C3B6"/>
+    <w:lvl w:ilvl="0">
+      <w:start w:val="1"/>
+      <w:numFmt w:val="bullet"/>
+      <w:lvlText w:val=""/>
+      <w:lvlJc w:val="left"/>
+      <w:pPr>
+        <w:tabs>
+          <w:tab w:val="num" w:pos="720"/>
+        </w:tabs>
+        <w:ind w:left="720" w:hanging="360"/>
+      </w:pPr>
+      <w:rPr>
+        <w:rFonts w:ascii="Symbol" w:hAnsi="Symbol" w:hint="default"/>
+        <w:sz w:val="20"/>
+      </w:rPr>
+    </w:lvl>
+    <w:lvl w:ilvl="1" w:tentative="1">
+      <w:start w:val="1"/>
+      <w:numFmt w:val="bullet"/>
+      <w:lvlText w:val="o"/>
+      <w:lvlJc w:val="left"/>
+      <w:pPr>
+        <w:tabs>
+          <w:tab w:val="num" w:pos="1440"/>
+        </w:tabs>
+        <w:ind w:left="1440" w:hanging="360"/>
+      </w:pPr>
+      <w:rPr>
+        <w:rFonts w:ascii="Courier New" w:hAnsi="Courier New" w:hint="default"/>
+        <w:sz w:val="20"/>
+      </w:rPr>
+    </w:lvl>
+    <w:lvl w:ilvl="2" w:tentative="1">
+      <w:start w:val="1"/>
+      <w:numFmt w:val="bullet"/>
+      <w:lvlText w:val=""/>
+      <w:lvlJc w:val="left"/>
+      <w:pPr>
+        <w:tabs>
+          <w:tab w:val="num" w:pos="2160"/>
+        </w:tabs>
+        <w:ind w:left="2160" w:hanging="360"/>
+      </w:pPr>
+      <w:rPr>
+        <w:rFonts w:ascii="Wingdings" w:hAnsi="Wingdings" w:hint="default"/>
+        <w:sz w:val="20"/>
+      </w:rPr>
+    </w:lvl>
+    <w:lvl w:ilvl="3" w:tentative="1">
+      <w:start w:val="1"/>
+      <w:numFmt w:val="bullet"/>
+      <w:lvlText w:val=""/>
+      <w:lvlJc w:val="left"/>
+      <w:pPr>
+        <w:tabs>
+          <w:tab w:val="num" w:pos="2880"/>
+        </w:tabs>
+        <w:ind w:left="2880" w:hanging="360"/>
+      </w:pPr>
+      <w:rPr>
+        <w:rFonts w:ascii="Wingdings" w:hAnsi="Wingdings" w:hint="default"/>
+        <w:sz w:val="20"/>
+      </w:rPr>
+    </w:lvl>
+    <w:lvl w:ilvl="4" w:tentative="1">
+      <w:start w:val="1"/>
+      <w:numFmt w:val="bullet"/>
+      <w:lvlText w:val=""/>
+      <w:lvlJc w:val="left"/>
+      <w:pPr>
+        <w:tabs>
+          <w:tab w:val="num" w:pos="3600"/>
+        </w:tabs>
+        <w:ind w:left="3600" w:hanging="360"/>
+      </w:pPr>
+      <w:rPr>
+        <w:rFonts w:ascii="Wingdings" w:hAnsi="Wingdings" w:hint="default"/>
+        <w:sz w:val="20"/>
+      </w:rPr>
+    </w:lvl>
+    <w:lvl w:ilvl="5" w:tentative="1">
+      <w:start w:val="1"/>
+      <w:numFmt w:val="bullet"/>
+      <w:lvlText w:val=""/>
+      <w:lvlJc w:val="left"/>
+      <w:pPr>
+        <w:tabs>
+          <w:tab w:val="num" w:pos="4320"/>
+        </w:tabs>
+        <w:ind w:left="4320" w:hanging="360"/>
+      </w:pPr>
+      <w:rPr>
+        <w:rFonts w:ascii="Wingdings" w:hAnsi="Wingdings" w:hint="default"/>
+        <w:sz w:val="20"/>
+      </w:rPr>
+    </w:lvl>
+    <w:lvl w:ilvl="6" w:tentative="1">
+      <w:start w:val="1"/>
+      <w:numFmt w:val="bullet"/>
+      <w:lvlText w:val=""/>
+      <w:lvlJc w:val="left"/>
+      <w:pPr>
+        <w:tabs>
+          <w:tab w:val="num" w:pos="5040"/>
+        </w:tabs>
+        <w:ind w:left="5040" w:hanging="360"/>
+      </w:pPr>
+      <w:rPr>
+        <w:rFonts w:ascii="Wingdings" w:hAnsi="Wingdings" w:hint="default"/>
+        <w:sz w:val="20"/>
+      </w:rPr>
+    </w:lvl>
+    <w:lvl w:ilvl="7" w:tentative="1">
+      <w:start w:val="1"/>
+      <w:numFmt w:val="bullet"/>
+      <w:lvlText w:val=""/>
+      <w:lvlJc w:val="left"/>
+      <w:pPr>
+        <w:tabs>
+          <w:tab w:val="num" w:pos="5760"/>
+        </w:tabs>
+        <w:ind w:left="5760" w:hanging="360"/>
+      </w:pPr>
+      <w:rPr>
+        <w:rFonts w:ascii="Wingdings" w:hAnsi="Wingdings" w:hint="default"/>
+        <w:sz w:val="20"/>
+      </w:rPr>
+    </w:lvl>
+    <w:lvl w:ilvl="8" w:tentative="1">
+      <w:start w:val="1"/>
+      <w:numFmt w:val="bullet"/>
+      <w:lvlText w:val=""/>
+      <w:lvlJc w:val="left"/>
+      <w:pPr>
+        <w:tabs>
+          <w:tab w:val="num" w:pos="6480"/>
+        </w:tabs>
+        <w:ind w:left="6480" w:hanging="360"/>
+      </w:pPr>
+      <w:rPr>
+        <w:rFonts w:ascii="Wingdings" w:hAnsi="Wingdings" w:hint="default"/>
+        <w:sz w:val="20"/>
+      </w:rPr>
+    </w:lvl>
+  </w:abstractNum>
+  <w:abstractNum w:abstractNumId="9" w15:restartNumberingAfterBreak="0">
+    <w:nsid w:val="207D0B82"/>
+    <w:multiLevelType w:val="multilevel"/>
+    <w:tmpl w:val="6AE8DC74"/>
+    <w:lvl w:ilvl="0">
+      <w:start w:val="1"/>
+      <w:numFmt w:val="bullet"/>
+      <w:lvlText w:val=""/>
+      <w:lvlJc w:val="left"/>
+      <w:pPr>
+        <w:tabs>
+          <w:tab w:val="num" w:pos="720"/>
+        </w:tabs>
+        <w:ind w:left="720" w:hanging="360"/>
+      </w:pPr>
+      <w:rPr>
+        <w:rFonts w:ascii="Symbol" w:hAnsi="Symbol" w:hint="default"/>
+        <w:sz w:val="20"/>
+      </w:rPr>
+    </w:lvl>
+    <w:lvl w:ilvl="1" w:tentative="1">
+      <w:start w:val="1"/>
+      <w:numFmt w:val="bullet"/>
+      <w:lvlText w:val="o"/>
+      <w:lvlJc w:val="left"/>
+      <w:pPr>
+        <w:tabs>
+          <w:tab w:val="num" w:pos="1440"/>
+        </w:tabs>
+        <w:ind w:left="1440" w:hanging="360"/>
+      </w:pPr>
+      <w:rPr>
+        <w:rFonts w:ascii="Courier New" w:hAnsi="Courier New" w:hint="default"/>
+        <w:sz w:val="20"/>
+      </w:rPr>
+    </w:lvl>
+    <w:lvl w:ilvl="2" w:tentative="1">
+      <w:start w:val="1"/>
+      <w:numFmt w:val="bullet"/>
+      <w:lvlText w:val=""/>
+      <w:lvlJc w:val="left"/>
+      <w:pPr>
+        <w:tabs>
+          <w:tab w:val="num" w:pos="2160"/>
+        </w:tabs>
+        <w:ind w:left="2160" w:hanging="360"/>
+      </w:pPr>
+      <w:rPr>
+        <w:rFonts w:ascii="Wingdings" w:hAnsi="Wingdings" w:hint="default"/>
+        <w:sz w:val="20"/>
+      </w:rPr>
+    </w:lvl>
+    <w:lvl w:ilvl="3" w:tentative="1">
+      <w:start w:val="1"/>
+      <w:numFmt w:val="bullet"/>
+      <w:lvlText w:val=""/>
+      <w:lvlJc w:val="left"/>
+      <w:pPr>
+        <w:tabs>
+          <w:tab w:val="num" w:pos="2880"/>
+        </w:tabs>
+        <w:ind w:left="2880" w:hanging="360"/>
+      </w:pPr>
+      <w:rPr>
+        <w:rFonts w:ascii="Wingdings" w:hAnsi="Wingdings" w:hint="default"/>
+        <w:sz w:val="20"/>
+      </w:rPr>
+    </w:lvl>
+    <w:lvl w:ilvl="4" w:tentative="1">
+      <w:start w:val="1"/>
+      <w:numFmt w:val="bullet"/>
+      <w:lvlText w:val=""/>
+      <w:lvlJc w:val="left"/>
+      <w:pPr>
+        <w:tabs>
+          <w:tab w:val="num" w:pos="3600"/>
+        </w:tabs>
+        <w:ind w:left="3600" w:hanging="360"/>
+      </w:pPr>
+      <w:rPr>
+        <w:rFonts w:ascii="Wingdings" w:hAnsi="Wingdings" w:hint="default"/>
+        <w:sz w:val="20"/>
+      </w:rPr>
+    </w:lvl>
+    <w:lvl w:ilvl="5" w:tentative="1">
+      <w:start w:val="1"/>
+      <w:numFmt w:val="bullet"/>
+      <w:lvlText w:val=""/>
+      <w:lvlJc w:val="left"/>
+      <w:pPr>
+        <w:tabs>
+          <w:tab w:val="num" w:pos="4320"/>
+        </w:tabs>
+        <w:ind w:left="4320" w:hanging="360"/>
+      </w:pPr>
+      <w:rPr>
+        <w:rFonts w:ascii="Wingdings" w:hAnsi="Wingdings" w:hint="default"/>
+        <w:sz w:val="20"/>
+      </w:rPr>
+    </w:lvl>
+    <w:lvl w:ilvl="6" w:tentative="1">
+      <w:start w:val="1"/>
+      <w:numFmt w:val="bullet"/>
+      <w:lvlText w:val=""/>
+      <w:lvlJc w:val="left"/>
+      <w:pPr>
+        <w:tabs>
+          <w:tab w:val="num" w:pos="5040"/>
+        </w:tabs>
+        <w:ind w:left="5040" w:hanging="360"/>
+      </w:pPr>
+      <w:rPr>
+        <w:rFonts w:ascii="Wingdings" w:hAnsi="Wingdings" w:hint="default"/>
+        <w:sz w:val="20"/>
+      </w:rPr>
+    </w:lvl>
+    <w:lvl w:ilvl="7" w:tentative="1">
+      <w:start w:val="1"/>
+      <w:numFmt w:val="bullet"/>
+      <w:lvlText w:val=""/>
+      <w:lvlJc w:val="left"/>
+      <w:pPr>
+        <w:tabs>
+          <w:tab w:val="num" w:pos="5760"/>
+        </w:tabs>
+        <w:ind w:left="5760" w:hanging="360"/>
+      </w:pPr>
+      <w:rPr>
+        <w:rFonts w:ascii="Wingdings" w:hAnsi="Wingdings" w:hint="default"/>
+        <w:sz w:val="20"/>
+      </w:rPr>
+    </w:lvl>
+    <w:lvl w:ilvl="8" w:tentative="1">
+      <w:start w:val="1"/>
+      <w:numFmt w:val="bullet"/>
+      <w:lvlText w:val=""/>
+      <w:lvlJc w:val="left"/>
+      <w:pPr>
+        <w:tabs>
+          <w:tab w:val="num" w:pos="6480"/>
+        </w:tabs>
+        <w:ind w:left="6480" w:hanging="360"/>
+      </w:pPr>
+      <w:rPr>
+        <w:rFonts w:ascii="Wingdings" w:hAnsi="Wingdings" w:hint="default"/>
+        <w:sz w:val="20"/>
+      </w:rPr>
+    </w:lvl>
+  </w:abstractNum>
+  <w:abstractNum w:abstractNumId="10" w15:restartNumberingAfterBreak="0">
     <w:nsid w:val="22927FA2"/>
     <w:multiLevelType w:val="multilevel"/>
     <w:tmpl w:val="861EB7DA"/>
@@ -2850,7 +8709,829 @@
       </w:pPr>
     </w:lvl>
   </w:abstractNum>
-  <w:abstractNum w:abstractNumId="4" w15:restartNumberingAfterBreak="0">
+  <w:abstractNum w:abstractNumId="11" w15:restartNumberingAfterBreak="0">
+    <w:nsid w:val="2E59583F"/>
+    <w:multiLevelType w:val="multilevel"/>
+    <w:tmpl w:val="64800970"/>
+    <w:lvl w:ilvl="0">
+      <w:start w:val="1"/>
+      <w:numFmt w:val="bullet"/>
+      <w:lvlText w:val=""/>
+      <w:lvlJc w:val="left"/>
+      <w:pPr>
+        <w:tabs>
+          <w:tab w:val="num" w:pos="720"/>
+        </w:tabs>
+        <w:ind w:left="720" w:hanging="360"/>
+      </w:pPr>
+      <w:rPr>
+        <w:rFonts w:ascii="Symbol" w:hAnsi="Symbol" w:hint="default"/>
+        <w:sz w:val="20"/>
+      </w:rPr>
+    </w:lvl>
+    <w:lvl w:ilvl="1" w:tentative="1">
+      <w:start w:val="1"/>
+      <w:numFmt w:val="bullet"/>
+      <w:lvlText w:val="o"/>
+      <w:lvlJc w:val="left"/>
+      <w:pPr>
+        <w:tabs>
+          <w:tab w:val="num" w:pos="1440"/>
+        </w:tabs>
+        <w:ind w:left="1440" w:hanging="360"/>
+      </w:pPr>
+      <w:rPr>
+        <w:rFonts w:ascii="Courier New" w:hAnsi="Courier New" w:hint="default"/>
+        <w:sz w:val="20"/>
+      </w:rPr>
+    </w:lvl>
+    <w:lvl w:ilvl="2" w:tentative="1">
+      <w:start w:val="1"/>
+      <w:numFmt w:val="bullet"/>
+      <w:lvlText w:val=""/>
+      <w:lvlJc w:val="left"/>
+      <w:pPr>
+        <w:tabs>
+          <w:tab w:val="num" w:pos="2160"/>
+        </w:tabs>
+        <w:ind w:left="2160" w:hanging="360"/>
+      </w:pPr>
+      <w:rPr>
+        <w:rFonts w:ascii="Wingdings" w:hAnsi="Wingdings" w:hint="default"/>
+        <w:sz w:val="20"/>
+      </w:rPr>
+    </w:lvl>
+    <w:lvl w:ilvl="3" w:tentative="1">
+      <w:start w:val="1"/>
+      <w:numFmt w:val="bullet"/>
+      <w:lvlText w:val=""/>
+      <w:lvlJc w:val="left"/>
+      <w:pPr>
+        <w:tabs>
+          <w:tab w:val="num" w:pos="2880"/>
+        </w:tabs>
+        <w:ind w:left="2880" w:hanging="360"/>
+      </w:pPr>
+      <w:rPr>
+        <w:rFonts w:ascii="Wingdings" w:hAnsi="Wingdings" w:hint="default"/>
+        <w:sz w:val="20"/>
+      </w:rPr>
+    </w:lvl>
+    <w:lvl w:ilvl="4" w:tentative="1">
+      <w:start w:val="1"/>
+      <w:numFmt w:val="bullet"/>
+      <w:lvlText w:val=""/>
+      <w:lvlJc w:val="left"/>
+      <w:pPr>
+        <w:tabs>
+          <w:tab w:val="num" w:pos="3600"/>
+        </w:tabs>
+        <w:ind w:left="3600" w:hanging="360"/>
+      </w:pPr>
+      <w:rPr>
+        <w:rFonts w:ascii="Wingdings" w:hAnsi="Wingdings" w:hint="default"/>
+        <w:sz w:val="20"/>
+      </w:rPr>
+    </w:lvl>
+    <w:lvl w:ilvl="5" w:tentative="1">
+      <w:start w:val="1"/>
+      <w:numFmt w:val="bullet"/>
+      <w:lvlText w:val=""/>
+      <w:lvlJc w:val="left"/>
+      <w:pPr>
+        <w:tabs>
+          <w:tab w:val="num" w:pos="4320"/>
+        </w:tabs>
+        <w:ind w:left="4320" w:hanging="360"/>
+      </w:pPr>
+      <w:rPr>
+        <w:rFonts w:ascii="Wingdings" w:hAnsi="Wingdings" w:hint="default"/>
+        <w:sz w:val="20"/>
+      </w:rPr>
+    </w:lvl>
+    <w:lvl w:ilvl="6" w:tentative="1">
+      <w:start w:val="1"/>
+      <w:numFmt w:val="bullet"/>
+      <w:lvlText w:val=""/>
+      <w:lvlJc w:val="left"/>
+      <w:pPr>
+        <w:tabs>
+          <w:tab w:val="num" w:pos="5040"/>
+        </w:tabs>
+        <w:ind w:left="5040" w:hanging="360"/>
+      </w:pPr>
+      <w:rPr>
+        <w:rFonts w:ascii="Wingdings" w:hAnsi="Wingdings" w:hint="default"/>
+        <w:sz w:val="20"/>
+      </w:rPr>
+    </w:lvl>
+    <w:lvl w:ilvl="7" w:tentative="1">
+      <w:start w:val="1"/>
+      <w:numFmt w:val="bullet"/>
+      <w:lvlText w:val=""/>
+      <w:lvlJc w:val="left"/>
+      <w:pPr>
+        <w:tabs>
+          <w:tab w:val="num" w:pos="5760"/>
+        </w:tabs>
+        <w:ind w:left="5760" w:hanging="360"/>
+      </w:pPr>
+      <w:rPr>
+        <w:rFonts w:ascii="Wingdings" w:hAnsi="Wingdings" w:hint="default"/>
+        <w:sz w:val="20"/>
+      </w:rPr>
+    </w:lvl>
+    <w:lvl w:ilvl="8" w:tentative="1">
+      <w:start w:val="1"/>
+      <w:numFmt w:val="bullet"/>
+      <w:lvlText w:val=""/>
+      <w:lvlJc w:val="left"/>
+      <w:pPr>
+        <w:tabs>
+          <w:tab w:val="num" w:pos="6480"/>
+        </w:tabs>
+        <w:ind w:left="6480" w:hanging="360"/>
+      </w:pPr>
+      <w:rPr>
+        <w:rFonts w:ascii="Wingdings" w:hAnsi="Wingdings" w:hint="default"/>
+        <w:sz w:val="20"/>
+      </w:rPr>
+    </w:lvl>
+  </w:abstractNum>
+  <w:abstractNum w:abstractNumId="12" w15:restartNumberingAfterBreak="0">
+    <w:nsid w:val="2E8C5EF6"/>
+    <w:multiLevelType w:val="multilevel"/>
+    <w:tmpl w:val="89C27378"/>
+    <w:lvl w:ilvl="0">
+      <w:start w:val="1"/>
+      <w:numFmt w:val="decimal"/>
+      <w:lvlText w:val="%1."/>
+      <w:lvlJc w:val="left"/>
+      <w:pPr>
+        <w:tabs>
+          <w:tab w:val="num" w:pos="720"/>
+        </w:tabs>
+        <w:ind w:left="720" w:hanging="360"/>
+      </w:pPr>
+    </w:lvl>
+    <w:lvl w:ilvl="1" w:tentative="1">
+      <w:start w:val="1"/>
+      <w:numFmt w:val="decimal"/>
+      <w:lvlText w:val="%2."/>
+      <w:lvlJc w:val="left"/>
+      <w:pPr>
+        <w:tabs>
+          <w:tab w:val="num" w:pos="1440"/>
+        </w:tabs>
+        <w:ind w:left="1440" w:hanging="360"/>
+      </w:pPr>
+    </w:lvl>
+    <w:lvl w:ilvl="2" w:tentative="1">
+      <w:start w:val="1"/>
+      <w:numFmt w:val="decimal"/>
+      <w:lvlText w:val="%3."/>
+      <w:lvlJc w:val="left"/>
+      <w:pPr>
+        <w:tabs>
+          <w:tab w:val="num" w:pos="2160"/>
+        </w:tabs>
+        <w:ind w:left="2160" w:hanging="360"/>
+      </w:pPr>
+    </w:lvl>
+    <w:lvl w:ilvl="3" w:tentative="1">
+      <w:start w:val="1"/>
+      <w:numFmt w:val="decimal"/>
+      <w:lvlText w:val="%4."/>
+      <w:lvlJc w:val="left"/>
+      <w:pPr>
+        <w:tabs>
+          <w:tab w:val="num" w:pos="2880"/>
+        </w:tabs>
+        <w:ind w:left="2880" w:hanging="360"/>
+      </w:pPr>
+    </w:lvl>
+    <w:lvl w:ilvl="4" w:tentative="1">
+      <w:start w:val="1"/>
+      <w:numFmt w:val="decimal"/>
+      <w:lvlText w:val="%5."/>
+      <w:lvlJc w:val="left"/>
+      <w:pPr>
+        <w:tabs>
+          <w:tab w:val="num" w:pos="3600"/>
+        </w:tabs>
+        <w:ind w:left="3600" w:hanging="360"/>
+      </w:pPr>
+    </w:lvl>
+    <w:lvl w:ilvl="5" w:tentative="1">
+      <w:start w:val="1"/>
+      <w:numFmt w:val="decimal"/>
+      <w:lvlText w:val="%6."/>
+      <w:lvlJc w:val="left"/>
+      <w:pPr>
+        <w:tabs>
+          <w:tab w:val="num" w:pos="4320"/>
+        </w:tabs>
+        <w:ind w:left="4320" w:hanging="360"/>
+      </w:pPr>
+    </w:lvl>
+    <w:lvl w:ilvl="6" w:tentative="1">
+      <w:start w:val="1"/>
+      <w:numFmt w:val="decimal"/>
+      <w:lvlText w:val="%7."/>
+      <w:lvlJc w:val="left"/>
+      <w:pPr>
+        <w:tabs>
+          <w:tab w:val="num" w:pos="5040"/>
+        </w:tabs>
+        <w:ind w:left="5040" w:hanging="360"/>
+      </w:pPr>
+    </w:lvl>
+    <w:lvl w:ilvl="7" w:tentative="1">
+      <w:start w:val="1"/>
+      <w:numFmt w:val="decimal"/>
+      <w:lvlText w:val="%8."/>
+      <w:lvlJc w:val="left"/>
+      <w:pPr>
+        <w:tabs>
+          <w:tab w:val="num" w:pos="5760"/>
+        </w:tabs>
+        <w:ind w:left="5760" w:hanging="360"/>
+      </w:pPr>
+    </w:lvl>
+    <w:lvl w:ilvl="8" w:tentative="1">
+      <w:start w:val="1"/>
+      <w:numFmt w:val="decimal"/>
+      <w:lvlText w:val="%9."/>
+      <w:lvlJc w:val="left"/>
+      <w:pPr>
+        <w:tabs>
+          <w:tab w:val="num" w:pos="6480"/>
+        </w:tabs>
+        <w:ind w:left="6480" w:hanging="360"/>
+      </w:pPr>
+    </w:lvl>
+  </w:abstractNum>
+  <w:abstractNum w:abstractNumId="13" w15:restartNumberingAfterBreak="0">
+    <w:nsid w:val="44373A36"/>
+    <w:multiLevelType w:val="multilevel"/>
+    <w:tmpl w:val="C19AE292"/>
+    <w:lvl w:ilvl="0">
+      <w:start w:val="1"/>
+      <w:numFmt w:val="bullet"/>
+      <w:lvlText w:val=""/>
+      <w:lvlJc w:val="left"/>
+      <w:pPr>
+        <w:tabs>
+          <w:tab w:val="num" w:pos="720"/>
+        </w:tabs>
+        <w:ind w:left="720" w:hanging="360"/>
+      </w:pPr>
+      <w:rPr>
+        <w:rFonts w:ascii="Symbol" w:hAnsi="Symbol" w:hint="default"/>
+        <w:sz w:val="20"/>
+      </w:rPr>
+    </w:lvl>
+    <w:lvl w:ilvl="1" w:tentative="1">
+      <w:start w:val="1"/>
+      <w:numFmt w:val="bullet"/>
+      <w:lvlText w:val="o"/>
+      <w:lvlJc w:val="left"/>
+      <w:pPr>
+        <w:tabs>
+          <w:tab w:val="num" w:pos="1440"/>
+        </w:tabs>
+        <w:ind w:left="1440" w:hanging="360"/>
+      </w:pPr>
+      <w:rPr>
+        <w:rFonts w:ascii="Courier New" w:hAnsi="Courier New" w:hint="default"/>
+        <w:sz w:val="20"/>
+      </w:rPr>
+    </w:lvl>
+    <w:lvl w:ilvl="2" w:tentative="1">
+      <w:start w:val="1"/>
+      <w:numFmt w:val="bullet"/>
+      <w:lvlText w:val=""/>
+      <w:lvlJc w:val="left"/>
+      <w:pPr>
+        <w:tabs>
+          <w:tab w:val="num" w:pos="2160"/>
+        </w:tabs>
+        <w:ind w:left="2160" w:hanging="360"/>
+      </w:pPr>
+      <w:rPr>
+        <w:rFonts w:ascii="Wingdings" w:hAnsi="Wingdings" w:hint="default"/>
+        <w:sz w:val="20"/>
+      </w:rPr>
+    </w:lvl>
+    <w:lvl w:ilvl="3" w:tentative="1">
+      <w:start w:val="1"/>
+      <w:numFmt w:val="bullet"/>
+      <w:lvlText w:val=""/>
+      <w:lvlJc w:val="left"/>
+      <w:pPr>
+        <w:tabs>
+          <w:tab w:val="num" w:pos="2880"/>
+        </w:tabs>
+        <w:ind w:left="2880" w:hanging="360"/>
+      </w:pPr>
+      <w:rPr>
+        <w:rFonts w:ascii="Wingdings" w:hAnsi="Wingdings" w:hint="default"/>
+        <w:sz w:val="20"/>
+      </w:rPr>
+    </w:lvl>
+    <w:lvl w:ilvl="4" w:tentative="1">
+      <w:start w:val="1"/>
+      <w:numFmt w:val="bullet"/>
+      <w:lvlText w:val=""/>
+      <w:lvlJc w:val="left"/>
+      <w:pPr>
+        <w:tabs>
+          <w:tab w:val="num" w:pos="3600"/>
+        </w:tabs>
+        <w:ind w:left="3600" w:hanging="360"/>
+      </w:pPr>
+      <w:rPr>
+        <w:rFonts w:ascii="Wingdings" w:hAnsi="Wingdings" w:hint="default"/>
+        <w:sz w:val="20"/>
+      </w:rPr>
+    </w:lvl>
+    <w:lvl w:ilvl="5" w:tentative="1">
+      <w:start w:val="1"/>
+      <w:numFmt w:val="bullet"/>
+      <w:lvlText w:val=""/>
+      <w:lvlJc w:val="left"/>
+      <w:pPr>
+        <w:tabs>
+          <w:tab w:val="num" w:pos="4320"/>
+        </w:tabs>
+        <w:ind w:left="4320" w:hanging="360"/>
+      </w:pPr>
+      <w:rPr>
+        <w:rFonts w:ascii="Wingdings" w:hAnsi="Wingdings" w:hint="default"/>
+        <w:sz w:val="20"/>
+      </w:rPr>
+    </w:lvl>
+    <w:lvl w:ilvl="6" w:tentative="1">
+      <w:start w:val="1"/>
+      <w:numFmt w:val="bullet"/>
+      <w:lvlText w:val=""/>
+      <w:lvlJc w:val="left"/>
+      <w:pPr>
+        <w:tabs>
+          <w:tab w:val="num" w:pos="5040"/>
+        </w:tabs>
+        <w:ind w:left="5040" w:hanging="360"/>
+      </w:pPr>
+      <w:rPr>
+        <w:rFonts w:ascii="Wingdings" w:hAnsi="Wingdings" w:hint="default"/>
+        <w:sz w:val="20"/>
+      </w:rPr>
+    </w:lvl>
+    <w:lvl w:ilvl="7" w:tentative="1">
+      <w:start w:val="1"/>
+      <w:numFmt w:val="bullet"/>
+      <w:lvlText w:val=""/>
+      <w:lvlJc w:val="left"/>
+      <w:pPr>
+        <w:tabs>
+          <w:tab w:val="num" w:pos="5760"/>
+        </w:tabs>
+        <w:ind w:left="5760" w:hanging="360"/>
+      </w:pPr>
+      <w:rPr>
+        <w:rFonts w:ascii="Wingdings" w:hAnsi="Wingdings" w:hint="default"/>
+        <w:sz w:val="20"/>
+      </w:rPr>
+    </w:lvl>
+    <w:lvl w:ilvl="8" w:tentative="1">
+      <w:start w:val="1"/>
+      <w:numFmt w:val="bullet"/>
+      <w:lvlText w:val=""/>
+      <w:lvlJc w:val="left"/>
+      <w:pPr>
+        <w:tabs>
+          <w:tab w:val="num" w:pos="6480"/>
+        </w:tabs>
+        <w:ind w:left="6480" w:hanging="360"/>
+      </w:pPr>
+      <w:rPr>
+        <w:rFonts w:ascii="Wingdings" w:hAnsi="Wingdings" w:hint="default"/>
+        <w:sz w:val="20"/>
+      </w:rPr>
+    </w:lvl>
+  </w:abstractNum>
+  <w:abstractNum w:abstractNumId="14" w15:restartNumberingAfterBreak="0">
+    <w:nsid w:val="48FA55E8"/>
+    <w:multiLevelType w:val="multilevel"/>
+    <w:tmpl w:val="D85E447A"/>
+    <w:lvl w:ilvl="0">
+      <w:start w:val="1"/>
+      <w:numFmt w:val="bullet"/>
+      <w:lvlText w:val=""/>
+      <w:lvlJc w:val="left"/>
+      <w:pPr>
+        <w:tabs>
+          <w:tab w:val="num" w:pos="720"/>
+        </w:tabs>
+        <w:ind w:left="720" w:hanging="360"/>
+      </w:pPr>
+      <w:rPr>
+        <w:rFonts w:ascii="Symbol" w:hAnsi="Symbol" w:hint="default"/>
+        <w:sz w:val="20"/>
+      </w:rPr>
+    </w:lvl>
+    <w:lvl w:ilvl="1" w:tentative="1">
+      <w:start w:val="1"/>
+      <w:numFmt w:val="bullet"/>
+      <w:lvlText w:val="o"/>
+      <w:lvlJc w:val="left"/>
+      <w:pPr>
+        <w:tabs>
+          <w:tab w:val="num" w:pos="1440"/>
+        </w:tabs>
+        <w:ind w:left="1440" w:hanging="360"/>
+      </w:pPr>
+      <w:rPr>
+        <w:rFonts w:ascii="Courier New" w:hAnsi="Courier New" w:hint="default"/>
+        <w:sz w:val="20"/>
+      </w:rPr>
+    </w:lvl>
+    <w:lvl w:ilvl="2" w:tentative="1">
+      <w:start w:val="1"/>
+      <w:numFmt w:val="bullet"/>
+      <w:lvlText w:val=""/>
+      <w:lvlJc w:val="left"/>
+      <w:pPr>
+        <w:tabs>
+          <w:tab w:val="num" w:pos="2160"/>
+        </w:tabs>
+        <w:ind w:left="2160" w:hanging="360"/>
+      </w:pPr>
+      <w:rPr>
+        <w:rFonts w:ascii="Wingdings" w:hAnsi="Wingdings" w:hint="default"/>
+        <w:sz w:val="20"/>
+      </w:rPr>
+    </w:lvl>
+    <w:lvl w:ilvl="3" w:tentative="1">
+      <w:start w:val="1"/>
+      <w:numFmt w:val="bullet"/>
+      <w:lvlText w:val=""/>
+      <w:lvlJc w:val="left"/>
+      <w:pPr>
+        <w:tabs>
+          <w:tab w:val="num" w:pos="2880"/>
+        </w:tabs>
+        <w:ind w:left="2880" w:hanging="360"/>
+      </w:pPr>
+      <w:rPr>
+        <w:rFonts w:ascii="Wingdings" w:hAnsi="Wingdings" w:hint="default"/>
+        <w:sz w:val="20"/>
+      </w:rPr>
+    </w:lvl>
+    <w:lvl w:ilvl="4" w:tentative="1">
+      <w:start w:val="1"/>
+      <w:numFmt w:val="bullet"/>
+      <w:lvlText w:val=""/>
+      <w:lvlJc w:val="left"/>
+      <w:pPr>
+        <w:tabs>
+          <w:tab w:val="num" w:pos="3600"/>
+        </w:tabs>
+        <w:ind w:left="3600" w:hanging="360"/>
+      </w:pPr>
+      <w:rPr>
+        <w:rFonts w:ascii="Wingdings" w:hAnsi="Wingdings" w:hint="default"/>
+        <w:sz w:val="20"/>
+      </w:rPr>
+    </w:lvl>
+    <w:lvl w:ilvl="5" w:tentative="1">
+      <w:start w:val="1"/>
+      <w:numFmt w:val="bullet"/>
+      <w:lvlText w:val=""/>
+      <w:lvlJc w:val="left"/>
+      <w:pPr>
+        <w:tabs>
+          <w:tab w:val="num" w:pos="4320"/>
+        </w:tabs>
+        <w:ind w:left="4320" w:hanging="360"/>
+      </w:pPr>
+      <w:rPr>
+        <w:rFonts w:ascii="Wingdings" w:hAnsi="Wingdings" w:hint="default"/>
+        <w:sz w:val="20"/>
+      </w:rPr>
+    </w:lvl>
+    <w:lvl w:ilvl="6" w:tentative="1">
+      <w:start w:val="1"/>
+      <w:numFmt w:val="bullet"/>
+      <w:lvlText w:val=""/>
+      <w:lvlJc w:val="left"/>
+      <w:pPr>
+        <w:tabs>
+          <w:tab w:val="num" w:pos="5040"/>
+        </w:tabs>
+        <w:ind w:left="5040" w:hanging="360"/>
+      </w:pPr>
+      <w:rPr>
+        <w:rFonts w:ascii="Wingdings" w:hAnsi="Wingdings" w:hint="default"/>
+        <w:sz w:val="20"/>
+      </w:rPr>
+    </w:lvl>
+    <w:lvl w:ilvl="7" w:tentative="1">
+      <w:start w:val="1"/>
+      <w:numFmt w:val="bullet"/>
+      <w:lvlText w:val=""/>
+      <w:lvlJc w:val="left"/>
+      <w:pPr>
+        <w:tabs>
+          <w:tab w:val="num" w:pos="5760"/>
+        </w:tabs>
+        <w:ind w:left="5760" w:hanging="360"/>
+      </w:pPr>
+      <w:rPr>
+        <w:rFonts w:ascii="Wingdings" w:hAnsi="Wingdings" w:hint="default"/>
+        <w:sz w:val="20"/>
+      </w:rPr>
+    </w:lvl>
+    <w:lvl w:ilvl="8" w:tentative="1">
+      <w:start w:val="1"/>
+      <w:numFmt w:val="bullet"/>
+      <w:lvlText w:val=""/>
+      <w:lvlJc w:val="left"/>
+      <w:pPr>
+        <w:tabs>
+          <w:tab w:val="num" w:pos="6480"/>
+        </w:tabs>
+        <w:ind w:left="6480" w:hanging="360"/>
+      </w:pPr>
+      <w:rPr>
+        <w:rFonts w:ascii="Wingdings" w:hAnsi="Wingdings" w:hint="default"/>
+        <w:sz w:val="20"/>
+      </w:rPr>
+    </w:lvl>
+  </w:abstractNum>
+  <w:abstractNum w:abstractNumId="15" w15:restartNumberingAfterBreak="0">
+    <w:nsid w:val="50CB469A"/>
+    <w:multiLevelType w:val="multilevel"/>
+    <w:tmpl w:val="96F25B10"/>
+    <w:lvl w:ilvl="0">
+      <w:start w:val="1"/>
+      <w:numFmt w:val="bullet"/>
+      <w:lvlText w:val=""/>
+      <w:lvlJc w:val="left"/>
+      <w:pPr>
+        <w:tabs>
+          <w:tab w:val="num" w:pos="720"/>
+        </w:tabs>
+        <w:ind w:left="720" w:hanging="360"/>
+      </w:pPr>
+      <w:rPr>
+        <w:rFonts w:ascii="Symbol" w:hAnsi="Symbol" w:hint="default"/>
+        <w:sz w:val="20"/>
+      </w:rPr>
+    </w:lvl>
+    <w:lvl w:ilvl="1" w:tentative="1">
+      <w:start w:val="1"/>
+      <w:numFmt w:val="bullet"/>
+      <w:lvlText w:val="o"/>
+      <w:lvlJc w:val="left"/>
+      <w:pPr>
+        <w:tabs>
+          <w:tab w:val="num" w:pos="1440"/>
+        </w:tabs>
+        <w:ind w:left="1440" w:hanging="360"/>
+      </w:pPr>
+      <w:rPr>
+        <w:rFonts w:ascii="Courier New" w:hAnsi="Courier New" w:hint="default"/>
+        <w:sz w:val="20"/>
+      </w:rPr>
+    </w:lvl>
+    <w:lvl w:ilvl="2" w:tentative="1">
+      <w:start w:val="1"/>
+      <w:numFmt w:val="bullet"/>
+      <w:lvlText w:val=""/>
+      <w:lvlJc w:val="left"/>
+      <w:pPr>
+        <w:tabs>
+          <w:tab w:val="num" w:pos="2160"/>
+        </w:tabs>
+        <w:ind w:left="2160" w:hanging="360"/>
+      </w:pPr>
+      <w:rPr>
+        <w:rFonts w:ascii="Wingdings" w:hAnsi="Wingdings" w:hint="default"/>
+        <w:sz w:val="20"/>
+      </w:rPr>
+    </w:lvl>
+    <w:lvl w:ilvl="3" w:tentative="1">
+      <w:start w:val="1"/>
+      <w:numFmt w:val="bullet"/>
+      <w:lvlText w:val=""/>
+      <w:lvlJc w:val="left"/>
+      <w:pPr>
+        <w:tabs>
+          <w:tab w:val="num" w:pos="2880"/>
+        </w:tabs>
+        <w:ind w:left="2880" w:hanging="360"/>
+      </w:pPr>
+      <w:rPr>
+        <w:rFonts w:ascii="Wingdings" w:hAnsi="Wingdings" w:hint="default"/>
+        <w:sz w:val="20"/>
+      </w:rPr>
+    </w:lvl>
+    <w:lvl w:ilvl="4" w:tentative="1">
+      <w:start w:val="1"/>
+      <w:numFmt w:val="bullet"/>
+      <w:lvlText w:val=""/>
+      <w:lvlJc w:val="left"/>
+      <w:pPr>
+        <w:tabs>
+          <w:tab w:val="num" w:pos="3600"/>
+        </w:tabs>
+        <w:ind w:left="3600" w:hanging="360"/>
+      </w:pPr>
+      <w:rPr>
+        <w:rFonts w:ascii="Wingdings" w:hAnsi="Wingdings" w:hint="default"/>
+        <w:sz w:val="20"/>
+      </w:rPr>
+    </w:lvl>
+    <w:lvl w:ilvl="5" w:tentative="1">
+      <w:start w:val="1"/>
+      <w:numFmt w:val="bullet"/>
+      <w:lvlText w:val=""/>
+      <w:lvlJc w:val="left"/>
+      <w:pPr>
+        <w:tabs>
+          <w:tab w:val="num" w:pos="4320"/>
+        </w:tabs>
+        <w:ind w:left="4320" w:hanging="360"/>
+      </w:pPr>
+      <w:rPr>
+        <w:rFonts w:ascii="Wingdings" w:hAnsi="Wingdings" w:hint="default"/>
+        <w:sz w:val="20"/>
+      </w:rPr>
+    </w:lvl>
+    <w:lvl w:ilvl="6" w:tentative="1">
+      <w:start w:val="1"/>
+      <w:numFmt w:val="bullet"/>
+      <w:lvlText w:val=""/>
+      <w:lvlJc w:val="left"/>
+      <w:pPr>
+        <w:tabs>
+          <w:tab w:val="num" w:pos="5040"/>
+        </w:tabs>
+        <w:ind w:left="5040" w:hanging="360"/>
+      </w:pPr>
+      <w:rPr>
+        <w:rFonts w:ascii="Wingdings" w:hAnsi="Wingdings" w:hint="default"/>
+        <w:sz w:val="20"/>
+      </w:rPr>
+    </w:lvl>
+    <w:lvl w:ilvl="7" w:tentative="1">
+      <w:start w:val="1"/>
+      <w:numFmt w:val="bullet"/>
+      <w:lvlText w:val=""/>
+      <w:lvlJc w:val="left"/>
+      <w:pPr>
+        <w:tabs>
+          <w:tab w:val="num" w:pos="5760"/>
+        </w:tabs>
+        <w:ind w:left="5760" w:hanging="360"/>
+      </w:pPr>
+      <w:rPr>
+        <w:rFonts w:ascii="Wingdings" w:hAnsi="Wingdings" w:hint="default"/>
+        <w:sz w:val="20"/>
+      </w:rPr>
+    </w:lvl>
+    <w:lvl w:ilvl="8" w:tentative="1">
+      <w:start w:val="1"/>
+      <w:numFmt w:val="bullet"/>
+      <w:lvlText w:val=""/>
+      <w:lvlJc w:val="left"/>
+      <w:pPr>
+        <w:tabs>
+          <w:tab w:val="num" w:pos="6480"/>
+        </w:tabs>
+        <w:ind w:left="6480" w:hanging="360"/>
+      </w:pPr>
+      <w:rPr>
+        <w:rFonts w:ascii="Wingdings" w:hAnsi="Wingdings" w:hint="default"/>
+        <w:sz w:val="20"/>
+      </w:rPr>
+    </w:lvl>
+  </w:abstractNum>
+  <w:abstractNum w:abstractNumId="16" w15:restartNumberingAfterBreak="0">
+    <w:nsid w:val="54FF720A"/>
+    <w:multiLevelType w:val="multilevel"/>
+    <w:tmpl w:val="5A4210AC"/>
+    <w:lvl w:ilvl="0">
+      <w:start w:val="1"/>
+      <w:numFmt w:val="decimal"/>
+      <w:lvlText w:val="%1."/>
+      <w:lvlJc w:val="left"/>
+      <w:pPr>
+        <w:tabs>
+          <w:tab w:val="num" w:pos="720"/>
+        </w:tabs>
+        <w:ind w:left="720" w:hanging="360"/>
+      </w:pPr>
+    </w:lvl>
+    <w:lvl w:ilvl="1" w:tentative="1">
+      <w:start w:val="1"/>
+      <w:numFmt w:val="decimal"/>
+      <w:lvlText w:val="%2."/>
+      <w:lvlJc w:val="left"/>
+      <w:pPr>
+        <w:tabs>
+          <w:tab w:val="num" w:pos="1440"/>
+        </w:tabs>
+        <w:ind w:left="1440" w:hanging="360"/>
+      </w:pPr>
+    </w:lvl>
+    <w:lvl w:ilvl="2" w:tentative="1">
+      <w:start w:val="1"/>
+      <w:numFmt w:val="decimal"/>
+      <w:lvlText w:val="%3."/>
+      <w:lvlJc w:val="left"/>
+      <w:pPr>
+        <w:tabs>
+          <w:tab w:val="num" w:pos="2160"/>
+        </w:tabs>
+        <w:ind w:left="2160" w:hanging="360"/>
+      </w:pPr>
+    </w:lvl>
+    <w:lvl w:ilvl="3" w:tentative="1">
+      <w:start w:val="1"/>
+      <w:numFmt w:val="decimal"/>
+      <w:lvlText w:val="%4."/>
+      <w:lvlJc w:val="left"/>
+      <w:pPr>
+        <w:tabs>
+          <w:tab w:val="num" w:pos="2880"/>
+        </w:tabs>
+        <w:ind w:left="2880" w:hanging="360"/>
+      </w:pPr>
+    </w:lvl>
+    <w:lvl w:ilvl="4" w:tentative="1">
+      <w:start w:val="1"/>
+      <w:numFmt w:val="decimal"/>
+      <w:lvlText w:val="%5."/>
+      <w:lvlJc w:val="left"/>
+      <w:pPr>
+        <w:tabs>
+          <w:tab w:val="num" w:pos="3600"/>
+        </w:tabs>
+        <w:ind w:left="3600" w:hanging="360"/>
+      </w:pPr>
+    </w:lvl>
+    <w:lvl w:ilvl="5" w:tentative="1">
+      <w:start w:val="1"/>
+      <w:numFmt w:val="decimal"/>
+      <w:lvlText w:val="%6."/>
+      <w:lvlJc w:val="left"/>
+      <w:pPr>
+        <w:tabs>
+          <w:tab w:val="num" w:pos="4320"/>
+        </w:tabs>
+        <w:ind w:left="4320" w:hanging="360"/>
+      </w:pPr>
+    </w:lvl>
+    <w:lvl w:ilvl="6" w:tentative="1">
+      <w:start w:val="1"/>
+      <w:numFmt w:val="decimal"/>
+      <w:lvlText w:val="%7."/>
+      <w:lvlJc w:val="left"/>
+      <w:pPr>
+        <w:tabs>
+          <w:tab w:val="num" w:pos="5040"/>
+        </w:tabs>
+        <w:ind w:left="5040" w:hanging="360"/>
+      </w:pPr>
+    </w:lvl>
+    <w:lvl w:ilvl="7" w:tentative="1">
+      <w:start w:val="1"/>
+      <w:numFmt w:val="decimal"/>
+      <w:lvlText w:val="%8."/>
+      <w:lvlJc w:val="left"/>
+      <w:pPr>
+        <w:tabs>
+          <w:tab w:val="num" w:pos="5760"/>
+        </w:tabs>
+        <w:ind w:left="5760" w:hanging="360"/>
+      </w:pPr>
+    </w:lvl>
+    <w:lvl w:ilvl="8" w:tentative="1">
+      <w:start w:val="1"/>
+      <w:numFmt w:val="decimal"/>
+      <w:lvlText w:val="%9."/>
+      <w:lvlJc w:val="left"/>
+      <w:pPr>
+        <w:tabs>
+          <w:tab w:val="num" w:pos="6480"/>
+        </w:tabs>
+        <w:ind w:left="6480" w:hanging="360"/>
+      </w:pPr>
+    </w:lvl>
+  </w:abstractNum>
+  <w:abstractNum w:abstractNumId="17" w15:restartNumberingAfterBreak="0">
     <w:nsid w:val="593A5276"/>
     <w:multiLevelType w:val="hybridMultilevel"/>
     <w:tmpl w:val="4CFCE7BE"/>
@@ -2939,7 +9620,418 @@
       </w:pPr>
     </w:lvl>
   </w:abstractNum>
-  <w:abstractNum w:abstractNumId="5" w15:restartNumberingAfterBreak="0">
+  <w:abstractNum w:abstractNumId="18" w15:restartNumberingAfterBreak="0">
+    <w:nsid w:val="5C434BFA"/>
+    <w:multiLevelType w:val="multilevel"/>
+    <w:tmpl w:val="EE20C7A4"/>
+    <w:lvl w:ilvl="0">
+      <w:start w:val="1"/>
+      <w:numFmt w:val="bullet"/>
+      <w:lvlText w:val=""/>
+      <w:lvlJc w:val="left"/>
+      <w:pPr>
+        <w:tabs>
+          <w:tab w:val="num" w:pos="720"/>
+        </w:tabs>
+        <w:ind w:left="720" w:hanging="360"/>
+      </w:pPr>
+      <w:rPr>
+        <w:rFonts w:ascii="Symbol" w:hAnsi="Symbol" w:hint="default"/>
+        <w:sz w:val="20"/>
+      </w:rPr>
+    </w:lvl>
+    <w:lvl w:ilvl="1" w:tentative="1">
+      <w:start w:val="1"/>
+      <w:numFmt w:val="bullet"/>
+      <w:lvlText w:val="o"/>
+      <w:lvlJc w:val="left"/>
+      <w:pPr>
+        <w:tabs>
+          <w:tab w:val="num" w:pos="1440"/>
+        </w:tabs>
+        <w:ind w:left="1440" w:hanging="360"/>
+      </w:pPr>
+      <w:rPr>
+        <w:rFonts w:ascii="Courier New" w:hAnsi="Courier New" w:hint="default"/>
+        <w:sz w:val="20"/>
+      </w:rPr>
+    </w:lvl>
+    <w:lvl w:ilvl="2" w:tentative="1">
+      <w:start w:val="1"/>
+      <w:numFmt w:val="bullet"/>
+      <w:lvlText w:val=""/>
+      <w:lvlJc w:val="left"/>
+      <w:pPr>
+        <w:tabs>
+          <w:tab w:val="num" w:pos="2160"/>
+        </w:tabs>
+        <w:ind w:left="2160" w:hanging="360"/>
+      </w:pPr>
+      <w:rPr>
+        <w:rFonts w:ascii="Wingdings" w:hAnsi="Wingdings" w:hint="default"/>
+        <w:sz w:val="20"/>
+      </w:rPr>
+    </w:lvl>
+    <w:lvl w:ilvl="3" w:tentative="1">
+      <w:start w:val="1"/>
+      <w:numFmt w:val="bullet"/>
+      <w:lvlText w:val=""/>
+      <w:lvlJc w:val="left"/>
+      <w:pPr>
+        <w:tabs>
+          <w:tab w:val="num" w:pos="2880"/>
+        </w:tabs>
+        <w:ind w:left="2880" w:hanging="360"/>
+      </w:pPr>
+      <w:rPr>
+        <w:rFonts w:ascii="Wingdings" w:hAnsi="Wingdings" w:hint="default"/>
+        <w:sz w:val="20"/>
+      </w:rPr>
+    </w:lvl>
+    <w:lvl w:ilvl="4" w:tentative="1">
+      <w:start w:val="1"/>
+      <w:numFmt w:val="bullet"/>
+      <w:lvlText w:val=""/>
+      <w:lvlJc w:val="left"/>
+      <w:pPr>
+        <w:tabs>
+          <w:tab w:val="num" w:pos="3600"/>
+        </w:tabs>
+        <w:ind w:left="3600" w:hanging="360"/>
+      </w:pPr>
+      <w:rPr>
+        <w:rFonts w:ascii="Wingdings" w:hAnsi="Wingdings" w:hint="default"/>
+        <w:sz w:val="20"/>
+      </w:rPr>
+    </w:lvl>
+    <w:lvl w:ilvl="5" w:tentative="1">
+      <w:start w:val="1"/>
+      <w:numFmt w:val="bullet"/>
+      <w:lvlText w:val=""/>
+      <w:lvlJc w:val="left"/>
+      <w:pPr>
+        <w:tabs>
+          <w:tab w:val="num" w:pos="4320"/>
+        </w:tabs>
+        <w:ind w:left="4320" w:hanging="360"/>
+      </w:pPr>
+      <w:rPr>
+        <w:rFonts w:ascii="Wingdings" w:hAnsi="Wingdings" w:hint="default"/>
+        <w:sz w:val="20"/>
+      </w:rPr>
+    </w:lvl>
+    <w:lvl w:ilvl="6" w:tentative="1">
+      <w:start w:val="1"/>
+      <w:numFmt w:val="bullet"/>
+      <w:lvlText w:val=""/>
+      <w:lvlJc w:val="left"/>
+      <w:pPr>
+        <w:tabs>
+          <w:tab w:val="num" w:pos="5040"/>
+        </w:tabs>
+        <w:ind w:left="5040" w:hanging="360"/>
+      </w:pPr>
+      <w:rPr>
+        <w:rFonts w:ascii="Wingdings" w:hAnsi="Wingdings" w:hint="default"/>
+        <w:sz w:val="20"/>
+      </w:rPr>
+    </w:lvl>
+    <w:lvl w:ilvl="7" w:tentative="1">
+      <w:start w:val="1"/>
+      <w:numFmt w:val="bullet"/>
+      <w:lvlText w:val=""/>
+      <w:lvlJc w:val="left"/>
+      <w:pPr>
+        <w:tabs>
+          <w:tab w:val="num" w:pos="5760"/>
+        </w:tabs>
+        <w:ind w:left="5760" w:hanging="360"/>
+      </w:pPr>
+      <w:rPr>
+        <w:rFonts w:ascii="Wingdings" w:hAnsi="Wingdings" w:hint="default"/>
+        <w:sz w:val="20"/>
+      </w:rPr>
+    </w:lvl>
+    <w:lvl w:ilvl="8" w:tentative="1">
+      <w:start w:val="1"/>
+      <w:numFmt w:val="bullet"/>
+      <w:lvlText w:val=""/>
+      <w:lvlJc w:val="left"/>
+      <w:pPr>
+        <w:tabs>
+          <w:tab w:val="num" w:pos="6480"/>
+        </w:tabs>
+        <w:ind w:left="6480" w:hanging="360"/>
+      </w:pPr>
+      <w:rPr>
+        <w:rFonts w:ascii="Wingdings" w:hAnsi="Wingdings" w:hint="default"/>
+        <w:sz w:val="20"/>
+      </w:rPr>
+    </w:lvl>
+  </w:abstractNum>
+  <w:abstractNum w:abstractNumId="19" w15:restartNumberingAfterBreak="0">
+    <w:nsid w:val="5CB26638"/>
+    <w:multiLevelType w:val="multilevel"/>
+    <w:tmpl w:val="6122E2AC"/>
+    <w:lvl w:ilvl="0">
+      <w:start w:val="1"/>
+      <w:numFmt w:val="decimal"/>
+      <w:lvlText w:val="%1."/>
+      <w:lvlJc w:val="left"/>
+      <w:pPr>
+        <w:tabs>
+          <w:tab w:val="num" w:pos="720"/>
+        </w:tabs>
+        <w:ind w:left="720" w:hanging="360"/>
+      </w:pPr>
+    </w:lvl>
+    <w:lvl w:ilvl="1" w:tentative="1">
+      <w:start w:val="1"/>
+      <w:numFmt w:val="decimal"/>
+      <w:lvlText w:val="%2."/>
+      <w:lvlJc w:val="left"/>
+      <w:pPr>
+        <w:tabs>
+          <w:tab w:val="num" w:pos="1440"/>
+        </w:tabs>
+        <w:ind w:left="1440" w:hanging="360"/>
+      </w:pPr>
+    </w:lvl>
+    <w:lvl w:ilvl="2" w:tentative="1">
+      <w:start w:val="1"/>
+      <w:numFmt w:val="decimal"/>
+      <w:lvlText w:val="%3."/>
+      <w:lvlJc w:val="left"/>
+      <w:pPr>
+        <w:tabs>
+          <w:tab w:val="num" w:pos="2160"/>
+        </w:tabs>
+        <w:ind w:left="2160" w:hanging="360"/>
+      </w:pPr>
+    </w:lvl>
+    <w:lvl w:ilvl="3" w:tentative="1">
+      <w:start w:val="1"/>
+      <w:numFmt w:val="decimal"/>
+      <w:lvlText w:val="%4."/>
+      <w:lvlJc w:val="left"/>
+      <w:pPr>
+        <w:tabs>
+          <w:tab w:val="num" w:pos="2880"/>
+        </w:tabs>
+        <w:ind w:left="2880" w:hanging="360"/>
+      </w:pPr>
+    </w:lvl>
+    <w:lvl w:ilvl="4" w:tentative="1">
+      <w:start w:val="1"/>
+      <w:numFmt w:val="decimal"/>
+      <w:lvlText w:val="%5."/>
+      <w:lvlJc w:val="left"/>
+      <w:pPr>
+        <w:tabs>
+          <w:tab w:val="num" w:pos="3600"/>
+        </w:tabs>
+        <w:ind w:left="3600" w:hanging="360"/>
+      </w:pPr>
+    </w:lvl>
+    <w:lvl w:ilvl="5" w:tentative="1">
+      <w:start w:val="1"/>
+      <w:numFmt w:val="decimal"/>
+      <w:lvlText w:val="%6."/>
+      <w:lvlJc w:val="left"/>
+      <w:pPr>
+        <w:tabs>
+          <w:tab w:val="num" w:pos="4320"/>
+        </w:tabs>
+        <w:ind w:left="4320" w:hanging="360"/>
+      </w:pPr>
+    </w:lvl>
+    <w:lvl w:ilvl="6" w:tentative="1">
+      <w:start w:val="1"/>
+      <w:numFmt w:val="decimal"/>
+      <w:lvlText w:val="%7."/>
+      <w:lvlJc w:val="left"/>
+      <w:pPr>
+        <w:tabs>
+          <w:tab w:val="num" w:pos="5040"/>
+        </w:tabs>
+        <w:ind w:left="5040" w:hanging="360"/>
+      </w:pPr>
+    </w:lvl>
+    <w:lvl w:ilvl="7" w:tentative="1">
+      <w:start w:val="1"/>
+      <w:numFmt w:val="decimal"/>
+      <w:lvlText w:val="%8."/>
+      <w:lvlJc w:val="left"/>
+      <w:pPr>
+        <w:tabs>
+          <w:tab w:val="num" w:pos="5760"/>
+        </w:tabs>
+        <w:ind w:left="5760" w:hanging="360"/>
+      </w:pPr>
+    </w:lvl>
+    <w:lvl w:ilvl="8" w:tentative="1">
+      <w:start w:val="1"/>
+      <w:numFmt w:val="decimal"/>
+      <w:lvlText w:val="%9."/>
+      <w:lvlJc w:val="left"/>
+      <w:pPr>
+        <w:tabs>
+          <w:tab w:val="num" w:pos="6480"/>
+        </w:tabs>
+        <w:ind w:left="6480" w:hanging="360"/>
+      </w:pPr>
+    </w:lvl>
+  </w:abstractNum>
+  <w:abstractNum w:abstractNumId="20" w15:restartNumberingAfterBreak="0">
+    <w:nsid w:val="5CD17E5F"/>
+    <w:multiLevelType w:val="multilevel"/>
+    <w:tmpl w:val="D1BE2406"/>
+    <w:lvl w:ilvl="0">
+      <w:start w:val="1"/>
+      <w:numFmt w:val="bullet"/>
+      <w:lvlText w:val=""/>
+      <w:lvlJc w:val="left"/>
+      <w:pPr>
+        <w:tabs>
+          <w:tab w:val="num" w:pos="720"/>
+        </w:tabs>
+        <w:ind w:left="720" w:hanging="360"/>
+      </w:pPr>
+      <w:rPr>
+        <w:rFonts w:ascii="Symbol" w:hAnsi="Symbol" w:hint="default"/>
+        <w:sz w:val="20"/>
+      </w:rPr>
+    </w:lvl>
+    <w:lvl w:ilvl="1" w:tentative="1">
+      <w:start w:val="1"/>
+      <w:numFmt w:val="bullet"/>
+      <w:lvlText w:val="o"/>
+      <w:lvlJc w:val="left"/>
+      <w:pPr>
+        <w:tabs>
+          <w:tab w:val="num" w:pos="1440"/>
+        </w:tabs>
+        <w:ind w:left="1440" w:hanging="360"/>
+      </w:pPr>
+      <w:rPr>
+        <w:rFonts w:ascii="Courier New" w:hAnsi="Courier New" w:hint="default"/>
+        <w:sz w:val="20"/>
+      </w:rPr>
+    </w:lvl>
+    <w:lvl w:ilvl="2" w:tentative="1">
+      <w:start w:val="1"/>
+      <w:numFmt w:val="bullet"/>
+      <w:lvlText w:val=""/>
+      <w:lvlJc w:val="left"/>
+      <w:pPr>
+        <w:tabs>
+          <w:tab w:val="num" w:pos="2160"/>
+        </w:tabs>
+        <w:ind w:left="2160" w:hanging="360"/>
+      </w:pPr>
+      <w:rPr>
+        <w:rFonts w:ascii="Wingdings" w:hAnsi="Wingdings" w:hint="default"/>
+        <w:sz w:val="20"/>
+      </w:rPr>
+    </w:lvl>
+    <w:lvl w:ilvl="3" w:tentative="1">
+      <w:start w:val="1"/>
+      <w:numFmt w:val="bullet"/>
+      <w:lvlText w:val=""/>
+      <w:lvlJc w:val="left"/>
+      <w:pPr>
+        <w:tabs>
+          <w:tab w:val="num" w:pos="2880"/>
+        </w:tabs>
+        <w:ind w:left="2880" w:hanging="360"/>
+      </w:pPr>
+      <w:rPr>
+        <w:rFonts w:ascii="Wingdings" w:hAnsi="Wingdings" w:hint="default"/>
+        <w:sz w:val="20"/>
+      </w:rPr>
+    </w:lvl>
+    <w:lvl w:ilvl="4" w:tentative="1">
+      <w:start w:val="1"/>
+      <w:numFmt w:val="bullet"/>
+      <w:lvlText w:val=""/>
+      <w:lvlJc w:val="left"/>
+      <w:pPr>
+        <w:tabs>
+          <w:tab w:val="num" w:pos="3600"/>
+        </w:tabs>
+        <w:ind w:left="3600" w:hanging="360"/>
+      </w:pPr>
+      <w:rPr>
+        <w:rFonts w:ascii="Wingdings" w:hAnsi="Wingdings" w:hint="default"/>
+        <w:sz w:val="20"/>
+      </w:rPr>
+    </w:lvl>
+    <w:lvl w:ilvl="5" w:tentative="1">
+      <w:start w:val="1"/>
+      <w:numFmt w:val="bullet"/>
+      <w:lvlText w:val=""/>
+      <w:lvlJc w:val="left"/>
+      <w:pPr>
+        <w:tabs>
+          <w:tab w:val="num" w:pos="4320"/>
+        </w:tabs>
+        <w:ind w:left="4320" w:hanging="360"/>
+      </w:pPr>
+      <w:rPr>
+        <w:rFonts w:ascii="Wingdings" w:hAnsi="Wingdings" w:hint="default"/>
+        <w:sz w:val="20"/>
+      </w:rPr>
+    </w:lvl>
+    <w:lvl w:ilvl="6" w:tentative="1">
+      <w:start w:val="1"/>
+      <w:numFmt w:val="bullet"/>
+      <w:lvlText w:val=""/>
+      <w:lvlJc w:val="left"/>
+      <w:pPr>
+        <w:tabs>
+          <w:tab w:val="num" w:pos="5040"/>
+        </w:tabs>
+        <w:ind w:left="5040" w:hanging="360"/>
+      </w:pPr>
+      <w:rPr>
+        <w:rFonts w:ascii="Wingdings" w:hAnsi="Wingdings" w:hint="default"/>
+        <w:sz w:val="20"/>
+      </w:rPr>
+    </w:lvl>
+    <w:lvl w:ilvl="7" w:tentative="1">
+      <w:start w:val="1"/>
+      <w:numFmt w:val="bullet"/>
+      <w:lvlText w:val=""/>
+      <w:lvlJc w:val="left"/>
+      <w:pPr>
+        <w:tabs>
+          <w:tab w:val="num" w:pos="5760"/>
+        </w:tabs>
+        <w:ind w:left="5760" w:hanging="360"/>
+      </w:pPr>
+      <w:rPr>
+        <w:rFonts w:ascii="Wingdings" w:hAnsi="Wingdings" w:hint="default"/>
+        <w:sz w:val="20"/>
+      </w:rPr>
+    </w:lvl>
+    <w:lvl w:ilvl="8" w:tentative="1">
+      <w:start w:val="1"/>
+      <w:numFmt w:val="bullet"/>
+      <w:lvlText w:val=""/>
+      <w:lvlJc w:val="left"/>
+      <w:pPr>
+        <w:tabs>
+          <w:tab w:val="num" w:pos="6480"/>
+        </w:tabs>
+        <w:ind w:left="6480" w:hanging="360"/>
+      </w:pPr>
+      <w:rPr>
+        <w:rFonts w:ascii="Wingdings" w:hAnsi="Wingdings" w:hint="default"/>
+        <w:sz w:val="20"/>
+      </w:rPr>
+    </w:lvl>
+  </w:abstractNum>
+  <w:abstractNum w:abstractNumId="21" w15:restartNumberingAfterBreak="0">
     <w:nsid w:val="69470709"/>
     <w:multiLevelType w:val="multilevel"/>
     <w:tmpl w:val="12DA8B3C"/>
@@ -3050,25 +10142,470 @@
         </w:tabs>
         <w:ind w:left="6480" w:hanging="360"/>
       </w:pPr>
+    </w:lvl>
+  </w:abstractNum>
+  <w:abstractNum w:abstractNumId="22" w15:restartNumberingAfterBreak="0">
+    <w:nsid w:val="6D23313E"/>
+    <w:multiLevelType w:val="multilevel"/>
+    <w:tmpl w:val="9A564C5C"/>
+    <w:lvl w:ilvl="0">
+      <w:start w:val="1"/>
+      <w:numFmt w:val="bullet"/>
+      <w:lvlText w:val=""/>
+      <w:lvlJc w:val="left"/>
+      <w:pPr>
+        <w:tabs>
+          <w:tab w:val="num" w:pos="720"/>
+        </w:tabs>
+        <w:ind w:left="720" w:hanging="360"/>
+      </w:pPr>
+      <w:rPr>
+        <w:rFonts w:ascii="Symbol" w:hAnsi="Symbol" w:hint="default"/>
+        <w:sz w:val="20"/>
+      </w:rPr>
+    </w:lvl>
+    <w:lvl w:ilvl="1" w:tentative="1">
+      <w:start w:val="1"/>
+      <w:numFmt w:val="bullet"/>
+      <w:lvlText w:val="o"/>
+      <w:lvlJc w:val="left"/>
+      <w:pPr>
+        <w:tabs>
+          <w:tab w:val="num" w:pos="1440"/>
+        </w:tabs>
+        <w:ind w:left="1440" w:hanging="360"/>
+      </w:pPr>
+      <w:rPr>
+        <w:rFonts w:ascii="Courier New" w:hAnsi="Courier New" w:hint="default"/>
+        <w:sz w:val="20"/>
+      </w:rPr>
+    </w:lvl>
+    <w:lvl w:ilvl="2" w:tentative="1">
+      <w:start w:val="1"/>
+      <w:numFmt w:val="bullet"/>
+      <w:lvlText w:val=""/>
+      <w:lvlJc w:val="left"/>
+      <w:pPr>
+        <w:tabs>
+          <w:tab w:val="num" w:pos="2160"/>
+        </w:tabs>
+        <w:ind w:left="2160" w:hanging="360"/>
+      </w:pPr>
+      <w:rPr>
+        <w:rFonts w:ascii="Wingdings" w:hAnsi="Wingdings" w:hint="default"/>
+        <w:sz w:val="20"/>
+      </w:rPr>
+    </w:lvl>
+    <w:lvl w:ilvl="3" w:tentative="1">
+      <w:start w:val="1"/>
+      <w:numFmt w:val="bullet"/>
+      <w:lvlText w:val=""/>
+      <w:lvlJc w:val="left"/>
+      <w:pPr>
+        <w:tabs>
+          <w:tab w:val="num" w:pos="2880"/>
+        </w:tabs>
+        <w:ind w:left="2880" w:hanging="360"/>
+      </w:pPr>
+      <w:rPr>
+        <w:rFonts w:ascii="Wingdings" w:hAnsi="Wingdings" w:hint="default"/>
+        <w:sz w:val="20"/>
+      </w:rPr>
+    </w:lvl>
+    <w:lvl w:ilvl="4" w:tentative="1">
+      <w:start w:val="1"/>
+      <w:numFmt w:val="bullet"/>
+      <w:lvlText w:val=""/>
+      <w:lvlJc w:val="left"/>
+      <w:pPr>
+        <w:tabs>
+          <w:tab w:val="num" w:pos="3600"/>
+        </w:tabs>
+        <w:ind w:left="3600" w:hanging="360"/>
+      </w:pPr>
+      <w:rPr>
+        <w:rFonts w:ascii="Wingdings" w:hAnsi="Wingdings" w:hint="default"/>
+        <w:sz w:val="20"/>
+      </w:rPr>
+    </w:lvl>
+    <w:lvl w:ilvl="5" w:tentative="1">
+      <w:start w:val="1"/>
+      <w:numFmt w:val="bullet"/>
+      <w:lvlText w:val=""/>
+      <w:lvlJc w:val="left"/>
+      <w:pPr>
+        <w:tabs>
+          <w:tab w:val="num" w:pos="4320"/>
+        </w:tabs>
+        <w:ind w:left="4320" w:hanging="360"/>
+      </w:pPr>
+      <w:rPr>
+        <w:rFonts w:ascii="Wingdings" w:hAnsi="Wingdings" w:hint="default"/>
+        <w:sz w:val="20"/>
+      </w:rPr>
+    </w:lvl>
+    <w:lvl w:ilvl="6" w:tentative="1">
+      <w:start w:val="1"/>
+      <w:numFmt w:val="bullet"/>
+      <w:lvlText w:val=""/>
+      <w:lvlJc w:val="left"/>
+      <w:pPr>
+        <w:tabs>
+          <w:tab w:val="num" w:pos="5040"/>
+        </w:tabs>
+        <w:ind w:left="5040" w:hanging="360"/>
+      </w:pPr>
+      <w:rPr>
+        <w:rFonts w:ascii="Wingdings" w:hAnsi="Wingdings" w:hint="default"/>
+        <w:sz w:val="20"/>
+      </w:rPr>
+    </w:lvl>
+    <w:lvl w:ilvl="7" w:tentative="1">
+      <w:start w:val="1"/>
+      <w:numFmt w:val="bullet"/>
+      <w:lvlText w:val=""/>
+      <w:lvlJc w:val="left"/>
+      <w:pPr>
+        <w:tabs>
+          <w:tab w:val="num" w:pos="5760"/>
+        </w:tabs>
+        <w:ind w:left="5760" w:hanging="360"/>
+      </w:pPr>
+      <w:rPr>
+        <w:rFonts w:ascii="Wingdings" w:hAnsi="Wingdings" w:hint="default"/>
+        <w:sz w:val="20"/>
+      </w:rPr>
+    </w:lvl>
+    <w:lvl w:ilvl="8" w:tentative="1">
+      <w:start w:val="1"/>
+      <w:numFmt w:val="bullet"/>
+      <w:lvlText w:val=""/>
+      <w:lvlJc w:val="left"/>
+      <w:pPr>
+        <w:tabs>
+          <w:tab w:val="num" w:pos="6480"/>
+        </w:tabs>
+        <w:ind w:left="6480" w:hanging="360"/>
+      </w:pPr>
+      <w:rPr>
+        <w:rFonts w:ascii="Wingdings" w:hAnsi="Wingdings" w:hint="default"/>
+        <w:sz w:val="20"/>
+      </w:rPr>
+    </w:lvl>
+  </w:abstractNum>
+  <w:abstractNum w:abstractNumId="23" w15:restartNumberingAfterBreak="0">
+    <w:nsid w:val="6D2D20AE"/>
+    <w:multiLevelType w:val="hybridMultilevel"/>
+    <w:tmpl w:val="90F69358"/>
+    <w:lvl w:ilvl="0" w:tplc="65B42494">
+      <w:start w:val="1"/>
+      <w:numFmt w:val="decimal"/>
+      <w:lvlText w:val="%1."/>
+      <w:lvlJc w:val="left"/>
+      <w:pPr>
+        <w:ind w:left="720" w:hanging="360"/>
+      </w:pPr>
+      <w:rPr>
+        <w:rFonts w:hint="default"/>
+        <w:sz w:val="48"/>
+      </w:rPr>
+    </w:lvl>
+    <w:lvl w:ilvl="1" w:tplc="04190019" w:tentative="1">
+      <w:start w:val="1"/>
+      <w:numFmt w:val="lowerLetter"/>
+      <w:lvlText w:val="%2."/>
+      <w:lvlJc w:val="left"/>
+      <w:pPr>
+        <w:ind w:left="1440" w:hanging="360"/>
+      </w:pPr>
+    </w:lvl>
+    <w:lvl w:ilvl="2" w:tplc="0419001B" w:tentative="1">
+      <w:start w:val="1"/>
+      <w:numFmt w:val="lowerRoman"/>
+      <w:lvlText w:val="%3."/>
+      <w:lvlJc w:val="right"/>
+      <w:pPr>
+        <w:ind w:left="2160" w:hanging="180"/>
+      </w:pPr>
+    </w:lvl>
+    <w:lvl w:ilvl="3" w:tplc="0419000F" w:tentative="1">
+      <w:start w:val="1"/>
+      <w:numFmt w:val="decimal"/>
+      <w:lvlText w:val="%4."/>
+      <w:lvlJc w:val="left"/>
+      <w:pPr>
+        <w:ind w:left="2880" w:hanging="360"/>
+      </w:pPr>
+    </w:lvl>
+    <w:lvl w:ilvl="4" w:tplc="04190019" w:tentative="1">
+      <w:start w:val="1"/>
+      <w:numFmt w:val="lowerLetter"/>
+      <w:lvlText w:val="%5."/>
+      <w:lvlJc w:val="left"/>
+      <w:pPr>
+        <w:ind w:left="3600" w:hanging="360"/>
+      </w:pPr>
+    </w:lvl>
+    <w:lvl w:ilvl="5" w:tplc="0419001B" w:tentative="1">
+      <w:start w:val="1"/>
+      <w:numFmt w:val="lowerRoman"/>
+      <w:lvlText w:val="%6."/>
+      <w:lvlJc w:val="right"/>
+      <w:pPr>
+        <w:ind w:left="4320" w:hanging="180"/>
+      </w:pPr>
+    </w:lvl>
+    <w:lvl w:ilvl="6" w:tplc="0419000F" w:tentative="1">
+      <w:start w:val="1"/>
+      <w:numFmt w:val="decimal"/>
+      <w:lvlText w:val="%7."/>
+      <w:lvlJc w:val="left"/>
+      <w:pPr>
+        <w:ind w:left="5040" w:hanging="360"/>
+      </w:pPr>
+    </w:lvl>
+    <w:lvl w:ilvl="7" w:tplc="04190019" w:tentative="1">
+      <w:start w:val="1"/>
+      <w:numFmt w:val="lowerLetter"/>
+      <w:lvlText w:val="%8."/>
+      <w:lvlJc w:val="left"/>
+      <w:pPr>
+        <w:ind w:left="5760" w:hanging="360"/>
+      </w:pPr>
+    </w:lvl>
+    <w:lvl w:ilvl="8" w:tplc="0419001B" w:tentative="1">
+      <w:start w:val="1"/>
+      <w:numFmt w:val="lowerRoman"/>
+      <w:lvlText w:val="%9."/>
+      <w:lvlJc w:val="right"/>
+      <w:pPr>
+        <w:ind w:left="6480" w:hanging="180"/>
+      </w:pPr>
+    </w:lvl>
+  </w:abstractNum>
+  <w:abstractNum w:abstractNumId="24" w15:restartNumberingAfterBreak="0">
+    <w:nsid w:val="76F60293"/>
+    <w:multiLevelType w:val="multilevel"/>
+    <w:tmpl w:val="F68CFE34"/>
+    <w:lvl w:ilvl="0">
+      <w:start w:val="1"/>
+      <w:numFmt w:val="bullet"/>
+      <w:lvlText w:val=""/>
+      <w:lvlJc w:val="left"/>
+      <w:pPr>
+        <w:tabs>
+          <w:tab w:val="num" w:pos="720"/>
+        </w:tabs>
+        <w:ind w:left="720" w:hanging="360"/>
+      </w:pPr>
+      <w:rPr>
+        <w:rFonts w:ascii="Symbol" w:hAnsi="Symbol" w:hint="default"/>
+        <w:sz w:val="20"/>
+      </w:rPr>
+    </w:lvl>
+    <w:lvl w:ilvl="1" w:tentative="1">
+      <w:start w:val="1"/>
+      <w:numFmt w:val="bullet"/>
+      <w:lvlText w:val="o"/>
+      <w:lvlJc w:val="left"/>
+      <w:pPr>
+        <w:tabs>
+          <w:tab w:val="num" w:pos="1440"/>
+        </w:tabs>
+        <w:ind w:left="1440" w:hanging="360"/>
+      </w:pPr>
+      <w:rPr>
+        <w:rFonts w:ascii="Courier New" w:hAnsi="Courier New" w:hint="default"/>
+        <w:sz w:val="20"/>
+      </w:rPr>
+    </w:lvl>
+    <w:lvl w:ilvl="2" w:tentative="1">
+      <w:start w:val="1"/>
+      <w:numFmt w:val="bullet"/>
+      <w:lvlText w:val=""/>
+      <w:lvlJc w:val="left"/>
+      <w:pPr>
+        <w:tabs>
+          <w:tab w:val="num" w:pos="2160"/>
+        </w:tabs>
+        <w:ind w:left="2160" w:hanging="360"/>
+      </w:pPr>
+      <w:rPr>
+        <w:rFonts w:ascii="Wingdings" w:hAnsi="Wingdings" w:hint="default"/>
+        <w:sz w:val="20"/>
+      </w:rPr>
+    </w:lvl>
+    <w:lvl w:ilvl="3" w:tentative="1">
+      <w:start w:val="1"/>
+      <w:numFmt w:val="bullet"/>
+      <w:lvlText w:val=""/>
+      <w:lvlJc w:val="left"/>
+      <w:pPr>
+        <w:tabs>
+          <w:tab w:val="num" w:pos="2880"/>
+        </w:tabs>
+        <w:ind w:left="2880" w:hanging="360"/>
+      </w:pPr>
+      <w:rPr>
+        <w:rFonts w:ascii="Wingdings" w:hAnsi="Wingdings" w:hint="default"/>
+        <w:sz w:val="20"/>
+      </w:rPr>
+    </w:lvl>
+    <w:lvl w:ilvl="4" w:tentative="1">
+      <w:start w:val="1"/>
+      <w:numFmt w:val="bullet"/>
+      <w:lvlText w:val=""/>
+      <w:lvlJc w:val="left"/>
+      <w:pPr>
+        <w:tabs>
+          <w:tab w:val="num" w:pos="3600"/>
+        </w:tabs>
+        <w:ind w:left="3600" w:hanging="360"/>
+      </w:pPr>
+      <w:rPr>
+        <w:rFonts w:ascii="Wingdings" w:hAnsi="Wingdings" w:hint="default"/>
+        <w:sz w:val="20"/>
+      </w:rPr>
+    </w:lvl>
+    <w:lvl w:ilvl="5" w:tentative="1">
+      <w:start w:val="1"/>
+      <w:numFmt w:val="bullet"/>
+      <w:lvlText w:val=""/>
+      <w:lvlJc w:val="left"/>
+      <w:pPr>
+        <w:tabs>
+          <w:tab w:val="num" w:pos="4320"/>
+        </w:tabs>
+        <w:ind w:left="4320" w:hanging="360"/>
+      </w:pPr>
+      <w:rPr>
+        <w:rFonts w:ascii="Wingdings" w:hAnsi="Wingdings" w:hint="default"/>
+        <w:sz w:val="20"/>
+      </w:rPr>
+    </w:lvl>
+    <w:lvl w:ilvl="6" w:tentative="1">
+      <w:start w:val="1"/>
+      <w:numFmt w:val="bullet"/>
+      <w:lvlText w:val=""/>
+      <w:lvlJc w:val="left"/>
+      <w:pPr>
+        <w:tabs>
+          <w:tab w:val="num" w:pos="5040"/>
+        </w:tabs>
+        <w:ind w:left="5040" w:hanging="360"/>
+      </w:pPr>
+      <w:rPr>
+        <w:rFonts w:ascii="Wingdings" w:hAnsi="Wingdings" w:hint="default"/>
+        <w:sz w:val="20"/>
+      </w:rPr>
+    </w:lvl>
+    <w:lvl w:ilvl="7" w:tentative="1">
+      <w:start w:val="1"/>
+      <w:numFmt w:val="bullet"/>
+      <w:lvlText w:val=""/>
+      <w:lvlJc w:val="left"/>
+      <w:pPr>
+        <w:tabs>
+          <w:tab w:val="num" w:pos="5760"/>
+        </w:tabs>
+        <w:ind w:left="5760" w:hanging="360"/>
+      </w:pPr>
+      <w:rPr>
+        <w:rFonts w:ascii="Wingdings" w:hAnsi="Wingdings" w:hint="default"/>
+        <w:sz w:val="20"/>
+      </w:rPr>
+    </w:lvl>
+    <w:lvl w:ilvl="8" w:tentative="1">
+      <w:start w:val="1"/>
+      <w:numFmt w:val="bullet"/>
+      <w:lvlText w:val=""/>
+      <w:lvlJc w:val="left"/>
+      <w:pPr>
+        <w:tabs>
+          <w:tab w:val="num" w:pos="6480"/>
+        </w:tabs>
+        <w:ind w:left="6480" w:hanging="360"/>
+      </w:pPr>
+      <w:rPr>
+        <w:rFonts w:ascii="Wingdings" w:hAnsi="Wingdings" w:hint="default"/>
+        <w:sz w:val="20"/>
+      </w:rPr>
     </w:lvl>
   </w:abstractNum>
   <w:num w:numId="1">
     <w:abstractNumId w:val="0"/>
   </w:num>
   <w:num w:numId="2">
-    <w:abstractNumId w:val="2"/>
+    <w:abstractNumId w:val="6"/>
   </w:num>
   <w:num w:numId="3">
     <w:abstractNumId w:val="1"/>
   </w:num>
   <w:num w:numId="4">
+    <w:abstractNumId w:val="17"/>
+  </w:num>
+  <w:num w:numId="5">
+    <w:abstractNumId w:val="10"/>
+  </w:num>
+  <w:num w:numId="6">
+    <w:abstractNumId w:val="21"/>
+  </w:num>
+  <w:num w:numId="7">
+    <w:abstractNumId w:val="5"/>
+  </w:num>
+  <w:num w:numId="8">
     <w:abstractNumId w:val="4"/>
   </w:num>
-  <w:num w:numId="5">
+  <w:num w:numId="9">
+    <w:abstractNumId w:val="16"/>
+  </w:num>
+  <w:num w:numId="10">
+    <w:abstractNumId w:val="20"/>
+  </w:num>
+  <w:num w:numId="11">
+    <w:abstractNumId w:val="9"/>
+  </w:num>
+  <w:num w:numId="12">
+    <w:abstractNumId w:val="2"/>
+  </w:num>
+  <w:num w:numId="13">
     <w:abstractNumId w:val="3"/>
   </w:num>
-  <w:num w:numId="6">
-    <w:abstractNumId w:val="5"/>
+  <w:num w:numId="14">
+    <w:abstractNumId w:val="19"/>
+  </w:num>
+  <w:num w:numId="15">
+    <w:abstractNumId w:val="11"/>
+  </w:num>
+  <w:num w:numId="16">
+    <w:abstractNumId w:val="14"/>
+  </w:num>
+  <w:num w:numId="17">
+    <w:abstractNumId w:val="8"/>
+  </w:num>
+  <w:num w:numId="18">
+    <w:abstractNumId w:val="18"/>
+  </w:num>
+  <w:num w:numId="19">
+    <w:abstractNumId w:val="13"/>
+  </w:num>
+  <w:num w:numId="20">
+    <w:abstractNumId w:val="15"/>
+  </w:num>
+  <w:num w:numId="21">
+    <w:abstractNumId w:val="22"/>
+  </w:num>
+  <w:num w:numId="22">
+    <w:abstractNumId w:val="24"/>
+  </w:num>
+  <w:num w:numId="23">
+    <w:abstractNumId w:val="12"/>
+  </w:num>
+  <w:num w:numId="24">
+    <w:abstractNumId w:val="23"/>
+  </w:num>
+  <w:num w:numId="25">
+    <w:abstractNumId w:val="7"/>
   </w:num>
 </w:numbering>
 </file>
@@ -3196,6 +10733,7 @@
     <w:lsdException w:name="HTML Sample" w:semiHidden="1" w:unhideWhenUsed="1"/>
     <w:lsdException w:name="HTML Typewriter" w:semiHidden="1" w:unhideWhenUsed="1"/>
     <w:lsdException w:name="HTML Variable" w:semiHidden="1" w:unhideWhenUsed="1"/>
+    <w:lsdException w:name="Normal Table" w:semiHidden="1" w:unhideWhenUsed="1"/>
     <w:lsdException w:name="annotation subject" w:semiHidden="1" w:unhideWhenUsed="1"/>
     <w:lsdException w:name="No List" w:semiHidden="1" w:unhideWhenUsed="1"/>
     <w:lsdException w:name="Outline List 1" w:semiHidden="1" w:unhideWhenUsed="1"/>
@@ -3238,8 +10776,11 @@
     <w:lsdException w:name="Table Contemporary" w:semiHidden="1" w:unhideWhenUsed="1"/>
     <w:lsdException w:name="Table Elegant" w:semiHidden="1" w:unhideWhenUsed="1"/>
     <w:lsdException w:name="Table Professional" w:semiHidden="1" w:unhideWhenUsed="1"/>
+    <w:lsdException w:name="Table Subtle 1" w:semiHidden="1" w:unhideWhenUsed="1"/>
     <w:lsdException w:name="Table Subtle 2" w:semiHidden="1" w:unhideWhenUsed="1"/>
     <w:lsdException w:name="Table Web 1" w:semiHidden="1" w:unhideWhenUsed="1"/>
+    <w:lsdException w:name="Table Web 2" w:semiHidden="1" w:unhideWhenUsed="1"/>
+    <w:lsdException w:name="Table Web 3" w:semiHidden="1" w:unhideWhenUsed="1"/>
     <w:lsdException w:name="Balloon Text" w:semiHidden="1" w:unhideWhenUsed="1"/>
     <w:lsdException w:name="Table Grid" w:uiPriority="39"/>
     <w:lsdException w:name="Table Theme" w:semiHidden="1" w:unhideWhenUsed="1"/>
@@ -3512,6 +11053,29 @@
       <w:szCs w:val="24"/>
     </w:rPr>
   </w:style>
+  <w:style w:type="paragraph" w:styleId="4">
+    <w:name w:val="heading 4"/>
+    <w:basedOn w:val="a"/>
+    <w:next w:val="a"/>
+    <w:link w:val="40"/>
+    <w:uiPriority w:val="9"/>
+    <w:semiHidden/>
+    <w:unhideWhenUsed/>
+    <w:qFormat/>
+    <w:rsid w:val="00F9166A"/>
+    <w:pPr>
+      <w:keepNext/>
+      <w:keepLines/>
+      <w:spacing w:before="40" w:after="0"/>
+      <w:outlineLvl w:val="3"/>
+    </w:pPr>
+    <w:rPr>
+      <w:rFonts w:asciiTheme="majorHAnsi" w:eastAsiaTheme="majorEastAsia" w:hAnsiTheme="majorHAnsi" w:cstheme="majorBidi"/>
+      <w:i/>
+      <w:iCs/>
+      <w:color w:val="2E74B5" w:themeColor="accent1" w:themeShade="BF"/>
+    </w:rPr>
+  </w:style>
   <w:style w:type="character" w:default="1" w:styleId="a0">
     <w:name w:val="Default Paragraph Font"/>
     <w:uiPriority w:val="1"/>
@@ -3624,6 +11188,141 @@
       <w:color w:val="1F4D78" w:themeColor="accent1" w:themeShade="7F"/>
       <w:sz w:val="24"/>
       <w:szCs w:val="24"/>
+    </w:rPr>
+  </w:style>
+  <w:style w:type="paragraph" w:styleId="HTML">
+    <w:name w:val="HTML Preformatted"/>
+    <w:basedOn w:val="a"/>
+    <w:link w:val="HTML0"/>
+    <w:uiPriority w:val="99"/>
+    <w:semiHidden/>
+    <w:unhideWhenUsed/>
+    <w:rsid w:val="00F9166A"/>
+    <w:pPr>
+      <w:tabs>
+        <w:tab w:val="left" w:pos="916"/>
+        <w:tab w:val="left" w:pos="1832"/>
+        <w:tab w:val="left" w:pos="2748"/>
+        <w:tab w:val="left" w:pos="3664"/>
+        <w:tab w:val="left" w:pos="4580"/>
+        <w:tab w:val="left" w:pos="5496"/>
+        <w:tab w:val="left" w:pos="6412"/>
+        <w:tab w:val="left" w:pos="7328"/>
+        <w:tab w:val="left" w:pos="8244"/>
+        <w:tab w:val="left" w:pos="9160"/>
+        <w:tab w:val="left" w:pos="10076"/>
+        <w:tab w:val="left" w:pos="10992"/>
+        <w:tab w:val="left" w:pos="11908"/>
+        <w:tab w:val="left" w:pos="12824"/>
+        <w:tab w:val="left" w:pos="13740"/>
+        <w:tab w:val="left" w:pos="14656"/>
+      </w:tabs>
+      <w:spacing w:after="0" w:line="240" w:lineRule="auto"/>
+    </w:pPr>
+    <w:rPr>
+      <w:rFonts w:ascii="Courier New" w:eastAsia="Times New Roman" w:hAnsi="Courier New" w:cs="Courier New"/>
+      <w:sz w:val="20"/>
+      <w:szCs w:val="20"/>
+      <w:lang w:val="ru-RU" w:eastAsia="ru-RU"/>
+    </w:rPr>
+  </w:style>
+  <w:style w:type="character" w:customStyle="1" w:styleId="HTML0">
+    <w:name w:val="Стандартный HTML Знак"/>
+    <w:basedOn w:val="a0"/>
+    <w:link w:val="HTML"/>
+    <w:uiPriority w:val="99"/>
+    <w:semiHidden/>
+    <w:rsid w:val="00F9166A"/>
+    <w:rPr>
+      <w:rFonts w:ascii="Courier New" w:eastAsia="Times New Roman" w:hAnsi="Courier New" w:cs="Courier New"/>
+      <w:sz w:val="20"/>
+      <w:szCs w:val="20"/>
+      <w:lang w:val="ru-RU" w:eastAsia="ru-RU"/>
+    </w:rPr>
+  </w:style>
+  <w:style w:type="character" w:styleId="HTML1">
+    <w:name w:val="HTML Code"/>
+    <w:basedOn w:val="a0"/>
+    <w:uiPriority w:val="99"/>
+    <w:semiHidden/>
+    <w:unhideWhenUsed/>
+    <w:rsid w:val="00F9166A"/>
+    <w:rPr>
+      <w:rFonts w:ascii="Courier New" w:eastAsia="Times New Roman" w:hAnsi="Courier New" w:cs="Courier New"/>
+      <w:sz w:val="20"/>
+      <w:szCs w:val="20"/>
+    </w:rPr>
+  </w:style>
+  <w:style w:type="character" w:customStyle="1" w:styleId="hljs-bullet">
+    <w:name w:val="hljs-bullet"/>
+    <w:basedOn w:val="a0"/>
+    <w:rsid w:val="00F9166A"/>
+  </w:style>
+  <w:style w:type="character" w:customStyle="1" w:styleId="hljs-variable">
+    <w:name w:val="hljs-variable"/>
+    <w:basedOn w:val="a0"/>
+    <w:rsid w:val="00F9166A"/>
+  </w:style>
+  <w:style w:type="character" w:customStyle="1" w:styleId="hljs-builtin">
+    <w:name w:val="hljs-built_in"/>
+    <w:basedOn w:val="a0"/>
+    <w:rsid w:val="00F9166A"/>
+  </w:style>
+  <w:style w:type="character" w:customStyle="1" w:styleId="hljs-operator">
+    <w:name w:val="hljs-operator"/>
+    <w:basedOn w:val="a0"/>
+    <w:rsid w:val="00F9166A"/>
+  </w:style>
+  <w:style w:type="character" w:customStyle="1" w:styleId="hljs-punctuation">
+    <w:name w:val="hljs-punctuation"/>
+    <w:basedOn w:val="a0"/>
+    <w:rsid w:val="00F9166A"/>
+  </w:style>
+  <w:style w:type="character" w:customStyle="1" w:styleId="40">
+    <w:name w:val="Заголовок 4 Знак"/>
+    <w:basedOn w:val="a0"/>
+    <w:link w:val="4"/>
+    <w:uiPriority w:val="9"/>
+    <w:semiHidden/>
+    <w:rsid w:val="00F9166A"/>
+    <w:rPr>
+      <w:rFonts w:asciiTheme="majorHAnsi" w:eastAsiaTheme="majorEastAsia" w:hAnsiTheme="majorHAnsi" w:cstheme="majorBidi"/>
+      <w:i/>
+      <w:iCs/>
+      <w:color w:val="2E74B5" w:themeColor="accent1" w:themeShade="BF"/>
+    </w:rPr>
+  </w:style>
+  <w:style w:type="character" w:customStyle="1" w:styleId="hljs-keyword">
+    <w:name w:val="hljs-keyword"/>
+    <w:basedOn w:val="a0"/>
+    <w:rsid w:val="00F9166A"/>
+  </w:style>
+  <w:style w:type="character" w:customStyle="1" w:styleId="hljs-title">
+    <w:name w:val="hljs-title"/>
+    <w:basedOn w:val="a0"/>
+    <w:rsid w:val="00F9166A"/>
+  </w:style>
+  <w:style w:type="character" w:styleId="a7">
+    <w:name w:val="Emphasis"/>
+    <w:basedOn w:val="a0"/>
+    <w:uiPriority w:val="20"/>
+    <w:qFormat/>
+    <w:rsid w:val="00F9166A"/>
+    <w:rPr>
+      <w:i/>
+      <w:iCs/>
+    </w:rPr>
+  </w:style>
+  <w:style w:type="character" w:styleId="a8">
+    <w:name w:val="Hyperlink"/>
+    <w:basedOn w:val="a0"/>
+    <w:uiPriority w:val="99"/>
+    <w:semiHidden/>
+    <w:unhideWhenUsed/>
+    <w:rsid w:val="00F9166A"/>
+    <w:rPr>
+      <w:color w:val="0000FF"/>
+      <w:u w:val="single"/>
     </w:rPr>
   </w:style>
 </w:styles>

--- a/B0510011_Report.docx
+++ b/B0510011_Report.docx
@@ -10,6 +10,7 @@
         <w:rPr>
           <w:rFonts w:ascii="Times New Roman" w:hAnsi="Times New Roman" w:cs="Times New Roman"/>
           <w:sz w:val="24"/>
+          <w:lang w:val="ru-RU"/>
         </w:rPr>
       </w:pPr>
     </w:p>
@@ -236,7 +237,7 @@
       </w:pPr>
       <w:r>
         <w:rPr>
-          <w:rStyle w:val="a6"/>
+          <w:rStyle w:val="a7"/>
           <w:sz w:val="40"/>
           <w:szCs w:val="40"/>
           <w:lang w:val="en-US"/>
@@ -551,7 +552,27 @@
           <w:szCs w:val="24"/>
           <w:lang w:val="en-IN"/>
         </w:rPr>
-        <w:t>: 11.12.2025</w:t>
+        <w:t>: 1</w:t>
+      </w:r>
+      <w:r>
+        <w:rPr>
+          <w:rFonts w:ascii="Times New Roman" w:eastAsia="ArialMT" w:hAnsi="Times New Roman" w:cs="Times New Roman"/>
+          <w:color w:val="000000"/>
+          <w:sz w:val="24"/>
+          <w:szCs w:val="24"/>
+          <w:lang w:val="en-IN"/>
+        </w:rPr>
+        <w:t>2</w:t>
+      </w:r>
+      <w:r>
+        <w:rPr>
+          <w:rFonts w:ascii="Times New Roman" w:eastAsia="ArialMT" w:hAnsi="Times New Roman" w:cs="Times New Roman"/>
+          <w:color w:val="000000"/>
+          <w:sz w:val="24"/>
+          <w:szCs w:val="24"/>
+          <w:lang w:val="en-IN"/>
+        </w:rPr>
+        <w:t>.12.2025</w:t>
       </w:r>
     </w:p>
     <w:p>
@@ -1973,19 +1994,91 @@
         <w:spacing w:before="100" w:beforeAutospacing="1" w:after="100" w:afterAutospacing="1" w:line="240" w:lineRule="auto"/>
         <w:rPr>
           <w:rFonts w:ascii="Times New Roman" w:eastAsia="Times New Roman" w:hAnsi="Times New Roman" w:cs="Times New Roman"/>
-          <w:sz w:val="28"/>
-          <w:szCs w:val="28"/>
+          <w:sz w:val="24"/>
+          <w:szCs w:val="24"/>
           <w:lang w:eastAsia="ru-RU"/>
         </w:rPr>
       </w:pPr>
       <w:r>
         <w:rPr>
           <w:rFonts w:ascii="Times New Roman" w:eastAsia="Times New Roman" w:hAnsi="Times New Roman" w:cs="Times New Roman"/>
-          <w:sz w:val="28"/>
-          <w:szCs w:val="28"/>
+          <w:sz w:val="24"/>
+          <w:szCs w:val="24"/>
           <w:lang w:eastAsia="ru-RU"/>
         </w:rPr>
-        <w:t>Libraries often face difficulties when managing their book records manually. Paper-based logs can be lost or damaged, information is frequently recorded with mistakes, and finding a specific book becomes time-consuming. Manual tracking also makes it difficult to check whether a book is available or already borrowed by a member. As a result, the overall efficiency of the library decreases, and the quality of record-keeping becomes inconsistent.</w:t>
+        <w:t>Many challenges are encountered by libraries while</w:t>
+      </w:r>
+      <w:r>
+        <w:rPr>
+          <w:rFonts w:ascii="Times New Roman" w:hAnsi="Times New Roman" w:cs="Times New Roman"/>
+          <w:sz w:val="24"/>
+          <w:szCs w:val="24"/>
+          <w:lang w:val="ru-RU" w:eastAsia="ru-RU"/>
+        </w:rPr>
+        <w:t> </w:t>
+      </w:r>
+      <w:r>
+        <w:rPr>
+          <w:rFonts w:ascii="Times New Roman" w:eastAsia="Times New Roman" w:hAnsi="Times New Roman" w:cs="Times New Roman"/>
+          <w:sz w:val="24"/>
+          <w:szCs w:val="24"/>
+          <w:lang w:eastAsia="ru-RU"/>
+        </w:rPr>
+        <w:t>maintaining the record of their books manually. Logs on paper can</w:t>
+      </w:r>
+      <w:r>
+        <w:rPr>
+          <w:rFonts w:ascii="Times New Roman" w:hAnsi="Times New Roman" w:cs="Times New Roman"/>
+          <w:sz w:val="24"/>
+          <w:szCs w:val="24"/>
+          <w:lang w:val="ru-RU" w:eastAsia="ru-RU"/>
+        </w:rPr>
+        <w:t> </w:t>
+      </w:r>
+      <w:r>
+        <w:rPr>
+          <w:rFonts w:ascii="Times New Roman" w:eastAsia="Times New Roman" w:hAnsi="Times New Roman" w:cs="Times New Roman"/>
+          <w:sz w:val="24"/>
+          <w:szCs w:val="24"/>
+          <w:lang w:eastAsia="ru-RU"/>
+        </w:rPr>
+        <w:t>be lost or ruined, data is often written down incorrectly and looking for a book can take forever. It’s</w:t>
+      </w:r>
+      <w:r>
+        <w:rPr>
+          <w:rFonts w:ascii="Times New Roman" w:hAnsi="Times New Roman" w:cs="Times New Roman"/>
+          <w:sz w:val="24"/>
+          <w:szCs w:val="24"/>
+          <w:lang w:val="ru-RU" w:eastAsia="ru-RU"/>
+        </w:rPr>
+        <w:t> </w:t>
+      </w:r>
+      <w:r>
+        <w:rPr>
+          <w:rFonts w:ascii="Times New Roman" w:eastAsia="Times New Roman" w:hAnsi="Times New Roman" w:cs="Times New Roman"/>
+          <w:sz w:val="24"/>
+          <w:szCs w:val="24"/>
+          <w:lang w:eastAsia="ru-RU"/>
+        </w:rPr>
+        <w:t>hard to know which books are available or checked out by all members with manual tracking. So the general quality of the library</w:t>
+      </w:r>
+      <w:r>
+        <w:rPr>
+          <w:rFonts w:ascii="Times New Roman" w:hAnsi="Times New Roman" w:cs="Times New Roman"/>
+          <w:sz w:val="24"/>
+          <w:szCs w:val="24"/>
+          <w:lang w:val="ru-RU" w:eastAsia="ru-RU"/>
+        </w:rPr>
+        <w:t> </w:t>
+      </w:r>
+      <w:r>
+        <w:rPr>
+          <w:rFonts w:ascii="Times New Roman" w:eastAsia="Times New Roman" w:hAnsi="Times New Roman" w:cs="Times New Roman"/>
+          <w:sz w:val="24"/>
+          <w:szCs w:val="24"/>
+          <w:lang w:eastAsia="ru-RU"/>
+        </w:rPr>
+        <w:t>suffers and with it a poorly maintained record keeping.</w:t>
       </w:r>
     </w:p>
     <w:p>
@@ -1993,19 +2086,55 @@
         <w:spacing w:before="100" w:beforeAutospacing="1" w:after="100" w:afterAutospacing="1" w:line="240" w:lineRule="auto"/>
         <w:rPr>
           <w:rFonts w:ascii="Times New Roman" w:eastAsia="Times New Roman" w:hAnsi="Times New Roman" w:cs="Times New Roman"/>
-          <w:sz w:val="28"/>
-          <w:szCs w:val="28"/>
+          <w:sz w:val="24"/>
+          <w:szCs w:val="24"/>
           <w:lang w:eastAsia="ru-RU"/>
         </w:rPr>
       </w:pPr>
       <w:r>
         <w:rPr>
           <w:rFonts w:ascii="Times New Roman" w:eastAsia="Times New Roman" w:hAnsi="Times New Roman" w:cs="Times New Roman"/>
-          <w:sz w:val="28"/>
-          <w:szCs w:val="28"/>
+          <w:sz w:val="24"/>
+          <w:szCs w:val="24"/>
           <w:lang w:eastAsia="ru-RU"/>
         </w:rPr>
-        <w:t>To address these issues, a simple and reliable application is required to store book details, search for books by title, author, or ID, and manage borrowing and returning operations. Such a system reduces human error, speeds up routine tasks, and provides a more organized approach to maintaining a small or medium-sized library.</w:t>
+        <w:t>To resolve these problems, there is need for an easy to use and effective program that will keep track of book information, search books from the list by Title, Author or ID with</w:t>
+      </w:r>
+      <w:r>
+        <w:rPr>
+          <w:rFonts w:ascii="Times New Roman" w:hAnsi="Times New Roman" w:cs="Times New Roman"/>
+          <w:sz w:val="24"/>
+          <w:szCs w:val="24"/>
+          <w:lang w:val="ru-RU" w:eastAsia="ru-RU"/>
+        </w:rPr>
+        <w:t> </w:t>
+      </w:r>
+      <w:r>
+        <w:rPr>
+          <w:rFonts w:ascii="Times New Roman" w:eastAsia="Times New Roman" w:hAnsi="Times New Roman" w:cs="Times New Roman"/>
+          <w:sz w:val="24"/>
+          <w:szCs w:val="24"/>
+          <w:lang w:eastAsia="ru-RU"/>
+        </w:rPr>
+        <w:t>shortlisting functionality and handle borrow and return process. It can reduce human error, and make it easier for them to do their work with the library management on a routine basis, and there’s more</w:t>
+      </w:r>
+      <w:r>
+        <w:rPr>
+          <w:rFonts w:ascii="Times New Roman" w:hAnsi="Times New Roman" w:cs="Times New Roman"/>
+          <w:sz w:val="24"/>
+          <w:szCs w:val="24"/>
+          <w:lang w:val="ru-RU" w:eastAsia="ru-RU"/>
+        </w:rPr>
+        <w:t> </w:t>
+      </w:r>
+      <w:r>
+        <w:rPr>
+          <w:rFonts w:ascii="Times New Roman" w:eastAsia="Times New Roman" w:hAnsi="Times New Roman" w:cs="Times New Roman"/>
+          <w:sz w:val="24"/>
+          <w:szCs w:val="24"/>
+          <w:lang w:eastAsia="ru-RU"/>
+        </w:rPr>
+        <w:t>order in how you maintain a small to medium library.</w:t>
       </w:r>
     </w:p>
     <w:p>
@@ -2013,19 +2142,55 @@
         <w:spacing w:before="100" w:beforeAutospacing="1" w:after="100" w:afterAutospacing="1" w:line="240" w:lineRule="auto"/>
         <w:rPr>
           <w:rFonts w:ascii="Times New Roman" w:eastAsia="Times New Roman" w:hAnsi="Times New Roman" w:cs="Times New Roman"/>
-          <w:sz w:val="28"/>
-          <w:szCs w:val="28"/>
+          <w:sz w:val="24"/>
+          <w:szCs w:val="24"/>
           <w:lang w:eastAsia="ru-RU"/>
         </w:rPr>
       </w:pPr>
       <w:r>
         <w:rPr>
           <w:rFonts w:ascii="Times New Roman" w:eastAsia="Times New Roman" w:hAnsi="Times New Roman" w:cs="Times New Roman"/>
-          <w:sz w:val="28"/>
-          <w:szCs w:val="28"/>
+          <w:sz w:val="24"/>
+          <w:szCs w:val="24"/>
           <w:lang w:eastAsia="ru-RU"/>
         </w:rPr>
-        <w:t>The project developed for this purpose is a console-based Python application designed to manage a collection of books. It helps automate the basic operations of library maintenance and provides an easy-to-use interface suitable for both students and staff.</w:t>
+        <w:t>To do that I created,</w:t>
+      </w:r>
+      <w:r>
+        <w:rPr>
+          <w:rFonts w:ascii="Times New Roman" w:hAnsi="Times New Roman" w:cs="Times New Roman"/>
+          <w:sz w:val="24"/>
+          <w:szCs w:val="24"/>
+          <w:lang w:val="ru-RU" w:eastAsia="ru-RU"/>
+        </w:rPr>
+        <w:t> </w:t>
+      </w:r>
+      <w:r>
+        <w:rPr>
+          <w:rFonts w:ascii="Times New Roman" w:eastAsia="Times New Roman" w:hAnsi="Times New Roman" w:cs="Times New Roman"/>
+          <w:sz w:val="24"/>
+          <w:szCs w:val="24"/>
+          <w:lang w:eastAsia="ru-RU"/>
+        </w:rPr>
+        <w:t>as a support for this thesis, a console Python application to manage books. It automates the essential operations of a library such as maintenance,</w:t>
+      </w:r>
+      <w:r>
+        <w:rPr>
+          <w:rFonts w:ascii="Times New Roman" w:hAnsi="Times New Roman" w:cs="Times New Roman"/>
+          <w:sz w:val="24"/>
+          <w:szCs w:val="24"/>
+          <w:lang w:val="ru-RU" w:eastAsia="ru-RU"/>
+        </w:rPr>
+        <w:t> </w:t>
+      </w:r>
+      <w:r>
+        <w:rPr>
+          <w:rFonts w:ascii="Times New Roman" w:eastAsia="Times New Roman" w:hAnsi="Times New Roman" w:cs="Times New Roman"/>
+          <w:sz w:val="24"/>
+          <w:szCs w:val="24"/>
+          <w:lang w:eastAsia="ru-RU"/>
+        </w:rPr>
+        <w:t>access and easy way to professionals both for staff and students.</w:t>
       </w:r>
     </w:p>
     <w:p>
@@ -2167,11 +2332,25 @@
       <w:pPr>
         <w:pStyle w:val="1"/>
         <w:rPr>
-          <w:rStyle w:val="a6"/>
+          <w:rStyle w:val="a7"/>
           <w:b/>
           <w:bCs/>
           <w:sz w:val="28"/>
           <w:szCs w:val="28"/>
+          <w:lang w:val="en-US"/>
+        </w:rPr>
+      </w:pPr>
+    </w:p>
+    <w:p>
+      <w:pPr>
+        <w:pStyle w:val="1"/>
+        <w:rPr>
+          <w:rStyle w:val="a7"/>
+          <w:b/>
+          <w:bCs/>
+          <w:sz w:val="28"/>
+          <w:szCs w:val="28"/>
+          <w:lang w:val="en-US"/>
         </w:rPr>
       </w:pPr>
     </w:p>
@@ -2190,18 +2369,19 @@
       <w:proofErr w:type="spellStart"/>
       <w:r>
         <w:rPr>
-          <w:rStyle w:val="a6"/>
+          <w:rStyle w:val="a7"/>
           <w:b/>
           <w:bCs/>
           <w:sz w:val="28"/>
           <w:szCs w:val="28"/>
         </w:rPr>
+        <w:lastRenderedPageBreak/>
         <w:t>Requirement</w:t>
       </w:r>
       <w:proofErr w:type="spellEnd"/>
       <w:r>
         <w:rPr>
-          <w:rStyle w:val="a6"/>
+          <w:rStyle w:val="a7"/>
           <w:b/>
           <w:bCs/>
           <w:sz w:val="28"/>
@@ -2212,7 +2392,7 @@
       <w:proofErr w:type="spellStart"/>
       <w:r>
         <w:rPr>
-          <w:rStyle w:val="a6"/>
+          <w:rStyle w:val="a7"/>
           <w:b/>
           <w:bCs/>
           <w:sz w:val="28"/>
@@ -2228,11 +2408,375 @@
       </w:pPr>
       <w:r>
         <w:rPr>
-          <w:rStyle w:val="a6"/>
+          <w:rStyle w:val="a7"/>
           <w:b w:val="0"/>
           <w:bCs w:val="0"/>
         </w:rPr>
         <w:t>Functional Requirements</w:t>
+      </w:r>
+    </w:p>
+    <w:p>
+      <w:pPr>
+        <w:pStyle w:val="a3"/>
+        <w:numPr>
+          <w:ilvl w:val="0"/>
+          <w:numId w:val="26"/>
+        </w:numPr>
+        <w:spacing w:before="100" w:beforeAutospacing="1" w:after="100" w:afterAutospacing="1" w:line="240" w:lineRule="auto"/>
+        <w:rPr>
+          <w:rFonts w:ascii="Times New Roman" w:eastAsia="Times New Roman" w:hAnsi="Times New Roman" w:cs="Times New Roman"/>
+          <w:sz w:val="24"/>
+          <w:szCs w:val="24"/>
+          <w:lang w:eastAsia="ru-RU"/>
+        </w:rPr>
+      </w:pPr>
+      <w:r>
+        <w:rPr>
+          <w:rFonts w:ascii="Times New Roman" w:eastAsia="Times New Roman" w:hAnsi="Times New Roman" w:cs="Times New Roman"/>
+          <w:sz w:val="24"/>
+          <w:szCs w:val="24"/>
+          <w:lang w:eastAsia="ru-RU"/>
+        </w:rPr>
+        <w:t>The user should be able</w:t>
+      </w:r>
+      <w:r>
+        <w:rPr>
+          <w:rFonts w:ascii="Times New Roman" w:hAnsi="Times New Roman" w:cs="Times New Roman"/>
+          <w:sz w:val="24"/>
+          <w:szCs w:val="24"/>
+          <w:lang w:val="ru-RU" w:eastAsia="ru-RU"/>
+        </w:rPr>
+        <w:t> </w:t>
+      </w:r>
+      <w:r>
+        <w:rPr>
+          <w:rFonts w:ascii="Times New Roman" w:eastAsia="Times New Roman" w:hAnsi="Times New Roman" w:cs="Times New Roman"/>
+          <w:sz w:val="24"/>
+          <w:szCs w:val="24"/>
+          <w:lang w:eastAsia="ru-RU"/>
+        </w:rPr>
+        <w:t>to add new book records to the library database, consisting of at least id, title, author, and year published.</w:t>
+      </w:r>
+    </w:p>
+    <w:p>
+      <w:pPr>
+        <w:pStyle w:val="a3"/>
+        <w:numPr>
+          <w:ilvl w:val="0"/>
+          <w:numId w:val="26"/>
+        </w:numPr>
+        <w:spacing w:before="100" w:beforeAutospacing="1" w:after="100" w:afterAutospacing="1" w:line="240" w:lineRule="auto"/>
+        <w:rPr>
+          <w:rFonts w:ascii="Times New Roman" w:eastAsia="Times New Roman" w:hAnsi="Times New Roman" w:cs="Times New Roman"/>
+          <w:sz w:val="24"/>
+          <w:szCs w:val="24"/>
+          <w:lang w:eastAsia="ru-RU"/>
+        </w:rPr>
+      </w:pPr>
+      <w:r>
+        <w:rPr>
+          <w:rFonts w:ascii="Times New Roman" w:eastAsia="Times New Roman" w:hAnsi="Times New Roman" w:cs="Times New Roman"/>
+          <w:sz w:val="24"/>
+          <w:szCs w:val="24"/>
+          <w:lang w:eastAsia="ru-RU"/>
+        </w:rPr>
+        <w:t>There should be</w:t>
+      </w:r>
+      <w:r>
+        <w:rPr>
+          <w:rFonts w:ascii="Times New Roman" w:hAnsi="Times New Roman" w:cs="Times New Roman"/>
+          <w:sz w:val="24"/>
+          <w:szCs w:val="24"/>
+          <w:lang w:val="ru-RU" w:eastAsia="ru-RU"/>
+        </w:rPr>
+        <w:t> </w:t>
+      </w:r>
+      <w:r>
+        <w:rPr>
+          <w:rFonts w:ascii="Times New Roman" w:eastAsia="Times New Roman" w:hAnsi="Times New Roman" w:cs="Times New Roman"/>
+          <w:sz w:val="24"/>
+          <w:szCs w:val="24"/>
+          <w:lang w:eastAsia="ru-RU"/>
+        </w:rPr>
+        <w:t>a way to remove a book from the catalog if it is not being borrowed.</w:t>
+      </w:r>
+    </w:p>
+    <w:p>
+      <w:pPr>
+        <w:pStyle w:val="a3"/>
+        <w:numPr>
+          <w:ilvl w:val="0"/>
+          <w:numId w:val="26"/>
+        </w:numPr>
+        <w:spacing w:before="100" w:beforeAutospacing="1" w:after="100" w:afterAutospacing="1" w:line="240" w:lineRule="auto"/>
+        <w:rPr>
+          <w:rFonts w:ascii="Times New Roman" w:eastAsia="Times New Roman" w:hAnsi="Times New Roman" w:cs="Times New Roman"/>
+          <w:sz w:val="24"/>
+          <w:szCs w:val="24"/>
+          <w:lang w:eastAsia="ru-RU"/>
+        </w:rPr>
+      </w:pPr>
+      <w:r>
+        <w:rPr>
+          <w:rFonts w:ascii="Times New Roman" w:eastAsia="Times New Roman" w:hAnsi="Times New Roman" w:cs="Times New Roman"/>
+          <w:sz w:val="24"/>
+          <w:szCs w:val="24"/>
+          <w:lang w:eastAsia="ru-RU"/>
+        </w:rPr>
+        <w:t>The system should support searching for books by</w:t>
+      </w:r>
+      <w:r>
+        <w:rPr>
+          <w:rFonts w:ascii="Times New Roman" w:hAnsi="Times New Roman" w:cs="Times New Roman"/>
+          <w:sz w:val="24"/>
+          <w:szCs w:val="24"/>
+          <w:lang w:val="ru-RU" w:eastAsia="ru-RU"/>
+        </w:rPr>
+        <w:t> </w:t>
+      </w:r>
+      <w:r>
+        <w:rPr>
+          <w:rFonts w:ascii="Times New Roman" w:eastAsia="Times New Roman" w:hAnsi="Times New Roman" w:cs="Times New Roman"/>
+          <w:sz w:val="24"/>
+          <w:szCs w:val="24"/>
+          <w:lang w:eastAsia="ru-RU"/>
+        </w:rPr>
+        <w:t>id, title or author.</w:t>
+      </w:r>
+    </w:p>
+    <w:p>
+      <w:pPr>
+        <w:pStyle w:val="a3"/>
+        <w:numPr>
+          <w:ilvl w:val="0"/>
+          <w:numId w:val="26"/>
+        </w:numPr>
+        <w:spacing w:before="100" w:beforeAutospacing="1" w:after="100" w:afterAutospacing="1" w:line="240" w:lineRule="auto"/>
+        <w:rPr>
+          <w:rFonts w:ascii="Times New Roman" w:eastAsia="Times New Roman" w:hAnsi="Times New Roman" w:cs="Times New Roman"/>
+          <w:sz w:val="24"/>
+          <w:szCs w:val="24"/>
+          <w:lang w:eastAsia="ru-RU"/>
+        </w:rPr>
+      </w:pPr>
+      <w:r>
+        <w:rPr>
+          <w:rFonts w:ascii="Times New Roman" w:eastAsia="Times New Roman" w:hAnsi="Times New Roman" w:cs="Times New Roman"/>
+          <w:sz w:val="24"/>
+          <w:szCs w:val="24"/>
+          <w:lang w:eastAsia="ru-RU"/>
+        </w:rPr>
+        <w:t>The system should be able to show all</w:t>
+      </w:r>
+      <w:r>
+        <w:rPr>
+          <w:rFonts w:ascii="Times New Roman" w:hAnsi="Times New Roman" w:cs="Times New Roman"/>
+          <w:sz w:val="24"/>
+          <w:szCs w:val="24"/>
+          <w:lang w:val="ru-RU" w:eastAsia="ru-RU"/>
+        </w:rPr>
+        <w:t> </w:t>
+      </w:r>
+      <w:r>
+        <w:rPr>
+          <w:rFonts w:ascii="Times New Roman" w:eastAsia="Times New Roman" w:hAnsi="Times New Roman" w:cs="Times New Roman"/>
+          <w:sz w:val="24"/>
+          <w:szCs w:val="24"/>
+          <w:lang w:eastAsia="ru-RU"/>
+        </w:rPr>
+        <w:t>of a Book’s details like book name, author, publisher etc. from the database.</w:t>
+      </w:r>
+    </w:p>
+    <w:p>
+      <w:pPr>
+        <w:pStyle w:val="a3"/>
+        <w:numPr>
+          <w:ilvl w:val="0"/>
+          <w:numId w:val="26"/>
+        </w:numPr>
+        <w:spacing w:before="100" w:beforeAutospacing="1" w:after="100" w:afterAutospacing="1" w:line="240" w:lineRule="auto"/>
+        <w:rPr>
+          <w:rFonts w:ascii="Times New Roman" w:eastAsia="Times New Roman" w:hAnsi="Times New Roman" w:cs="Times New Roman"/>
+          <w:sz w:val="24"/>
+          <w:szCs w:val="24"/>
+          <w:lang w:eastAsia="ru-RU"/>
+        </w:rPr>
+      </w:pPr>
+      <w:r>
+        <w:rPr>
+          <w:rFonts w:ascii="Times New Roman" w:eastAsia="Times New Roman" w:hAnsi="Times New Roman" w:cs="Times New Roman"/>
+          <w:sz w:val="24"/>
+          <w:szCs w:val="24"/>
+          <w:lang w:eastAsia="ru-RU"/>
+        </w:rPr>
+        <w:t>The customers should be registered and the system will allow members to borrow books and return the</w:t>
+      </w:r>
+      <w:r>
+        <w:rPr>
+          <w:rFonts w:ascii="Times New Roman" w:hAnsi="Times New Roman" w:cs="Times New Roman"/>
+          <w:sz w:val="24"/>
+          <w:szCs w:val="24"/>
+          <w:lang w:val="ru-RU" w:eastAsia="ru-RU"/>
+        </w:rPr>
+        <w:t> </w:t>
+      </w:r>
+      <w:r>
+        <w:rPr>
+          <w:rFonts w:ascii="Times New Roman" w:eastAsia="Times New Roman" w:hAnsi="Times New Roman" w:cs="Times New Roman"/>
+          <w:sz w:val="24"/>
+          <w:szCs w:val="24"/>
+          <w:lang w:eastAsia="ru-RU"/>
+        </w:rPr>
+        <w:t>same.</w:t>
+      </w:r>
+    </w:p>
+    <w:p>
+      <w:pPr>
+        <w:pStyle w:val="a3"/>
+        <w:numPr>
+          <w:ilvl w:val="0"/>
+          <w:numId w:val="26"/>
+        </w:numPr>
+        <w:spacing w:before="100" w:beforeAutospacing="1" w:after="100" w:afterAutospacing="1" w:line="240" w:lineRule="auto"/>
+        <w:rPr>
+          <w:rFonts w:ascii="Times New Roman" w:eastAsia="Times New Roman" w:hAnsi="Times New Roman" w:cs="Times New Roman"/>
+          <w:sz w:val="24"/>
+          <w:szCs w:val="24"/>
+          <w:lang w:eastAsia="ru-RU"/>
+        </w:rPr>
+      </w:pPr>
+      <w:r>
+        <w:rPr>
+          <w:rFonts w:ascii="Times New Roman" w:eastAsia="Times New Roman" w:hAnsi="Times New Roman" w:cs="Times New Roman"/>
+          <w:sz w:val="24"/>
+          <w:szCs w:val="24"/>
+          <w:lang w:eastAsia="ru-RU"/>
+        </w:rPr>
+        <w:t>The system should</w:t>
+      </w:r>
+      <w:r>
+        <w:rPr>
+          <w:rFonts w:ascii="Times New Roman" w:hAnsi="Times New Roman" w:cs="Times New Roman"/>
+          <w:sz w:val="24"/>
+          <w:szCs w:val="24"/>
+          <w:lang w:val="ru-RU" w:eastAsia="ru-RU"/>
+        </w:rPr>
+        <w:t> </w:t>
+      </w:r>
+      <w:r>
+        <w:rPr>
+          <w:rFonts w:ascii="Times New Roman" w:eastAsia="Times New Roman" w:hAnsi="Times New Roman" w:cs="Times New Roman"/>
+          <w:sz w:val="24"/>
+          <w:szCs w:val="24"/>
+          <w:lang w:eastAsia="ru-RU"/>
+        </w:rPr>
+        <w:t>also support for returning of the books which were issued before and updating that too.</w:t>
+      </w:r>
+    </w:p>
+    <w:p>
+      <w:pPr>
+        <w:pStyle w:val="a3"/>
+        <w:numPr>
+          <w:ilvl w:val="0"/>
+          <w:numId w:val="26"/>
+        </w:numPr>
+        <w:spacing w:before="100" w:beforeAutospacing="1" w:after="100" w:afterAutospacing="1" w:line="240" w:lineRule="auto"/>
+        <w:rPr>
+          <w:rFonts w:ascii="Times New Roman" w:eastAsia="Times New Roman" w:hAnsi="Times New Roman" w:cs="Times New Roman"/>
+          <w:sz w:val="24"/>
+          <w:szCs w:val="24"/>
+          <w:lang w:eastAsia="ru-RU"/>
+        </w:rPr>
+      </w:pPr>
+      <w:r>
+        <w:rPr>
+          <w:rFonts w:ascii="Times New Roman" w:eastAsia="Times New Roman" w:hAnsi="Times New Roman" w:cs="Times New Roman"/>
+          <w:sz w:val="24"/>
+          <w:szCs w:val="24"/>
+          <w:lang w:eastAsia="ru-RU"/>
+        </w:rPr>
+        <w:t>All of the book</w:t>
+      </w:r>
+      <w:r>
+        <w:rPr>
+          <w:rFonts w:ascii="Times New Roman" w:hAnsi="Times New Roman" w:cs="Times New Roman"/>
+          <w:sz w:val="24"/>
+          <w:szCs w:val="24"/>
+          <w:lang w:val="ru-RU" w:eastAsia="ru-RU"/>
+        </w:rPr>
+        <w:t> </w:t>
+      </w:r>
+      <w:r>
+        <w:rPr>
+          <w:rFonts w:ascii="Times New Roman" w:eastAsia="Times New Roman" w:hAnsi="Times New Roman" w:cs="Times New Roman"/>
+          <w:sz w:val="24"/>
+          <w:szCs w:val="24"/>
+          <w:lang w:eastAsia="ru-RU"/>
+        </w:rPr>
+        <w:t>and member data will need to be stored in an external file so you do not lose information between sessions.</w:t>
+      </w:r>
+    </w:p>
+    <w:p>
+      <w:pPr>
+        <w:pStyle w:val="a3"/>
+        <w:numPr>
+          <w:ilvl w:val="0"/>
+          <w:numId w:val="26"/>
+        </w:numPr>
+        <w:spacing w:before="100" w:beforeAutospacing="1" w:after="100" w:afterAutospacing="1" w:line="240" w:lineRule="auto"/>
+        <w:rPr>
+          <w:rFonts w:ascii="Times New Roman" w:eastAsia="Times New Roman" w:hAnsi="Times New Roman" w:cs="Times New Roman"/>
+          <w:sz w:val="24"/>
+          <w:szCs w:val="24"/>
+          <w:lang w:eastAsia="ru-RU"/>
+        </w:rPr>
+      </w:pPr>
+      <w:r>
+        <w:rPr>
+          <w:rFonts w:ascii="Times New Roman" w:eastAsia="Times New Roman" w:hAnsi="Times New Roman" w:cs="Times New Roman"/>
+          <w:sz w:val="24"/>
+          <w:szCs w:val="24"/>
+          <w:lang w:eastAsia="ru-RU"/>
+        </w:rPr>
+        <w:t>the program should</w:t>
+      </w:r>
+      <w:r>
+        <w:rPr>
+          <w:rFonts w:ascii="Times New Roman" w:hAnsi="Times New Roman" w:cs="Times New Roman"/>
+          <w:sz w:val="24"/>
+          <w:szCs w:val="24"/>
+          <w:lang w:val="ru-RU" w:eastAsia="ru-RU"/>
+        </w:rPr>
+        <w:t> </w:t>
+      </w:r>
+      <w:r>
+        <w:rPr>
+          <w:rFonts w:ascii="Times New Roman" w:eastAsia="Times New Roman" w:hAnsi="Times New Roman" w:cs="Times New Roman"/>
+          <w:sz w:val="24"/>
+          <w:szCs w:val="24"/>
+          <w:lang w:eastAsia="ru-RU"/>
+        </w:rPr>
+        <w:t>read data from file by itself when it starts.</w:t>
+      </w:r>
+    </w:p>
+    <w:p>
+      <w:r>
+        <w:pict w14:anchorId="0FAC5A3A">
+          <v:rect id="_x0000_i1025" style="width:0;height:1.5pt" o:hralign="center" o:hrstd="t" o:hr="t" fillcolor="#a0a0a0" stroked="f"/>
+        </w:pict>
+      </w:r>
+    </w:p>
+    <w:p>
+      <w:pPr>
+        <w:pStyle w:val="3"/>
+      </w:pPr>
+      <w:r>
+        <w:rPr>
+          <w:rStyle w:val="a7"/>
+          <w:b w:val="0"/>
+          <w:bCs w:val="0"/>
+        </w:rPr>
+        <w:t>Non-Functional Requirements</w:t>
       </w:r>
     </w:p>
     <w:p>
@@ -2240,7 +2784,7 @@
         <w:pStyle w:val="a5"/>
         <w:numPr>
           <w:ilvl w:val="0"/>
-          <w:numId w:val="5"/>
+          <w:numId w:val="27"/>
         </w:numPr>
         <w:rPr>
           <w:lang w:val="en-US"/>
@@ -2250,7 +2794,16 @@
         <w:rPr>
           <w:lang w:val="en-US"/>
         </w:rPr>
-        <w:t>The system must allow the user to add new books to the library database, including details such as ID, title, author, and year of publication.</w:t>
+        <w:t>Simple and user-friendly console interface of the</w:t>
+      </w:r>
+      <w:r>
+        <w:t> </w:t>
+      </w:r>
+      <w:r>
+        <w:rPr>
+          <w:lang w:val="en-US"/>
+        </w:rPr>
+        <w:t>system.</w:t>
       </w:r>
     </w:p>
     <w:p>
@@ -2258,7 +2811,7 @@
         <w:pStyle w:val="a5"/>
         <w:numPr>
           <w:ilvl w:val="0"/>
-          <w:numId w:val="5"/>
+          <w:numId w:val="27"/>
         </w:numPr>
         <w:rPr>
           <w:lang w:val="en-US"/>
@@ -2268,7 +2821,16 @@
         <w:rPr>
           <w:lang w:val="en-US"/>
         </w:rPr>
-        <w:t>The system must allow the user to remove a book from the catalog if it is not currently borrowed.</w:t>
+        <w:t>Validation should be enforced</w:t>
+      </w:r>
+      <w:r>
+        <w:t> </w:t>
+      </w:r>
+      <w:r>
+        <w:rPr>
+          <w:lang w:val="en-US"/>
+        </w:rPr>
+        <w:t>to ensure that incorrect or incomplete data has not been entered.</w:t>
       </w:r>
     </w:p>
     <w:p>
@@ -2276,7 +2838,7 @@
         <w:pStyle w:val="a5"/>
         <w:numPr>
           <w:ilvl w:val="0"/>
-          <w:numId w:val="5"/>
+          <w:numId w:val="27"/>
         </w:numPr>
         <w:rPr>
           <w:lang w:val="en-US"/>
@@ -2286,7 +2848,16 @@
         <w:rPr>
           <w:lang w:val="en-US"/>
         </w:rPr>
-        <w:t>The system must provide a search function that allows users to find books by ID, title, or author.</w:t>
+        <w:t>The application must provide a snappy response to</w:t>
+      </w:r>
+      <w:r>
+        <w:t> </w:t>
+      </w:r>
+      <w:r>
+        <w:rPr>
+          <w:lang w:val="en-US"/>
+        </w:rPr>
+        <w:t>the users' actions with no (or very small) perceived lag.</w:t>
       </w:r>
     </w:p>
     <w:p>
@@ -2294,7 +2865,7 @@
         <w:pStyle w:val="a5"/>
         <w:numPr>
           <w:ilvl w:val="0"/>
-          <w:numId w:val="5"/>
+          <w:numId w:val="27"/>
         </w:numPr>
         <w:rPr>
           <w:lang w:val="en-US"/>
@@ -2304,7 +2875,16 @@
         <w:rPr>
           <w:lang w:val="en-US"/>
         </w:rPr>
-        <w:t>The system must display a full list of all books stored in the library.</w:t>
+        <w:t>The code should be constructed using</w:t>
+      </w:r>
+      <w:r>
+        <w:t> </w:t>
+      </w:r>
+      <w:r>
+        <w:rPr>
+          <w:lang w:val="en-US"/>
+        </w:rPr>
+        <w:t>the structure of object-oriented programming like Classes, Objects, Constructor and Encapsulation.</w:t>
       </w:r>
     </w:p>
     <w:p>
@@ -2312,7 +2892,7 @@
         <w:pStyle w:val="a5"/>
         <w:numPr>
           <w:ilvl w:val="0"/>
-          <w:numId w:val="5"/>
+          <w:numId w:val="27"/>
         </w:numPr>
         <w:rPr>
           <w:lang w:val="en-US"/>
@@ -2322,7 +2902,16 @@
         <w:rPr>
           <w:lang w:val="en-US"/>
         </w:rPr>
-        <w:t>The system must allow borrowing of books by registered members and update their availability status.</w:t>
+        <w:t>And the system should be easily modifiable and extendible in</w:t>
+      </w:r>
+      <w:r>
+        <w:t> </w:t>
+      </w:r>
+      <w:r>
+        <w:rPr>
+          <w:lang w:val="en-US"/>
+        </w:rPr>
+        <w:t>future (e.g. adding new features or swapping the storage- way).</w:t>
       </w:r>
     </w:p>
     <w:p>
@@ -2330,7 +2919,7 @@
         <w:pStyle w:val="a5"/>
         <w:numPr>
           <w:ilvl w:val="0"/>
-          <w:numId w:val="5"/>
+          <w:numId w:val="27"/>
         </w:numPr>
         <w:rPr>
           <w:lang w:val="en-US"/>
@@ -2340,171 +2929,16 @@
         <w:rPr>
           <w:lang w:val="en-US"/>
         </w:rPr>
-        <w:t>The system must allow returning of borrowed books and update the corresponding records.</w:t>
-      </w:r>
-    </w:p>
-    <w:p>
-      <w:pPr>
-        <w:pStyle w:val="a5"/>
-        <w:numPr>
-          <w:ilvl w:val="0"/>
-          <w:numId w:val="5"/>
-        </w:numPr>
-        <w:rPr>
-          <w:lang w:val="en-US"/>
-        </w:rPr>
-      </w:pPr>
-      <w:r>
-        <w:rPr>
-          <w:lang w:val="en-US"/>
-        </w:rPr>
-        <w:t>The system must store all book and member data in an external file so that information is preserved between sessions.</w:t>
-      </w:r>
-    </w:p>
-    <w:p>
-      <w:pPr>
-        <w:pStyle w:val="a5"/>
-        <w:numPr>
-          <w:ilvl w:val="0"/>
-          <w:numId w:val="5"/>
-        </w:numPr>
-        <w:rPr>
-          <w:lang w:val="en-US"/>
-        </w:rPr>
-      </w:pPr>
-      <w:r>
-        <w:rPr>
-          <w:lang w:val="en-US"/>
-        </w:rPr>
-        <w:t>The system must load data from the file automatically when the program starts.</w:t>
-      </w:r>
-    </w:p>
-    <w:p>
-      <w:r>
-        <w:pict w14:anchorId="0FAC5A3A">
-          <v:rect id="_x0000_i1025" style="width:0;height:1.5pt" o:hralign="center" o:hrstd="t" o:hr="t" fillcolor="#a0a0a0" stroked="f"/>
-        </w:pict>
-      </w:r>
-    </w:p>
-    <w:p>
-      <w:pPr>
-        <w:pStyle w:val="3"/>
-      </w:pPr>
-      <w:r>
-        <w:rPr>
-          <w:rStyle w:val="a6"/>
-          <w:b w:val="0"/>
-          <w:bCs w:val="0"/>
-        </w:rPr>
-        <w:t>Non-Functional Requirements</w:t>
-      </w:r>
-    </w:p>
-    <w:p>
-      <w:pPr>
-        <w:pStyle w:val="a5"/>
-        <w:numPr>
-          <w:ilvl w:val="0"/>
-          <w:numId w:val="6"/>
-        </w:numPr>
-        <w:rPr>
-          <w:lang w:val="en-US"/>
-        </w:rPr>
-      </w:pPr>
-      <w:r>
-        <w:rPr>
-          <w:lang w:val="en-US"/>
-        </w:rPr>
-        <w:t>The system should have a simple and user-friendly console interface.</w:t>
-      </w:r>
-    </w:p>
-    <w:p>
-      <w:pPr>
-        <w:pStyle w:val="a5"/>
-        <w:numPr>
-          <w:ilvl w:val="0"/>
-          <w:numId w:val="6"/>
-        </w:numPr>
-        <w:rPr>
-          <w:lang w:val="en-US"/>
-        </w:rPr>
-      </w:pPr>
-      <w:r>
-        <w:rPr>
-          <w:lang w:val="en-US"/>
-        </w:rPr>
-        <w:t>Input validation must be implemented to prevent incorrect or incomplete data from being entered.</w:t>
-      </w:r>
-    </w:p>
-    <w:p>
-      <w:pPr>
-        <w:pStyle w:val="a5"/>
-        <w:numPr>
-          <w:ilvl w:val="0"/>
-          <w:numId w:val="6"/>
-        </w:numPr>
-        <w:rPr>
-          <w:lang w:val="en-US"/>
-        </w:rPr>
-      </w:pPr>
-      <w:r>
-        <w:rPr>
-          <w:lang w:val="en-US"/>
-        </w:rPr>
-        <w:t>The program should respond quickly to user actions without noticeable delays.</w:t>
-      </w:r>
-    </w:p>
-    <w:p>
-      <w:pPr>
-        <w:pStyle w:val="a5"/>
-        <w:numPr>
-          <w:ilvl w:val="0"/>
-          <w:numId w:val="6"/>
-        </w:numPr>
-        <w:rPr>
-          <w:lang w:val="en-US"/>
-        </w:rPr>
-      </w:pPr>
-      <w:r>
-        <w:rPr>
-          <w:lang w:val="en-US"/>
-        </w:rPr>
-        <w:t>The structure of the code should follow object-oriented programming principles such as classes, objects, constructors, and encapsulation.</w:t>
-      </w:r>
-    </w:p>
-    <w:p>
-      <w:pPr>
-        <w:pStyle w:val="a5"/>
-        <w:numPr>
-          <w:ilvl w:val="0"/>
-          <w:numId w:val="6"/>
-        </w:numPr>
-        <w:rPr>
-          <w:lang w:val="en-US"/>
-        </w:rPr>
-      </w:pPr>
-      <w:r>
-        <w:rPr>
-          <w:lang w:val="en-US"/>
-        </w:rPr>
-        <w:t>The system should be easy to modify or extend in the future (for example, adding new features or replacing the storage method).</w:t>
-      </w:r>
-    </w:p>
-    <w:p>
-      <w:pPr>
-        <w:pStyle w:val="a5"/>
-        <w:numPr>
-          <w:ilvl w:val="0"/>
-          <w:numId w:val="6"/>
-        </w:numPr>
-        <w:rPr>
-          <w:lang w:val="en-US"/>
-        </w:rPr>
-      </w:pPr>
-      <w:r>
-        <w:rPr>
-          <w:lang w:val="en-US"/>
-        </w:rPr>
-        <w:t>The program should run on any device that supports Python 3.9 or higher.</w:t>
+        <w:t>This program is supposed to work on any device which uses Python version</w:t>
+      </w:r>
+      <w:r>
+        <w:t> </w:t>
+      </w:r>
+      <w:r>
+        <w:rPr>
+          <w:lang w:val="en-US"/>
+        </w:rPr>
+        <w:t>3.9 and above.</w:t>
       </w:r>
     </w:p>
     <w:p>
@@ -2565,7 +2999,7 @@
       <w:pPr>
         <w:pStyle w:val="1"/>
         <w:rPr>
-          <w:rStyle w:val="a6"/>
+          <w:rStyle w:val="a7"/>
           <w:b/>
           <w:bCs/>
           <w:sz w:val="28"/>
@@ -2578,7 +3012,7 @@
       <w:pPr>
         <w:pStyle w:val="1"/>
         <w:rPr>
-          <w:rStyle w:val="a6"/>
+          <w:rStyle w:val="a7"/>
           <w:b/>
           <w:bCs/>
           <w:sz w:val="28"/>
@@ -2591,7 +3025,7 @@
       <w:pPr>
         <w:pStyle w:val="1"/>
         <w:rPr>
-          <w:rStyle w:val="a6"/>
+          <w:rStyle w:val="a7"/>
           <w:b/>
           <w:bCs/>
           <w:sz w:val="28"/>
@@ -2611,7 +3045,7 @@
       </w:pPr>
       <w:r>
         <w:rPr>
-          <w:rStyle w:val="a6"/>
+          <w:rStyle w:val="a7"/>
           <w:b/>
           <w:bCs/>
           <w:sz w:val="28"/>
@@ -2622,7 +3056,7 @@
       </w:r>
       <w:r>
         <w:rPr>
-          <w:rStyle w:val="a6"/>
+          <w:rStyle w:val="a7"/>
           <w:b/>
           <w:bCs/>
           <w:sz w:val="28"/>
@@ -2638,7 +3072,7 @@
       </w:pPr>
       <w:r>
         <w:rPr>
-          <w:rStyle w:val="a6"/>
+          <w:rStyle w:val="a7"/>
           <w:b w:val="0"/>
           <w:bCs w:val="0"/>
         </w:rPr>
@@ -2656,7 +3090,31 @@
         <w:rPr>
           <w:lang w:val="en-US"/>
         </w:rPr>
-        <w:t>The application uses a simple console-based menu that allows the user to navigate through different operations. The menu appears each time after an action is completed.</w:t>
+        <w:t>Simple text menu provided by the application that</w:t>
+      </w:r>
+      <w:r>
+        <w:t> </w:t>
+      </w:r>
+      <w:r>
+        <w:rPr>
+          <w:lang w:val="en-US"/>
+        </w:rPr>
+        <w:t xml:space="preserve">allows users to browse through various operation. </w:t>
+      </w:r>
+      <w:r>
+        <w:rPr>
+          <w:lang w:val="en-US"/>
+        </w:rPr>
+        <w:t>The menu pops up after each</w:t>
+      </w:r>
+      <w:r>
+        <w:t> </w:t>
+      </w:r>
+      <w:r>
+        <w:rPr>
+          <w:lang w:val="en-US"/>
+        </w:rPr>
+        <w:t>action.</w:t>
       </w:r>
     </w:p>
     <w:p>
@@ -2912,18 +3370,51 @@
           <w:lang w:val="en-US"/>
         </w:rPr>
       </w:pPr>
-      <w:r>
-        <w:rPr>
-          <w:lang w:val="en-US"/>
-        </w:rPr>
-        <w:t>The user selects an option by entering the corresponding number.</w:t>
-      </w:r>
-      <w:r>
-        <w:rPr>
-          <w:lang w:val="en-US"/>
-        </w:rPr>
-        <w:br/>
-        <w:t>Input validation ensures that incorrect choices do not cause the program to crash.</w:t>
+    </w:p>
+    <w:p>
+      <w:pPr>
+        <w:pStyle w:val="a5"/>
+        <w:rPr>
+          <w:lang w:val="en-US"/>
+        </w:rPr>
+      </w:pPr>
+      <w:r>
+        <w:rPr>
+          <w:lang w:val="en-US"/>
+        </w:rPr>
+        <w:t>The</w:t>
+      </w:r>
+      <w:r>
+        <w:t> </w:t>
+      </w:r>
+      <w:r>
+        <w:rPr>
+          <w:lang w:val="en-US"/>
+        </w:rPr>
+        <w:t>user enters a number to select an option.</w:t>
+      </w:r>
+    </w:p>
+    <w:p>
+      <w:pPr>
+        <w:pStyle w:val="a5"/>
+        <w:rPr>
+          <w:lang w:val="en-US"/>
+        </w:rPr>
+      </w:pPr>
+      <w:r>
+        <w:rPr>
+          <w:lang w:val="en-US"/>
+        </w:rPr>
+        <w:t>Input</w:t>
+      </w:r>
+      <w:r>
+        <w:t> </w:t>
+      </w:r>
+      <w:r>
+        <w:rPr>
+          <w:lang w:val="en-US"/>
+        </w:rPr>
+        <w:t>validation prevents wrong input from crashing the program.</w:t>
       </w:r>
     </w:p>
     <w:p>
@@ -2932,7 +3423,7 @@
       </w:pPr>
       <w:r>
         <w:rPr>
-          <w:rStyle w:val="a6"/>
+          <w:rStyle w:val="a7"/>
           <w:b w:val="0"/>
           <w:bCs w:val="0"/>
         </w:rPr>
@@ -3890,6 +4381,7 @@
           <w:rStyle w:val="HTML1"/>
           <w:lang w:val="en-US"/>
         </w:rPr>
+        <w:lastRenderedPageBreak/>
         <w:t xml:space="preserve">                  </w:t>
       </w:r>
       <w:r>
@@ -3934,11 +4426,10 @@
       </w:pPr>
       <w:r>
         <w:rPr>
-          <w:rStyle w:val="a6"/>
+          <w:rStyle w:val="a7"/>
           <w:b w:val="0"/>
           <w:bCs w:val="0"/>
         </w:rPr>
-        <w:lastRenderedPageBreak/>
         <w:t>3. User Interaction Overview</w:t>
       </w:r>
     </w:p>
@@ -3947,7 +4438,7 @@
         <w:pStyle w:val="a5"/>
         <w:numPr>
           <w:ilvl w:val="0"/>
-          <w:numId w:val="7"/>
+          <w:numId w:val="29"/>
         </w:numPr>
         <w:rPr>
           <w:lang w:val="en-US"/>
@@ -3957,7 +4448,7 @@
         <w:rPr>
           <w:lang w:val="en-US"/>
         </w:rPr>
-        <w:t>The user always starts from the main menu.</w:t>
+        <w:t>The user begins from the main menu at all times.</w:t>
       </w:r>
     </w:p>
     <w:p>
@@ -3965,7 +4456,7 @@
         <w:pStyle w:val="a5"/>
         <w:numPr>
           <w:ilvl w:val="0"/>
-          <w:numId w:val="7"/>
+          <w:numId w:val="29"/>
         </w:numPr>
         <w:rPr>
           <w:lang w:val="en-US"/>
@@ -3975,7 +4466,16 @@
         <w:rPr>
           <w:lang w:val="en-US"/>
         </w:rPr>
-        <w:t>After choosing an operation, the system requests the necessary input (e.g., book ID, title).</w:t>
+        <w:t>There is</w:t>
+      </w:r>
+      <w:r>
+        <w:t> </w:t>
+      </w:r>
+      <w:r>
+        <w:rPr>
+          <w:lang w:val="en-US"/>
+        </w:rPr>
+        <w:t>a prompt for required input (e.g., book ID, title) after any selection has occurred.</w:t>
       </w:r>
     </w:p>
     <w:p>
@@ -3983,7 +4483,7 @@
         <w:pStyle w:val="a5"/>
         <w:numPr>
           <w:ilvl w:val="0"/>
-          <w:numId w:val="7"/>
+          <w:numId w:val="29"/>
         </w:numPr>
         <w:rPr>
           <w:lang w:val="en-US"/>
@@ -3993,7 +4493,16 @@
         <w:rPr>
           <w:lang w:val="en-US"/>
         </w:rPr>
-        <w:t>When the operation is completed, a confirmation message is shown.</w:t>
+        <w:t>Once</w:t>
+      </w:r>
+      <w:r>
+        <w:t> </w:t>
+      </w:r>
+      <w:r>
+        <w:rPr>
+          <w:lang w:val="en-US"/>
+        </w:rPr>
+        <w:t>operation is done, a prompt message pops up.</w:t>
       </w:r>
     </w:p>
     <w:p>
@@ -4001,7 +4510,7 @@
         <w:pStyle w:val="a5"/>
         <w:numPr>
           <w:ilvl w:val="0"/>
-          <w:numId w:val="7"/>
+          <w:numId w:val="29"/>
         </w:numPr>
         <w:rPr>
           <w:lang w:val="en-US"/>
@@ -4011,20 +4520,16 @@
         <w:rPr>
           <w:lang w:val="en-US"/>
         </w:rPr>
-        <w:t xml:space="preserve">The user is returned to the main menu until they choose option </w:t>
-      </w:r>
-      <w:r>
-        <w:rPr>
-          <w:rStyle w:val="a6"/>
-          <w:lang w:val="en-US"/>
-        </w:rPr>
-        <w:t>0</w:t>
-      </w:r>
-      <w:r>
-        <w:rPr>
-          <w:lang w:val="en-US"/>
-        </w:rPr>
-        <w:t xml:space="preserve"> to exit the program.</w:t>
+        <w:t>The</w:t>
+      </w:r>
+      <w:r>
+        <w:t> </w:t>
+      </w:r>
+      <w:r>
+        <w:rPr>
+          <w:lang w:val="en-US"/>
+        </w:rPr>
+        <w:t>user is brought back to the main menu until option 0 (to exit the program) is selected.</w:t>
       </w:r>
     </w:p>
     <w:p>
@@ -4274,7 +4779,7 @@
       <w:pPr>
         <w:pStyle w:val="1"/>
         <w:rPr>
-          <w:rStyle w:val="a6"/>
+          <w:rStyle w:val="a7"/>
           <w:b/>
           <w:bCs/>
           <w:sz w:val="28"/>
@@ -4294,7 +4799,7 @@
       </w:pPr>
       <w:r>
         <w:rPr>
-          <w:rStyle w:val="a6"/>
+          <w:rStyle w:val="a7"/>
           <w:b/>
           <w:bCs/>
           <w:sz w:val="28"/>
@@ -4305,7 +4810,7 @@
       </w:r>
       <w:r>
         <w:rPr>
-          <w:rStyle w:val="a6"/>
+          <w:rStyle w:val="a7"/>
           <w:b/>
           <w:bCs/>
           <w:sz w:val="28"/>
@@ -4326,7 +4831,25 @@
         <w:rPr>
           <w:lang w:val="en-US"/>
         </w:rPr>
-        <w:t>The scope of this project is limited to implementing a basic library management system that handles essential operations needed for maintaining a small book collection. The application focuses on providing the following core features:</w:t>
+        <w:t>Limitation The system function includes all the basic operation required to manage</w:t>
+      </w:r>
+      <w:r>
+        <w:t> </w:t>
+      </w:r>
+      <w:r>
+        <w:rPr>
+          <w:lang w:val="en-US"/>
+        </w:rPr>
+        <w:t>a small size library collection. As such the app concentrates on</w:t>
+      </w:r>
+      <w:r>
+        <w:t> </w:t>
+      </w:r>
+      <w:r>
+        <w:rPr>
+          <w:lang w:val="en-US"/>
+        </w:rPr>
+        <w:t>providing the following basic features:</w:t>
       </w:r>
     </w:p>
     <w:p>
@@ -4335,7 +4858,7 @@
       </w:pPr>
       <w:r>
         <w:rPr>
-          <w:rStyle w:val="a6"/>
+          <w:rStyle w:val="a7"/>
           <w:b w:val="0"/>
           <w:bCs w:val="0"/>
         </w:rPr>
@@ -4357,7 +4880,16 @@
         <w:rPr>
           <w:lang w:val="en-US"/>
         </w:rPr>
-        <w:t>Adding new books to the library.</w:t>
+        <w:t>Bringing new books</w:t>
+      </w:r>
+      <w:r>
+        <w:t> </w:t>
+      </w:r>
+      <w:r>
+        <w:rPr>
+          <w:lang w:val="en-US"/>
+        </w:rPr>
+        <w:t>to the library.</w:t>
       </w:r>
     </w:p>
     <w:p>
@@ -4375,7 +4907,16 @@
         <w:rPr>
           <w:lang w:val="en-US"/>
         </w:rPr>
-        <w:t>Removing existing books that are not currently borrowed.</w:t>
+        <w:t>Delete books that are not borrowed yet in the</w:t>
+      </w:r>
+      <w:r>
+        <w:t> </w:t>
+      </w:r>
+      <w:r>
+        <w:rPr>
+          <w:lang w:val="en-US"/>
+        </w:rPr>
+        <w:t>collection.</w:t>
       </w:r>
     </w:p>
     <w:p>
@@ -4393,7 +4934,16 @@
         <w:rPr>
           <w:lang w:val="en-US"/>
         </w:rPr>
-        <w:t>Searching for books by ID, title, or author.</w:t>
+        <w:t>Finding books by its ID,</w:t>
+      </w:r>
+      <w:r>
+        <w:t> </w:t>
+      </w:r>
+      <w:r>
+        <w:rPr>
+          <w:lang w:val="en-US"/>
+        </w:rPr>
+        <w:t>title or author.</w:t>
       </w:r>
     </w:p>
     <w:p>
@@ -4411,7 +4961,16 @@
         <w:rPr>
           <w:lang w:val="en-US"/>
         </w:rPr>
-        <w:t>Displaying a complete list of all books stored in the system.</w:t>
+        <w:t>That</w:t>
+      </w:r>
+      <w:r>
+        <w:t> </w:t>
+      </w:r>
+      <w:r>
+        <w:rPr>
+          <w:lang w:val="en-US"/>
+        </w:rPr>
+        <w:t>will list all of the books within your system.</w:t>
       </w:r>
     </w:p>
     <w:p>
@@ -4429,7 +4988,16 @@
         <w:rPr>
           <w:lang w:val="en-US"/>
         </w:rPr>
-        <w:t>Managing registered members of the library.</w:t>
+        <w:t>Maintaining the membership</w:t>
+      </w:r>
+      <w:r>
+        <w:t> </w:t>
+      </w:r>
+      <w:r>
+        <w:rPr>
+          <w:lang w:val="en-US"/>
+        </w:rPr>
+        <w:t>of library patrons.</w:t>
       </w:r>
     </w:p>
     <w:p>
@@ -4447,7 +5015,16 @@
         <w:rPr>
           <w:lang w:val="en-US"/>
         </w:rPr>
-        <w:t>Borrowing and returning books with status updates.</w:t>
+        <w:t>Checking out and in books with</w:t>
+      </w:r>
+      <w:r>
+        <w:t> </w:t>
+      </w:r>
+      <w:r>
+        <w:rPr>
+          <w:lang w:val="en-US"/>
+        </w:rPr>
+        <w:t>status updates.</w:t>
       </w:r>
     </w:p>
     <w:p>
@@ -4465,7 +5042,16 @@
         <w:rPr>
           <w:lang w:val="en-US"/>
         </w:rPr>
-        <w:t>Saving and loading all data from an external JSON file.</w:t>
+        <w:t>You</w:t>
+      </w:r>
+      <w:r>
+        <w:t> </w:t>
+      </w:r>
+      <w:r>
+        <w:rPr>
+          <w:lang w:val="en-US"/>
+        </w:rPr>
+        <w:t>should use save and load to (from a file) all your data into a JSON file.</w:t>
       </w:r>
     </w:p>
     <w:p>
@@ -4483,7 +5069,16 @@
         <w:rPr>
           <w:lang w:val="en-US"/>
         </w:rPr>
-        <w:t>Validating user input to prevent errors.</w:t>
+        <w:t>Verifying user input</w:t>
+      </w:r>
+      <w:r>
+        <w:t> </w:t>
+      </w:r>
+      <w:r>
+        <w:rPr>
+          <w:lang w:val="en-US"/>
+        </w:rPr>
+        <w:t>to avoid mistakes.</w:t>
       </w:r>
     </w:p>
     <w:p>
@@ -4492,7 +5087,7 @@
       </w:pPr>
       <w:r>
         <w:rPr>
-          <w:rStyle w:val="a6"/>
+          <w:rStyle w:val="a7"/>
           <w:b w:val="0"/>
           <w:bCs w:val="0"/>
         </w:rPr>
@@ -4521,8 +5116,13 @@
           <w:numId w:val="9"/>
         </w:numPr>
       </w:pPr>
-      <w:r>
-        <w:t>Graphical User Interface (GUI).</w:t>
+      <w:proofErr w:type="spellStart"/>
+      <w:r>
+        <w:t>Graphical</w:t>
+      </w:r>
+      <w:proofErr w:type="spellEnd"/>
+      <w:r>
+        <w:t xml:space="preserve"> User Interface (GUI).</w:t>
       </w:r>
     </w:p>
     <w:p>
@@ -4588,7 +5188,31 @@
         </w:numPr>
       </w:pPr>
       <w:r>
-        <w:t>Advanced reporting or analytics.</w:t>
+        <w:t xml:space="preserve">Advanced </w:t>
+      </w:r>
+      <w:proofErr w:type="spellStart"/>
+      <w:r>
+        <w:t>reporting</w:t>
+      </w:r>
+      <w:proofErr w:type="spellEnd"/>
+      <w:r>
+        <w:t xml:space="preserve"> </w:t>
+      </w:r>
+      <w:proofErr w:type="spellStart"/>
+      <w:r>
+        <w:t>or</w:t>
+      </w:r>
+      <w:proofErr w:type="spellEnd"/>
+      <w:r>
+        <w:t xml:space="preserve"> </w:t>
+      </w:r>
+      <w:proofErr w:type="spellStart"/>
+      <w:r>
+        <w:t>analytics</w:t>
+      </w:r>
+      <w:proofErr w:type="spellEnd"/>
+      <w:r>
+        <w:t>.</w:t>
       </w:r>
     </w:p>
     <w:p>
@@ -4717,7 +5341,7 @@
       <w:pPr>
         <w:pStyle w:val="1"/>
         <w:rPr>
-          <w:rStyle w:val="a6"/>
+          <w:rStyle w:val="a7"/>
           <w:b/>
           <w:bCs/>
           <w:sz w:val="28"/>
@@ -4735,7 +5359,7 @@
       </w:pPr>
       <w:r>
         <w:rPr>
-          <w:rStyle w:val="a6"/>
+          <w:rStyle w:val="a7"/>
           <w:b/>
           <w:bCs/>
           <w:sz w:val="28"/>
@@ -4746,7 +5370,7 @@
       </w:r>
       <w:r>
         <w:rPr>
-          <w:rStyle w:val="a6"/>
+          <w:rStyle w:val="a7"/>
           <w:b/>
           <w:bCs/>
           <w:sz w:val="28"/>
@@ -4767,28 +5391,58 @@
         <w:rPr>
           <w:lang w:val="en-US"/>
         </w:rPr>
-        <w:t xml:space="preserve">The Library Management System was developed using Python and follows the principles of object-oriented programming. The program is organized into three main files: </w:t>
-      </w:r>
-      <w:r>
-        <w:rPr>
-          <w:rStyle w:val="HTML1"/>
-          <w:lang w:val="en-US"/>
-        </w:rPr>
-        <w:t>models.py</w:t>
-      </w:r>
-      <w:r>
-        <w:rPr>
-          <w:lang w:val="en-US"/>
-        </w:rPr>
-        <w:t xml:space="preserve">, </w:t>
-      </w:r>
-      <w:r>
-        <w:rPr>
-          <w:rStyle w:val="HTML1"/>
-          <w:lang w:val="en-US"/>
-        </w:rPr>
-        <w:t>library.py</w:t>
-      </w:r>
+        <w:t>The system is implemented using Python, and it</w:t>
+      </w:r>
+      <w:r>
+        <w:t> </w:t>
+      </w:r>
+      <w:r>
+        <w:rPr>
+          <w:lang w:val="en-US"/>
+        </w:rPr>
+        <w:t>adheres to famous object-oriented practices. The content of the program is divided into three main</w:t>
+      </w:r>
+      <w:r>
+        <w:t> </w:t>
+      </w:r>
+      <w:r>
+        <w:rPr>
+          <w:lang w:val="en-US"/>
+        </w:rPr>
+        <w:t xml:space="preserve">files: </w:t>
+      </w:r>
+      <w:r>
+        <w:rPr>
+          <w:rStyle w:val="ab"/>
+          <w:lang w:val="en-US"/>
+        </w:rPr>
+        <w:t xml:space="preserve">models. </w:t>
+      </w:r>
+      <w:proofErr w:type="spellStart"/>
+      <w:r>
+        <w:rPr>
+          <w:rStyle w:val="ab"/>
+          <w:lang w:val="en-US"/>
+        </w:rPr>
+        <w:t>py</w:t>
+      </w:r>
+      <w:proofErr w:type="spellEnd"/>
+      <w:r>
+        <w:rPr>
+          <w:rStyle w:val="ab"/>
+          <w:lang w:val="en-US"/>
+        </w:rPr>
+        <w:t xml:space="preserve">, library. </w:t>
+      </w:r>
+      <w:proofErr w:type="spellStart"/>
+      <w:r>
+        <w:rPr>
+          <w:rStyle w:val="ab"/>
+          <w:lang w:val="en-US"/>
+        </w:rPr>
+        <w:t>py</w:t>
+      </w:r>
+      <w:proofErr w:type="spellEnd"/>
       <w:r>
         <w:rPr>
           <w:lang w:val="en-US"/>
@@ -4797,17 +5451,43 @@
       </w:r>
       <w:r>
         <w:rPr>
-          <w:rStyle w:val="HTML1"/>
-          <w:lang w:val="en-US"/>
-        </w:rPr>
-        <w:t>main.py</w:t>
-      </w:r>
-      <w:r>
-        <w:rPr>
-          <w:lang w:val="en-US"/>
-        </w:rPr>
-        <w:t>. Each file contains a specific part of the system logic, making the application modular, readable, and easy to maintain.</w:t>
-      </w:r>
+          <w:rStyle w:val="ab"/>
+          <w:lang w:val="en-US"/>
+        </w:rPr>
+        <w:t xml:space="preserve">main. </w:t>
+      </w:r>
+      <w:proofErr w:type="spellStart"/>
+      <w:r>
+        <w:rPr>
+          <w:rStyle w:val="ab"/>
+          <w:lang w:val="en-US"/>
+        </w:rPr>
+        <w:t>py</w:t>
+      </w:r>
+      <w:proofErr w:type="spellEnd"/>
+      <w:r>
+        <w:rPr>
+          <w:lang w:val="en-US"/>
+        </w:rPr>
+        <w:t>. Each file takes care of a different system logic</w:t>
+      </w:r>
+      <w:r>
+        <w:t> </w:t>
+      </w:r>
+      <w:r>
+        <w:rPr>
+          <w:lang w:val="en-US"/>
+        </w:rPr>
+        <w:t>we need, making the application modular and easy to read/maintain.</w:t>
+      </w:r>
+    </w:p>
+    <w:p>
+      <w:pPr>
+        <w:pStyle w:val="a5"/>
+        <w:rPr>
+          <w:lang w:val="en-US"/>
+        </w:rPr>
+      </w:pPr>
     </w:p>
     <w:p>
       <w:r>
@@ -4822,7 +5502,7 @@
       </w:pPr>
       <w:r>
         <w:rPr>
-          <w:rStyle w:val="a6"/>
+          <w:rStyle w:val="a7"/>
           <w:b w:val="0"/>
           <w:bCs w:val="0"/>
         </w:rPr>
@@ -4888,7 +5568,7 @@
       </w:pPr>
       <w:r>
         <w:rPr>
-          <w:rStyle w:val="a6"/>
+          <w:rStyle w:val="a7"/>
           <w:b w:val="0"/>
           <w:bCs w:val="0"/>
         </w:rPr>
@@ -4925,7 +5605,15 @@
         <w:br/>
       </w:r>
       <w:r>
-        <w:t>It includes:</w:t>
+        <w:t xml:space="preserve">It </w:t>
+      </w:r>
+      <w:proofErr w:type="spellStart"/>
+      <w:r>
+        <w:t>includes</w:t>
+      </w:r>
+      <w:proofErr w:type="spellEnd"/>
+      <w:r>
+        <w:t>:</w:t>
       </w:r>
     </w:p>
     <w:p>
@@ -4937,8 +5625,13 @@
         </w:numPr>
       </w:pPr>
       <w:r>
-        <w:t>Book attributes</w:t>
-      </w:r>
+        <w:t xml:space="preserve">Book </w:t>
+      </w:r>
+      <w:proofErr w:type="spellStart"/>
+      <w:r>
+        <w:t>attributes</w:t>
+      </w:r>
+      <w:proofErr w:type="spellEnd"/>
     </w:p>
     <w:p>
       <w:pPr>
@@ -4996,7 +5689,7 @@
       </w:pPr>
       <w:r>
         <w:rPr>
-          <w:rStyle w:val="a6"/>
+          <w:rStyle w:val="a7"/>
           <w:b w:val="0"/>
           <w:bCs w:val="0"/>
         </w:rPr>
@@ -5033,7 +5726,15 @@
         <w:br/>
       </w:r>
       <w:r>
-        <w:t>It stores:</w:t>
+        <w:t xml:space="preserve">It </w:t>
+      </w:r>
+      <w:proofErr w:type="spellStart"/>
+      <w:r>
+        <w:t>stores</w:t>
+      </w:r>
+      <w:proofErr w:type="spellEnd"/>
+      <w:r>
+        <w:t>:</w:t>
       </w:r>
     </w:p>
     <w:p>
@@ -5044,8 +5745,13 @@
           <w:numId w:val="11"/>
         </w:numPr>
       </w:pPr>
-      <w:r>
-        <w:t>Member ID</w:t>
+      <w:proofErr w:type="spellStart"/>
+      <w:r>
+        <w:t>Member</w:t>
+      </w:r>
+      <w:proofErr w:type="spellEnd"/>
+      <w:r>
+        <w:t xml:space="preserve"> ID</w:t>
       </w:r>
     </w:p>
     <w:p>
@@ -5056,9 +5762,19 @@
           <w:numId w:val="11"/>
         </w:numPr>
       </w:pPr>
-      <w:r>
-        <w:t>Member name</w:t>
-      </w:r>
+      <w:proofErr w:type="spellStart"/>
+      <w:r>
+        <w:t>Member</w:t>
+      </w:r>
+      <w:proofErr w:type="spellEnd"/>
+      <w:r>
+        <w:t xml:space="preserve"> </w:t>
+      </w:r>
+      <w:proofErr w:type="spellStart"/>
+      <w:r>
+        <w:t>name</w:t>
+      </w:r>
+      <w:proofErr w:type="spellEnd"/>
     </w:p>
     <w:p>
       <w:pPr>
@@ -5098,10 +5814,11 @@
       </w:pPr>
       <w:r>
         <w:rPr>
-          <w:rStyle w:val="a6"/>
+          <w:rStyle w:val="a7"/>
           <w:b w:val="0"/>
           <w:bCs w:val="0"/>
         </w:rPr>
+        <w:lastRenderedPageBreak/>
         <w:t>Library Class</w:t>
       </w:r>
     </w:p>
@@ -5135,7 +5852,15 @@
         <w:br/>
       </w:r>
       <w:r>
-        <w:t>It contains:</w:t>
+        <w:t xml:space="preserve">It </w:t>
+      </w:r>
+      <w:proofErr w:type="spellStart"/>
+      <w:r>
+        <w:t>contains</w:t>
+      </w:r>
+      <w:proofErr w:type="spellEnd"/>
+      <w:r>
+        <w:t>:</w:t>
       </w:r>
     </w:p>
     <w:p>
@@ -5147,8 +5872,37 @@
         </w:numPr>
       </w:pPr>
       <w:r>
-        <w:t>A list of all books</w:t>
-      </w:r>
+        <w:t xml:space="preserve">A </w:t>
+      </w:r>
+      <w:proofErr w:type="spellStart"/>
+      <w:r>
+        <w:t>list</w:t>
+      </w:r>
+      <w:proofErr w:type="spellEnd"/>
+      <w:r>
+        <w:t xml:space="preserve"> </w:t>
+      </w:r>
+      <w:proofErr w:type="spellStart"/>
+      <w:r>
+        <w:t>of</w:t>
+      </w:r>
+      <w:proofErr w:type="spellEnd"/>
+      <w:r>
+        <w:t xml:space="preserve"> </w:t>
+      </w:r>
+      <w:proofErr w:type="spellStart"/>
+      <w:r>
+        <w:t>all</w:t>
+      </w:r>
+      <w:proofErr w:type="spellEnd"/>
+      <w:r>
+        <w:t xml:space="preserve"> </w:t>
+      </w:r>
+      <w:proofErr w:type="spellStart"/>
+      <w:r>
+        <w:t>books</w:t>
+      </w:r>
+      <w:proofErr w:type="spellEnd"/>
     </w:p>
     <w:p>
       <w:pPr>
@@ -5159,8 +5913,37 @@
         </w:numPr>
       </w:pPr>
       <w:r>
-        <w:t>A list of all members</w:t>
-      </w:r>
+        <w:t xml:space="preserve">A </w:t>
+      </w:r>
+      <w:proofErr w:type="spellStart"/>
+      <w:r>
+        <w:t>list</w:t>
+      </w:r>
+      <w:proofErr w:type="spellEnd"/>
+      <w:r>
+        <w:t xml:space="preserve"> </w:t>
+      </w:r>
+      <w:proofErr w:type="spellStart"/>
+      <w:r>
+        <w:t>of</w:t>
+      </w:r>
+      <w:proofErr w:type="spellEnd"/>
+      <w:r>
+        <w:t xml:space="preserve"> </w:t>
+      </w:r>
+      <w:proofErr w:type="spellStart"/>
+      <w:r>
+        <w:t>all</w:t>
+      </w:r>
+      <w:proofErr w:type="spellEnd"/>
+      <w:r>
+        <w:t xml:space="preserve"> </w:t>
+      </w:r>
+      <w:proofErr w:type="spellStart"/>
+      <w:r>
+        <w:t>members</w:t>
+      </w:r>
+      <w:proofErr w:type="spellEnd"/>
     </w:p>
     <w:p>
       <w:pPr>
@@ -5177,7 +5960,6 @@
         <w:rPr>
           <w:lang w:val="en-US"/>
         </w:rPr>
-        <w:lastRenderedPageBreak/>
         <w:t>Methods for adding, removing, searching, borrowing, and returning books</w:t>
       </w:r>
     </w:p>
@@ -5226,7 +6008,7 @@
       </w:pPr>
       <w:r>
         <w:rPr>
-          <w:rStyle w:val="a6"/>
+          <w:rStyle w:val="a7"/>
           <w:b w:val="0"/>
           <w:bCs w:val="0"/>
         </w:rPr>
@@ -5359,6 +6141,7 @@
           <w:lang w:val="en-US"/>
         </w:rPr>
       </w:pPr>
+      <w:proofErr w:type="spellStart"/>
       <w:r>
         <w:rPr>
           <w:rStyle w:val="hljs-keyword"/>
@@ -5371,7 +6154,15 @@
           <w:rStyle w:val="HTML1"/>
           <w:lang w:val="en-US"/>
         </w:rPr>
-        <w:t xml:space="preserve">.json     → stores saved </w:t>
+        <w:t>.json</w:t>
+      </w:r>
+      <w:proofErr w:type="spellEnd"/>
+      <w:r>
+        <w:rPr>
+          <w:rStyle w:val="HTML1"/>
+          <w:lang w:val="en-US"/>
+        </w:rPr>
+        <w:t xml:space="preserve">     → stores saved </w:t>
       </w:r>
       <w:r>
         <w:rPr>
@@ -5386,6 +6177,73 @@
           <w:lang w:val="en-US"/>
         </w:rPr>
         <w:t xml:space="preserve"> (created automatically)</w:t>
+      </w:r>
+    </w:p>
+    <w:p>
+      <w:pPr>
+        <w:pStyle w:val="HTML"/>
+        <w:rPr>
+          <w:rStyle w:val="HTML1"/>
+          <w:lang w:val="en-US"/>
+        </w:rPr>
+      </w:pPr>
+    </w:p>
+    <w:p>
+      <w:pPr>
+        <w:pStyle w:val="HTML"/>
+        <w:rPr>
+          <w:rStyle w:val="HTML1"/>
+          <w:lang w:val="en-US"/>
+        </w:rPr>
+      </w:pPr>
+      <w:r>
+        <w:rPr>
+          <w:rStyle w:val="HTML1"/>
+          <w:noProof/>
+          <w:lang w:val="en-US"/>
+        </w:rPr>
+        <w:drawing>
+          <wp:inline distT="0" distB="0" distL="0" distR="0" wp14:anchorId="41927A24" wp14:editId="61678C98">
+            <wp:extent cx="4381018" cy="3929380"/>
+            <wp:effectExtent l="0" t="0" r="635" b="0"/>
+            <wp:docPr id="1" name="Рисунок 1"/>
+            <wp:cNvGraphicFramePr>
+              <a:graphicFrameLocks xmlns:a="http://schemas.openxmlformats.org/drawingml/2006/main" noChangeAspect="1"/>
+            </wp:cNvGraphicFramePr>
+            <a:graphic xmlns:a="http://schemas.openxmlformats.org/drawingml/2006/main">
+              <a:graphicData uri="http://schemas.openxmlformats.org/drawingml/2006/picture">
+                <pic:pic xmlns:pic="http://schemas.openxmlformats.org/drawingml/2006/picture">
+                  <pic:nvPicPr>
+                    <pic:cNvPr id="1" name=""/>
+                    <pic:cNvPicPr/>
+                  </pic:nvPicPr>
+                  <pic:blipFill>
+                    <a:blip r:embed="rId6"/>
+                    <a:stretch>
+                      <a:fillRect/>
+                    </a:stretch>
+                  </pic:blipFill>
+                  <pic:spPr>
+                    <a:xfrm>
+                      <a:off x="0" y="0"/>
+                      <a:ext cx="4391060" cy="3938387"/>
+                    </a:xfrm>
+                    <a:prstGeom prst="rect">
+                      <a:avLst/>
+                    </a:prstGeom>
+                  </pic:spPr>
+                </pic:pic>
+              </a:graphicData>
+            </a:graphic>
+          </wp:inline>
+        </w:drawing>
+      </w:r>
+      <w:r>
+        <w:rPr>
+          <w:rStyle w:val="HTML1"/>
+          <w:lang w:val="en-US"/>
+        </w:rPr>
+        <w:t xml:space="preserve"> </w:t>
       </w:r>
     </w:p>
     <w:p>
@@ -5412,13 +6270,33 @@
     <w:p>
       <w:pPr>
         <w:pStyle w:val="3"/>
-      </w:pPr>
-      <w:r>
-        <w:rPr>
-          <w:rStyle w:val="a6"/>
+        <w:rPr>
+          <w:rStyle w:val="a7"/>
           <w:b w:val="0"/>
           <w:bCs w:val="0"/>
         </w:rPr>
+      </w:pPr>
+    </w:p>
+    <w:p>
+      <w:pPr>
+        <w:pStyle w:val="3"/>
+        <w:rPr>
+          <w:rStyle w:val="a7"/>
+          <w:b w:val="0"/>
+          <w:bCs w:val="0"/>
+        </w:rPr>
+      </w:pPr>
+    </w:p>
+    <w:p>
+      <w:pPr>
+        <w:pStyle w:val="3"/>
+      </w:pPr>
+      <w:r>
+        <w:rPr>
+          <w:rStyle w:val="a7"/>
+          <w:b w:val="0"/>
+          <w:bCs w:val="0"/>
+        </w:rPr>
         <w:t>3. Data Storage</w:t>
       </w:r>
     </w:p>
@@ -5435,6 +6313,7 @@
         </w:rPr>
         <w:t xml:space="preserve">All data is stored in </w:t>
       </w:r>
+      <w:proofErr w:type="spellStart"/>
       <w:r>
         <w:rPr>
           <w:rStyle w:val="HTML1"/>
@@ -5442,6 +6321,7 @@
         </w:rPr>
         <w:t>data.json</w:t>
       </w:r>
+      <w:proofErr w:type="spellEnd"/>
       <w:r>
         <w:rPr>
           <w:lang w:val="en-US"/>
@@ -5465,8 +6345,29 @@
         </w:numPr>
       </w:pPr>
       <w:r>
-        <w:t>The list of books</w:t>
-      </w:r>
+        <w:t xml:space="preserve">The </w:t>
+      </w:r>
+      <w:proofErr w:type="spellStart"/>
+      <w:r>
+        <w:t>list</w:t>
+      </w:r>
+      <w:proofErr w:type="spellEnd"/>
+      <w:r>
+        <w:t xml:space="preserve"> </w:t>
+      </w:r>
+      <w:proofErr w:type="spellStart"/>
+      <w:r>
+        <w:t>of</w:t>
+      </w:r>
+      <w:proofErr w:type="spellEnd"/>
+      <w:r>
+        <w:t xml:space="preserve"> </w:t>
+      </w:r>
+      <w:proofErr w:type="spellStart"/>
+      <w:r>
+        <w:t>books</w:t>
+      </w:r>
+      <w:proofErr w:type="spellEnd"/>
     </w:p>
     <w:p>
       <w:pPr>
@@ -5477,8 +6378,37 @@
         </w:numPr>
       </w:pPr>
       <w:r>
-        <w:t>The list of library members</w:t>
-      </w:r>
+        <w:t xml:space="preserve">The </w:t>
+      </w:r>
+      <w:proofErr w:type="spellStart"/>
+      <w:r>
+        <w:t>list</w:t>
+      </w:r>
+      <w:proofErr w:type="spellEnd"/>
+      <w:r>
+        <w:t xml:space="preserve"> </w:t>
+      </w:r>
+      <w:proofErr w:type="spellStart"/>
+      <w:r>
+        <w:t>of</w:t>
+      </w:r>
+      <w:proofErr w:type="spellEnd"/>
+      <w:r>
+        <w:t xml:space="preserve"> </w:t>
+      </w:r>
+      <w:proofErr w:type="spellStart"/>
+      <w:r>
+        <w:t>library</w:t>
+      </w:r>
+      <w:proofErr w:type="spellEnd"/>
+      <w:r>
+        <w:t xml:space="preserve"> </w:t>
+      </w:r>
+      <w:proofErr w:type="spellStart"/>
+      <w:r>
+        <w:t>members</w:t>
+      </w:r>
+      <w:proofErr w:type="spellEnd"/>
     </w:p>
     <w:p>
       <w:pPr>
@@ -5489,8 +6419,37 @@
         </w:numPr>
       </w:pPr>
       <w:r>
-        <w:t>Book availability and borrower information</w:t>
-      </w:r>
+        <w:t xml:space="preserve">Book </w:t>
+      </w:r>
+      <w:proofErr w:type="spellStart"/>
+      <w:r>
+        <w:t>availability</w:t>
+      </w:r>
+      <w:proofErr w:type="spellEnd"/>
+      <w:r>
+        <w:t xml:space="preserve"> </w:t>
+      </w:r>
+      <w:proofErr w:type="spellStart"/>
+      <w:r>
+        <w:t>and</w:t>
+      </w:r>
+      <w:proofErr w:type="spellEnd"/>
+      <w:r>
+        <w:t xml:space="preserve"> </w:t>
+      </w:r>
+      <w:proofErr w:type="spellStart"/>
+      <w:r>
+        <w:t>borrower</w:t>
+      </w:r>
+      <w:proofErr w:type="spellEnd"/>
+      <w:r>
+        <w:t xml:space="preserve"> </w:t>
+      </w:r>
+      <w:proofErr w:type="spellStart"/>
+      <w:r>
+        <w:t>information</w:t>
+      </w:r>
+      <w:proofErr w:type="spellEnd"/>
     </w:p>
     <w:p>
       <w:pPr>
@@ -5526,7 +6485,7 @@
       </w:pPr>
       <w:r>
         <w:rPr>
-          <w:rStyle w:val="a6"/>
+          <w:rStyle w:val="a7"/>
           <w:b w:val="0"/>
           <w:bCs w:val="0"/>
         </w:rPr>
@@ -5562,9 +6521,19 @@
           <w:numId w:val="14"/>
         </w:numPr>
       </w:pPr>
-      <w:r>
-        <w:t>Add a book</w:t>
-      </w:r>
+      <w:proofErr w:type="spellStart"/>
+      <w:r>
+        <w:t>Add</w:t>
+      </w:r>
+      <w:proofErr w:type="spellEnd"/>
+      <w:r>
+        <w:t xml:space="preserve"> a </w:t>
+      </w:r>
+      <w:proofErr w:type="spellStart"/>
+      <w:r>
+        <w:t>book</w:t>
+      </w:r>
+      <w:proofErr w:type="spellEnd"/>
     </w:p>
     <w:p>
       <w:pPr>
@@ -5574,9 +6543,19 @@
           <w:numId w:val="14"/>
         </w:numPr>
       </w:pPr>
-      <w:r>
-        <w:t>Remove a book</w:t>
-      </w:r>
+      <w:proofErr w:type="spellStart"/>
+      <w:r>
+        <w:t>Remove</w:t>
+      </w:r>
+      <w:proofErr w:type="spellEnd"/>
+      <w:r>
+        <w:t xml:space="preserve"> a </w:t>
+      </w:r>
+      <w:proofErr w:type="spellStart"/>
+      <w:r>
+        <w:t>book</w:t>
+      </w:r>
+      <w:proofErr w:type="spellEnd"/>
     </w:p>
     <w:p>
       <w:pPr>
@@ -5587,8 +6566,21 @@
         </w:numPr>
       </w:pPr>
       <w:r>
-        <w:t>Search for a book</w:t>
-      </w:r>
+        <w:t xml:space="preserve">Search </w:t>
+      </w:r>
+      <w:proofErr w:type="spellStart"/>
+      <w:r>
+        <w:t>for</w:t>
+      </w:r>
+      <w:proofErr w:type="spellEnd"/>
+      <w:r>
+        <w:t xml:space="preserve"> a </w:t>
+      </w:r>
+      <w:proofErr w:type="spellStart"/>
+      <w:r>
+        <w:t>book</w:t>
+      </w:r>
+      <w:proofErr w:type="spellEnd"/>
     </w:p>
     <w:p>
       <w:pPr>
@@ -5599,8 +6591,21 @@
         </w:numPr>
       </w:pPr>
       <w:r>
-        <w:t>Display all books</w:t>
-      </w:r>
+        <w:t xml:space="preserve">Display </w:t>
+      </w:r>
+      <w:proofErr w:type="spellStart"/>
+      <w:r>
+        <w:t>all</w:t>
+      </w:r>
+      <w:proofErr w:type="spellEnd"/>
+      <w:r>
+        <w:t xml:space="preserve"> </w:t>
+      </w:r>
+      <w:proofErr w:type="spellStart"/>
+      <w:r>
+        <w:t>books</w:t>
+      </w:r>
+      <w:proofErr w:type="spellEnd"/>
     </w:p>
     <w:p>
       <w:pPr>
@@ -5610,9 +6615,19 @@
           <w:numId w:val="14"/>
         </w:numPr>
       </w:pPr>
-      <w:r>
-        <w:t>Add a member</w:t>
-      </w:r>
+      <w:proofErr w:type="spellStart"/>
+      <w:r>
+        <w:t>Add</w:t>
+      </w:r>
+      <w:proofErr w:type="spellEnd"/>
+      <w:r>
+        <w:t xml:space="preserve"> a </w:t>
+      </w:r>
+      <w:proofErr w:type="spellStart"/>
+      <w:r>
+        <w:t>member</w:t>
+      </w:r>
+      <w:proofErr w:type="spellEnd"/>
     </w:p>
     <w:p>
       <w:pPr>
@@ -5622,9 +6637,19 @@
           <w:numId w:val="14"/>
         </w:numPr>
       </w:pPr>
-      <w:r>
-        <w:t>Borrow a book</w:t>
-      </w:r>
+      <w:proofErr w:type="spellStart"/>
+      <w:r>
+        <w:t>Borrow</w:t>
+      </w:r>
+      <w:proofErr w:type="spellEnd"/>
+      <w:r>
+        <w:t xml:space="preserve"> a </w:t>
+      </w:r>
+      <w:proofErr w:type="spellStart"/>
+      <w:r>
+        <w:t>book</w:t>
+      </w:r>
+      <w:proofErr w:type="spellEnd"/>
     </w:p>
     <w:p>
       <w:pPr>
@@ -5635,8 +6660,13 @@
         </w:numPr>
       </w:pPr>
       <w:r>
-        <w:t>Return a book</w:t>
-      </w:r>
+        <w:t xml:space="preserve">Return a </w:t>
+      </w:r>
+      <w:proofErr w:type="spellStart"/>
+      <w:r>
+        <w:t>book</w:t>
+      </w:r>
+      <w:proofErr w:type="spellEnd"/>
     </w:p>
     <w:p>
       <w:pPr>
@@ -5647,8 +6677,29 @@
         </w:numPr>
       </w:pPr>
       <w:r>
-        <w:t>Save data to file</w:t>
-      </w:r>
+        <w:t xml:space="preserve">Save </w:t>
+      </w:r>
+      <w:proofErr w:type="spellStart"/>
+      <w:r>
+        <w:t>data</w:t>
+      </w:r>
+      <w:proofErr w:type="spellEnd"/>
+      <w:r>
+        <w:t xml:space="preserve"> </w:t>
+      </w:r>
+      <w:proofErr w:type="spellStart"/>
+      <w:r>
+        <w:t>to</w:t>
+      </w:r>
+      <w:proofErr w:type="spellEnd"/>
+      <w:r>
+        <w:t xml:space="preserve"> </w:t>
+      </w:r>
+      <w:proofErr w:type="spellStart"/>
+      <w:r>
+        <w:t>file</w:t>
+      </w:r>
+      <w:proofErr w:type="spellEnd"/>
     </w:p>
     <w:p>
       <w:pPr>
@@ -5658,9 +6709,35 @@
           <w:numId w:val="14"/>
         </w:numPr>
       </w:pPr>
-      <w:r>
-        <w:t>Load data from file</w:t>
-      </w:r>
+      <w:proofErr w:type="spellStart"/>
+      <w:r>
+        <w:t>Load</w:t>
+      </w:r>
+      <w:proofErr w:type="spellEnd"/>
+      <w:r>
+        <w:t xml:space="preserve"> </w:t>
+      </w:r>
+      <w:proofErr w:type="spellStart"/>
+      <w:r>
+        <w:t>data</w:t>
+      </w:r>
+      <w:proofErr w:type="spellEnd"/>
+      <w:r>
+        <w:t xml:space="preserve"> </w:t>
+      </w:r>
+      <w:proofErr w:type="spellStart"/>
+      <w:r>
+        <w:t>from</w:t>
+      </w:r>
+      <w:proofErr w:type="spellEnd"/>
+      <w:r>
+        <w:t xml:space="preserve"> </w:t>
+      </w:r>
+      <w:proofErr w:type="spellStart"/>
+      <w:r>
+        <w:t>file</w:t>
+      </w:r>
+      <w:proofErr w:type="spellEnd"/>
     </w:p>
     <w:p>
       <w:pPr>
@@ -5691,7 +6768,6 @@
     </w:p>
     <w:p>
       <w:r>
-        <w:lastRenderedPageBreak/>
         <w:pict w14:anchorId="0B4E29FC">
           <v:rect id="_x0000_i1030" style="width:0;height:1.5pt" o:hralign="center" o:hrstd="t" o:hr="t" fillcolor="#a0a0a0" stroked="f"/>
         </w:pict>
@@ -5703,7 +6779,7 @@
       </w:pPr>
       <w:r>
         <w:rPr>
-          <w:rStyle w:val="a6"/>
+          <w:rStyle w:val="a7"/>
           <w:b w:val="0"/>
           <w:bCs w:val="0"/>
         </w:rPr>
@@ -5732,9 +6808,35 @@
           <w:numId w:val="15"/>
         </w:numPr>
       </w:pPr>
-      <w:r>
-        <w:t>IDs must be numbers</w:t>
-      </w:r>
+      <w:proofErr w:type="spellStart"/>
+      <w:r>
+        <w:t>IDs</w:t>
+      </w:r>
+      <w:proofErr w:type="spellEnd"/>
+      <w:r>
+        <w:t xml:space="preserve"> </w:t>
+      </w:r>
+      <w:proofErr w:type="spellStart"/>
+      <w:r>
+        <w:t>must</w:t>
+      </w:r>
+      <w:proofErr w:type="spellEnd"/>
+      <w:r>
+        <w:t xml:space="preserve"> </w:t>
+      </w:r>
+      <w:proofErr w:type="spellStart"/>
+      <w:r>
+        <w:t>be</w:t>
+      </w:r>
+      <w:proofErr w:type="spellEnd"/>
+      <w:r>
+        <w:t xml:space="preserve"> </w:t>
+      </w:r>
+      <w:proofErr w:type="spellStart"/>
+      <w:r>
+        <w:t>numbers</w:t>
+      </w:r>
+      <w:proofErr w:type="spellEnd"/>
     </w:p>
     <w:p>
       <w:pPr>
@@ -5745,8 +6847,29 @@
         </w:numPr>
       </w:pPr>
       <w:r>
-        <w:t>Year must be a number</w:t>
-      </w:r>
+        <w:t xml:space="preserve">Year </w:t>
+      </w:r>
+      <w:proofErr w:type="spellStart"/>
+      <w:r>
+        <w:t>must</w:t>
+      </w:r>
+      <w:proofErr w:type="spellEnd"/>
+      <w:r>
+        <w:t xml:space="preserve"> </w:t>
+      </w:r>
+      <w:proofErr w:type="spellStart"/>
+      <w:r>
+        <w:t>be</w:t>
+      </w:r>
+      <w:proofErr w:type="spellEnd"/>
+      <w:r>
+        <w:t xml:space="preserve"> a </w:t>
+      </w:r>
+      <w:proofErr w:type="spellStart"/>
+      <w:r>
+        <w:t>number</w:t>
+      </w:r>
+      <w:proofErr w:type="spellEnd"/>
     </w:p>
     <w:p>
       <w:pPr>
@@ -5847,10 +6970,11 @@
       </w:pPr>
       <w:r>
         <w:rPr>
-          <w:rStyle w:val="a6"/>
+          <w:rStyle w:val="a7"/>
           <w:b w:val="0"/>
           <w:bCs w:val="0"/>
         </w:rPr>
+        <w:lastRenderedPageBreak/>
         <w:t>6. Object-Oriented Programming Concepts Used</w:t>
       </w:r>
     </w:p>
@@ -5881,7 +7005,7 @@
       </w:pPr>
       <w:r>
         <w:rPr>
-          <w:rStyle w:val="a6"/>
+          <w:rStyle w:val="a7"/>
           <w:lang w:val="en-US"/>
         </w:rPr>
         <w:t>Classes and Objects:</w:t>
@@ -5906,7 +7030,7 @@
       </w:pPr>
       <w:r>
         <w:rPr>
-          <w:rStyle w:val="a6"/>
+          <w:rStyle w:val="a7"/>
           <w:lang w:val="en-US"/>
         </w:rPr>
         <w:t>Constructors:</w:t>
@@ -5931,7 +7055,7 @@
       </w:pPr>
       <w:r>
         <w:rPr>
-          <w:rStyle w:val="a6"/>
+          <w:rStyle w:val="a7"/>
           <w:lang w:val="en-US"/>
         </w:rPr>
         <w:t>Encapsulation:</w:t>
@@ -5956,7 +7080,7 @@
       </w:pPr>
       <w:r>
         <w:rPr>
-          <w:rStyle w:val="a6"/>
+          <w:rStyle w:val="a7"/>
           <w:lang w:val="en-US"/>
         </w:rPr>
         <w:t>Modularity:</w:t>
@@ -5981,7 +7105,7 @@
       </w:pPr>
       <w:r>
         <w:rPr>
-          <w:rStyle w:val="a6"/>
+          <w:rStyle w:val="a7"/>
           <w:lang w:val="en-US"/>
         </w:rPr>
         <w:t>Data abstraction:</w:t>
@@ -6109,31 +7233,148 @@
       <w:pPr>
         <w:pStyle w:val="1"/>
         <w:rPr>
-          <w:sz w:val="28"/>
-          <w:szCs w:val="28"/>
-          <w:lang w:val="en-US"/>
-        </w:rPr>
-      </w:pPr>
-      <w:r>
-        <w:rPr>
-          <w:rStyle w:val="a6"/>
+          <w:rStyle w:val="a7"/>
           <w:b/>
           <w:bCs/>
           <w:sz w:val="28"/>
           <w:szCs w:val="28"/>
           <w:lang w:val="en-US"/>
         </w:rPr>
-        <w:t>6.</w:t>
-      </w:r>
-      <w:r>
-        <w:rPr>
-          <w:rStyle w:val="a6"/>
+      </w:pPr>
+    </w:p>
+    <w:p>
+      <w:pPr>
+        <w:pStyle w:val="1"/>
+        <w:rPr>
+          <w:rStyle w:val="a7"/>
           <w:b/>
           <w:bCs/>
           <w:sz w:val="28"/>
           <w:szCs w:val="28"/>
           <w:lang w:val="en-US"/>
         </w:rPr>
+      </w:pPr>
+    </w:p>
+    <w:p>
+      <w:pPr>
+        <w:pStyle w:val="1"/>
+        <w:rPr>
+          <w:rStyle w:val="a7"/>
+          <w:b/>
+          <w:bCs/>
+          <w:sz w:val="28"/>
+          <w:szCs w:val="28"/>
+          <w:lang w:val="en-US"/>
+        </w:rPr>
+      </w:pPr>
+    </w:p>
+    <w:p>
+      <w:pPr>
+        <w:pStyle w:val="1"/>
+        <w:rPr>
+          <w:rStyle w:val="a7"/>
+          <w:b/>
+          <w:bCs/>
+          <w:sz w:val="28"/>
+          <w:szCs w:val="28"/>
+          <w:lang w:val="en-US"/>
+        </w:rPr>
+      </w:pPr>
+    </w:p>
+    <w:p>
+      <w:pPr>
+        <w:pStyle w:val="1"/>
+        <w:rPr>
+          <w:rStyle w:val="a7"/>
+          <w:b/>
+          <w:bCs/>
+          <w:sz w:val="28"/>
+          <w:szCs w:val="28"/>
+          <w:lang w:val="en-US"/>
+        </w:rPr>
+      </w:pPr>
+    </w:p>
+    <w:p>
+      <w:pPr>
+        <w:pStyle w:val="1"/>
+        <w:rPr>
+          <w:rStyle w:val="a7"/>
+          <w:b/>
+          <w:bCs/>
+          <w:sz w:val="28"/>
+          <w:szCs w:val="28"/>
+          <w:lang w:val="en-US"/>
+        </w:rPr>
+      </w:pPr>
+    </w:p>
+    <w:p>
+      <w:pPr>
+        <w:pStyle w:val="1"/>
+        <w:rPr>
+          <w:rStyle w:val="a7"/>
+          <w:b/>
+          <w:bCs/>
+          <w:sz w:val="28"/>
+          <w:szCs w:val="28"/>
+          <w:lang w:val="en-US"/>
+        </w:rPr>
+      </w:pPr>
+    </w:p>
+    <w:p>
+      <w:pPr>
+        <w:pStyle w:val="1"/>
+        <w:rPr>
+          <w:rStyle w:val="a7"/>
+          <w:b/>
+          <w:bCs/>
+          <w:sz w:val="28"/>
+          <w:szCs w:val="28"/>
+          <w:lang w:val="en-US"/>
+        </w:rPr>
+      </w:pPr>
+    </w:p>
+    <w:p>
+      <w:pPr>
+        <w:pStyle w:val="1"/>
+        <w:rPr>
+          <w:rStyle w:val="a7"/>
+          <w:b/>
+          <w:bCs/>
+          <w:sz w:val="28"/>
+          <w:szCs w:val="28"/>
+          <w:lang w:val="en-US"/>
+        </w:rPr>
+      </w:pPr>
+    </w:p>
+    <w:p>
+      <w:pPr>
+        <w:pStyle w:val="1"/>
+        <w:rPr>
+          <w:sz w:val="28"/>
+          <w:szCs w:val="28"/>
+          <w:lang w:val="en-US"/>
+        </w:rPr>
+      </w:pPr>
+      <w:r>
+        <w:rPr>
+          <w:rStyle w:val="a7"/>
+          <w:b/>
+          <w:bCs/>
+          <w:sz w:val="28"/>
+          <w:szCs w:val="28"/>
+          <w:lang w:val="en-US"/>
+        </w:rPr>
+        <w:t>6.</w:t>
+      </w:r>
+      <w:r>
+        <w:rPr>
+          <w:rStyle w:val="a7"/>
+          <w:b/>
+          <w:bCs/>
+          <w:sz w:val="28"/>
+          <w:szCs w:val="28"/>
+          <w:lang w:val="en-US"/>
+        </w:rPr>
         <w:t>Sample Screenshots of the Application</w:t>
       </w:r>
     </w:p>
@@ -6148,7 +7389,53 @@
         <w:rPr>
           <w:lang w:val="en-US"/>
         </w:rPr>
-        <w:t>This section presents sample screenshots of the Library Management System while running in the console. The images demonstrate how the user interacts with the application and how different operations are performed.</w:t>
+        <w:t>Screenshots of library management system when displaying in console In this section some sample screenshot of library management system</w:t>
+      </w:r>
+      <w:r>
+        <w:t> </w:t>
+      </w:r>
+      <w:r>
+        <w:rPr>
+          <w:lang w:val="en-US"/>
+        </w:rPr>
+        <w:t>displayed in the Console. The images show how the user</w:t>
+      </w:r>
+      <w:r>
+        <w:t> </w:t>
+      </w:r>
+      <w:r>
+        <w:rPr>
+          <w:lang w:val="en-US"/>
+        </w:rPr>
+        <w:t xml:space="preserve">interacts with the </w:t>
+      </w:r>
+      <w:proofErr w:type="spellStart"/>
+      <w:r>
+        <w:rPr>
+          <w:lang w:val="en-US"/>
+        </w:rPr>
+        <w:t>applica</w:t>
+      </w:r>
+      <w:proofErr w:type="spellEnd"/>
+      <w:r>
+        <w:rPr>
+          <w:lang w:val="en-US"/>
+        </w:rPr>
+        <w:t xml:space="preserve">- </w:t>
+      </w:r>
+      <w:proofErr w:type="spellStart"/>
+      <w:r>
+        <w:rPr>
+          <w:lang w:val="en-US"/>
+        </w:rPr>
+        <w:t>tion</w:t>
+      </w:r>
+      <w:proofErr w:type="spellEnd"/>
+      <w:r>
+        <w:rPr>
+          <w:lang w:val="en-US"/>
+        </w:rPr>
+        <w:t xml:space="preserve"> and what kind of operations takes place.</w:t>
       </w:r>
     </w:p>
     <w:p>
@@ -6157,7 +7444,7 @@
       </w:pPr>
       <w:r>
         <w:rPr>
-          <w:rStyle w:val="a6"/>
+          <w:rStyle w:val="a7"/>
           <w:b w:val="0"/>
           <w:bCs w:val="0"/>
         </w:rPr>
@@ -6175,29 +7462,101 @@
         <w:rPr>
           <w:lang w:val="en-US"/>
         </w:rPr>
-        <w:t>This screenshot shows the main menu displayed when the application starts.</w:t>
-      </w:r>
-      <w:r>
-        <w:rPr>
-          <w:lang w:val="en-US"/>
-        </w:rPr>
-        <w:br/>
-        <w:t>It allows the user to choose any operation such as adding books, searching, borrowing, or saving data.</w:t>
+        <w:t xml:space="preserve">This is the main screen that comes out when you </w:t>
+      </w:r>
+      <w:proofErr w:type="spellStart"/>
+      <w:r>
+        <w:rPr>
+          <w:lang w:val="en-US"/>
+        </w:rPr>
+        <w:t>maximise</w:t>
+      </w:r>
+      <w:proofErr w:type="spellEnd"/>
+      <w:r>
+        <w:rPr>
+          <w:lang w:val="en-US"/>
+        </w:rPr>
+        <w:t xml:space="preserve"> this</w:t>
+      </w:r>
+      <w:r>
+        <w:t> </w:t>
+      </w:r>
+      <w:r>
+        <w:rPr>
+          <w:lang w:val="en-US"/>
+        </w:rPr>
+        <w:t>application.</w:t>
       </w:r>
     </w:p>
     <w:p>
       <w:pPr>
         <w:pStyle w:val="a5"/>
-      </w:pPr>
-      <w:r>
-        <w:rPr>
-          <w:rStyle w:val="a7"/>
-          <w:rFonts w:eastAsiaTheme="majorEastAsia"/>
-        </w:rPr>
-        <w:t>(Insert Screenshot Here)</w:t>
-      </w:r>
-    </w:p>
-    <w:p>
+        <w:rPr>
+          <w:lang w:val="en-US"/>
+        </w:rPr>
+      </w:pPr>
+      <w:r>
+        <w:rPr>
+          <w:lang w:val="en-US"/>
+        </w:rPr>
+        <w:t>It makes accessible the operation line to the user, who is then able to select any operation such as adding of books, searching or borrowing and saving of</w:t>
+      </w:r>
+      <w:r>
+        <w:t> </w:t>
+      </w:r>
+      <w:r>
+        <w:rPr>
+          <w:lang w:val="en-US"/>
+        </w:rPr>
+        <w:t>data.</w:t>
+      </w:r>
+    </w:p>
+    <w:p>
+      <w:r>
+        <w:rPr>
+          <w:rStyle w:val="a8"/>
+          <w:rFonts w:ascii="Times New Roman" w:eastAsiaTheme="majorEastAsia" w:hAnsi="Times New Roman" w:cs="Times New Roman"/>
+          <w:noProof/>
+          <w:sz w:val="24"/>
+          <w:szCs w:val="24"/>
+          <w:lang w:val="ru-RU" w:eastAsia="ru-RU"/>
+        </w:rPr>
+        <w:drawing>
+          <wp:inline distT="0" distB="0" distL="0" distR="0" wp14:anchorId="06F38E22" wp14:editId="48A06D24">
+            <wp:extent cx="3219899" cy="2372056"/>
+            <wp:effectExtent l="0" t="0" r="0" b="9525"/>
+            <wp:docPr id="3" name="Рисунок 3"/>
+            <wp:cNvGraphicFramePr>
+              <a:graphicFrameLocks xmlns:a="http://schemas.openxmlformats.org/drawingml/2006/main" noChangeAspect="1"/>
+            </wp:cNvGraphicFramePr>
+            <a:graphic xmlns:a="http://schemas.openxmlformats.org/drawingml/2006/main">
+              <a:graphicData uri="http://schemas.openxmlformats.org/drawingml/2006/picture">
+                <pic:pic xmlns:pic="http://schemas.openxmlformats.org/drawingml/2006/picture">
+                  <pic:nvPicPr>
+                    <pic:cNvPr id="1" name=""/>
+                    <pic:cNvPicPr/>
+                  </pic:nvPicPr>
+                  <pic:blipFill>
+                    <a:blip r:embed="rId7"/>
+                    <a:stretch>
+                      <a:fillRect/>
+                    </a:stretch>
+                  </pic:blipFill>
+                  <pic:spPr>
+                    <a:xfrm>
+                      <a:off x="0" y="0"/>
+                      <a:ext cx="3219899" cy="2372056"/>
+                    </a:xfrm>
+                    <a:prstGeom prst="rect">
+                      <a:avLst/>
+                    </a:prstGeom>
+                  </pic:spPr>
+                </pic:pic>
+              </a:graphicData>
+            </a:graphic>
+          </wp:inline>
+        </w:drawing>
+      </w:r>
       <w:r>
         <w:pict w14:anchorId="723350DF">
           <v:rect id="_x0000_i1032" style="width:0;height:1.5pt" o:hralign="center" o:hrstd="t" o:hr="t" fillcolor="#a0a0a0" stroked="f"/>
@@ -6207,13 +7566,93 @@
     <w:p>
       <w:pPr>
         <w:pStyle w:val="3"/>
-      </w:pPr>
-      <w:r>
-        <w:rPr>
-          <w:rStyle w:val="a6"/>
+        <w:rPr>
+          <w:rStyle w:val="a7"/>
           <w:b w:val="0"/>
           <w:bCs w:val="0"/>
         </w:rPr>
+      </w:pPr>
+    </w:p>
+    <w:p>
+      <w:pPr>
+        <w:pStyle w:val="3"/>
+        <w:rPr>
+          <w:rStyle w:val="a7"/>
+          <w:b w:val="0"/>
+          <w:bCs w:val="0"/>
+        </w:rPr>
+      </w:pPr>
+    </w:p>
+    <w:p>
+      <w:pPr>
+        <w:pStyle w:val="3"/>
+        <w:rPr>
+          <w:rStyle w:val="a7"/>
+          <w:b w:val="0"/>
+          <w:bCs w:val="0"/>
+        </w:rPr>
+      </w:pPr>
+    </w:p>
+    <w:p>
+      <w:pPr>
+        <w:pStyle w:val="3"/>
+        <w:rPr>
+          <w:rStyle w:val="a7"/>
+          <w:b w:val="0"/>
+          <w:bCs w:val="0"/>
+        </w:rPr>
+      </w:pPr>
+    </w:p>
+    <w:p>
+      <w:pPr>
+        <w:pStyle w:val="3"/>
+        <w:rPr>
+          <w:rStyle w:val="a7"/>
+          <w:b w:val="0"/>
+          <w:bCs w:val="0"/>
+        </w:rPr>
+      </w:pPr>
+    </w:p>
+    <w:p>
+      <w:pPr>
+        <w:pStyle w:val="3"/>
+        <w:rPr>
+          <w:rStyle w:val="a7"/>
+          <w:b w:val="0"/>
+          <w:bCs w:val="0"/>
+        </w:rPr>
+      </w:pPr>
+    </w:p>
+    <w:p>
+      <w:pPr>
+        <w:pStyle w:val="3"/>
+        <w:rPr>
+          <w:rStyle w:val="a7"/>
+          <w:b w:val="0"/>
+          <w:bCs w:val="0"/>
+        </w:rPr>
+      </w:pPr>
+    </w:p>
+    <w:p>
+      <w:pPr>
+        <w:pStyle w:val="3"/>
+        <w:rPr>
+          <w:rStyle w:val="a7"/>
+          <w:b w:val="0"/>
+          <w:bCs w:val="0"/>
+        </w:rPr>
+      </w:pPr>
+    </w:p>
+    <w:p>
+      <w:pPr>
+        <w:pStyle w:val="3"/>
+      </w:pPr>
+      <w:r>
+        <w:rPr>
+          <w:rStyle w:val="a7"/>
+          <w:b w:val="0"/>
+          <w:bCs w:val="0"/>
+        </w:rPr>
         <w:t>2. Adding a New Book</w:t>
       </w:r>
     </w:p>
@@ -6239,18 +7678,51 @@
       </w:r>
     </w:p>
     <w:p>
-      <w:pPr>
-        <w:pStyle w:val="a5"/>
-      </w:pPr>
-      <w:r>
-        <w:rPr>
-          <w:rStyle w:val="a7"/>
-          <w:rFonts w:eastAsiaTheme="majorEastAsia"/>
-        </w:rPr>
-        <w:t>(Insert Screenshot Here)</w:t>
-      </w:r>
-    </w:p>
-    <w:p>
+      <w:r>
+        <w:rPr>
+          <w:rStyle w:val="a8"/>
+          <w:rFonts w:ascii="Times New Roman" w:eastAsiaTheme="majorEastAsia" w:hAnsi="Times New Roman" w:cs="Times New Roman"/>
+          <w:noProof/>
+          <w:sz w:val="24"/>
+          <w:szCs w:val="24"/>
+          <w:lang w:val="ru-RU" w:eastAsia="ru-RU"/>
+        </w:rPr>
+        <w:drawing>
+          <wp:inline distT="0" distB="0" distL="0" distR="0" wp14:anchorId="14ABD7F6" wp14:editId="22962A42">
+            <wp:extent cx="2766349" cy="2447290"/>
+            <wp:effectExtent l="0" t="0" r="0" b="0"/>
+            <wp:docPr id="4" name="Рисунок 4"/>
+            <wp:cNvGraphicFramePr>
+              <a:graphicFrameLocks xmlns:a="http://schemas.openxmlformats.org/drawingml/2006/main" noChangeAspect="1"/>
+            </wp:cNvGraphicFramePr>
+            <a:graphic xmlns:a="http://schemas.openxmlformats.org/drawingml/2006/main">
+              <a:graphicData uri="http://schemas.openxmlformats.org/drawingml/2006/picture">
+                <pic:pic xmlns:pic="http://schemas.openxmlformats.org/drawingml/2006/picture">
+                  <pic:nvPicPr>
+                    <pic:cNvPr id="1" name=""/>
+                    <pic:cNvPicPr/>
+                  </pic:nvPicPr>
+                  <pic:blipFill>
+                    <a:blip r:embed="rId8"/>
+                    <a:stretch>
+                      <a:fillRect/>
+                    </a:stretch>
+                  </pic:blipFill>
+                  <pic:spPr>
+                    <a:xfrm>
+                      <a:off x="0" y="0"/>
+                      <a:ext cx="2766349" cy="2447290"/>
+                    </a:xfrm>
+                    <a:prstGeom prst="rect">
+                      <a:avLst/>
+                    </a:prstGeom>
+                  </pic:spPr>
+                </pic:pic>
+              </a:graphicData>
+            </a:graphic>
+          </wp:inline>
+        </w:drawing>
+      </w:r>
       <w:r>
         <w:pict w14:anchorId="35B27692">
           <v:rect id="_x0000_i1033" style="width:0;height:1.5pt" o:hralign="center" o:hrstd="t" o:hr="t" fillcolor="#a0a0a0" stroked="f"/>
@@ -6263,7 +7735,7 @@
       </w:pPr>
       <w:r>
         <w:rPr>
-          <w:rStyle w:val="a6"/>
+          <w:rStyle w:val="a7"/>
           <w:b w:val="0"/>
           <w:bCs w:val="0"/>
         </w:rPr>
@@ -6292,18 +7764,51 @@
       </w:r>
     </w:p>
     <w:p>
-      <w:pPr>
-        <w:pStyle w:val="a5"/>
-      </w:pPr>
-      <w:r>
-        <w:rPr>
-          <w:rStyle w:val="a7"/>
-          <w:rFonts w:eastAsiaTheme="majorEastAsia"/>
-        </w:rPr>
-        <w:t>(Insert Screenshot Here)</w:t>
-      </w:r>
-    </w:p>
-    <w:p>
+      <w:r>
+        <w:rPr>
+          <w:rStyle w:val="a8"/>
+          <w:rFonts w:ascii="Times New Roman" w:eastAsiaTheme="majorEastAsia" w:hAnsi="Times New Roman" w:cs="Times New Roman"/>
+          <w:noProof/>
+          <w:sz w:val="24"/>
+          <w:szCs w:val="24"/>
+          <w:lang w:val="ru-RU" w:eastAsia="ru-RU"/>
+        </w:rPr>
+        <w:drawing>
+          <wp:inline distT="0" distB="0" distL="0" distR="0" wp14:anchorId="3959CB9D" wp14:editId="2BF05DD1">
+            <wp:extent cx="3615872" cy="1799863"/>
+            <wp:effectExtent l="0" t="0" r="3810" b="0"/>
+            <wp:docPr id="5" name="Рисунок 5"/>
+            <wp:cNvGraphicFramePr>
+              <a:graphicFrameLocks xmlns:a="http://schemas.openxmlformats.org/drawingml/2006/main" noChangeAspect="1"/>
+            </wp:cNvGraphicFramePr>
+            <a:graphic xmlns:a="http://schemas.openxmlformats.org/drawingml/2006/main">
+              <a:graphicData uri="http://schemas.openxmlformats.org/drawingml/2006/picture">
+                <pic:pic xmlns:pic="http://schemas.openxmlformats.org/drawingml/2006/picture">
+                  <pic:nvPicPr>
+                    <pic:cNvPr id="1" name=""/>
+                    <pic:cNvPicPr/>
+                  </pic:nvPicPr>
+                  <pic:blipFill>
+                    <a:blip r:embed="rId9"/>
+                    <a:stretch>
+                      <a:fillRect/>
+                    </a:stretch>
+                  </pic:blipFill>
+                  <pic:spPr>
+                    <a:xfrm>
+                      <a:off x="0" y="0"/>
+                      <a:ext cx="3639413" cy="1811581"/>
+                    </a:xfrm>
+                    <a:prstGeom prst="rect">
+                      <a:avLst/>
+                    </a:prstGeom>
+                  </pic:spPr>
+                </pic:pic>
+              </a:graphicData>
+            </a:graphic>
+          </wp:inline>
+        </w:drawing>
+      </w:r>
       <w:r>
         <w:pict w14:anchorId="1A7B86C0">
           <v:rect id="_x0000_i1034" style="width:0;height:1.5pt" o:hralign="center" o:hrstd="t" o:hr="t" fillcolor="#a0a0a0" stroked="f"/>
@@ -6316,10 +7821,11 @@
       </w:pPr>
       <w:r>
         <w:rPr>
-          <w:rStyle w:val="a6"/>
+          <w:rStyle w:val="a7"/>
           <w:b w:val="0"/>
           <w:bCs w:val="0"/>
         </w:rPr>
+        <w:lastRenderedPageBreak/>
         <w:t>4. Borrowing and Returning Books</w:t>
       </w:r>
     </w:p>
@@ -6339,62 +7845,137 @@
     </w:p>
     <w:p>
       <w:pPr>
-        <w:pStyle w:val="a5"/>
-        <w:rPr>
-          <w:lang w:val="en-US"/>
-        </w:rPr>
-      </w:pPr>
-      <w:r>
-        <w:rPr>
-          <w:rStyle w:val="a7"/>
-          <w:rFonts w:eastAsiaTheme="majorEastAsia"/>
-          <w:lang w:val="en-US"/>
-        </w:rPr>
-        <w:t>(Insert Screenshot Here)</w:t>
-      </w:r>
-    </w:p>
-    <w:p>
-      <w:pPr>
-        <w:rPr>
-          <w:rFonts w:ascii="Times New Roman" w:hAnsi="Times New Roman" w:cs="Times New Roman"/>
-          <w:sz w:val="24"/>
-          <w:szCs w:val="24"/>
-        </w:rPr>
-      </w:pPr>
-    </w:p>
-    <w:p>
-      <w:pPr>
-        <w:rPr>
-          <w:rFonts w:ascii="Times New Roman" w:hAnsi="Times New Roman" w:cs="Times New Roman"/>
-          <w:sz w:val="24"/>
-          <w:szCs w:val="24"/>
-        </w:rPr>
-      </w:pPr>
-    </w:p>
-    <w:p>
-      <w:pPr>
-        <w:rPr>
-          <w:rFonts w:ascii="Times New Roman" w:hAnsi="Times New Roman" w:cs="Times New Roman"/>
-          <w:sz w:val="24"/>
-          <w:szCs w:val="24"/>
-        </w:rPr>
-      </w:pPr>
-    </w:p>
-    <w:p>
-      <w:pPr>
-        <w:rPr>
-          <w:rFonts w:ascii="Times New Roman" w:hAnsi="Times New Roman" w:cs="Times New Roman"/>
-          <w:sz w:val="24"/>
-          <w:szCs w:val="24"/>
-        </w:rPr>
-      </w:pPr>
-    </w:p>
-    <w:p>
-      <w:pPr>
-        <w:rPr>
-          <w:rFonts w:ascii="Times New Roman" w:hAnsi="Times New Roman" w:cs="Times New Roman"/>
-          <w:sz w:val="24"/>
-          <w:szCs w:val="24"/>
+        <w:rPr>
+          <w:rFonts w:ascii="Times New Roman" w:hAnsi="Times New Roman" w:cs="Times New Roman"/>
+          <w:sz w:val="24"/>
+          <w:szCs w:val="24"/>
+        </w:rPr>
+      </w:pPr>
+      <w:r>
+        <w:rPr>
+          <w:rStyle w:val="a8"/>
+          <w:rFonts w:ascii="Times New Roman" w:eastAsiaTheme="majorEastAsia" w:hAnsi="Times New Roman" w:cs="Times New Roman"/>
+          <w:noProof/>
+          <w:sz w:val="24"/>
+          <w:szCs w:val="24"/>
+          <w:lang w:eastAsia="ru-RU"/>
+        </w:rPr>
+        <w:drawing>
+          <wp:inline distT="0" distB="0" distL="0" distR="0" wp14:anchorId="2DA896B4" wp14:editId="37AA3A01">
+            <wp:extent cx="4944165" cy="4896533"/>
+            <wp:effectExtent l="0" t="0" r="8890" b="0"/>
+            <wp:docPr id="6" name="Рисунок 6"/>
+            <wp:cNvGraphicFramePr>
+              <a:graphicFrameLocks xmlns:a="http://schemas.openxmlformats.org/drawingml/2006/main" noChangeAspect="1"/>
+            </wp:cNvGraphicFramePr>
+            <a:graphic xmlns:a="http://schemas.openxmlformats.org/drawingml/2006/main">
+              <a:graphicData uri="http://schemas.openxmlformats.org/drawingml/2006/picture">
+                <pic:pic xmlns:pic="http://schemas.openxmlformats.org/drawingml/2006/picture">
+                  <pic:nvPicPr>
+                    <pic:cNvPr id="1" name=""/>
+                    <pic:cNvPicPr/>
+                  </pic:nvPicPr>
+                  <pic:blipFill>
+                    <a:blip r:embed="rId10"/>
+                    <a:stretch>
+                      <a:fillRect/>
+                    </a:stretch>
+                  </pic:blipFill>
+                  <pic:spPr>
+                    <a:xfrm>
+                      <a:off x="0" y="0"/>
+                      <a:ext cx="4944165" cy="4896533"/>
+                    </a:xfrm>
+                    <a:prstGeom prst="rect">
+                      <a:avLst/>
+                    </a:prstGeom>
+                  </pic:spPr>
+                </pic:pic>
+              </a:graphicData>
+            </a:graphic>
+          </wp:inline>
+        </w:drawing>
+      </w:r>
+    </w:p>
+    <w:p>
+      <w:pPr>
+        <w:rPr>
+          <w:rFonts w:ascii="Times New Roman" w:hAnsi="Times New Roman" w:cs="Times New Roman"/>
+          <w:sz w:val="24"/>
+          <w:szCs w:val="24"/>
+        </w:rPr>
+      </w:pPr>
+    </w:p>
+    <w:p>
+      <w:pPr>
+        <w:rPr>
+          <w:rFonts w:ascii="Times New Roman" w:hAnsi="Times New Roman" w:cs="Times New Roman"/>
+          <w:sz w:val="24"/>
+          <w:szCs w:val="24"/>
+        </w:rPr>
+      </w:pPr>
+    </w:p>
+    <w:p>
+      <w:pPr>
+        <w:rPr>
+          <w:rFonts w:ascii="Times New Roman" w:hAnsi="Times New Roman" w:cs="Times New Roman"/>
+          <w:sz w:val="24"/>
+          <w:szCs w:val="24"/>
+        </w:rPr>
+      </w:pPr>
+    </w:p>
+    <w:p>
+      <w:pPr>
+        <w:rPr>
+          <w:rFonts w:ascii="Times New Roman" w:hAnsi="Times New Roman" w:cs="Times New Roman"/>
+          <w:sz w:val="24"/>
+          <w:szCs w:val="24"/>
+        </w:rPr>
+      </w:pPr>
+    </w:p>
+    <w:p>
+      <w:pPr>
+        <w:rPr>
+          <w:rFonts w:ascii="Times New Roman" w:hAnsi="Times New Roman" w:cs="Times New Roman"/>
+          <w:sz w:val="24"/>
+          <w:szCs w:val="24"/>
+        </w:rPr>
+      </w:pPr>
+    </w:p>
+    <w:p>
+      <w:pPr>
+        <w:rPr>
+          <w:rFonts w:ascii="Times New Roman" w:hAnsi="Times New Roman" w:cs="Times New Roman"/>
+          <w:sz w:val="24"/>
+          <w:szCs w:val="24"/>
+        </w:rPr>
+      </w:pPr>
+    </w:p>
+    <w:p>
+      <w:pPr>
+        <w:rPr>
+          <w:rFonts w:ascii="Times New Roman" w:hAnsi="Times New Roman" w:cs="Times New Roman"/>
+          <w:sz w:val="24"/>
+          <w:szCs w:val="24"/>
+        </w:rPr>
+      </w:pPr>
+    </w:p>
+    <w:p>
+      <w:pPr>
+        <w:rPr>
+          <w:rFonts w:ascii="Times New Roman" w:hAnsi="Times New Roman" w:cs="Times New Roman"/>
+          <w:sz w:val="24"/>
+          <w:szCs w:val="24"/>
+        </w:rPr>
+      </w:pPr>
+    </w:p>
+    <w:p>
+      <w:pPr>
+        <w:rPr>
+          <w:rFonts w:ascii="Times New Roman" w:hAnsi="Times New Roman" w:cs="Times New Roman"/>
+          <w:sz w:val="24"/>
+          <w:szCs w:val="24"/>
+          <w:lang w:val="ru-RU"/>
         </w:rPr>
       </w:pPr>
     </w:p>
@@ -6413,28 +7994,48 @@
       </w:pPr>
       <w:r>
         <w:rPr>
-          <w:rStyle w:val="a6"/>
+          <w:rStyle w:val="a7"/>
           <w:b/>
           <w:bCs/>
           <w:sz w:val="28"/>
           <w:szCs w:val="28"/>
           <w:lang w:val="en-US"/>
         </w:rPr>
+        <w:lastRenderedPageBreak/>
         <w:t>Validations Handled</w:t>
       </w:r>
     </w:p>
     <w:p>
       <w:pPr>
         <w:pStyle w:val="a5"/>
-        <w:rPr>
-          <w:lang w:val="en-US"/>
-        </w:rPr>
-      </w:pPr>
-      <w:r>
-        <w:rPr>
-          <w:lang w:val="en-US"/>
-        </w:rPr>
-        <w:t>The application includes several validation mechanisms to ensure that the data entered by the user is correct and does not cause system errors. These validations help maintain data integrity and prevent invalid operations during program execution.</w:t>
+        <w:ind w:left="360"/>
+        <w:rPr>
+          <w:lang w:val="en-US"/>
+        </w:rPr>
+      </w:pPr>
+      <w:r>
+        <w:rPr>
+          <w:lang w:val="en-US"/>
+        </w:rPr>
+        <w:t>In the event, such kind of safety gates need to be treated in more than one way. The application has several validation mechanism are</w:t>
+      </w:r>
+      <w:r>
+        <w:t> </w:t>
+      </w:r>
+      <w:r>
+        <w:rPr>
+          <w:lang w:val="en-US"/>
+        </w:rPr>
+        <w:t>included with the introduction that data provided by users should be valid and give no system errors. Such checks ensure the integrity of data is</w:t>
+      </w:r>
+      <w:r>
+        <w:t> </w:t>
+      </w:r>
+      <w:r>
+        <w:rPr>
+          <w:lang w:val="en-US"/>
+        </w:rPr>
+        <w:t>maintained and invalid transformations are avoided during execution.</w:t>
       </w:r>
     </w:p>
     <w:p>
@@ -6443,7 +8044,7 @@
       </w:pPr>
       <w:r>
         <w:rPr>
-          <w:rStyle w:val="a6"/>
+          <w:rStyle w:val="a7"/>
           <w:b w:val="0"/>
           <w:bCs w:val="0"/>
         </w:rPr>
@@ -6465,7 +8066,16 @@
         <w:rPr>
           <w:lang w:val="en-US"/>
         </w:rPr>
-        <w:t>Book IDs and Member IDs must be positive integers.</w:t>
+        <w:t>Book IDs and Member IDs</w:t>
+      </w:r>
+      <w:r>
+        <w:t> </w:t>
+      </w:r>
+      <w:r>
+        <w:rPr>
+          <w:lang w:val="en-US"/>
+        </w:rPr>
+        <w:t>will be Above 0.</w:t>
       </w:r>
     </w:p>
     <w:p>
@@ -6483,7 +8093,7 @@
         <w:rPr>
           <w:lang w:val="en-US"/>
         </w:rPr>
-        <w:t>The system checks whether the input contains only digits.</w:t>
+        <w:t>The system verifies that the input consists of digits only.</w:t>
       </w:r>
     </w:p>
     <w:p>
@@ -6501,7 +8111,16 @@
         <w:rPr>
           <w:lang w:val="en-US"/>
         </w:rPr>
-        <w:t>If the input is not a valid number, the user is prompted to enter it again.</w:t>
+        <w:t>If the number is invalid then user will be</w:t>
+      </w:r>
+      <w:r>
+        <w:t> </w:t>
+      </w:r>
+      <w:r>
+        <w:rPr>
+          <w:lang w:val="en-US"/>
+        </w:rPr>
+        <w:t>asked to enter again.</w:t>
       </w:r>
     </w:p>
     <w:p>
@@ -6510,7 +8129,7 @@
       </w:pPr>
       <w:r>
         <w:rPr>
-          <w:rStyle w:val="a6"/>
+          <w:rStyle w:val="a7"/>
           <w:b w:val="0"/>
           <w:bCs w:val="0"/>
         </w:rPr>
@@ -6559,7 +8178,7 @@
       </w:pPr>
       <w:r>
         <w:rPr>
-          <w:rStyle w:val="a6"/>
+          <w:rStyle w:val="a7"/>
           <w:b w:val="0"/>
           <w:bCs w:val="0"/>
         </w:rPr>
@@ -6581,7 +8200,16 @@
         <w:rPr>
           <w:lang w:val="en-US"/>
         </w:rPr>
-        <w:t>A book cannot be removed from the system if it is currently borrowed by a member.</w:t>
+        <w:t>If a member is borrowing the book, then that book cannot be deleted</w:t>
+      </w:r>
+      <w:r>
+        <w:t> </w:t>
+      </w:r>
+      <w:r>
+        <w:rPr>
+          <w:lang w:val="en-US"/>
+        </w:rPr>
+        <w:t>from the system.</w:t>
       </w:r>
     </w:p>
     <w:p>
@@ -6599,7 +8227,7 @@
         <w:rPr>
           <w:lang w:val="en-US"/>
         </w:rPr>
-        <w:t>The system prevents accidental deletion of active books.</w:t>
+        <w:t>Active books are protected from unintended removal by the system.</w:t>
       </w:r>
     </w:p>
     <w:p>
@@ -6608,7 +8236,7 @@
       </w:pPr>
       <w:r>
         <w:rPr>
-          <w:rStyle w:val="a6"/>
+          <w:rStyle w:val="a7"/>
           <w:b w:val="0"/>
           <w:bCs w:val="0"/>
         </w:rPr>
@@ -6630,7 +8258,16 @@
         <w:rPr>
           <w:lang w:val="en-US"/>
         </w:rPr>
-        <w:t>A book cannot be borrowed if it is already marked as unavailable.</w:t>
+        <w:t>A book with a "Usage" tag cannot be</w:t>
+      </w:r>
+      <w:r>
+        <w:t> </w:t>
+      </w:r>
+      <w:r>
+        <w:rPr>
+          <w:lang w:val="en-US"/>
+        </w:rPr>
+        <w:t>checked out if it is already in use.</w:t>
       </w:r>
     </w:p>
     <w:p>
@@ -6648,7 +8285,16 @@
         <w:rPr>
           <w:lang w:val="en-US"/>
         </w:rPr>
-        <w:t>The system checks whether the book exists and whether it is available before allowing the borrow action.</w:t>
+        <w:t>The application verifies the existence and status of the</w:t>
+      </w:r>
+      <w:r>
+        <w:t> </w:t>
+      </w:r>
+      <w:r>
+        <w:rPr>
+          <w:lang w:val="en-US"/>
+        </w:rPr>
+        <w:t>book before making the borrow operation.</w:t>
       </w:r>
     </w:p>
     <w:p>
@@ -6657,7 +8303,7 @@
       </w:pPr>
       <w:r>
         <w:rPr>
-          <w:rStyle w:val="a6"/>
+          <w:rStyle w:val="a7"/>
           <w:b w:val="0"/>
           <w:bCs w:val="0"/>
         </w:rPr>
@@ -6679,7 +8325,16 @@
         <w:rPr>
           <w:lang w:val="en-US"/>
         </w:rPr>
-        <w:t>A book cannot be returned if it is not borrowed.</w:t>
+        <w:t>An unborrowed book is returned</w:t>
+      </w:r>
+      <w:r>
+        <w:t> </w:t>
+      </w:r>
+      <w:r>
+        <w:rPr>
+          <w:lang w:val="en-US"/>
+        </w:rPr>
+        <w:t>in the wrong place.</w:t>
       </w:r>
     </w:p>
     <w:p>
@@ -6697,7 +8352,16 @@
         <w:rPr>
           <w:lang w:val="en-US"/>
         </w:rPr>
-        <w:t>A book cannot be returned by a member who did not borrow it.</w:t>
+        <w:t>A book can be returned by someone other than the person that</w:t>
+      </w:r>
+      <w:r>
+        <w:t> </w:t>
+      </w:r>
+      <w:r>
+        <w:rPr>
+          <w:lang w:val="en-US"/>
+        </w:rPr>
+        <w:t>borrowed it.</w:t>
       </w:r>
     </w:p>
     <w:p>
@@ -6715,7 +8379,7 @@
         <w:rPr>
           <w:lang w:val="en-US"/>
         </w:rPr>
-        <w:t>These checks ensure correct tracking of borrowing history.</w:t>
+        <w:t>These checks assure that borrowing history tracking is managed correctly.</w:t>
       </w:r>
     </w:p>
     <w:p>
@@ -6724,7 +8388,7 @@
       </w:pPr>
       <w:r>
         <w:rPr>
-          <w:rStyle w:val="a6"/>
+          <w:rStyle w:val="a7"/>
           <w:b w:val="0"/>
           <w:bCs w:val="0"/>
         </w:rPr>
@@ -6746,7 +8410,16 @@
         <w:rPr>
           <w:lang w:val="en-US"/>
         </w:rPr>
-        <w:t>When loading data from the JSON file, the system checks for format errors.</w:t>
+        <w:t>The system</w:t>
+      </w:r>
+      <w:r>
+        <w:t> </w:t>
+      </w:r>
+      <w:r>
+        <w:rPr>
+          <w:lang w:val="en-US"/>
+        </w:rPr>
+        <w:t>now validates the data being loaded from the JSON file.</w:t>
       </w:r>
     </w:p>
     <w:p>
@@ -6764,7 +8437,16 @@
         <w:rPr>
           <w:lang w:val="en-US"/>
         </w:rPr>
-        <w:t>If the file is missing or corrupted, the application safely initializes a new empty file instead of crashing.</w:t>
+        <w:t>In case the file is not present or damaged, it securely re-initializes an empty new file and does</w:t>
+      </w:r>
+      <w:r>
+        <w:t> </w:t>
+      </w:r>
+      <w:r>
+        <w:rPr>
+          <w:lang w:val="en-US"/>
+        </w:rPr>
+        <w:t>not crash.</w:t>
       </w:r>
     </w:p>
     <w:p>
@@ -6823,13 +8505,14 @@
       </w:pPr>
       <w:r>
         <w:rPr>
-          <w:rStyle w:val="a6"/>
+          <w:rStyle w:val="a7"/>
           <w:b/>
           <w:bCs/>
           <w:sz w:val="28"/>
           <w:szCs w:val="28"/>
           <w:lang w:val="en-US"/>
         </w:rPr>
+        <w:lastRenderedPageBreak/>
         <w:t>Limitations</w:t>
       </w:r>
     </w:p>
@@ -6853,7 +8536,7 @@
       </w:pPr>
       <w:r>
         <w:rPr>
-          <w:rStyle w:val="a6"/>
+          <w:rStyle w:val="a7"/>
           <w:b w:val="0"/>
           <w:bCs w:val="0"/>
         </w:rPr>
@@ -6880,7 +8563,7 @@
       </w:pPr>
       <w:r>
         <w:rPr>
-          <w:rStyle w:val="a6"/>
+          <w:rStyle w:val="a7"/>
           <w:b w:val="0"/>
           <w:bCs w:val="0"/>
         </w:rPr>
@@ -6914,7 +8597,7 @@
       </w:pPr>
       <w:r>
         <w:rPr>
-          <w:rStyle w:val="a6"/>
+          <w:rStyle w:val="a7"/>
           <w:b w:val="0"/>
           <w:bCs w:val="0"/>
         </w:rPr>
@@ -6948,7 +8631,7 @@
       </w:pPr>
       <w:r>
         <w:rPr>
-          <w:rStyle w:val="a6"/>
+          <w:rStyle w:val="a7"/>
           <w:b w:val="0"/>
           <w:bCs w:val="0"/>
         </w:rPr>
@@ -6982,7 +8665,7 @@
       </w:pPr>
       <w:r>
         <w:rPr>
-          <w:rStyle w:val="a6"/>
+          <w:rStyle w:val="a7"/>
           <w:b w:val="0"/>
           <w:bCs w:val="0"/>
         </w:rPr>
@@ -7009,7 +8692,7 @@
       </w:pPr>
       <w:r>
         <w:rPr>
-          <w:rStyle w:val="a6"/>
+          <w:rStyle w:val="a7"/>
           <w:b w:val="0"/>
           <w:bCs w:val="0"/>
         </w:rPr>
@@ -7095,7 +8778,7 @@
       <w:pPr>
         <w:pStyle w:val="1"/>
         <w:rPr>
-          <w:rStyle w:val="a6"/>
+          <w:rStyle w:val="a7"/>
           <w:b/>
           <w:bCs/>
           <w:sz w:val="28"/>
@@ -7113,13 +8796,14 @@
       </w:pPr>
       <w:r>
         <w:rPr>
-          <w:rStyle w:val="a6"/>
+          <w:rStyle w:val="a7"/>
           <w:b/>
           <w:bCs/>
           <w:sz w:val="28"/>
           <w:szCs w:val="28"/>
           <w:lang w:val="en-US"/>
         </w:rPr>
+        <w:lastRenderedPageBreak/>
         <w:t>References</w:t>
       </w:r>
     </w:p>
@@ -7153,7 +8837,7 @@
       </w:r>
       <w:r>
         <w:rPr>
-          <w:rStyle w:val="a7"/>
+          <w:rStyle w:val="a8"/>
           <w:lang w:val="en-US"/>
         </w:rPr>
         <w:t>Python Documentation</w:t>
@@ -7164,10 +8848,10 @@
         </w:rPr>
         <w:t xml:space="preserve">. </w:t>
       </w:r>
-      <w:hyperlink r:id="rId6" w:tgtFrame="_new" w:history="1">
+      <w:hyperlink r:id="rId11" w:tgtFrame="_new" w:history="1">
         <w:r>
           <w:rPr>
-            <w:rStyle w:val="a8"/>
+            <w:rStyle w:val="a9"/>
             <w:rFonts w:eastAsiaTheme="majorEastAsia"/>
           </w:rPr>
           <w:t>https://docs.python.org</w:t>
@@ -7190,7 +8874,7 @@
       </w:r>
       <w:r>
         <w:rPr>
-          <w:rStyle w:val="a7"/>
+          <w:rStyle w:val="a8"/>
           <w:lang w:val="en-US"/>
         </w:rPr>
         <w:t>Object-Oriented Programming in Python</w:t>
@@ -7201,10 +8885,10 @@
         </w:rPr>
         <w:t xml:space="preserve">. </w:t>
       </w:r>
-      <w:hyperlink r:id="rId7" w:tgtFrame="_new" w:history="1">
+      <w:hyperlink r:id="rId12" w:tgtFrame="_new" w:history="1">
         <w:r>
           <w:rPr>
-            <w:rStyle w:val="a8"/>
+            <w:rStyle w:val="a9"/>
             <w:rFonts w:eastAsiaTheme="majorEastAsia"/>
           </w:rPr>
           <w:t>https://realpython.com</w:t>
@@ -7227,7 +8911,7 @@
       </w:r>
       <w:r>
         <w:rPr>
-          <w:rStyle w:val="a7"/>
+          <w:rStyle w:val="a8"/>
           <w:lang w:val="en-US"/>
         </w:rPr>
         <w:t>Python File Handling Tutorial</w:t>
@@ -7238,10 +8922,10 @@
         </w:rPr>
         <w:t xml:space="preserve">. </w:t>
       </w:r>
-      <w:hyperlink r:id="rId8" w:tgtFrame="_new" w:history="1">
+      <w:hyperlink r:id="rId13" w:tgtFrame="_new" w:history="1">
         <w:r>
           <w:rPr>
-            <w:rStyle w:val="a8"/>
+            <w:rStyle w:val="a9"/>
             <w:rFonts w:eastAsiaTheme="majorEastAsia"/>
           </w:rPr>
           <w:t>https://www.w3schools.com/python</w:t>
@@ -7256,15 +8940,23 @@
           <w:numId w:val="23"/>
         </w:numPr>
       </w:pPr>
-      <w:r>
-        <w:rPr>
-          <w:lang w:val="en-US"/>
-        </w:rPr>
-        <w:t xml:space="preserve">GeeksforGeeks. </w:t>
-      </w:r>
-      <w:r>
-        <w:rPr>
-          <w:rStyle w:val="a7"/>
+      <w:proofErr w:type="spellStart"/>
+      <w:r>
+        <w:rPr>
+          <w:lang w:val="en-US"/>
+        </w:rPr>
+        <w:t>GeeksforGeeks</w:t>
+      </w:r>
+      <w:proofErr w:type="spellEnd"/>
+      <w:r>
+        <w:rPr>
+          <w:lang w:val="en-US"/>
+        </w:rPr>
+        <w:t xml:space="preserve">. </w:t>
+      </w:r>
+      <w:r>
+        <w:rPr>
+          <w:rStyle w:val="a8"/>
           <w:lang w:val="en-US"/>
         </w:rPr>
         <w:t>Python Classes and Objects</w:t>
@@ -7275,10 +8967,10 @@
         </w:rPr>
         <w:t xml:space="preserve">. </w:t>
       </w:r>
-      <w:hyperlink r:id="rId9" w:tgtFrame="_new" w:history="1">
+      <w:hyperlink r:id="rId14" w:tgtFrame="_new" w:history="1">
         <w:r>
           <w:rPr>
-            <w:rStyle w:val="a8"/>
+            <w:rStyle w:val="a9"/>
             <w:rFonts w:eastAsiaTheme="majorEastAsia"/>
           </w:rPr>
           <w:t>https://www.geeksforgeeks.org</w:t>
@@ -7301,6 +8993,48 @@
           <w:lang w:val="en-US"/>
         </w:rPr>
         <w:t>Stack Overflow discussions on Python coding practices and error handling.</w:t>
+      </w:r>
+    </w:p>
+    <w:p>
+      <w:pPr>
+        <w:pStyle w:val="a5"/>
+        <w:rPr>
+          <w:lang w:val="en-US"/>
+        </w:rPr>
+      </w:pPr>
+      <w:r>
+        <w:rPr>
+          <w:lang w:val="en-US"/>
+        </w:rPr>
+        <w:t>I also used Git as a version control system, which helped me track changes, organize the workflow, and work more efficiently throughout the development process.</w:t>
+      </w:r>
+    </w:p>
+    <w:p>
+      <w:pPr>
+        <w:pStyle w:val="a5"/>
+        <w:rPr>
+          <w:lang w:val="en-US"/>
+        </w:rPr>
+      </w:pPr>
+      <w:r>
+        <w:rPr>
+          <w:lang w:val="en-US"/>
+        </w:rPr>
+        <w:t>Git repository:</w:t>
+      </w:r>
+    </w:p>
+    <w:p>
+      <w:pPr>
+        <w:pStyle w:val="a5"/>
+        <w:rPr>
+          <w:lang w:val="en-US"/>
+        </w:rPr>
+      </w:pPr>
+      <w:r>
+        <w:rPr>
+          <w:lang w:val="en-US"/>
+        </w:rPr>
+        <w:t>https://github.com/Kyrsadak/Programming_Concepts_and_Application_Development_Final_Project</w:t>
       </w:r>
     </w:p>
     <w:p>
@@ -7339,6 +9073,92 @@
 <file path=word/numbering.xml><?xml version="1.0" encoding="utf-8"?>
 <w:numbering xmlns:wpc="http://schemas.microsoft.com/office/word/2010/wordprocessingCanvas" xmlns:cx="http://schemas.microsoft.com/office/drawing/2014/chartex" xmlns:cx1="http://schemas.microsoft.com/office/drawing/2015/9/8/chartex" xmlns:cx2="http://schemas.microsoft.com/office/drawing/2015/10/21/chartex" xmlns:cx3="http://schemas.microsoft.com/office/drawing/2016/5/9/chartex" xmlns:cx4="http://schemas.microsoft.com/office/drawing/2016/5/10/chartex" xmlns:cx5="http://schemas.microsoft.com/office/drawing/2016/5/11/chartex" xmlns:cx6="http://schemas.microsoft.com/office/drawing/2016/5/12/chartex" xmlns:cx7="http://schemas.microsoft.com/office/drawing/2016/5/13/chartex" xmlns:cx8="http://schemas.microsoft.com/office/drawing/2016/5/14/chartex" xmlns:mc="http://schemas.openxmlformats.org/markup-compatibility/2006" xmlns:aink="http://schemas.microsoft.com/office/drawing/2016/ink" xmlns:am3d="http://schemas.microsoft.com/office/drawing/2017/model3d" xmlns:o="urn:schemas-microsoft-com:office:office" xmlns:r="http://schemas.openxmlformats.org/officeDocument/2006/relationships" xmlns:m="http://schemas.openxmlformats.org/officeDocument/2006/math" xmlns:v="urn:schemas-microsoft-com:vml" xmlns:wp14="http://schemas.microsoft.com/office/word/2010/wordprocessingDrawing" xmlns:wp="http://schemas.openxmlformats.org/drawingml/2006/wordprocessingDrawing" xmlns:w10="urn:schemas-microsoft-com:office:word" xmlns:w="http://schemas.openxmlformats.org/wordprocessingml/2006/main" xmlns:w14="http://schemas.microsoft.com/office/word/2010/wordml" xmlns:w15="http://schemas.microsoft.com/office/word/2012/wordml" xmlns:w16cex="http://schemas.microsoft.com/office/word/2018/wordml/cex" xmlns:w16cid="http://schemas.microsoft.com/office/word/2016/wordml/cid" xmlns:w16="http://schemas.microsoft.com/office/word/2018/wordml" xmlns:w16sdtdh="http://schemas.microsoft.com/office/word/2020/wordml/sdtdatahash" xmlns:w16se="http://schemas.microsoft.com/office/word/2015/wordml/symex" xmlns:wpg="http://schemas.microsoft.com/office/word/2010/wordprocessingGroup" xmlns:wpi="http://schemas.microsoft.com/office/word/2010/wordprocessingInk" xmlns:wne="http://schemas.microsoft.com/office/word/2006/wordml" xmlns:wps="http://schemas.microsoft.com/office/word/2010/wordprocessingShape" mc:Ignorable="w14 w15 w16se w16cid w16 w16cex w16sdtdh wp14">
   <w:abstractNum w:abstractNumId="0" w15:restartNumberingAfterBreak="0">
+    <w:nsid w:val="01CC1085"/>
+    <w:multiLevelType w:val="hybridMultilevel"/>
+    <w:tmpl w:val="C742B9E6"/>
+    <w:lvl w:ilvl="0" w:tplc="04190011">
+      <w:start w:val="1"/>
+      <w:numFmt w:val="decimal"/>
+      <w:lvlText w:val="%1)"/>
+      <w:lvlJc w:val="left"/>
+      <w:pPr>
+        <w:ind w:left="720" w:hanging="360"/>
+      </w:pPr>
+    </w:lvl>
+    <w:lvl w:ilvl="1" w:tplc="04190019" w:tentative="1">
+      <w:start w:val="1"/>
+      <w:numFmt w:val="lowerLetter"/>
+      <w:lvlText w:val="%2."/>
+      <w:lvlJc w:val="left"/>
+      <w:pPr>
+        <w:ind w:left="1440" w:hanging="360"/>
+      </w:pPr>
+    </w:lvl>
+    <w:lvl w:ilvl="2" w:tplc="0419001B" w:tentative="1">
+      <w:start w:val="1"/>
+      <w:numFmt w:val="lowerRoman"/>
+      <w:lvlText w:val="%3."/>
+      <w:lvlJc w:val="right"/>
+      <w:pPr>
+        <w:ind w:left="2160" w:hanging="180"/>
+      </w:pPr>
+    </w:lvl>
+    <w:lvl w:ilvl="3" w:tplc="0419000F" w:tentative="1">
+      <w:start w:val="1"/>
+      <w:numFmt w:val="decimal"/>
+      <w:lvlText w:val="%4."/>
+      <w:lvlJc w:val="left"/>
+      <w:pPr>
+        <w:ind w:left="2880" w:hanging="360"/>
+      </w:pPr>
+    </w:lvl>
+    <w:lvl w:ilvl="4" w:tplc="04190019" w:tentative="1">
+      <w:start w:val="1"/>
+      <w:numFmt w:val="lowerLetter"/>
+      <w:lvlText w:val="%5."/>
+      <w:lvlJc w:val="left"/>
+      <w:pPr>
+        <w:ind w:left="3600" w:hanging="360"/>
+      </w:pPr>
+    </w:lvl>
+    <w:lvl w:ilvl="5" w:tplc="0419001B" w:tentative="1">
+      <w:start w:val="1"/>
+      <w:numFmt w:val="lowerRoman"/>
+      <w:lvlText w:val="%6."/>
+      <w:lvlJc w:val="right"/>
+      <w:pPr>
+        <w:ind w:left="4320" w:hanging="180"/>
+      </w:pPr>
+    </w:lvl>
+    <w:lvl w:ilvl="6" w:tplc="0419000F" w:tentative="1">
+      <w:start w:val="1"/>
+      <w:numFmt w:val="decimal"/>
+      <w:lvlText w:val="%7."/>
+      <w:lvlJc w:val="left"/>
+      <w:pPr>
+        <w:ind w:left="5040" w:hanging="360"/>
+      </w:pPr>
+    </w:lvl>
+    <w:lvl w:ilvl="7" w:tplc="04190019" w:tentative="1">
+      <w:start w:val="1"/>
+      <w:numFmt w:val="lowerLetter"/>
+      <w:lvlText w:val="%8."/>
+      <w:lvlJc w:val="left"/>
+      <w:pPr>
+        <w:ind w:left="5760" w:hanging="360"/>
+      </w:pPr>
+    </w:lvl>
+    <w:lvl w:ilvl="8" w:tplc="0419001B" w:tentative="1">
+      <w:start w:val="1"/>
+      <w:numFmt w:val="lowerRoman"/>
+      <w:lvlText w:val="%9."/>
+      <w:lvlJc w:val="right"/>
+      <w:pPr>
+        <w:ind w:left="6480" w:hanging="180"/>
+      </w:pPr>
+    </w:lvl>
+  </w:abstractNum>
+  <w:abstractNum w:abstractNumId="1" w15:restartNumberingAfterBreak="0">
     <w:nsid w:val="01FD7121"/>
     <w:multiLevelType w:val="hybridMultilevel"/>
     <w:tmpl w:val="AFE09C48"/>
@@ -7427,7 +9247,7 @@
       </w:pPr>
     </w:lvl>
   </w:abstractNum>
-  <w:abstractNum w:abstractNumId="1" w15:restartNumberingAfterBreak="0">
+  <w:abstractNum w:abstractNumId="2" w15:restartNumberingAfterBreak="0">
     <w:nsid w:val="02AF1295"/>
     <w:multiLevelType w:val="hybridMultilevel"/>
     <w:tmpl w:val="4358FEDE"/>
@@ -7540,7 +9360,7 @@
       </w:rPr>
     </w:lvl>
   </w:abstractNum>
-  <w:abstractNum w:abstractNumId="2" w15:restartNumberingAfterBreak="0">
+  <w:abstractNum w:abstractNumId="3" w15:restartNumberingAfterBreak="0">
     <w:nsid w:val="074A4DAD"/>
     <w:multiLevelType w:val="multilevel"/>
     <w:tmpl w:val="3E1AD2AA"/>
@@ -7689,7 +9509,7 @@
       </w:rPr>
     </w:lvl>
   </w:abstractNum>
-  <w:abstractNum w:abstractNumId="3" w15:restartNumberingAfterBreak="0">
+  <w:abstractNum w:abstractNumId="4" w15:restartNumberingAfterBreak="0">
     <w:nsid w:val="07C4244E"/>
     <w:multiLevelType w:val="multilevel"/>
     <w:tmpl w:val="1DC69460"/>
@@ -7838,7 +9658,7 @@
       </w:rPr>
     </w:lvl>
   </w:abstractNum>
-  <w:abstractNum w:abstractNumId="4" w15:restartNumberingAfterBreak="0">
+  <w:abstractNum w:abstractNumId="5" w15:restartNumberingAfterBreak="0">
     <w:nsid w:val="0D9F3323"/>
     <w:multiLevelType w:val="multilevel"/>
     <w:tmpl w:val="05B68084"/>
@@ -7951,7 +9771,7 @@
       </w:pPr>
     </w:lvl>
   </w:abstractNum>
-  <w:abstractNum w:abstractNumId="5" w15:restartNumberingAfterBreak="0">
+  <w:abstractNum w:abstractNumId="6" w15:restartNumberingAfterBreak="0">
     <w:nsid w:val="0E934057"/>
     <w:multiLevelType w:val="multilevel"/>
     <w:tmpl w:val="D55E11F6"/>
@@ -8096,7 +9916,7 @@
       </w:rPr>
     </w:lvl>
   </w:abstractNum>
-  <w:abstractNum w:abstractNumId="6" w15:restartNumberingAfterBreak="0">
+  <w:abstractNum w:abstractNumId="7" w15:restartNumberingAfterBreak="0">
     <w:nsid w:val="165A35B3"/>
     <w:multiLevelType w:val="hybridMultilevel"/>
     <w:tmpl w:val="92A67036"/>
@@ -8209,10 +10029,10 @@
       </w:rPr>
     </w:lvl>
   </w:abstractNum>
-  <w:abstractNum w:abstractNumId="7" w15:restartNumberingAfterBreak="0">
+  <w:abstractNum w:abstractNumId="8" w15:restartNumberingAfterBreak="0">
     <w:nsid w:val="18CC02A2"/>
     <w:multiLevelType w:val="hybridMultilevel"/>
-    <w:tmpl w:val="1636910C"/>
+    <w:tmpl w:val="4874E070"/>
     <w:lvl w:ilvl="0" w:tplc="0419000F">
       <w:start w:val="1"/>
       <w:numFmt w:val="decimal"/>
@@ -8225,14 +10045,16 @@
         <w:rFonts w:hint="default"/>
       </w:rPr>
     </w:lvl>
-    <w:lvl w:ilvl="1" w:tplc="04190019" w:tentative="1">
-      <w:start w:val="1"/>
-      <w:numFmt w:val="lowerLetter"/>
-      <w:lvlText w:val="%2."/>
+    <w:lvl w:ilvl="1" w:tplc="AAB21DDE">
+      <w:numFmt w:val="bullet"/>
+      <w:lvlText w:val="·"/>
       <w:lvlJc w:val="left"/>
       <w:pPr>
         <w:ind w:left="1440" w:hanging="360"/>
       </w:pPr>
+      <w:rPr>
+        <w:rFonts w:ascii="Times New Roman" w:eastAsia="Times New Roman" w:hAnsi="Times New Roman" w:cs="Times New Roman" w:hint="default"/>
+      </w:rPr>
     </w:lvl>
     <w:lvl w:ilvl="2" w:tplc="0419001B" w:tentative="1">
       <w:start w:val="1"/>
@@ -8298,7 +10120,7 @@
       </w:pPr>
     </w:lvl>
   </w:abstractNum>
-  <w:abstractNum w:abstractNumId="8" w15:restartNumberingAfterBreak="0">
+  <w:abstractNum w:abstractNumId="9" w15:restartNumberingAfterBreak="0">
     <w:nsid w:val="18FD4E66"/>
     <w:multiLevelType w:val="multilevel"/>
     <w:tmpl w:val="DF22C3B6"/>
@@ -8447,7 +10269,7 @@
       </w:rPr>
     </w:lvl>
   </w:abstractNum>
-  <w:abstractNum w:abstractNumId="9" w15:restartNumberingAfterBreak="0">
+  <w:abstractNum w:abstractNumId="10" w15:restartNumberingAfterBreak="0">
     <w:nsid w:val="207D0B82"/>
     <w:multiLevelType w:val="multilevel"/>
     <w:tmpl w:val="6AE8DC74"/>
@@ -8596,7 +10418,7 @@
       </w:rPr>
     </w:lvl>
   </w:abstractNum>
-  <w:abstractNum w:abstractNumId="10" w15:restartNumberingAfterBreak="0">
+  <w:abstractNum w:abstractNumId="11" w15:restartNumberingAfterBreak="0">
     <w:nsid w:val="22927FA2"/>
     <w:multiLevelType w:val="multilevel"/>
     <w:tmpl w:val="861EB7DA"/>
@@ -8709,7 +10531,120 @@
       </w:pPr>
     </w:lvl>
   </w:abstractNum>
-  <w:abstractNum w:abstractNumId="11" w15:restartNumberingAfterBreak="0">
+  <w:abstractNum w:abstractNumId="12" w15:restartNumberingAfterBreak="0">
+    <w:nsid w:val="242F4AFB"/>
+    <w:multiLevelType w:val="hybridMultilevel"/>
+    <w:tmpl w:val="90442084"/>
+    <w:lvl w:ilvl="0" w:tplc="04190001">
+      <w:start w:val="1"/>
+      <w:numFmt w:val="bullet"/>
+      <w:lvlText w:val=""/>
+      <w:lvlJc w:val="left"/>
+      <w:pPr>
+        <w:ind w:left="720" w:hanging="360"/>
+      </w:pPr>
+      <w:rPr>
+        <w:rFonts w:ascii="Symbol" w:hAnsi="Symbol" w:hint="default"/>
+      </w:rPr>
+    </w:lvl>
+    <w:lvl w:ilvl="1" w:tplc="04190003" w:tentative="1">
+      <w:start w:val="1"/>
+      <w:numFmt w:val="bullet"/>
+      <w:lvlText w:val="o"/>
+      <w:lvlJc w:val="left"/>
+      <w:pPr>
+        <w:ind w:left="1440" w:hanging="360"/>
+      </w:pPr>
+      <w:rPr>
+        <w:rFonts w:ascii="Courier New" w:hAnsi="Courier New" w:cs="Courier New" w:hint="default"/>
+      </w:rPr>
+    </w:lvl>
+    <w:lvl w:ilvl="2" w:tplc="04190005" w:tentative="1">
+      <w:start w:val="1"/>
+      <w:numFmt w:val="bullet"/>
+      <w:lvlText w:val=""/>
+      <w:lvlJc w:val="left"/>
+      <w:pPr>
+        <w:ind w:left="2160" w:hanging="360"/>
+      </w:pPr>
+      <w:rPr>
+        <w:rFonts w:ascii="Wingdings" w:hAnsi="Wingdings" w:hint="default"/>
+      </w:rPr>
+    </w:lvl>
+    <w:lvl w:ilvl="3" w:tplc="04190001" w:tentative="1">
+      <w:start w:val="1"/>
+      <w:numFmt w:val="bullet"/>
+      <w:lvlText w:val=""/>
+      <w:lvlJc w:val="left"/>
+      <w:pPr>
+        <w:ind w:left="2880" w:hanging="360"/>
+      </w:pPr>
+      <w:rPr>
+        <w:rFonts w:ascii="Symbol" w:hAnsi="Symbol" w:hint="default"/>
+      </w:rPr>
+    </w:lvl>
+    <w:lvl w:ilvl="4" w:tplc="04190003" w:tentative="1">
+      <w:start w:val="1"/>
+      <w:numFmt w:val="bullet"/>
+      <w:lvlText w:val="o"/>
+      <w:lvlJc w:val="left"/>
+      <w:pPr>
+        <w:ind w:left="3600" w:hanging="360"/>
+      </w:pPr>
+      <w:rPr>
+        <w:rFonts w:ascii="Courier New" w:hAnsi="Courier New" w:cs="Courier New" w:hint="default"/>
+      </w:rPr>
+    </w:lvl>
+    <w:lvl w:ilvl="5" w:tplc="04190005" w:tentative="1">
+      <w:start w:val="1"/>
+      <w:numFmt w:val="bullet"/>
+      <w:lvlText w:val=""/>
+      <w:lvlJc w:val="left"/>
+      <w:pPr>
+        <w:ind w:left="4320" w:hanging="360"/>
+      </w:pPr>
+      <w:rPr>
+        <w:rFonts w:ascii="Wingdings" w:hAnsi="Wingdings" w:hint="default"/>
+      </w:rPr>
+    </w:lvl>
+    <w:lvl w:ilvl="6" w:tplc="04190001" w:tentative="1">
+      <w:start w:val="1"/>
+      <w:numFmt w:val="bullet"/>
+      <w:lvlText w:val=""/>
+      <w:lvlJc w:val="left"/>
+      <w:pPr>
+        <w:ind w:left="5040" w:hanging="360"/>
+      </w:pPr>
+      <w:rPr>
+        <w:rFonts w:ascii="Symbol" w:hAnsi="Symbol" w:hint="default"/>
+      </w:rPr>
+    </w:lvl>
+    <w:lvl w:ilvl="7" w:tplc="04190003" w:tentative="1">
+      <w:start w:val="1"/>
+      <w:numFmt w:val="bullet"/>
+      <w:lvlText w:val="o"/>
+      <w:lvlJc w:val="left"/>
+      <w:pPr>
+        <w:ind w:left="5760" w:hanging="360"/>
+      </w:pPr>
+      <w:rPr>
+        <w:rFonts w:ascii="Courier New" w:hAnsi="Courier New" w:cs="Courier New" w:hint="default"/>
+      </w:rPr>
+    </w:lvl>
+    <w:lvl w:ilvl="8" w:tplc="04190005" w:tentative="1">
+      <w:start w:val="1"/>
+      <w:numFmt w:val="bullet"/>
+      <w:lvlText w:val=""/>
+      <w:lvlJc w:val="left"/>
+      <w:pPr>
+        <w:ind w:left="6480" w:hanging="360"/>
+      </w:pPr>
+      <w:rPr>
+        <w:rFonts w:ascii="Wingdings" w:hAnsi="Wingdings" w:hint="default"/>
+      </w:rPr>
+    </w:lvl>
+  </w:abstractNum>
+  <w:abstractNum w:abstractNumId="13" w15:restartNumberingAfterBreak="0">
     <w:nsid w:val="2E59583F"/>
     <w:multiLevelType w:val="multilevel"/>
     <w:tmpl w:val="64800970"/>
@@ -8858,7 +10793,7 @@
       </w:rPr>
     </w:lvl>
   </w:abstractNum>
-  <w:abstractNum w:abstractNumId="12" w15:restartNumberingAfterBreak="0">
+  <w:abstractNum w:abstractNumId="14" w15:restartNumberingAfterBreak="0">
     <w:nsid w:val="2E8C5EF6"/>
     <w:multiLevelType w:val="multilevel"/>
     <w:tmpl w:val="89C27378"/>
@@ -8971,7 +10906,7 @@
       </w:pPr>
     </w:lvl>
   </w:abstractNum>
-  <w:abstractNum w:abstractNumId="13" w15:restartNumberingAfterBreak="0">
+  <w:abstractNum w:abstractNumId="15" w15:restartNumberingAfterBreak="0">
     <w:nsid w:val="44373A36"/>
     <w:multiLevelType w:val="multilevel"/>
     <w:tmpl w:val="C19AE292"/>
@@ -9120,7 +11055,7 @@
       </w:rPr>
     </w:lvl>
   </w:abstractNum>
-  <w:abstractNum w:abstractNumId="14" w15:restartNumberingAfterBreak="0">
+  <w:abstractNum w:abstractNumId="16" w15:restartNumberingAfterBreak="0">
     <w:nsid w:val="48FA55E8"/>
     <w:multiLevelType w:val="multilevel"/>
     <w:tmpl w:val="D85E447A"/>
@@ -9269,7 +11204,7 @@
       </w:rPr>
     </w:lvl>
   </w:abstractNum>
-  <w:abstractNum w:abstractNumId="15" w15:restartNumberingAfterBreak="0">
+  <w:abstractNum w:abstractNumId="17" w15:restartNumberingAfterBreak="0">
     <w:nsid w:val="50CB469A"/>
     <w:multiLevelType w:val="multilevel"/>
     <w:tmpl w:val="96F25B10"/>
@@ -9418,7 +11353,7 @@
       </w:rPr>
     </w:lvl>
   </w:abstractNum>
-  <w:abstractNum w:abstractNumId="16" w15:restartNumberingAfterBreak="0">
+  <w:abstractNum w:abstractNumId="18" w15:restartNumberingAfterBreak="0">
     <w:nsid w:val="54FF720A"/>
     <w:multiLevelType w:val="multilevel"/>
     <w:tmpl w:val="5A4210AC"/>
@@ -9531,7 +11466,7 @@
       </w:pPr>
     </w:lvl>
   </w:abstractNum>
-  <w:abstractNum w:abstractNumId="17" w15:restartNumberingAfterBreak="0">
+  <w:abstractNum w:abstractNumId="19" w15:restartNumberingAfterBreak="0">
     <w:nsid w:val="593A5276"/>
     <w:multiLevelType w:val="hybridMultilevel"/>
     <w:tmpl w:val="4CFCE7BE"/>
@@ -9620,7 +11555,7 @@
       </w:pPr>
     </w:lvl>
   </w:abstractNum>
-  <w:abstractNum w:abstractNumId="18" w15:restartNumberingAfterBreak="0">
+  <w:abstractNum w:abstractNumId="20" w15:restartNumberingAfterBreak="0">
     <w:nsid w:val="5C434BFA"/>
     <w:multiLevelType w:val="multilevel"/>
     <w:tmpl w:val="EE20C7A4"/>
@@ -9769,7 +11704,7 @@
       </w:rPr>
     </w:lvl>
   </w:abstractNum>
-  <w:abstractNum w:abstractNumId="19" w15:restartNumberingAfterBreak="0">
+  <w:abstractNum w:abstractNumId="21" w15:restartNumberingAfterBreak="0">
     <w:nsid w:val="5CB26638"/>
     <w:multiLevelType w:val="multilevel"/>
     <w:tmpl w:val="6122E2AC"/>
@@ -9882,7 +11817,7 @@
       </w:pPr>
     </w:lvl>
   </w:abstractNum>
-  <w:abstractNum w:abstractNumId="20" w15:restartNumberingAfterBreak="0">
+  <w:abstractNum w:abstractNumId="22" w15:restartNumberingAfterBreak="0">
     <w:nsid w:val="5CD17E5F"/>
     <w:multiLevelType w:val="multilevel"/>
     <w:tmpl w:val="D1BE2406"/>
@@ -10031,7 +11966,209 @@
       </w:rPr>
     </w:lvl>
   </w:abstractNum>
-  <w:abstractNum w:abstractNumId="21" w15:restartNumberingAfterBreak="0">
+  <w:abstractNum w:abstractNumId="23" w15:restartNumberingAfterBreak="0">
+    <w:nsid w:val="6080598B"/>
+    <w:multiLevelType w:val="hybridMultilevel"/>
+    <w:tmpl w:val="CA8004FA"/>
+    <w:lvl w:ilvl="0" w:tplc="04190001">
+      <w:start w:val="1"/>
+      <w:numFmt w:val="bullet"/>
+      <w:lvlText w:val=""/>
+      <w:lvlJc w:val="left"/>
+      <w:pPr>
+        <w:ind w:left="1800" w:hanging="360"/>
+      </w:pPr>
+      <w:rPr>
+        <w:rFonts w:ascii="Symbol" w:hAnsi="Symbol" w:hint="default"/>
+      </w:rPr>
+    </w:lvl>
+    <w:lvl w:ilvl="1" w:tplc="04190003" w:tentative="1">
+      <w:start w:val="1"/>
+      <w:numFmt w:val="bullet"/>
+      <w:lvlText w:val="o"/>
+      <w:lvlJc w:val="left"/>
+      <w:pPr>
+        <w:ind w:left="2520" w:hanging="360"/>
+      </w:pPr>
+      <w:rPr>
+        <w:rFonts w:ascii="Courier New" w:hAnsi="Courier New" w:cs="Courier New" w:hint="default"/>
+      </w:rPr>
+    </w:lvl>
+    <w:lvl w:ilvl="2" w:tplc="04190005" w:tentative="1">
+      <w:start w:val="1"/>
+      <w:numFmt w:val="bullet"/>
+      <w:lvlText w:val=""/>
+      <w:lvlJc w:val="left"/>
+      <w:pPr>
+        <w:ind w:left="3240" w:hanging="360"/>
+      </w:pPr>
+      <w:rPr>
+        <w:rFonts w:ascii="Wingdings" w:hAnsi="Wingdings" w:hint="default"/>
+      </w:rPr>
+    </w:lvl>
+    <w:lvl w:ilvl="3" w:tplc="04190001" w:tentative="1">
+      <w:start w:val="1"/>
+      <w:numFmt w:val="bullet"/>
+      <w:lvlText w:val=""/>
+      <w:lvlJc w:val="left"/>
+      <w:pPr>
+        <w:ind w:left="3960" w:hanging="360"/>
+      </w:pPr>
+      <w:rPr>
+        <w:rFonts w:ascii="Symbol" w:hAnsi="Symbol" w:hint="default"/>
+      </w:rPr>
+    </w:lvl>
+    <w:lvl w:ilvl="4" w:tplc="04190003" w:tentative="1">
+      <w:start w:val="1"/>
+      <w:numFmt w:val="bullet"/>
+      <w:lvlText w:val="o"/>
+      <w:lvlJc w:val="left"/>
+      <w:pPr>
+        <w:ind w:left="4680" w:hanging="360"/>
+      </w:pPr>
+      <w:rPr>
+        <w:rFonts w:ascii="Courier New" w:hAnsi="Courier New" w:cs="Courier New" w:hint="default"/>
+      </w:rPr>
+    </w:lvl>
+    <w:lvl w:ilvl="5" w:tplc="04190005" w:tentative="1">
+      <w:start w:val="1"/>
+      <w:numFmt w:val="bullet"/>
+      <w:lvlText w:val=""/>
+      <w:lvlJc w:val="left"/>
+      <w:pPr>
+        <w:ind w:left="5400" w:hanging="360"/>
+      </w:pPr>
+      <w:rPr>
+        <w:rFonts w:ascii="Wingdings" w:hAnsi="Wingdings" w:hint="default"/>
+      </w:rPr>
+    </w:lvl>
+    <w:lvl w:ilvl="6" w:tplc="04190001" w:tentative="1">
+      <w:start w:val="1"/>
+      <w:numFmt w:val="bullet"/>
+      <w:lvlText w:val=""/>
+      <w:lvlJc w:val="left"/>
+      <w:pPr>
+        <w:ind w:left="6120" w:hanging="360"/>
+      </w:pPr>
+      <w:rPr>
+        <w:rFonts w:ascii="Symbol" w:hAnsi="Symbol" w:hint="default"/>
+      </w:rPr>
+    </w:lvl>
+    <w:lvl w:ilvl="7" w:tplc="04190003" w:tentative="1">
+      <w:start w:val="1"/>
+      <w:numFmt w:val="bullet"/>
+      <w:lvlText w:val="o"/>
+      <w:lvlJc w:val="left"/>
+      <w:pPr>
+        <w:ind w:left="6840" w:hanging="360"/>
+      </w:pPr>
+      <w:rPr>
+        <w:rFonts w:ascii="Courier New" w:hAnsi="Courier New" w:cs="Courier New" w:hint="default"/>
+      </w:rPr>
+    </w:lvl>
+    <w:lvl w:ilvl="8" w:tplc="04190005" w:tentative="1">
+      <w:start w:val="1"/>
+      <w:numFmt w:val="bullet"/>
+      <w:lvlText w:val=""/>
+      <w:lvlJc w:val="left"/>
+      <w:pPr>
+        <w:ind w:left="7560" w:hanging="360"/>
+      </w:pPr>
+      <w:rPr>
+        <w:rFonts w:ascii="Wingdings" w:hAnsi="Wingdings" w:hint="default"/>
+      </w:rPr>
+    </w:lvl>
+  </w:abstractNum>
+  <w:abstractNum w:abstractNumId="24" w15:restartNumberingAfterBreak="0">
+    <w:nsid w:val="62D007A2"/>
+    <w:multiLevelType w:val="hybridMultilevel"/>
+    <w:tmpl w:val="06D2168A"/>
+    <w:lvl w:ilvl="0" w:tplc="04190011">
+      <w:start w:val="1"/>
+      <w:numFmt w:val="decimal"/>
+      <w:lvlText w:val="%1)"/>
+      <w:lvlJc w:val="left"/>
+      <w:pPr>
+        <w:ind w:left="720" w:hanging="360"/>
+      </w:pPr>
+      <w:rPr>
+        <w:rFonts w:hint="default"/>
+      </w:rPr>
+    </w:lvl>
+    <w:lvl w:ilvl="1" w:tplc="04190019" w:tentative="1">
+      <w:start w:val="1"/>
+      <w:numFmt w:val="lowerLetter"/>
+      <w:lvlText w:val="%2."/>
+      <w:lvlJc w:val="left"/>
+      <w:pPr>
+        <w:ind w:left="1440" w:hanging="360"/>
+      </w:pPr>
+    </w:lvl>
+    <w:lvl w:ilvl="2" w:tplc="0419001B" w:tentative="1">
+      <w:start w:val="1"/>
+      <w:numFmt w:val="lowerRoman"/>
+      <w:lvlText w:val="%3."/>
+      <w:lvlJc w:val="right"/>
+      <w:pPr>
+        <w:ind w:left="2160" w:hanging="180"/>
+      </w:pPr>
+    </w:lvl>
+    <w:lvl w:ilvl="3" w:tplc="0419000F" w:tentative="1">
+      <w:start w:val="1"/>
+      <w:numFmt w:val="decimal"/>
+      <w:lvlText w:val="%4."/>
+      <w:lvlJc w:val="left"/>
+      <w:pPr>
+        <w:ind w:left="2880" w:hanging="360"/>
+      </w:pPr>
+    </w:lvl>
+    <w:lvl w:ilvl="4" w:tplc="04190019" w:tentative="1">
+      <w:start w:val="1"/>
+      <w:numFmt w:val="lowerLetter"/>
+      <w:lvlText w:val="%5."/>
+      <w:lvlJc w:val="left"/>
+      <w:pPr>
+        <w:ind w:left="3600" w:hanging="360"/>
+      </w:pPr>
+    </w:lvl>
+    <w:lvl w:ilvl="5" w:tplc="0419001B" w:tentative="1">
+      <w:start w:val="1"/>
+      <w:numFmt w:val="lowerRoman"/>
+      <w:lvlText w:val="%6."/>
+      <w:lvlJc w:val="right"/>
+      <w:pPr>
+        <w:ind w:left="4320" w:hanging="180"/>
+      </w:pPr>
+    </w:lvl>
+    <w:lvl w:ilvl="6" w:tplc="0419000F" w:tentative="1">
+      <w:start w:val="1"/>
+      <w:numFmt w:val="decimal"/>
+      <w:lvlText w:val="%7."/>
+      <w:lvlJc w:val="left"/>
+      <w:pPr>
+        <w:ind w:left="5040" w:hanging="360"/>
+      </w:pPr>
+    </w:lvl>
+    <w:lvl w:ilvl="7" w:tplc="04190019" w:tentative="1">
+      <w:start w:val="1"/>
+      <w:numFmt w:val="lowerLetter"/>
+      <w:lvlText w:val="%8."/>
+      <w:lvlJc w:val="left"/>
+      <w:pPr>
+        <w:ind w:left="5760" w:hanging="360"/>
+      </w:pPr>
+    </w:lvl>
+    <w:lvl w:ilvl="8" w:tplc="0419001B" w:tentative="1">
+      <w:start w:val="1"/>
+      <w:numFmt w:val="lowerRoman"/>
+      <w:lvlText w:val="%9."/>
+      <w:lvlJc w:val="right"/>
+      <w:pPr>
+        <w:ind w:left="6480" w:hanging="180"/>
+      </w:pPr>
+    </w:lvl>
+  </w:abstractNum>
+  <w:abstractNum w:abstractNumId="25" w15:restartNumberingAfterBreak="0">
     <w:nsid w:val="69470709"/>
     <w:multiLevelType w:val="multilevel"/>
     <w:tmpl w:val="12DA8B3C"/>
@@ -10144,7 +12281,7 @@
       </w:pPr>
     </w:lvl>
   </w:abstractNum>
-  <w:abstractNum w:abstractNumId="22" w15:restartNumberingAfterBreak="0">
+  <w:abstractNum w:abstractNumId="26" w15:restartNumberingAfterBreak="0">
     <w:nsid w:val="6D23313E"/>
     <w:multiLevelType w:val="multilevel"/>
     <w:tmpl w:val="9A564C5C"/>
@@ -10293,7 +12430,7 @@
       </w:rPr>
     </w:lvl>
   </w:abstractNum>
-  <w:abstractNum w:abstractNumId="23" w15:restartNumberingAfterBreak="0">
+  <w:abstractNum w:abstractNumId="27" w15:restartNumberingAfterBreak="0">
     <w:nsid w:val="6D2D20AE"/>
     <w:multiLevelType w:val="hybridMultilevel"/>
     <w:tmpl w:val="90F69358"/>
@@ -10383,7 +12520,7 @@
       </w:pPr>
     </w:lvl>
   </w:abstractNum>
-  <w:abstractNum w:abstractNumId="24" w15:restartNumberingAfterBreak="0">
+  <w:abstractNum w:abstractNumId="28" w15:restartNumberingAfterBreak="0">
     <w:nsid w:val="76F60293"/>
     <w:multiLevelType w:val="multilevel"/>
     <w:tmpl w:val="F68CFE34"/>
@@ -10533,79 +12670,91 @@
     </w:lvl>
   </w:abstractNum>
   <w:num w:numId="1">
+    <w:abstractNumId w:val="1"/>
+  </w:num>
+  <w:num w:numId="2">
+    <w:abstractNumId w:val="7"/>
+  </w:num>
+  <w:num w:numId="3">
+    <w:abstractNumId w:val="2"/>
+  </w:num>
+  <w:num w:numId="4">
+    <w:abstractNumId w:val="19"/>
+  </w:num>
+  <w:num w:numId="5">
+    <w:abstractNumId w:val="11"/>
+  </w:num>
+  <w:num w:numId="6">
+    <w:abstractNumId w:val="25"/>
+  </w:num>
+  <w:num w:numId="7">
+    <w:abstractNumId w:val="6"/>
+  </w:num>
+  <w:num w:numId="8">
+    <w:abstractNumId w:val="5"/>
+  </w:num>
+  <w:num w:numId="9">
+    <w:abstractNumId w:val="18"/>
+  </w:num>
+  <w:num w:numId="10">
+    <w:abstractNumId w:val="22"/>
+  </w:num>
+  <w:num w:numId="11">
+    <w:abstractNumId w:val="10"/>
+  </w:num>
+  <w:num w:numId="12">
+    <w:abstractNumId w:val="3"/>
+  </w:num>
+  <w:num w:numId="13">
+    <w:abstractNumId w:val="4"/>
+  </w:num>
+  <w:num w:numId="14">
+    <w:abstractNumId w:val="21"/>
+  </w:num>
+  <w:num w:numId="15">
+    <w:abstractNumId w:val="13"/>
+  </w:num>
+  <w:num w:numId="16">
+    <w:abstractNumId w:val="16"/>
+  </w:num>
+  <w:num w:numId="17">
+    <w:abstractNumId w:val="9"/>
+  </w:num>
+  <w:num w:numId="18">
+    <w:abstractNumId w:val="20"/>
+  </w:num>
+  <w:num w:numId="19">
+    <w:abstractNumId w:val="15"/>
+  </w:num>
+  <w:num w:numId="20">
+    <w:abstractNumId w:val="17"/>
+  </w:num>
+  <w:num w:numId="21">
+    <w:abstractNumId w:val="26"/>
+  </w:num>
+  <w:num w:numId="22">
+    <w:abstractNumId w:val="28"/>
+  </w:num>
+  <w:num w:numId="23">
+    <w:abstractNumId w:val="14"/>
+  </w:num>
+  <w:num w:numId="24">
+    <w:abstractNumId w:val="27"/>
+  </w:num>
+  <w:num w:numId="25">
+    <w:abstractNumId w:val="8"/>
+  </w:num>
+  <w:num w:numId="26">
+    <w:abstractNumId w:val="24"/>
+  </w:num>
+  <w:num w:numId="27">
     <w:abstractNumId w:val="0"/>
   </w:num>
-  <w:num w:numId="2">
-    <w:abstractNumId w:val="6"/>
-  </w:num>
-  <w:num w:numId="3">
-    <w:abstractNumId w:val="1"/>
-  </w:num>
-  <w:num w:numId="4">
-    <w:abstractNumId w:val="17"/>
-  </w:num>
-  <w:num w:numId="5">
-    <w:abstractNumId w:val="10"/>
-  </w:num>
-  <w:num w:numId="6">
-    <w:abstractNumId w:val="21"/>
-  </w:num>
-  <w:num w:numId="7">
-    <w:abstractNumId w:val="5"/>
-  </w:num>
-  <w:num w:numId="8">
-    <w:abstractNumId w:val="4"/>
-  </w:num>
-  <w:num w:numId="9">
-    <w:abstractNumId w:val="16"/>
-  </w:num>
-  <w:num w:numId="10">
-    <w:abstractNumId w:val="20"/>
-  </w:num>
-  <w:num w:numId="11">
-    <w:abstractNumId w:val="9"/>
-  </w:num>
-  <w:num w:numId="12">
-    <w:abstractNumId w:val="2"/>
-  </w:num>
-  <w:num w:numId="13">
-    <w:abstractNumId w:val="3"/>
-  </w:num>
-  <w:num w:numId="14">
-    <w:abstractNumId w:val="19"/>
-  </w:num>
-  <w:num w:numId="15">
-    <w:abstractNumId w:val="11"/>
-  </w:num>
-  <w:num w:numId="16">
-    <w:abstractNumId w:val="14"/>
-  </w:num>
-  <w:num w:numId="17">
-    <w:abstractNumId w:val="8"/>
-  </w:num>
-  <w:num w:numId="18">
-    <w:abstractNumId w:val="18"/>
-  </w:num>
-  <w:num w:numId="19">
-    <w:abstractNumId w:val="13"/>
-  </w:num>
-  <w:num w:numId="20">
-    <w:abstractNumId w:val="15"/>
-  </w:num>
-  <w:num w:numId="21">
-    <w:abstractNumId w:val="22"/>
-  </w:num>
-  <w:num w:numId="22">
-    <w:abstractNumId w:val="24"/>
-  </w:num>
-  <w:num w:numId="23">
+  <w:num w:numId="28">
     <w:abstractNumId w:val="12"/>
   </w:num>
-  <w:num w:numId="24">
+  <w:num w:numId="29">
     <w:abstractNumId w:val="23"/>
-  </w:num>
-  <w:num w:numId="25">
-    <w:abstractNumId w:val="7"/>
   </w:num>
 </w:numbering>
 </file>
@@ -11079,6 +13228,7 @@
   <w:style w:type="character" w:default="1" w:styleId="a0">
     <w:name w:val="Default Paragraph Font"/>
     <w:uiPriority w:val="1"/>
+    <w:semiHidden/>
     <w:unhideWhenUsed/>
   </w:style>
   <w:style w:type="table" w:default="1" w:styleId="a1">
@@ -11135,8 +13285,8 @@
   <w:style w:type="paragraph" w:styleId="a5">
     <w:name w:val="Normal (Web)"/>
     <w:basedOn w:val="a"/>
+    <w:link w:val="a6"/>
     <w:uiPriority w:val="99"/>
-    <w:semiHidden/>
     <w:unhideWhenUsed/>
     <w:rsid w:val="001336E8"/>
     <w:pPr>
@@ -11149,7 +13299,7 @@
       <w:lang w:val="ru-RU" w:eastAsia="ru-RU"/>
     </w:rPr>
   </w:style>
-  <w:style w:type="character" w:styleId="a6">
+  <w:style w:type="character" w:styleId="a7">
     <w:name w:val="Strong"/>
     <w:basedOn w:val="a0"/>
     <w:uiPriority w:val="22"/>
@@ -11195,7 +13345,6 @@
     <w:basedOn w:val="a"/>
     <w:link w:val="HTML0"/>
     <w:uiPriority w:val="99"/>
-    <w:semiHidden/>
     <w:unhideWhenUsed/>
     <w:rsid w:val="00F9166A"/>
     <w:pPr>
@@ -11231,7 +13380,6 @@
     <w:basedOn w:val="a0"/>
     <w:link w:val="HTML"/>
     <w:uiPriority w:val="99"/>
-    <w:semiHidden/>
     <w:rsid w:val="00F9166A"/>
     <w:rPr>
       <w:rFonts w:ascii="Courier New" w:eastAsia="Times New Roman" w:hAnsi="Courier New" w:cs="Courier New"/>
@@ -11302,7 +13450,7 @@
     <w:basedOn w:val="a0"/>
     <w:rsid w:val="00F9166A"/>
   </w:style>
-  <w:style w:type="character" w:styleId="a7">
+  <w:style w:type="character" w:styleId="a8">
     <w:name w:val="Emphasis"/>
     <w:basedOn w:val="a0"/>
     <w:uiPriority w:val="20"/>
@@ -11313,7 +13461,7 @@
       <w:iCs/>
     </w:rPr>
   </w:style>
-  <w:style w:type="character" w:styleId="a8">
+  <w:style w:type="character" w:styleId="a9">
     <w:name w:val="Hyperlink"/>
     <w:basedOn w:val="a0"/>
     <w:uiPriority w:val="99"/>
@@ -11323,6 +13471,76 @@
     <w:rPr>
       <w:color w:val="0000FF"/>
       <w:u w:val="single"/>
+    </w:rPr>
+  </w:style>
+  <w:style w:type="paragraph" w:customStyle="1" w:styleId="Code">
+    <w:name w:val="Code"/>
+    <w:basedOn w:val="a5"/>
+    <w:link w:val="Code0"/>
+    <w:qFormat/>
+    <w:rsid w:val="009A6F61"/>
+    <w:rPr>
+      <w:lang w:val="en-US"/>
+    </w:rPr>
+  </w:style>
+  <w:style w:type="paragraph" w:styleId="aa">
+    <w:name w:val="Intense Quote"/>
+    <w:basedOn w:val="a"/>
+    <w:next w:val="a"/>
+    <w:link w:val="ab"/>
+    <w:uiPriority w:val="30"/>
+    <w:qFormat/>
+    <w:rsid w:val="009A6F61"/>
+    <w:pPr>
+      <w:pBdr>
+        <w:top w:val="single" w:sz="4" w:space="10" w:color="5B9BD5" w:themeColor="accent1"/>
+        <w:bottom w:val="single" w:sz="4" w:space="10" w:color="5B9BD5" w:themeColor="accent1"/>
+      </w:pBdr>
+      <w:spacing w:before="360" w:after="360"/>
+      <w:ind w:left="864" w:right="864"/>
+      <w:jc w:val="center"/>
+    </w:pPr>
+    <w:rPr>
+      <w:i/>
+      <w:iCs/>
+      <w:color w:val="5B9BD5" w:themeColor="accent1"/>
+    </w:rPr>
+  </w:style>
+  <w:style w:type="character" w:customStyle="1" w:styleId="a6">
+    <w:name w:val="Обычный (Интернет) Знак"/>
+    <w:basedOn w:val="a0"/>
+    <w:link w:val="a5"/>
+    <w:uiPriority w:val="99"/>
+    <w:rsid w:val="009A6F61"/>
+    <w:rPr>
+      <w:rFonts w:ascii="Times New Roman" w:eastAsia="Times New Roman" w:hAnsi="Times New Roman" w:cs="Times New Roman"/>
+      <w:sz w:val="24"/>
+      <w:szCs w:val="24"/>
+      <w:lang w:val="ru-RU" w:eastAsia="ru-RU"/>
+    </w:rPr>
+  </w:style>
+  <w:style w:type="character" w:customStyle="1" w:styleId="Code0">
+    <w:name w:val="Code Знак"/>
+    <w:basedOn w:val="a6"/>
+    <w:link w:val="Code"/>
+    <w:rsid w:val="009A6F61"/>
+    <w:rPr>
+      <w:rFonts w:ascii="Times New Roman" w:eastAsia="Times New Roman" w:hAnsi="Times New Roman" w:cs="Times New Roman"/>
+      <w:sz w:val="24"/>
+      <w:szCs w:val="24"/>
+      <w:lang w:val="ru-RU" w:eastAsia="ru-RU"/>
+    </w:rPr>
+  </w:style>
+  <w:style w:type="character" w:customStyle="1" w:styleId="ab">
+    <w:name w:val="Выделенная цитата Знак"/>
+    <w:basedOn w:val="a0"/>
+    <w:link w:val="aa"/>
+    <w:uiPriority w:val="30"/>
+    <w:rsid w:val="009A6F61"/>
+    <w:rPr>
+      <w:i/>
+      <w:iCs/>
+      <w:color w:val="5B9BD5" w:themeColor="accent1"/>
     </w:rPr>
   </w:style>
 </w:styles>
